--- a/PDFs/config/Antigua/10 a 11/plantilla.docx
+++ b/PDFs/config/Antigua/10 a 11/plantilla.docx
@@ -1,6 +1,6 @@
 
 <file path=word/document.xml><?xml version="1.0" encoding="utf-8"?>
-<w:document xmlns:wpc="http://schemas.microsoft.com/office/word/2010/wordprocessingCanvas" xmlns:cx="http://schemas.microsoft.com/office/drawing/2014/chartex" xmlns:cx1="http://schemas.microsoft.com/office/drawing/2015/9/8/chartex" xmlns:cx2="http://schemas.microsoft.com/office/drawing/2015/10/21/chartex" xmlns:cx3="http://schemas.microsoft.com/office/drawing/2016/5/9/chartex" xmlns:cx4="http://schemas.microsoft.com/office/drawing/2016/5/10/chartex" xmlns:cx5="http://schemas.microsoft.com/office/drawing/2016/5/11/chartex" xmlns:cx6="http://schemas.microsoft.com/office/drawing/2016/5/12/chartex" xmlns:cx7="http://schemas.microsoft.com/office/drawing/2016/5/13/chartex" xmlns:cx8="http://schemas.microsoft.com/office/drawing/2016/5/14/chartex" xmlns:mc="http://schemas.openxmlformats.org/markup-compatibility/2006" xmlns:aink="http://schemas.microsoft.com/office/drawing/2016/ink" xmlns:am3d="http://schemas.microsoft.com/office/drawing/2017/model3d" xmlns:o="urn:schemas-microsoft-com:office:office" xmlns:oel="http://schemas.microsoft.com/office/2019/extlst" xmlns:r="http://schemas.openxmlformats.org/officeDocument/2006/relationships" xmlns:m="http://schemas.openxmlformats.org/officeDocument/2006/math" xmlns:v="urn:schemas-microsoft-com:vml" xmlns:wp14="http://schemas.microsoft.com/office/word/2010/wordprocessingDrawing" xmlns:wp="http://schemas.openxmlformats.org/drawingml/2006/wordprocessingDrawing" xmlns:w10="urn:schemas-microsoft-com:office:word" xmlns:w="http://schemas.openxmlformats.org/wordprocessingml/2006/main" xmlns:w14="http://schemas.microsoft.com/office/word/2010/wordml" xmlns:w15="http://schemas.microsoft.com/office/word/2012/wordml" xmlns:w16cex="http://schemas.microsoft.com/office/word/2018/wordml/cex" xmlns:w16cid="http://schemas.microsoft.com/office/word/2016/wordml/cid" xmlns:w16="http://schemas.microsoft.com/office/word/2018/wordml" xmlns:w16du="http://schemas.microsoft.com/office/word/2023/wordml/word16du" xmlns:w16sdtdh="http://schemas.microsoft.com/office/word/2020/wordml/sdtdatahash" xmlns:w16sdtfl="http://schemas.microsoft.com/office/word/2024/wordml/sdtformatlock" xmlns:w16se="http://schemas.microsoft.com/office/word/2015/wordml/symex" xmlns:wpg="http://schemas.microsoft.com/office/word/2010/wordprocessingGroup" xmlns:wpi="http://schemas.microsoft.com/office/word/2010/wordprocessingInk" xmlns:wne="http://schemas.microsoft.com/office/word/2006/wordml" xmlns:wps="http://schemas.microsoft.com/office/word/2010/wordprocessingShape" mc:Ignorable="w14 w15 w16se w16cid w16 w16cex w16sdtdh w16sdtfl w16du wp14">
+<w:document xmlns:wpc="http://schemas.microsoft.com/office/word/2010/wordprocessingCanvas" xmlns:cx="http://schemas.microsoft.com/office/drawing/2014/chartex" xmlns:cx1="http://schemas.microsoft.com/office/drawing/2015/9/8/chartex" xmlns:cx2="http://schemas.microsoft.com/office/drawing/2015/10/21/chartex" xmlns:cx3="http://schemas.microsoft.com/office/drawing/2016/5/9/chartex" xmlns:cx4="http://schemas.microsoft.com/office/drawing/2016/5/10/chartex" xmlns:cx5="http://schemas.microsoft.com/office/drawing/2016/5/11/chartex" xmlns:cx6="http://schemas.microsoft.com/office/drawing/2016/5/12/chartex" xmlns:cx7="http://schemas.microsoft.com/office/drawing/2016/5/13/chartex" xmlns:cx8="http://schemas.microsoft.com/office/drawing/2016/5/14/chartex" xmlns:mc="http://schemas.openxmlformats.org/markup-compatibility/2006" xmlns:aink="http://schemas.microsoft.com/office/drawing/2016/ink" xmlns:am3d="http://schemas.microsoft.com/office/drawing/2017/model3d" xmlns:o="urn:schemas-microsoft-com:office:office" xmlns:r="http://schemas.openxmlformats.org/officeDocument/2006/relationships" xmlns:m="http://schemas.openxmlformats.org/officeDocument/2006/math" xmlns:v="urn:schemas-microsoft-com:vml" xmlns:wp14="http://schemas.microsoft.com/office/word/2010/wordprocessingDrawing" xmlns:wp="http://schemas.openxmlformats.org/drawingml/2006/wordprocessingDrawing" xmlns:w10="urn:schemas-microsoft-com:office:word" xmlns:w="http://schemas.openxmlformats.org/wordprocessingml/2006/main" xmlns:w14="http://schemas.microsoft.com/office/word/2010/wordml" xmlns:w15="http://schemas.microsoft.com/office/word/2012/wordml" xmlns:w16cex="http://schemas.microsoft.com/office/word/2018/wordml/cex" xmlns:w16cid="http://schemas.microsoft.com/office/word/2016/wordml/cid" xmlns:w16="http://schemas.microsoft.com/office/word/2018/wordml" xmlns:w16sdtdh="http://schemas.microsoft.com/office/word/2020/wordml/sdtdatahash" xmlns:w16se="http://schemas.microsoft.com/office/word/2015/wordml/symex" xmlns:wpg="http://schemas.microsoft.com/office/word/2010/wordprocessingGroup" xmlns:wpi="http://schemas.microsoft.com/office/word/2010/wordprocessingInk" xmlns:wne="http://schemas.microsoft.com/office/word/2006/wordml" xmlns:wps="http://schemas.microsoft.com/office/word/2010/wordprocessingShape" mc:Ignorable="w14 w15 w16se w16cid w16 w16cex w16sdtdh wp14">
   <w:background w:color="EDEDED" w:themeColor="accent3" w:themeTint="33"/>
   <w:body>
     <w:p>
@@ -192,7 +192,7 @@
                 <v:stroke joinstyle="miter"/>
                 <v:path gradientshapeok="t" o:connecttype="rect"/>
               </v:shapetype>
-              <v:shape id="Text Box 28" o:spid="_x0000_s1026" type="#_x0000_t202" style="position:absolute;margin-left:251.95pt;margin-top:-56.3pt;width:337.75pt;height:137.75pt;z-index:251942912;visibility:visible;mso-wrap-style:square;mso-width-percent:0;mso-height-percent:0;mso-wrap-distance-left:9pt;mso-wrap-distance-top:0;mso-wrap-distance-right:9pt;mso-wrap-distance-bottom:0;mso-position-horizontal:absolute;mso-position-horizontal-relative:page;mso-position-vertical:absolute;mso-position-vertical-relative:text;mso-width-percent:0;mso-height-percent:0;mso-width-relative:margin;mso-height-relative:margin;v-text-anchor:top" o:gfxdata="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" filled="f" stroked="f">
+              <v:shape id="Text Box 28" o:spid="_x0000_s1026" type="#_x0000_t202" style="position:absolute;margin-left:251.95pt;margin-top:-56.3pt;width:337.75pt;height:137.75pt;z-index:251942912;visibility:visible;mso-wrap-style:square;mso-width-percent:0;mso-height-percent:0;mso-wrap-distance-left:9pt;mso-wrap-distance-top:0;mso-wrap-distance-right:9pt;mso-wrap-distance-bottom:0;mso-position-horizontal:absolute;mso-position-horizontal-relative:page;mso-position-vertical:absolute;mso-position-vertical-relative:text;mso-width-percent:0;mso-height-percent:0;mso-width-relative:margin;mso-height-relative:margin;v-text-anchor:top" o:gfxdata="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" filled="f" stroked="f">
                 <v:textbox>
                   <w:txbxContent>
                     <w:p>
@@ -545,7 +545,7 @@
           </mc:Choice>
           <mc:Fallback>
             <w:pict>
-              <v:shape w14:anchorId="055FE733" id="Text Box 25" o:spid="_x0000_s1027" type="#_x0000_t202" style="position:absolute;margin-left:-61.75pt;margin-top:20.15pt;width:32.35pt;height:24.15pt;z-index:251751424;visibility:visible;mso-wrap-style:square;mso-width-percent:0;mso-wrap-distance-left:9pt;mso-wrap-distance-top:0;mso-wrap-distance-right:9pt;mso-wrap-distance-bottom:0;mso-position-horizontal:absolute;mso-position-horizontal-relative:text;mso-position-vertical:absolute;mso-position-vertical-relative:text;mso-width-percent:0;mso-width-relative:margin;v-text-anchor:top" o:gfxdata="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" filled="f" stroked="f">
+              <v:shape w14:anchorId="055FE733" id="Text Box 25" o:spid="_x0000_s1027" type="#_x0000_t202" style="position:absolute;margin-left:-61.75pt;margin-top:20.15pt;width:32.35pt;height:24.15pt;z-index:251751424;visibility:visible;mso-wrap-style:square;mso-width-percent:0;mso-wrap-distance-left:9pt;mso-wrap-distance-top:0;mso-wrap-distance-right:9pt;mso-wrap-distance-bottom:0;mso-position-horizontal:absolute;mso-position-horizontal-relative:text;mso-position-vertical:absolute;mso-position-vertical-relative:text;mso-width-percent:0;mso-width-relative:margin;v-text-anchor:top" o:gfxdata="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" filled="f" stroked="f">
                 <v:textbox style="mso-fit-shape-to-text:t">
                   <w:txbxContent>
                     <w:p>
@@ -704,7 +704,7 @@
               </wp:anchor>
             </w:drawing>
           </mc:Choice>
-          <mc:Fallback>
+          <mc:Fallback xmlns:w16sdtfl="http://schemas.microsoft.com/office/word/2024/wordml/sdtformatlock" xmlns:w16du="http://schemas.microsoft.com/office/word/2023/wordml/word16du" xmlns:oel="http://schemas.microsoft.com/office/2019/extlst">
             <w:pict>
               <v:group w14:anchorId="0E2E80B2" id="Grupo 55" o:spid="_x0000_s1026" style="position:absolute;margin-left:-49.35pt;margin-top:27.1pt;width:186.55pt;height:30.55pt;z-index:251649023" coordsize="23693,3881" o:gfxdata="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">
                 <v:shapetype id="_x0000_t116" coordsize="21600,21600" o:spt="116" path="m3475,qx,10800,3475,21600l18125,21600qx21600,10800,18125,xe">
@@ -793,7 +793,7 @@
               </wp:anchor>
             </w:drawing>
           </mc:Choice>
-          <mc:Fallback>
+          <mc:Fallback xmlns:w16sdtfl="http://schemas.microsoft.com/office/word/2024/wordml/sdtformatlock" xmlns:w16du="http://schemas.microsoft.com/office/word/2023/wordml/word16du" xmlns:oel="http://schemas.microsoft.com/office/2019/extlst">
             <w:pict>
               <v:oval w14:anchorId="75AD7A0F" id="Elipse 50" o:spid="_x0000_s1026" style="position:absolute;margin-left:19.25pt;margin-top:22.55pt;width:41.1pt;height:40.9pt;z-index:251749376;visibility:visible;mso-wrap-style:square;mso-width-percent:0;mso-height-percent:0;mso-wrap-distance-left:9pt;mso-wrap-distance-top:0;mso-wrap-distance-right:9pt;mso-wrap-distance-bottom:0;mso-position-horizontal:absolute;mso-position-horizontal-relative:left-margin-area;mso-position-vertical:absolute;mso-position-vertical-relative:text;mso-width-percent:0;mso-height-percent:0;mso-width-relative:margin;mso-height-relative:margin;v-text-anchor:middle" o:gfxdata="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" fillcolor="#5053a4" strokecolor="white [3212]" strokeweight="1pt">
                 <v:stroke joinstyle="miter"/>
@@ -928,7 +928,7 @@
           </mc:Choice>
           <mc:Fallback>
             <w:pict>
-              <v:shape w14:anchorId="116CCDDF" id="Cuadro de texto 39" o:spid="_x0000_s1028" type="#_x0000_t202" style="position:absolute;margin-left:460.75pt;margin-top:13.8pt;width:53.4pt;height:33.65pt;z-index:251716608;visibility:visible;mso-wrap-style:square;mso-width-percent:0;mso-height-percent:0;mso-wrap-distance-left:9pt;mso-wrap-distance-top:3.6pt;mso-wrap-distance-right:9pt;mso-wrap-distance-bottom:3.6pt;mso-position-horizontal:absolute;mso-position-horizontal-relative:left-margin-area;mso-position-vertical:absolute;mso-position-vertical-relative:text;mso-width-percent:0;mso-height-percent:0;mso-width-relative:margin;mso-height-relative:margin;v-text-anchor:top" o:gfxdata="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" filled="f" stroked="f">
+              <v:shape w14:anchorId="116CCDDF" id="Cuadro de texto 39" o:spid="_x0000_s1028" type="#_x0000_t202" style="position:absolute;margin-left:460.75pt;margin-top:13.8pt;width:53.4pt;height:33.65pt;z-index:251716608;visibility:visible;mso-wrap-style:square;mso-width-percent:0;mso-height-percent:0;mso-wrap-distance-left:9pt;mso-wrap-distance-top:3.6pt;mso-wrap-distance-right:9pt;mso-wrap-distance-bottom:3.6pt;mso-position-horizontal:absolute;mso-position-horizontal-relative:left-margin-area;mso-position-vertical:absolute;mso-position-vertical-relative:text;mso-width-percent:0;mso-height-percent:0;mso-width-relative:margin;mso-height-relative:margin;v-text-anchor:top" o:gfxdata="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" filled="f" stroked="f">
                 <v:textbox>
                   <w:txbxContent>
                     <w:p>
@@ -1065,7 +1065,7 @@
               </wp:anchor>
             </w:drawing>
           </mc:Choice>
-          <mc:Fallback>
+          <mc:Fallback xmlns:w16sdtfl="http://schemas.microsoft.com/office/word/2024/wordml/sdtformatlock" xmlns:w16du="http://schemas.microsoft.com/office/word/2023/wordml/word16du" xmlns:oel="http://schemas.microsoft.com/office/2019/extlst">
             <w:pict>
               <v:roundrect w14:anchorId="279CF51A" id="Rectángulo redondeado 56" o:spid="_x0000_s1026" style="position:absolute;margin-left:-61.8pt;margin-top:19.55pt;width:386.3pt;height:109.65pt;z-index:251647998;visibility:visible;mso-wrap-style:square;mso-width-percent:0;mso-height-percent:0;mso-wrap-distance-left:9pt;mso-wrap-distance-top:0;mso-wrap-distance-right:9pt;mso-wrap-distance-bottom:0;mso-position-horizontal:absolute;mso-position-horizontal-relative:text;mso-position-vertical:absolute;mso-position-vertical-relative:text;mso-width-percent:0;mso-height-percent:0;mso-width-relative:margin;mso-height-relative:margin;v-text-anchor:middle" arcsize="10923f" o:gfxdata="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" fillcolor="white [3212]" strokecolor="#5053a4" strokeweight="1pt">
                 <v:stroke joinstyle="miter"/>
@@ -1146,7 +1146,7 @@
           </mc:Choice>
           <mc:Fallback>
             <w:pict>
-              <v:shape w14:anchorId="4B05C675" id="_x0000_s1029" type="#_x0000_t202" style="position:absolute;margin-left:-33.5pt;margin-top:6.85pt;width:174.05pt;height:24.15pt;z-index:251693056;visibility:visible;mso-wrap-style:square;mso-width-percent:0;mso-wrap-distance-left:9pt;mso-wrap-distance-top:0;mso-wrap-distance-right:9pt;mso-wrap-distance-bottom:0;mso-position-horizontal:absolute;mso-position-horizontal-relative:text;mso-position-vertical:absolute;mso-position-vertical-relative:text;mso-width-percent:0;mso-width-relative:margin;v-text-anchor:top" o:gfxdata="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" filled="f" stroked="f">
+              <v:shape w14:anchorId="4B05C675" id="_x0000_s1029" type="#_x0000_t202" style="position:absolute;margin-left:-33.5pt;margin-top:6.85pt;width:174.05pt;height:24.15pt;z-index:251693056;visibility:visible;mso-wrap-style:square;mso-width-percent:0;mso-wrap-distance-left:9pt;mso-wrap-distance-top:0;mso-wrap-distance-right:9pt;mso-wrap-distance-bottom:0;mso-position-horizontal:absolute;mso-position-horizontal-relative:text;mso-position-vertical:absolute;mso-position-vertical-relative:text;mso-width-percent:0;mso-width-relative:margin;v-text-anchor:top" o:gfxdata="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" filled="f" stroked="f">
                 <v:textbox style="mso-fit-shape-to-text:t">
                   <w:txbxContent>
                     <w:p>
@@ -1280,7 +1280,7 @@
           </mc:Choice>
           <mc:Fallback>
             <w:pict>
-              <v:shape w14:anchorId="55959A35" id="Cuadro de texto 2" o:spid="_x0000_s1030" type="#_x0000_t202" style="position:absolute;margin-left:160.2pt;margin-top:17.65pt;width:148.45pt;height:31.35pt;z-index:251709440;visibility:visible;mso-wrap-style:square;mso-width-percent:0;mso-height-percent:0;mso-wrap-distance-left:9pt;mso-wrap-distance-top:3.6pt;mso-wrap-distance-right:9pt;mso-wrap-distance-bottom:3.6pt;mso-position-horizontal:absolute;mso-position-horizontal-relative:text;mso-position-vertical:absolute;mso-position-vertical-relative:text;mso-width-percent:0;mso-height-percent:0;mso-width-relative:margin;mso-height-relative:margin;v-text-anchor:top" o:gfxdata="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" filled="f" stroked="f">
+              <v:shape w14:anchorId="55959A35" id="Cuadro de texto 2" o:spid="_x0000_s1030" type="#_x0000_t202" style="position:absolute;margin-left:160.2pt;margin-top:17.65pt;width:148.45pt;height:31.35pt;z-index:251709440;visibility:visible;mso-wrap-style:square;mso-width-percent:0;mso-height-percent:0;mso-wrap-distance-left:9pt;mso-wrap-distance-top:3.6pt;mso-wrap-distance-right:9pt;mso-wrap-distance-bottom:3.6pt;mso-position-horizontal:absolute;mso-position-horizontal-relative:text;mso-position-vertical:absolute;mso-position-vertical-relative:text;mso-width-percent:0;mso-height-percent:0;mso-width-relative:margin;mso-height-relative:margin;v-text-anchor:top" o:gfxdata="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" filled="f" stroked="f">
                 <v:textbox>
                   <w:txbxContent>
                     <w:p>
@@ -1491,7 +1491,7 @@
           </mc:Choice>
           <mc:Fallback>
             <w:pict>
-              <v:shape w14:anchorId="5CBC4DC2" id="_x0000_s1031" type="#_x0000_t202" style="position:absolute;margin-left:-51.3pt;margin-top:23.05pt;width:229.25pt;height:74.75pt;z-index:251707392;visibility:visible;mso-wrap-style:square;mso-width-percent:0;mso-height-percent:0;mso-wrap-distance-left:9pt;mso-wrap-distance-top:3.6pt;mso-wrap-distance-right:9pt;mso-wrap-distance-bottom:3.6pt;mso-position-horizontal:absolute;mso-position-horizontal-relative:text;mso-position-vertical:absolute;mso-position-vertical-relative:text;mso-width-percent:0;mso-height-percent:0;mso-width-relative:margin;mso-height-relative:margin;v-text-anchor:top" o:gfxdata="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" filled="f" stroked="f">
+              <v:shape w14:anchorId="5CBC4DC2" id="_x0000_s1031" type="#_x0000_t202" style="position:absolute;margin-left:-51.3pt;margin-top:23.05pt;width:229.25pt;height:74.75pt;z-index:251707392;visibility:visible;mso-wrap-style:square;mso-width-percent:0;mso-height-percent:0;mso-wrap-distance-left:9pt;mso-wrap-distance-top:3.6pt;mso-wrap-distance-right:9pt;mso-wrap-distance-bottom:3.6pt;mso-position-horizontal:absolute;mso-position-horizontal-relative:text;mso-position-vertical:absolute;mso-position-vertical-relative:text;mso-width-percent:0;mso-height-percent:0;mso-width-relative:margin;mso-height-relative:margin;v-text-anchor:top" o:gfxdata="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" filled="f" stroked="f">
                 <v:textbox>
                   <w:txbxContent>
                     <w:p>
@@ -1748,7 +1748,7 @@
           </mc:Choice>
           <mc:Fallback>
             <w:pict>
-              <v:shape w14:anchorId="14D39D47" id="_x0000_s1032" type="#_x0000_t202" style="position:absolute;margin-left:354.05pt;margin-top:20.9pt;width:72.7pt;height:22.35pt;z-index:251695104;visibility:visible;mso-wrap-style:square;mso-width-percent:0;mso-height-percent:0;mso-wrap-distance-left:9pt;mso-wrap-distance-top:0;mso-wrap-distance-right:9pt;mso-wrap-distance-bottom:0;mso-position-horizontal:absolute;mso-position-horizontal-relative:text;mso-position-vertical:absolute;mso-position-vertical-relative:text;mso-width-percent:0;mso-height-percent:0;mso-width-relative:margin;mso-height-relative:margin;v-text-anchor:top" o:gfxdata="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" filled="f" stroked="f">
+              <v:shape w14:anchorId="14D39D47" id="_x0000_s1032" type="#_x0000_t202" style="position:absolute;margin-left:354.05pt;margin-top:20.9pt;width:72.7pt;height:22.35pt;z-index:251695104;visibility:visible;mso-wrap-style:square;mso-width-percent:0;mso-height-percent:0;mso-wrap-distance-left:9pt;mso-wrap-distance-top:0;mso-wrap-distance-right:9pt;mso-wrap-distance-bottom:0;mso-position-horizontal:absolute;mso-position-horizontal-relative:text;mso-position-vertical:absolute;mso-position-vertical-relative:text;mso-width-percent:0;mso-height-percent:0;mso-width-relative:margin;mso-height-relative:margin;v-text-anchor:top" o:gfxdata="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" filled="f" stroked="f">
                 <v:textbox>
                   <w:txbxContent>
                     <w:p>
@@ -2016,7 +2016,7 @@
           </mc:Choice>
           <mc:Fallback>
             <w:pict>
-              <v:shape w14:anchorId="56F1CDBE" id="_x0000_s1033" type="#_x0000_t202" style="position:absolute;margin-left:112.15pt;margin-top:.45pt;width:212.25pt;height:60.35pt;z-index:251900928;visibility:visible;mso-wrap-style:square;mso-width-percent:0;mso-height-percent:0;mso-wrap-distance-left:9pt;mso-wrap-distance-top:3.6pt;mso-wrap-distance-right:9pt;mso-wrap-distance-bottom:3.6pt;mso-position-horizontal:absolute;mso-position-horizontal-relative:text;mso-position-vertical:absolute;mso-position-vertical-relative:text;mso-width-percent:0;mso-height-percent:0;mso-width-relative:margin;mso-height-relative:margin;v-text-anchor:top" o:gfxdata="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" filled="f" stroked="f">
+              <v:shape w14:anchorId="56F1CDBE" id="_x0000_s1033" type="#_x0000_t202" style="position:absolute;margin-left:112.15pt;margin-top:.45pt;width:212.25pt;height:60.35pt;z-index:251900928;visibility:visible;mso-wrap-style:square;mso-width-percent:0;mso-height-percent:0;mso-wrap-distance-left:9pt;mso-wrap-distance-top:3.6pt;mso-wrap-distance-right:9pt;mso-wrap-distance-bottom:3.6pt;mso-position-horizontal:absolute;mso-position-horizontal-relative:text;mso-position-vertical:absolute;mso-position-vertical-relative:text;mso-width-percent:0;mso-height-percent:0;mso-width-relative:margin;mso-height-relative:margin;v-text-anchor:top" o:gfxdata="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" filled="f" stroked="f">
                 <v:textbox>
                   <w:txbxContent>
                     <w:p>
@@ -2272,7 +2272,7 @@
           </mc:Choice>
           <mc:Fallback>
             <w:pict>
-              <v:shape w14:anchorId="1BD27A19" id="_x0000_s1034" type="#_x0000_t202" style="position:absolute;margin-left:412.95pt;margin-top:4.25pt;width:70.75pt;height:26.9pt;z-index:251697152;visibility:visible;mso-wrap-style:square;mso-width-percent:0;mso-height-percent:0;mso-wrap-distance-left:9pt;mso-wrap-distance-top:0;mso-wrap-distance-right:9pt;mso-wrap-distance-bottom:0;mso-position-horizontal:absolute;mso-position-horizontal-relative:text;mso-position-vertical:absolute;mso-position-vertical-relative:text;mso-width-percent:0;mso-height-percent:0;mso-width-relative:margin;mso-height-relative:margin;v-text-anchor:top" o:gfxdata="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" filled="f" stroked="f">
+              <v:shape w14:anchorId="1BD27A19" id="_x0000_s1034" type="#_x0000_t202" style="position:absolute;margin-left:412.95pt;margin-top:4.25pt;width:70.75pt;height:26.9pt;z-index:251697152;visibility:visible;mso-wrap-style:square;mso-width-percent:0;mso-height-percent:0;mso-wrap-distance-left:9pt;mso-wrap-distance-top:0;mso-wrap-distance-right:9pt;mso-wrap-distance-bottom:0;mso-position-horizontal:absolute;mso-position-horizontal-relative:text;mso-position-vertical:absolute;mso-position-vertical-relative:text;mso-width-percent:0;mso-height-percent:0;mso-width-relative:margin;mso-height-relative:margin;v-text-anchor:top" o:gfxdata="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" filled="f" stroked="f">
                 <v:textbox>
                   <w:txbxContent>
                     <w:p>
@@ -2431,7 +2431,7 @@
           </mc:Choice>
           <mc:Fallback>
             <w:pict>
-              <v:shape w14:anchorId="268BCEE5" id="Cuadro de texto 40" o:spid="_x0000_s1035" type="#_x0000_t202" style="position:absolute;margin-left:515.85pt;margin-top:12.45pt;width:44pt;height:28.15pt;z-index:251718656;visibility:visible;mso-wrap-style:square;mso-width-percent:0;mso-height-percent:0;mso-wrap-distance-left:9pt;mso-wrap-distance-top:3.6pt;mso-wrap-distance-right:9pt;mso-wrap-distance-bottom:3.6pt;mso-position-horizontal:absolute;mso-position-horizontal-relative:left-margin-area;mso-position-vertical:absolute;mso-position-vertical-relative:text;mso-width-percent:0;mso-height-percent:0;mso-width-relative:margin;mso-height-relative:margin;v-text-anchor:top" o:gfxdata="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" filled="f" stroked="f">
+              <v:shape w14:anchorId="268BCEE5" id="Cuadro de texto 40" o:spid="_x0000_s1035" type="#_x0000_t202" style="position:absolute;margin-left:515.85pt;margin-top:12.45pt;width:44pt;height:28.15pt;z-index:251718656;visibility:visible;mso-wrap-style:square;mso-width-percent:0;mso-height-percent:0;mso-wrap-distance-left:9pt;mso-wrap-distance-top:3.6pt;mso-wrap-distance-right:9pt;mso-wrap-distance-bottom:3.6pt;mso-position-horizontal:absolute;mso-position-horizontal-relative:left-margin-area;mso-position-vertical:absolute;mso-position-vertical-relative:text;mso-width-percent:0;mso-height-percent:0;mso-width-relative:margin;mso-height-relative:margin;v-text-anchor:top" o:gfxdata="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" filled="f" stroked="f">
                 <v:textbox>
                   <w:txbxContent>
                     <w:p>
@@ -2571,7 +2571,7 @@
           </mc:Choice>
           <mc:Fallback>
             <w:pict>
-              <v:shape w14:anchorId="257683B9" id="_x0000_s1036" type="#_x0000_t202" style="position:absolute;margin-left:324.55pt;margin-top:9.9pt;width:32.3pt;height:24.15pt;z-index:251796480;visibility:visible;mso-wrap-style:square;mso-width-percent:0;mso-wrap-distance-left:9pt;mso-wrap-distance-top:0;mso-wrap-distance-right:9pt;mso-wrap-distance-bottom:0;mso-position-horizontal:absolute;mso-position-horizontal-relative:left-margin-area;mso-position-vertical:absolute;mso-position-vertical-relative:text;mso-width-percent:0;mso-width-relative:margin;v-text-anchor:top" o:gfxdata="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" filled="f" stroked="f">
+              <v:shape w14:anchorId="257683B9" id="_x0000_s1036" type="#_x0000_t202" style="position:absolute;margin-left:324.55pt;margin-top:9.9pt;width:32.3pt;height:24.15pt;z-index:251796480;visibility:visible;mso-wrap-style:square;mso-width-percent:0;mso-wrap-distance-left:9pt;mso-wrap-distance-top:0;mso-wrap-distance-right:9pt;mso-wrap-distance-bottom:0;mso-position-horizontal:absolute;mso-position-horizontal-relative:left-margin-area;mso-position-vertical:absolute;mso-position-vertical-relative:text;mso-width-percent:0;mso-width-relative:margin;v-text-anchor:top" o:gfxdata="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" filled="f" stroked="f">
                 <v:textbox style="mso-fit-shape-to-text:t">
                   <w:txbxContent>
                     <w:p>
@@ -2680,7 +2680,7 @@
               </wp:anchor>
             </w:drawing>
           </mc:Choice>
-          <mc:Fallback>
+          <mc:Fallback xmlns:w16sdtfl="http://schemas.microsoft.com/office/word/2024/wordml/sdtformatlock" xmlns:w16du="http://schemas.microsoft.com/office/word/2023/wordml/word16du" xmlns:oel="http://schemas.microsoft.com/office/2019/extlst">
             <w:pict>
               <v:oval w14:anchorId="2D26D60E" id="Elipse 224" o:spid="_x0000_s1026" style="position:absolute;margin-left:321.4pt;margin-top:11.25pt;width:41.1pt;height:40.9pt;z-index:251795456;visibility:visible;mso-wrap-style:square;mso-width-percent:0;mso-height-percent:0;mso-wrap-distance-left:9pt;mso-wrap-distance-top:0;mso-wrap-distance-right:9pt;mso-wrap-distance-bottom:0;mso-position-horizontal:absolute;mso-position-horizontal-relative:left-margin-area;mso-position-vertical:absolute;mso-position-vertical-relative:text;mso-width-percent:0;mso-height-percent:0;mso-width-relative:margin;mso-height-relative:margin;v-text-anchor:middle" o:gfxdata="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" fillcolor="#12af9a" strokecolor="white [3212]" strokeweight="1pt">
                 <v:stroke joinstyle="miter"/>
@@ -2816,7 +2816,7 @@
               </wp:anchor>
             </w:drawing>
           </mc:Choice>
-          <mc:Fallback>
+          <mc:Fallback xmlns:w16sdtfl="http://schemas.microsoft.com/office/word/2024/wordml/sdtformatlock" xmlns:w16du="http://schemas.microsoft.com/office/word/2023/wordml/word16du" xmlns:oel="http://schemas.microsoft.com/office/2019/extlst">
             <w:pict>
               <v:group w14:anchorId="3C7880E2" id="Grupo 220" o:spid="_x0000_s1026" style="position:absolute;margin-left:248.45pt;margin-top:15.2pt;width:186.55pt;height:30.55pt;z-index:251792384" coordsize="23693,3881" o:gfxdata="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">
                 <v:shape id="Terminador 221" o:spid="_x0000_s1027" type="#_x0000_t116" style="position:absolute;left:9703;width:13990;height:3881;visibility:visible;mso-wrap-style:square;v-text-anchor:middle" o:gfxdata="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" filled="f" stroked="f" strokeweight="1pt"/>
@@ -2898,7 +2898,7 @@
           </mc:Choice>
           <mc:Fallback>
             <w:pict>
-              <v:shape w14:anchorId="58AE271A" id="_x0000_s1037" type="#_x0000_t202" style="position:absolute;margin-left:-27.85pt;margin-top:18.45pt;width:94.8pt;height:24.15pt;z-index:251765760;visibility:visible;mso-wrap-style:square;mso-width-percent:0;mso-wrap-distance-left:9pt;mso-wrap-distance-top:0;mso-wrap-distance-right:9pt;mso-wrap-distance-bottom:0;mso-position-horizontal:absolute;mso-position-horizontal-relative:margin;mso-position-vertical:absolute;mso-position-vertical-relative:text;mso-width-percent:0;mso-width-relative:margin;v-text-anchor:top" o:gfxdata="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" filled="f" stroked="f">
+              <v:shape w14:anchorId="58AE271A" id="_x0000_s1037" type="#_x0000_t202" style="position:absolute;margin-left:-27.85pt;margin-top:18.45pt;width:94.8pt;height:24.15pt;z-index:251765760;visibility:visible;mso-wrap-style:square;mso-width-percent:0;mso-wrap-distance-left:9pt;mso-wrap-distance-top:0;mso-wrap-distance-right:9pt;mso-wrap-distance-bottom:0;mso-position-horizontal:absolute;mso-position-horizontal-relative:margin;mso-position-vertical:absolute;mso-position-vertical-relative:text;mso-width-percent:0;mso-width-relative:margin;v-text-anchor:top" o:gfxdata="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" filled="f" stroked="f">
                 <v:textbox style="mso-fit-shape-to-text:t">
                   <w:txbxContent>
                     <w:p>
@@ -3004,7 +3004,7 @@
               </wp:anchor>
             </w:drawing>
           </mc:Choice>
-          <mc:Fallback>
+          <mc:Fallback xmlns:w16sdtfl="http://schemas.microsoft.com/office/word/2024/wordml/sdtformatlock" xmlns:w16du="http://schemas.microsoft.com/office/word/2023/wordml/word16du" xmlns:oel="http://schemas.microsoft.com/office/2019/extlst">
             <w:pict>
               <v:roundrect w14:anchorId="4AFC55C1" id="Rectángulo redondeado 216" o:spid="_x0000_s1026" style="position:absolute;margin-left:-62.35pt;margin-top:28.25pt;width:264.15pt;height:303.8pt;z-index:-251669507;visibility:visible;mso-wrap-style:square;mso-width-percent:0;mso-height-percent:0;mso-wrap-distance-left:9pt;mso-wrap-distance-top:0;mso-wrap-distance-right:9pt;mso-wrap-distance-bottom:0;mso-position-horizontal:absolute;mso-position-horizontal-relative:text;mso-position-vertical:absolute;mso-position-vertical-relative:text;mso-width-percent:0;mso-height-percent:0;mso-width-relative:margin;mso-height-relative:margin;v-text-anchor:middle" arcsize="10923f" o:gfxdata="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" fillcolor="white [3212]" strokecolor="#eac400" strokeweight="1pt">
                 <v:stroke joinstyle="miter"/>
@@ -3142,7 +3142,7 @@
               </wp:anchor>
             </w:drawing>
           </mc:Choice>
-          <mc:Fallback>
+          <mc:Fallback xmlns:w16sdtfl="http://schemas.microsoft.com/office/word/2024/wordml/sdtformatlock" xmlns:w16du="http://schemas.microsoft.com/office/word/2023/wordml/word16du" xmlns:oel="http://schemas.microsoft.com/office/2019/extlst">
             <w:pict>
               <v:group w14:anchorId="4EF26FB3" id="Grupo 196" o:spid="_x0000_s1026" style="position:absolute;margin-left:-46.05pt;margin-top:15.1pt;width:192.35pt;height:30.55pt;z-index:251761664;mso-width-relative:margin" coordsize="23693,3881" o:gfxdata="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">
                 <v:shape id="Terminador 197" o:spid="_x0000_s1027" type="#_x0000_t116" style="position:absolute;left:9703;width:13990;height:3881;visibility:visible;mso-wrap-style:square;v-text-anchor:middle" o:gfxdata="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" filled="f" stroked="f" strokeweight="1pt"/>
@@ -3224,7 +3224,7 @@
           </mc:Choice>
           <mc:Fallback>
             <w:pict>
-              <v:shape w14:anchorId="47AACCF7" id="_x0000_s1038" type="#_x0000_t202" style="position:absolute;margin-left:274.95pt;margin-top:20.4pt;width:154.35pt;height:24.15pt;z-index:251798528;visibility:visible;mso-wrap-style:square;mso-width-percent:0;mso-wrap-distance-left:9pt;mso-wrap-distance-top:0;mso-wrap-distance-right:9pt;mso-wrap-distance-bottom:0;mso-position-horizontal:absolute;mso-position-horizontal-relative:margin;mso-position-vertical:absolute;mso-position-vertical-relative:text;mso-width-percent:0;mso-width-relative:margin;v-text-anchor:top" o:gfxdata="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" filled="f" stroked="f">
+              <v:shape w14:anchorId="47AACCF7" id="_x0000_s1038" type="#_x0000_t202" style="position:absolute;margin-left:274.95pt;margin-top:20.4pt;width:154.35pt;height:24.15pt;z-index:251798528;visibility:visible;mso-wrap-style:square;mso-width-percent:0;mso-wrap-distance-left:9pt;mso-wrap-distance-top:0;mso-wrap-distance-right:9pt;mso-wrap-distance-bottom:0;mso-position-horizontal:absolute;mso-position-horizontal-relative:margin;mso-position-vertical:absolute;mso-position-vertical-relative:text;mso-width-percent:0;mso-width-relative:margin;v-text-anchor:top" o:gfxdata="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" filled="f" stroked="f">
                 <v:textbox style="mso-fit-shape-to-text:t">
                   <w:txbxContent>
                     <w:p>
@@ -3330,7 +3330,7 @@
           </mc:Choice>
           <mc:Fallback>
             <w:pict>
-              <v:shape w14:anchorId="72F83C66" id="_x0000_s1039" type="#_x0000_t202" style="position:absolute;margin-left:26.2pt;margin-top:8.95pt;width:32.3pt;height:24.15pt;z-index:251767808;visibility:visible;mso-wrap-style:square;mso-width-percent:0;mso-wrap-distance-left:9pt;mso-wrap-distance-top:0;mso-wrap-distance-right:9pt;mso-wrap-distance-bottom:0;mso-position-horizontal:absolute;mso-position-horizontal-relative:left-margin-area;mso-position-vertical:absolute;mso-position-vertical-relative:text;mso-width-percent:0;mso-width-relative:margin;v-text-anchor:top" o:gfxdata="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" filled="f" stroked="f">
+              <v:shape w14:anchorId="72F83C66" id="_x0000_s1039" type="#_x0000_t202" style="position:absolute;margin-left:26.2pt;margin-top:8.95pt;width:32.3pt;height:24.15pt;z-index:251767808;visibility:visible;mso-wrap-style:square;mso-width-percent:0;mso-wrap-distance-left:9pt;mso-wrap-distance-top:0;mso-wrap-distance-right:9pt;mso-wrap-distance-bottom:0;mso-position-horizontal:absolute;mso-position-horizontal-relative:left-margin-area;mso-position-vertical:absolute;mso-position-vertical-relative:text;mso-width-percent:0;mso-width-relative:margin;v-text-anchor:top" o:gfxdata="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" filled="f" stroked="f">
                 <v:textbox style="mso-fit-shape-to-text:t">
                   <w:txbxContent>
                     <w:p>
@@ -3439,7 +3439,7 @@
               </wp:anchor>
             </w:drawing>
           </mc:Choice>
-          <mc:Fallback>
+          <mc:Fallback xmlns:w16sdtfl="http://schemas.microsoft.com/office/word/2024/wordml/sdtformatlock" xmlns:w16du="http://schemas.microsoft.com/office/word/2023/wordml/word16du" xmlns:oel="http://schemas.microsoft.com/office/2019/extlst">
             <w:pict>
               <v:oval w14:anchorId="74F53DD2" id="Elipse 199" o:spid="_x0000_s1026" style="position:absolute;margin-left:21.3pt;margin-top:10.2pt;width:41.1pt;height:40.9pt;z-index:251763712;visibility:visible;mso-wrap-style:square;mso-width-percent:0;mso-height-percent:0;mso-wrap-distance-left:9pt;mso-wrap-distance-top:0;mso-wrap-distance-right:9pt;mso-wrap-distance-bottom:0;mso-position-horizontal:absolute;mso-position-horizontal-relative:left-margin-area;mso-position-vertical:absolute;mso-position-vertical-relative:text;mso-width-percent:0;mso-height-percent:0;mso-width-relative:margin;mso-height-relative:margin;v-text-anchor:middle" o:gfxdata="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" fillcolor="#ffc000" strokecolor="white [3212]" strokeweight="1pt">
                 <v:stroke joinstyle="miter"/>
@@ -3531,7 +3531,7 @@
               </wp:anchor>
             </w:drawing>
           </mc:Choice>
-          <mc:Fallback>
+          <mc:Fallback xmlns:w16sdtfl="http://schemas.microsoft.com/office/word/2024/wordml/sdtformatlock" xmlns:w16du="http://schemas.microsoft.com/office/word/2023/wordml/word16du" xmlns:oel="http://schemas.microsoft.com/office/2019/extlst">
             <w:pict>
               <v:roundrect w14:anchorId="0BD5E52B" id="Rectángulo redondeado 240" o:spid="_x0000_s1026" style="position:absolute;margin-left:233pt;margin-top:8.05pt;width:261.1pt;height:301.1pt;z-index:-251499520;visibility:visible;mso-wrap-style:square;mso-width-percent:0;mso-height-percent:0;mso-wrap-distance-left:9pt;mso-wrap-distance-top:0;mso-wrap-distance-right:9pt;mso-wrap-distance-bottom:0;mso-position-horizontal:absolute;mso-position-horizontal-relative:margin;mso-position-vertical:absolute;mso-position-vertical-relative:text;mso-width-percent:0;mso-height-percent:0;mso-width-relative:margin;mso-height-relative:margin;v-text-anchor:middle" arcsize="10923f" o:gfxdata="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" fillcolor="white [3212]" strokecolor="#12af9a" strokeweight="1pt">
                 <v:stroke joinstyle="miter"/>
@@ -3630,7 +3630,7 @@
           </mc:Choice>
           <mc:Fallback>
             <w:pict>
-              <v:shape w14:anchorId="481FD1A6" id="_x0000_s1040" type="#_x0000_t202" style="position:absolute;margin-left:263.85pt;margin-top:20pt;width:213.75pt;height:47.05pt;z-index:251819008;visibility:visible;mso-wrap-style:square;mso-width-percent:0;mso-height-percent:0;mso-wrap-distance-left:9pt;mso-wrap-distance-top:3.6pt;mso-wrap-distance-right:9pt;mso-wrap-distance-bottom:3.6pt;mso-position-horizontal:absolute;mso-position-horizontal-relative:text;mso-position-vertical:absolute;mso-position-vertical-relative:text;mso-width-percent:0;mso-height-percent:0;mso-width-relative:margin;mso-height-relative:margin;v-text-anchor:top" o:gfxdata="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" filled="f" stroked="f">
+              <v:shape w14:anchorId="481FD1A6" id="_x0000_s1040" type="#_x0000_t202" style="position:absolute;margin-left:263.85pt;margin-top:20pt;width:213.75pt;height:47.05pt;z-index:251819008;visibility:visible;mso-wrap-style:square;mso-width-percent:0;mso-height-percent:0;mso-wrap-distance-left:9pt;mso-wrap-distance-top:3.6pt;mso-wrap-distance-right:9pt;mso-wrap-distance-bottom:3.6pt;mso-position-horizontal:absolute;mso-position-horizontal-relative:text;mso-position-vertical:absolute;mso-position-vertical-relative:text;mso-width-percent:0;mso-height-percent:0;mso-width-relative:margin;mso-height-relative:margin;v-text-anchor:top" o:gfxdata="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" filled="f" stroked="f">
                 <v:textbox>
                   <w:txbxContent>
                     <w:p>
@@ -3751,7 +3751,7 @@
           </mc:Choice>
           <mc:Fallback>
             <w:pict>
-              <v:shape w14:anchorId="1F93DDA4" id="_x0000_s1041" type="#_x0000_t202" style="position:absolute;margin-left:-37.85pt;margin-top:-.15pt;width:248.1pt;height:46.3pt;z-index:251788288;visibility:visible;mso-wrap-style:square;mso-width-percent:0;mso-height-percent:0;mso-wrap-distance-left:9pt;mso-wrap-distance-top:3.6pt;mso-wrap-distance-right:9pt;mso-wrap-distance-bottom:3.6pt;mso-position-horizontal:absolute;mso-position-horizontal-relative:text;mso-position-vertical:absolute;mso-position-vertical-relative:text;mso-width-percent:0;mso-height-percent:0;mso-width-relative:margin;mso-height-relative:margin;v-text-anchor:top" o:gfxdata="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" filled="f" stroked="f">
+              <v:shape w14:anchorId="1F93DDA4" id="_x0000_s1041" type="#_x0000_t202" style="position:absolute;margin-left:-37.85pt;margin-top:-.15pt;width:248.1pt;height:46.3pt;z-index:251788288;visibility:visible;mso-wrap-style:square;mso-width-percent:0;mso-height-percent:0;mso-wrap-distance-left:9pt;mso-wrap-distance-top:3.6pt;mso-wrap-distance-right:9pt;mso-wrap-distance-bottom:3.6pt;mso-position-horizontal:absolute;mso-position-horizontal-relative:text;mso-position-vertical:absolute;mso-position-vertical-relative:text;mso-width-percent:0;mso-height-percent:0;mso-width-relative:margin;mso-height-relative:margin;v-text-anchor:top" o:gfxdata="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" filled="f" stroked="f">
                 <v:textbox>
                   <w:txbxContent>
                     <w:p>
@@ -4002,7 +4002,7 @@
               </wp:anchor>
             </w:drawing>
           </mc:Choice>
-          <mc:Fallback>
+          <mc:Fallback xmlns:w16sdtfl="http://schemas.microsoft.com/office/word/2024/wordml/sdtformatlock" xmlns:w16du="http://schemas.microsoft.com/office/word/2023/wordml/word16du" xmlns:oel="http://schemas.microsoft.com/office/2019/extlst">
             <w:pict>
               <v:group w14:anchorId="31F0CE6E" id="Grupo 251" o:spid="_x0000_s1026" style="position:absolute;margin-left:-23.5pt;margin-top:25.4pt;width:192.85pt;height:228.15pt;z-index:251759616;mso-width-relative:margin;mso-height-relative:margin" coordsize="24490,28977" o:gfxdata="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">
                 <v:shape id="Picture 8" o:spid="_x0000_s1027" type="#_x0000_t75" alt="13-01" style="position:absolute;left:454;top:16071;width:11024;height:11931;rotation:-8221951fd;visibility:visible;mso-wrap-style:square" o:gfxdata="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">
@@ -4129,7 +4129,7 @@
           </mc:Choice>
           <mc:Fallback>
             <w:pict>
-              <v:shape w14:anchorId="554A0536" id="Cuadro de texto 208" o:spid="_x0000_s1042" type="#_x0000_t202" style="position:absolute;margin-left:169.35pt;margin-top:8.35pt;width:44pt;height:28.15pt;z-index:251778048;visibility:visible;mso-wrap-style:square;mso-width-percent:0;mso-height-percent:0;mso-wrap-distance-left:9pt;mso-wrap-distance-top:3.6pt;mso-wrap-distance-right:9pt;mso-wrap-distance-bottom:3.6pt;mso-position-horizontal:absolute;mso-position-horizontal-relative:left-margin-area;mso-position-vertical:absolute;mso-position-vertical-relative:text;mso-width-percent:0;mso-height-percent:0;mso-width-relative:margin;mso-height-relative:margin;v-text-anchor:top" o:gfxdata="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" filled="f" stroked="f">
+              <v:shape w14:anchorId="554A0536" id="Cuadro de texto 208" o:spid="_x0000_s1042" type="#_x0000_t202" style="position:absolute;margin-left:169.35pt;margin-top:8.35pt;width:44pt;height:28.15pt;z-index:251778048;visibility:visible;mso-wrap-style:square;mso-width-percent:0;mso-height-percent:0;mso-wrap-distance-left:9pt;mso-wrap-distance-top:3.6pt;mso-wrap-distance-right:9pt;mso-wrap-distance-bottom:3.6pt;mso-position-horizontal:absolute;mso-position-horizontal-relative:left-margin-area;mso-position-vertical:absolute;mso-position-vertical-relative:text;mso-width-percent:0;mso-height-percent:0;mso-width-relative:margin;mso-height-relative:margin;v-text-anchor:top" o:gfxdata="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" filled="f" stroked="f">
                 <v:textbox>
                   <w:txbxContent>
                     <w:p>
@@ -4311,7 +4311,7 @@
           </mc:Choice>
           <mc:Fallback>
             <w:pict>
-              <v:shape w14:anchorId="537A860D" id="Cuadro de texto 236" o:spid="_x0000_s1043" type="#_x0000_t202" style="position:absolute;margin-left:287.2pt;margin-top:19.35pt;width:81.9pt;height:36.5pt;z-index:251808768;visibility:visible;mso-wrap-style:square;mso-width-percent:0;mso-height-percent:0;mso-wrap-distance-left:9pt;mso-wrap-distance-top:3.6pt;mso-wrap-distance-right:9pt;mso-wrap-distance-bottom:3.6pt;mso-position-horizontal:absolute;mso-position-horizontal-relative:margin;mso-position-vertical:absolute;mso-position-vertical-relative:text;mso-width-percent:0;mso-height-percent:0;mso-width-relative:margin;mso-height-relative:margin;v-text-anchor:top" o:gfxdata="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" filled="f" stroked="f">
+              <v:shape w14:anchorId="537A860D" id="Cuadro de texto 236" o:spid="_x0000_s1043" type="#_x0000_t202" style="position:absolute;margin-left:287.2pt;margin-top:19.35pt;width:81.9pt;height:36.5pt;z-index:251808768;visibility:visible;mso-wrap-style:square;mso-width-percent:0;mso-height-percent:0;mso-wrap-distance-left:9pt;mso-wrap-distance-top:3.6pt;mso-wrap-distance-right:9pt;mso-wrap-distance-bottom:3.6pt;mso-position-horizontal:absolute;mso-position-horizontal-relative:margin;mso-position-vertical:absolute;mso-position-vertical-relative:text;mso-width-percent:0;mso-height-percent:0;mso-width-relative:margin;mso-height-relative:margin;v-text-anchor:top" o:gfxdata="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" filled="f" stroked="f">
                 <v:textbox>
                   <w:txbxContent>
                     <w:p>
@@ -4468,7 +4468,7 @@
           </mc:Choice>
           <mc:Fallback>
             <w:pict>
-              <v:shape w14:anchorId="698A836B" id="Cuadro de texto 28" o:spid="_x0000_s1044" type="#_x0000_t202" style="position:absolute;margin-left:326.2pt;margin-top:2.05pt;width:59.3pt;height:28.15pt;z-index:251699200;visibility:visible;mso-wrap-style:square;mso-width-percent:0;mso-height-percent:0;mso-wrap-distance-left:9pt;mso-wrap-distance-top:3.6pt;mso-wrap-distance-right:9pt;mso-wrap-distance-bottom:3.6pt;mso-position-horizontal:absolute;mso-position-horizontal-relative:left-margin-area;mso-position-vertical:absolute;mso-position-vertical-relative:text;mso-width-percent:0;mso-height-percent:0;mso-width-relative:margin;mso-height-relative:margin;v-text-anchor:top" o:gfxdata="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" filled="f" stroked="f">
+              <v:shape w14:anchorId="698A836B" id="Cuadro de texto 28" o:spid="_x0000_s1044" type="#_x0000_t202" style="position:absolute;margin-left:326.2pt;margin-top:2.05pt;width:59.3pt;height:28.15pt;z-index:251699200;visibility:visible;mso-wrap-style:square;mso-width-percent:0;mso-height-percent:0;mso-wrap-distance-left:9pt;mso-wrap-distance-top:3.6pt;mso-wrap-distance-right:9pt;mso-wrap-distance-bottom:3.6pt;mso-position-horizontal:absolute;mso-position-horizontal-relative:left-margin-area;mso-position-vertical:absolute;mso-position-vertical-relative:text;mso-width-percent:0;mso-height-percent:0;mso-width-relative:margin;mso-height-relative:margin;v-text-anchor:top" o:gfxdata="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" filled="f" stroked="f">
                 <v:textbox>
                   <w:txbxContent>
                     <w:p>
@@ -4608,7 +4608,7 @@
               </wp:anchor>
             </w:drawing>
           </mc:Choice>
-          <mc:Fallback>
+          <mc:Fallback xmlns:w16sdtfl="http://schemas.microsoft.com/office/word/2024/wordml/sdtformatlock" xmlns:w16du="http://schemas.microsoft.com/office/word/2023/wordml/word16du" xmlns:oel="http://schemas.microsoft.com/office/2019/extlst">
             <w:pict>
               <v:shapetype w14:anchorId="58C987BC" id="_x0000_t102" coordsize="21600,21600" o:spt="102" adj="12960,19440,14400" path="ar,0@23@3@22,,0@4,0@15@23@1,0@7@2@13l@2@14@22@8@2@12wa,0@23@3@2@11@26@17,0@15@23@1@26@17@22@15xear,0@23@3,0@4@26@17nfe">
                 <v:stroke joinstyle="miter"/>
@@ -4912,7 +4912,7 @@
           </mc:Choice>
           <mc:Fallback>
             <w:pict>
-              <v:shape w14:anchorId="648A89E7" id="Cuadro de texto 32" o:spid="_x0000_s1045" type="#_x0000_t202" style="position:absolute;margin-left:425.25pt;margin-top:7.3pt;width:68.15pt;height:28.15pt;z-index:251705344;visibility:visible;mso-wrap-style:square;mso-width-percent:0;mso-height-percent:0;mso-wrap-distance-left:9pt;mso-wrap-distance-top:3.6pt;mso-wrap-distance-right:9pt;mso-wrap-distance-bottom:3.6pt;mso-position-horizontal:absolute;mso-position-horizontal-relative:left-margin-area;mso-position-vertical:absolute;mso-position-vertical-relative:text;mso-width-percent:0;mso-height-percent:0;mso-width-relative:margin;mso-height-relative:margin;v-text-anchor:top" o:gfxdata="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" filled="f" stroked="f">
+              <v:shape w14:anchorId="648A89E7" id="Cuadro de texto 32" o:spid="_x0000_s1045" type="#_x0000_t202" style="position:absolute;margin-left:425.25pt;margin-top:7.3pt;width:68.15pt;height:28.15pt;z-index:251705344;visibility:visible;mso-wrap-style:square;mso-width-percent:0;mso-height-percent:0;mso-wrap-distance-left:9pt;mso-wrap-distance-top:3.6pt;mso-wrap-distance-right:9pt;mso-wrap-distance-bottom:3.6pt;mso-position-horizontal:absolute;mso-position-horizontal-relative:left-margin-area;mso-position-vertical:absolute;mso-position-vertical-relative:text;mso-width-percent:0;mso-height-percent:0;mso-width-relative:margin;mso-height-relative:margin;v-text-anchor:top" o:gfxdata="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" filled="f" stroked="f">
                 <v:textbox>
                   <w:txbxContent>
                     <w:p>
@@ -5098,7 +5098,7 @@
               </wp:anchor>
             </w:drawing>
           </mc:Choice>
-          <mc:Fallback>
+          <mc:Fallback xmlns:w16sdtfl="http://schemas.microsoft.com/office/word/2024/wordml/sdtformatlock" xmlns:w16du="http://schemas.microsoft.com/office/word/2023/wordml/word16du" xmlns:oel="http://schemas.microsoft.com/office/2019/extlst">
             <w:pict>
               <v:group w14:anchorId="565FA844" id="Grupo 299" o:spid="_x0000_s1026" style="position:absolute;margin-left:28.25pt;margin-top:15.05pt;width:54pt;height:55.35pt;z-index:251643898" coordsize="6858,7027" o:gfxdata="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">
                 <v:oval id="Elipse 24" o:spid="_x0000_s1027" style="position:absolute;width:6858;height:7027;visibility:visible;mso-wrap-style:square;v-text-anchor:middle" o:gfxdata="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" fillcolor="#00b0f0" strokecolor="white [3212]" strokeweight="1pt">
@@ -5204,7 +5204,7 @@
           </mc:Choice>
           <mc:Fallback>
             <w:pict>
-              <v:shape w14:anchorId="0CB40B84" id="Cuadro de texto 219" o:spid="_x0000_s1046" type="#_x0000_t202" style="position:absolute;margin-left:215.85pt;margin-top:3.75pt;width:44pt;height:28.15pt;z-index:251790336;visibility:visible;mso-wrap-style:square;mso-width-percent:0;mso-height-percent:0;mso-wrap-distance-left:9pt;mso-wrap-distance-top:3.6pt;mso-wrap-distance-right:9pt;mso-wrap-distance-bottom:3.6pt;mso-position-horizontal:absolute;mso-position-horizontal-relative:left-margin-area;mso-position-vertical:absolute;mso-position-vertical-relative:text;mso-width-percent:0;mso-height-percent:0;mso-width-relative:margin;mso-height-relative:margin;v-text-anchor:top" o:gfxdata="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" filled="f" stroked="f">
+              <v:shape w14:anchorId="0CB40B84" id="Cuadro de texto 219" o:spid="_x0000_s1046" type="#_x0000_t202" style="position:absolute;margin-left:215.85pt;margin-top:3.75pt;width:44pt;height:28.15pt;z-index:251790336;visibility:visible;mso-wrap-style:square;mso-width-percent:0;mso-height-percent:0;mso-wrap-distance-left:9pt;mso-wrap-distance-top:3.6pt;mso-wrap-distance-right:9pt;mso-wrap-distance-bottom:3.6pt;mso-position-horizontal:absolute;mso-position-horizontal-relative:left-margin-area;mso-position-vertical:absolute;mso-position-vertical-relative:text;mso-width-percent:0;mso-height-percent:0;mso-width-relative:margin;mso-height-relative:margin;v-text-anchor:top" o:gfxdata="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" filled="f" stroked="f">
                 <v:textbox>
                   <w:txbxContent>
                     <w:p>
@@ -5326,7 +5326,7 @@
           </mc:Choice>
           <mc:Fallback>
             <w:pict>
-              <v:shape w14:anchorId="7B6BF18D" id="Cuadro de texto 237" o:spid="_x0000_s1047" type="#_x0000_t202" style="position:absolute;margin-left:403.05pt;margin-top:3.65pt;width:81.9pt;height:36.5pt;z-index:251810816;visibility:visible;mso-wrap-style:square;mso-width-percent:0;mso-height-percent:0;mso-wrap-distance-left:9pt;mso-wrap-distance-top:3.6pt;mso-wrap-distance-right:9pt;mso-wrap-distance-bottom:3.6pt;mso-position-horizontal:absolute;mso-position-horizontal-relative:margin;mso-position-vertical:absolute;mso-position-vertical-relative:text;mso-width-percent:0;mso-height-percent:0;mso-width-relative:margin;mso-height-relative:margin;v-text-anchor:top" o:gfxdata="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" filled="f" stroked="f">
+              <v:shape w14:anchorId="7B6BF18D" id="Cuadro de texto 237" o:spid="_x0000_s1047" type="#_x0000_t202" style="position:absolute;margin-left:403.05pt;margin-top:3.65pt;width:81.9pt;height:36.5pt;z-index:251810816;visibility:visible;mso-wrap-style:square;mso-width-percent:0;mso-height-percent:0;mso-wrap-distance-left:9pt;mso-wrap-distance-top:3.6pt;mso-wrap-distance-right:9pt;mso-wrap-distance-bottom:3.6pt;mso-position-horizontal:absolute;mso-position-horizontal-relative:margin;mso-position-vertical:absolute;mso-position-vertical-relative:text;mso-width-percent:0;mso-height-percent:0;mso-width-relative:margin;mso-height-relative:margin;v-text-anchor:top" o:gfxdata="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" filled="f" stroked="f">
                 <v:textbox>
                   <w:txbxContent>
                     <w:p>
@@ -5487,7 +5487,7 @@
           </mc:Choice>
           <mc:Fallback>
             <w:pict>
-              <v:shape w14:anchorId="6F109D9A" id="Cuadro de texto 204" o:spid="_x0000_s1048" type="#_x0000_t202" style="position:absolute;margin-left:24.1pt;margin-top:.25pt;width:60.2pt;height:36pt;z-index:251769856;visibility:visible;mso-wrap-style:square;mso-width-percent:0;mso-height-percent:0;mso-wrap-distance-left:9pt;mso-wrap-distance-top:3.6pt;mso-wrap-distance-right:9pt;mso-wrap-distance-bottom:3.6pt;mso-position-horizontal:absolute;mso-position-horizontal-relative:margin;mso-position-vertical:absolute;mso-position-vertical-relative:text;mso-width-percent:0;mso-height-percent:0;mso-width-relative:margin;mso-height-relative:margin;v-text-anchor:top" o:gfxdata="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" filled="f" stroked="f">
+              <v:shape w14:anchorId="6F109D9A" id="Cuadro de texto 204" o:spid="_x0000_s1048" type="#_x0000_t202" style="position:absolute;margin-left:24.1pt;margin-top:.25pt;width:60.2pt;height:36pt;z-index:251769856;visibility:visible;mso-wrap-style:square;mso-width-percent:0;mso-height-percent:0;mso-wrap-distance-left:9pt;mso-wrap-distance-top:3.6pt;mso-wrap-distance-right:9pt;mso-wrap-distance-bottom:3.6pt;mso-position-horizontal:absolute;mso-position-horizontal-relative:margin;mso-position-vertical:absolute;mso-position-vertical-relative:text;mso-width-percent:0;mso-height-percent:0;mso-width-relative:margin;mso-height-relative:margin;v-text-anchor:top" o:gfxdata="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" filled="f" stroked="f">
                 <v:textbox>
                   <w:txbxContent>
                     <w:p>
@@ -5733,7 +5733,7 @@
           </mc:Choice>
           <mc:Fallback>
             <w:pict>
-              <v:shape w14:anchorId="4F5B676F" id="Cuadro de texto 31" o:spid="_x0000_s1049" type="#_x0000_t202" style="position:absolute;margin-left:323.2pt;margin-top:13.1pt;width:51.8pt;height:28.15pt;z-index:251703296;visibility:visible;mso-wrap-style:square;mso-width-percent:0;mso-height-percent:0;mso-wrap-distance-left:9pt;mso-wrap-distance-top:3.6pt;mso-wrap-distance-right:9pt;mso-wrap-distance-bottom:3.6pt;mso-position-horizontal:absolute;mso-position-horizontal-relative:left-margin-area;mso-position-vertical:absolute;mso-position-vertical-relative:text;mso-width-percent:0;mso-height-percent:0;mso-width-relative:margin;mso-height-relative:margin;v-text-anchor:top" o:gfxdata="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" filled="f" stroked="f">
+              <v:shape w14:anchorId="4F5B676F" id="Cuadro de texto 31" o:spid="_x0000_s1049" type="#_x0000_t202" style="position:absolute;margin-left:323.2pt;margin-top:13.1pt;width:51.8pt;height:28.15pt;z-index:251703296;visibility:visible;mso-wrap-style:square;mso-width-percent:0;mso-height-percent:0;mso-wrap-distance-left:9pt;mso-wrap-distance-top:3.6pt;mso-wrap-distance-right:9pt;mso-wrap-distance-bottom:3.6pt;mso-position-horizontal:absolute;mso-position-horizontal-relative:left-margin-area;mso-position-vertical:absolute;mso-position-vertical-relative:text;mso-width-percent:0;mso-height-percent:0;mso-width-relative:margin;mso-height-relative:margin;v-text-anchor:top" o:gfxdata="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" filled="f" stroked="f">
                 <v:textbox>
                   <w:txbxContent>
                     <w:p>
@@ -5886,7 +5886,7 @@
           </mc:Choice>
           <mc:Fallback>
             <w:pict>
-              <v:shape w14:anchorId="7A10F021" id="Cuadro de texto 238" o:spid="_x0000_s1050" type="#_x0000_t202" style="position:absolute;margin-left:288.15pt;margin-top:9.65pt;width:81.9pt;height:36.5pt;z-index:251812864;visibility:visible;mso-wrap-style:square;mso-width-percent:0;mso-height-percent:0;mso-wrap-distance-left:9pt;mso-wrap-distance-top:3.6pt;mso-wrap-distance-right:9pt;mso-wrap-distance-bottom:3.6pt;mso-position-horizontal:absolute;mso-position-horizontal-relative:margin;mso-position-vertical:absolute;mso-position-vertical-relative:text;mso-width-percent:0;mso-height-percent:0;mso-width-relative:margin;mso-height-relative:margin;v-text-anchor:top" o:gfxdata="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" filled="f" stroked="f">
+              <v:shape w14:anchorId="7A10F021" id="Cuadro de texto 238" o:spid="_x0000_s1050" type="#_x0000_t202" style="position:absolute;margin-left:288.15pt;margin-top:9.65pt;width:81.9pt;height:36.5pt;z-index:251812864;visibility:visible;mso-wrap-style:square;mso-width-percent:0;mso-height-percent:0;mso-wrap-distance-left:9pt;mso-wrap-distance-top:3.6pt;mso-wrap-distance-right:9pt;mso-wrap-distance-bottom:3.6pt;mso-position-horizontal:absolute;mso-position-horizontal-relative:margin;mso-position-vertical:absolute;mso-position-vertical-relative:text;mso-width-percent:0;mso-height-percent:0;mso-width-relative:margin;mso-height-relative:margin;v-text-anchor:top" o:gfxdata="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" filled="f" stroked="f">
                 <v:textbox>
                   <w:txbxContent>
                     <w:p>
@@ -6066,7 +6066,7 @@
           </mc:Choice>
           <mc:Fallback>
             <w:pict>
-              <v:shape w14:anchorId="0224E29A" id="Cuadro de texto 210" o:spid="_x0000_s1051" type="#_x0000_t202" style="position:absolute;margin-left:204.35pt;margin-top:16.45pt;width:44pt;height:28.15pt;z-index:251782144;visibility:visible;mso-wrap-style:square;mso-width-percent:0;mso-height-percent:0;mso-wrap-distance-left:9pt;mso-wrap-distance-top:3.6pt;mso-wrap-distance-right:9pt;mso-wrap-distance-bottom:3.6pt;mso-position-horizontal:absolute;mso-position-horizontal-relative:left-margin-area;mso-position-vertical:absolute;mso-position-vertical-relative:text;mso-width-percent:0;mso-height-percent:0;mso-width-relative:margin;mso-height-relative:margin;v-text-anchor:top" o:gfxdata="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" filled="f" stroked="f">
+              <v:shape w14:anchorId="0224E29A" id="Cuadro de texto 210" o:spid="_x0000_s1051" type="#_x0000_t202" style="position:absolute;margin-left:204.35pt;margin-top:16.45pt;width:44pt;height:28.15pt;z-index:251782144;visibility:visible;mso-wrap-style:square;mso-width-percent:0;mso-height-percent:0;mso-wrap-distance-left:9pt;mso-wrap-distance-top:3.6pt;mso-wrap-distance-right:9pt;mso-wrap-distance-bottom:3.6pt;mso-position-horizontal:absolute;mso-position-horizontal-relative:left-margin-area;mso-position-vertical:absolute;mso-position-vertical-relative:text;mso-width-percent:0;mso-height-percent:0;mso-width-relative:margin;mso-height-relative:margin;v-text-anchor:top" o:gfxdata="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" filled="f" stroked="f">
                 <v:textbox>
                   <w:txbxContent>
                     <w:p>
@@ -6241,7 +6241,7 @@
           </mc:Choice>
           <mc:Fallback>
             <w:pict>
-              <v:shape w14:anchorId="20002AA3" id="Cuadro de texto 239" o:spid="_x0000_s1052" type="#_x0000_t202" style="position:absolute;margin-left:402.75pt;margin-top:37pt;width:81.9pt;height:36.5pt;z-index:251814912;visibility:visible;mso-wrap-style:square;mso-width-percent:0;mso-height-percent:0;mso-wrap-distance-left:9pt;mso-wrap-distance-top:3.6pt;mso-wrap-distance-right:9pt;mso-wrap-distance-bottom:3.6pt;mso-position-horizontal:absolute;mso-position-horizontal-relative:margin;mso-position-vertical:absolute;mso-position-vertical-relative:text;mso-width-percent:0;mso-height-percent:0;mso-width-relative:margin;mso-height-relative:margin;v-text-anchor:top" o:gfxdata="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" filled="f" stroked="f">
+              <v:shape w14:anchorId="20002AA3" id="Cuadro de texto 239" o:spid="_x0000_s1052" type="#_x0000_t202" style="position:absolute;margin-left:402.75pt;margin-top:37pt;width:81.9pt;height:36.5pt;z-index:251814912;visibility:visible;mso-wrap-style:square;mso-width-percent:0;mso-height-percent:0;mso-wrap-distance-left:9pt;mso-wrap-distance-top:3.6pt;mso-wrap-distance-right:9pt;mso-wrap-distance-bottom:3.6pt;mso-position-horizontal:absolute;mso-position-horizontal-relative:margin;mso-position-vertical:absolute;mso-position-vertical-relative:text;mso-width-percent:0;mso-height-percent:0;mso-width-relative:margin;mso-height-relative:margin;v-text-anchor:top" o:gfxdata="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" filled="f" stroked="f">
                 <v:textbox>
                   <w:txbxContent>
                     <w:p>
@@ -6396,7 +6396,7 @@
           </mc:Choice>
           <mc:Fallback>
             <w:pict>
-              <v:shape w14:anchorId="4C031A1A" id="Cuadro de texto 30" o:spid="_x0000_s1053" type="#_x0000_t202" style="position:absolute;margin-left:434.1pt;margin-top:19.35pt;width:50pt;height:28.15pt;z-index:251701248;visibility:visible;mso-wrap-style:square;mso-width-percent:0;mso-height-percent:0;mso-wrap-distance-left:9pt;mso-wrap-distance-top:3.6pt;mso-wrap-distance-right:9pt;mso-wrap-distance-bottom:3.6pt;mso-position-horizontal:absolute;mso-position-horizontal-relative:left-margin-area;mso-position-vertical:absolute;mso-position-vertical-relative:text;mso-width-percent:0;mso-height-percent:0;mso-width-relative:margin;mso-height-relative:margin;v-text-anchor:top" o:gfxdata="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" filled="f" stroked="f">
+              <v:shape w14:anchorId="4C031A1A" id="Cuadro de texto 30" o:spid="_x0000_s1053" type="#_x0000_t202" style="position:absolute;margin-left:434.1pt;margin-top:19.35pt;width:50pt;height:28.15pt;z-index:251701248;visibility:visible;mso-wrap-style:square;mso-width-percent:0;mso-height-percent:0;mso-wrap-distance-left:9pt;mso-wrap-distance-top:3.6pt;mso-wrap-distance-right:9pt;mso-wrap-distance-bottom:3.6pt;mso-position-horizontal:absolute;mso-position-horizontal-relative:left-margin-area;mso-position-vertical:absolute;mso-position-vertical-relative:text;mso-width-percent:0;mso-height-percent:0;mso-width-relative:margin;mso-height-relative:margin;v-text-anchor:top" o:gfxdata="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" filled="f" stroked="f">
                 <v:textbox>
                   <w:txbxContent>
                     <w:p>
@@ -6608,7 +6608,7 @@
           </mc:Choice>
           <mc:Fallback>
             <w:pict>
-              <v:shape w14:anchorId="69E9C629" id="Cuadro de texto 212" o:spid="_x0000_s1054" type="#_x0000_t202" style="position:absolute;margin-left:-22.05pt;margin-top:6.85pt;width:44pt;height:28.15pt;z-index:251786240;visibility:visible;mso-wrap-style:square;mso-width-percent:0;mso-height-percent:0;mso-wrap-distance-left:9pt;mso-wrap-distance-top:3.6pt;mso-wrap-distance-right:9pt;mso-wrap-distance-bottom:3.6pt;mso-position-horizontal:absolute;mso-position-horizontal-relative:margin;mso-position-vertical:absolute;mso-position-vertical-relative:text;mso-width-percent:0;mso-height-percent:0;mso-width-relative:margin;mso-height-relative:margin;v-text-anchor:top" o:gfxdata="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" filled="f" stroked="f">
+              <v:shape w14:anchorId="69E9C629" id="Cuadro de texto 212" o:spid="_x0000_s1054" type="#_x0000_t202" style="position:absolute;margin-left:-22.05pt;margin-top:6.85pt;width:44pt;height:28.15pt;z-index:251786240;visibility:visible;mso-wrap-style:square;mso-width-percent:0;mso-height-percent:0;mso-wrap-distance-left:9pt;mso-wrap-distance-top:3.6pt;mso-wrap-distance-right:9pt;mso-wrap-distance-bottom:3.6pt;mso-position-horizontal:absolute;mso-position-horizontal-relative:margin;mso-position-vertical:absolute;mso-position-vertical-relative:text;mso-width-percent:0;mso-height-percent:0;mso-width-relative:margin;mso-height-relative:margin;v-text-anchor:top" o:gfxdata="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" filled="f" stroked="f">
                 <v:textbox>
                   <w:txbxContent>
                     <w:p>
@@ -6731,7 +6731,7 @@
           </mc:Choice>
           <mc:Fallback>
             <w:pict>
-              <v:shape w14:anchorId="414922BF" id="Cuadro de texto 211" o:spid="_x0000_s1055" type="#_x0000_t202" style="position:absolute;margin-left:140.9pt;margin-top:18.15pt;width:44pt;height:28.15pt;z-index:251784192;visibility:visible;mso-wrap-style:square;mso-width-percent:0;mso-height-percent:0;mso-wrap-distance-left:9pt;mso-wrap-distance-top:3.6pt;mso-wrap-distance-right:9pt;mso-wrap-distance-bottom:3.6pt;mso-position-horizontal:absolute;mso-position-horizontal-relative:left-margin-area;mso-position-vertical:absolute;mso-position-vertical-relative:text;mso-width-percent:0;mso-height-percent:0;mso-width-relative:margin;mso-height-relative:margin;v-text-anchor:top" o:gfxdata="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" filled="f" stroked="f">
+              <v:shape w14:anchorId="414922BF" id="Cuadro de texto 211" o:spid="_x0000_s1055" type="#_x0000_t202" style="position:absolute;margin-left:140.9pt;margin-top:18.15pt;width:44pt;height:28.15pt;z-index:251784192;visibility:visible;mso-wrap-style:square;mso-width-percent:0;mso-height-percent:0;mso-wrap-distance-left:9pt;mso-wrap-distance-top:3.6pt;mso-wrap-distance-right:9pt;mso-wrap-distance-bottom:3.6pt;mso-position-horizontal:absolute;mso-position-horizontal-relative:left-margin-area;mso-position-vertical:absolute;mso-position-vertical-relative:text;mso-width-percent:0;mso-height-percent:0;mso-width-relative:margin;mso-height-relative:margin;v-text-anchor:top" o:gfxdata="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" filled="f" stroked="f">
                 <v:textbox>
                   <w:txbxContent>
                     <w:p>
@@ -7059,7 +7059,7 @@
               </wp:anchor>
             </w:drawing>
           </mc:Choice>
-          <mc:Fallback>
+          <mc:Fallback xmlns:w16sdtfl="http://schemas.microsoft.com/office/word/2024/wordml/sdtformatlock" xmlns:w16du="http://schemas.microsoft.com/office/word/2023/wordml/word16du" xmlns:oel="http://schemas.microsoft.com/office/2019/extlst">
             <w:pict>
               <v:group w14:anchorId="039E6E95" id="Grupo 235" o:spid="_x0000_s1026" style="position:absolute;margin-left:-49pt;margin-top:25.8pt;width:255.65pt;height:30.55pt;z-index:251801087" coordsize="32465,3879" o:gfxdata="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">
                 <v:group id="Grupo 226" o:spid="_x0000_s1027" style="position:absolute;width:23691;height:3879" coordsize="23693,3881" o:gfxdata="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">
@@ -7154,7 +7154,7 @@
           </mc:Choice>
           <mc:Fallback>
             <w:pict>
-              <v:shape w14:anchorId="4D560AFE" id="_x0000_s1056" type="#_x0000_t202" style="position:absolute;margin-left:26.9pt;margin-top:18.9pt;width:32.3pt;height:24.15pt;z-index:251804672;visibility:visible;mso-wrap-style:square;mso-width-percent:0;mso-wrap-distance-left:9pt;mso-wrap-distance-top:0;mso-wrap-distance-right:9pt;mso-wrap-distance-bottom:0;mso-position-horizontal:absolute;mso-position-horizontal-relative:left-margin-area;mso-position-vertical:absolute;mso-position-vertical-relative:text;mso-width-percent:0;mso-width-relative:margin;v-text-anchor:top" o:gfxdata="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" filled="f" stroked="f">
+              <v:shape w14:anchorId="4D560AFE" id="_x0000_s1056" type="#_x0000_t202" style="position:absolute;margin-left:26.9pt;margin-top:18.9pt;width:32.3pt;height:24.15pt;z-index:251804672;visibility:visible;mso-wrap-style:square;mso-width-percent:0;mso-wrap-distance-left:9pt;mso-wrap-distance-top:0;mso-wrap-distance-right:9pt;mso-wrap-distance-bottom:0;mso-position-horizontal:absolute;mso-position-horizontal-relative:left-margin-area;mso-position-vertical:absolute;mso-position-vertical-relative:text;mso-width-percent:0;mso-width-relative:margin;v-text-anchor:top" o:gfxdata="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" filled="f" stroked="f">
                 <v:textbox style="mso-fit-shape-to-text:t">
                   <w:txbxContent>
                     <w:p>
@@ -7263,7 +7263,7 @@
               </wp:anchor>
             </w:drawing>
           </mc:Choice>
-          <mc:Fallback>
+          <mc:Fallback xmlns:w16sdtfl="http://schemas.microsoft.com/office/word/2024/wordml/sdtformatlock" xmlns:w16du="http://schemas.microsoft.com/office/word/2023/wordml/word16du" xmlns:oel="http://schemas.microsoft.com/office/2019/extlst">
             <w:pict>
               <v:oval w14:anchorId="118A6355" id="Elipse 230" o:spid="_x0000_s1026" style="position:absolute;margin-left:-62.75pt;margin-top:19.5pt;width:41.1pt;height:40.9pt;z-index:251803648;visibility:visible;mso-wrap-style:square;mso-width-percent:0;mso-height-percent:0;mso-wrap-distance-left:9pt;mso-wrap-distance-top:0;mso-wrap-distance-right:9pt;mso-wrap-distance-bottom:0;mso-position-horizontal:absolute;mso-position-horizontal-relative:margin;mso-position-vertical:absolute;mso-position-vertical-relative:text;mso-width-percent:0;mso-height-percent:0;mso-width-relative:margin;mso-height-relative:margin;v-text-anchor:middle" o:gfxdata="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" fillcolor="#a3389e" strokecolor="white [3212]" strokeweight="1pt">
                 <v:stroke joinstyle="miter"/>
@@ -7350,7 +7350,7 @@
               </wp:anchor>
             </w:drawing>
           </mc:Choice>
-          <mc:Fallback>
+          <mc:Fallback xmlns:w16sdtfl="http://schemas.microsoft.com/office/word/2024/wordml/sdtformatlock" xmlns:w16du="http://schemas.microsoft.com/office/word/2023/wordml/word16du" xmlns:oel="http://schemas.microsoft.com/office/2019/extlst">
             <w:pict>
               <v:roundrect w14:anchorId="4F6D50AA" id="Rectángulo redondeado 262" o:spid="_x0000_s1026" style="position:absolute;margin-left:-62.9pt;margin-top:17.4pt;width:556.6pt;height:183.65pt;z-index:-251671557;visibility:visible;mso-wrap-style:square;mso-width-percent:0;mso-height-percent:0;mso-wrap-distance-left:9pt;mso-wrap-distance-top:0;mso-wrap-distance-right:9pt;mso-wrap-distance-bottom:0;mso-position-horizontal:absolute;mso-position-horizontal-relative:margin;mso-position-vertical:absolute;mso-position-vertical-relative:text;mso-width-percent:0;mso-height-percent:0;mso-width-relative:margin;mso-height-relative:margin;v-text-anchor:middle" arcsize="10923f" o:gfxdata="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" fillcolor="white [3212]" strokecolor="#a3389e" strokeweight="1pt">
                 <v:stroke joinstyle="miter"/>
@@ -7542,7 +7542,7 @@
               </wp:anchor>
             </w:drawing>
           </mc:Choice>
-          <mc:Fallback>
+          <mc:Fallback xmlns:w16sdtfl="http://schemas.microsoft.com/office/word/2024/wordml/sdtformatlock" xmlns:w16du="http://schemas.microsoft.com/office/word/2023/wordml/word16du" xmlns:oel="http://schemas.microsoft.com/office/2019/extlst">
             <w:pict>
               <v:group w14:anchorId="40A761D1" id="Grupo 217" o:spid="_x0000_s1026" style="position:absolute;margin-left:233.3pt;margin-top:3.35pt;width:186.5pt;height:30.55pt;z-index:251898880;mso-position-horizontal-relative:margin;mso-width-relative:margin" coordsize="23691,3879" o:gfxdata="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">
                 <v:group id="Grupo 256" o:spid="_x0000_s1027" style="position:absolute;width:23691;height:3879" coordsize="23693,3881" o:gfxdata="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">
@@ -7794,7 +7794,7 @@
               </wp:anchor>
             </w:drawing>
           </mc:Choice>
-          <mc:Fallback>
+          <mc:Fallback xmlns:w16sdtfl="http://schemas.microsoft.com/office/word/2024/wordml/sdtformatlock" xmlns:w16du="http://schemas.microsoft.com/office/word/2023/wordml/word16du" xmlns:oel="http://schemas.microsoft.com/office/2019/extlst">
             <w:pict>
               <v:group w14:anchorId="3DF04472" id="Grupo 254" o:spid="_x0000_s1026" style="position:absolute;margin-left:162.95pt;margin-top:3.35pt;width:255.6pt;height:30.55pt;z-index:251896832;mso-position-horizontal-relative:margin" coordsize="32465,3879" o:gfxdata="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">
                 <v:group id="Grupo 255" o:spid="_x0000_s1027" style="position:absolute;width:23691;height:3879" coordsize="23693,3881" o:gfxdata="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">
@@ -7883,7 +7883,7 @@
           </mc:Choice>
           <mc:Fallback>
             <w:pict>
-              <v:shape w14:anchorId="0A15EF39" id="_x0000_s1057" type="#_x0000_t202" style="position:absolute;margin-left:-25.25pt;margin-top:6.3pt;width:223.45pt;height:24.15pt;z-index:251905024;visibility:visible;mso-wrap-style:square;mso-width-percent:0;mso-wrap-distance-left:9pt;mso-wrap-distance-top:0;mso-wrap-distance-right:9pt;mso-wrap-distance-bottom:0;mso-position-horizontal:absolute;mso-position-horizontal-relative:margin;mso-position-vertical:absolute;mso-position-vertical-relative:text;mso-width-percent:0;mso-width-relative:margin;v-text-anchor:top" o:gfxdata="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" filled="f" stroked="f">
+              <v:shape w14:anchorId="0A15EF39" id="_x0000_s1057" type="#_x0000_t202" style="position:absolute;margin-left:-25.25pt;margin-top:6.3pt;width:223.45pt;height:24.15pt;z-index:251905024;visibility:visible;mso-wrap-style:square;mso-width-percent:0;mso-wrap-distance-left:9pt;mso-wrap-distance-top:0;mso-wrap-distance-right:9pt;mso-wrap-distance-bottom:0;mso-position-horizontal:absolute;mso-position-horizontal-relative:margin;mso-position-vertical:absolute;mso-position-vertical-relative:text;mso-width-percent:0;mso-width-relative:margin;v-text-anchor:top" o:gfxdata="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" filled="f" stroked="f">
                 <v:textbox style="mso-fit-shape-to-text:t">
                   <w:txbxContent>
                     <w:p>
@@ -8063,7 +8063,7 @@
           </mc:Choice>
           <mc:Fallback>
             <w:pict>
-              <v:shape w14:anchorId="0535F331" id="_x0000_s1058" type="#_x0000_t202" style="position:absolute;margin-left:333.75pt;margin-top:9.8pt;width:126.95pt;height:35.5pt;z-index:251851776;visibility:visible;mso-wrap-style:square;mso-width-percent:0;mso-height-percent:0;mso-wrap-distance-left:9pt;mso-wrap-distance-top:3.6pt;mso-wrap-distance-right:9pt;mso-wrap-distance-bottom:3.6pt;mso-position-horizontal:absolute;mso-position-horizontal-relative:text;mso-position-vertical:absolute;mso-position-vertical-relative:text;mso-width-percent:0;mso-height-percent:0;mso-width-relative:margin;mso-height-relative:margin;v-text-anchor:top" o:gfxdata="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" filled="f" stroked="f">
+              <v:shape w14:anchorId="0535F331" id="_x0000_s1058" type="#_x0000_t202" style="position:absolute;margin-left:333.75pt;margin-top:9.8pt;width:126.95pt;height:35.5pt;z-index:251851776;visibility:visible;mso-wrap-style:square;mso-width-percent:0;mso-height-percent:0;mso-wrap-distance-left:9pt;mso-wrap-distance-top:3.6pt;mso-wrap-distance-right:9pt;mso-wrap-distance-bottom:3.6pt;mso-position-horizontal:absolute;mso-position-horizontal-relative:text;mso-position-vertical:absolute;mso-position-vertical-relative:text;mso-width-percent:0;mso-height-percent:0;mso-width-relative:margin;mso-height-relative:margin;v-text-anchor:top" o:gfxdata="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" filled="f" stroked="f">
                 <v:textbox>
                   <w:txbxContent>
                     <w:p>
@@ -8225,7 +8225,7 @@
           </mc:Choice>
           <mc:Fallback>
             <w:pict>
-              <v:shape w14:anchorId="24CCB392" id="Cuadro de texto 44" o:spid="_x0000_s1059" type="#_x0000_t202" style="position:absolute;margin-left:259.35pt;margin-top:12.8pt;width:78.6pt;height:28.15pt;z-index:251876352;visibility:visible;mso-wrap-style:square;mso-width-percent:0;mso-height-percent:0;mso-wrap-distance-left:9pt;mso-wrap-distance-top:3.6pt;mso-wrap-distance-right:9pt;mso-wrap-distance-bottom:3.6pt;mso-position-horizontal:absolute;mso-position-horizontal-relative:margin;mso-position-vertical:absolute;mso-position-vertical-relative:text;mso-width-percent:0;mso-height-percent:0;mso-width-relative:margin;mso-height-relative:margin;v-text-anchor:top" o:gfxdata="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" filled="f" stroked="f">
+              <v:shape w14:anchorId="24CCB392" id="Cuadro de texto 44" o:spid="_x0000_s1059" type="#_x0000_t202" style="position:absolute;margin-left:259.35pt;margin-top:12.8pt;width:78.6pt;height:28.15pt;z-index:251876352;visibility:visible;mso-wrap-style:square;mso-width-percent:0;mso-height-percent:0;mso-wrap-distance-left:9pt;mso-wrap-distance-top:3.6pt;mso-wrap-distance-right:9pt;mso-wrap-distance-bottom:3.6pt;mso-position-horizontal:absolute;mso-position-horizontal-relative:margin;mso-position-vertical:absolute;mso-position-vertical-relative:text;mso-width-percent:0;mso-height-percent:0;mso-width-relative:margin;mso-height-relative:margin;v-text-anchor:top" o:gfxdata="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" filled="f" stroked="f">
                 <v:textbox>
                   <w:txbxContent>
                     <w:p>
@@ -8434,7 +8434,7 @@
           </mc:Choice>
           <mc:Fallback>
             <w:pict>
-              <v:shape w14:anchorId="325A4C90" id="Cuadro de texto 250" o:spid="_x0000_s1060" type="#_x0000_t202" style="position:absolute;margin-left:174.6pt;margin-top:16.55pt;width:64.85pt;height:28.15pt;z-index:251855872;visibility:visible;mso-wrap-style:square;mso-width-percent:0;mso-height-percent:0;mso-wrap-distance-left:9pt;mso-wrap-distance-top:3.6pt;mso-wrap-distance-right:9pt;mso-wrap-distance-bottom:3.6pt;mso-position-horizontal:absolute;mso-position-horizontal-relative:left-margin-area;mso-position-vertical:absolute;mso-position-vertical-relative:text;mso-width-percent:0;mso-height-percent:0;mso-width-relative:margin;mso-height-relative:margin;v-text-anchor:top" o:gfxdata="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" filled="f" stroked="f">
+              <v:shape w14:anchorId="325A4C90" id="Cuadro de texto 250" o:spid="_x0000_s1060" type="#_x0000_t202" style="position:absolute;margin-left:174.6pt;margin-top:16.55pt;width:64.85pt;height:28.15pt;z-index:251855872;visibility:visible;mso-wrap-style:square;mso-width-percent:0;mso-height-percent:0;mso-wrap-distance-left:9pt;mso-wrap-distance-top:3.6pt;mso-wrap-distance-right:9pt;mso-wrap-distance-bottom:3.6pt;mso-position-horizontal:absolute;mso-position-horizontal-relative:left-margin-area;mso-position-vertical:absolute;mso-position-vertical-relative:text;mso-width-percent:0;mso-height-percent:0;mso-width-relative:margin;mso-height-relative:margin;v-text-anchor:top" o:gfxdata="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" filled="f" stroked="f">
                 <v:textbox>
                   <w:txbxContent>
                     <w:p>
@@ -8618,7 +8618,7 @@
           </mc:Choice>
           <mc:Fallback>
             <w:pict>
-              <v:shape w14:anchorId="4B8898E4" id="_x0000_s1061" type="#_x0000_t202" style="position:absolute;margin-left:-18.85pt;margin-top:11.25pt;width:94.5pt;height:35.5pt;z-index:251840512;visibility:visible;mso-wrap-style:square;mso-width-percent:0;mso-height-percent:0;mso-wrap-distance-left:9pt;mso-wrap-distance-top:3.6pt;mso-wrap-distance-right:9pt;mso-wrap-distance-bottom:3.6pt;mso-position-horizontal:absolute;mso-position-horizontal-relative:margin;mso-position-vertical:absolute;mso-position-vertical-relative:text;mso-width-percent:0;mso-height-percent:0;mso-width-relative:margin;mso-height-relative:margin;v-text-anchor:top" o:gfxdata="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" filled="f" stroked="f">
+              <v:shape w14:anchorId="4B8898E4" id="_x0000_s1061" type="#_x0000_t202" style="position:absolute;margin-left:-18.85pt;margin-top:11.25pt;width:94.5pt;height:35.5pt;z-index:251840512;visibility:visible;mso-wrap-style:square;mso-width-percent:0;mso-height-percent:0;mso-wrap-distance-left:9pt;mso-wrap-distance-top:3.6pt;mso-wrap-distance-right:9pt;mso-wrap-distance-bottom:3.6pt;mso-position-horizontal:absolute;mso-position-horizontal-relative:margin;mso-position-vertical:absolute;mso-position-vertical-relative:text;mso-width-percent:0;mso-height-percent:0;mso-width-relative:margin;mso-height-relative:margin;v-text-anchor:top" o:gfxdata="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" filled="f" stroked="f">
                 <v:textbox>
                   <w:txbxContent>
                     <w:p>
@@ -8742,7 +8742,7 @@
               </wp:anchor>
             </w:drawing>
           </mc:Choice>
-          <mc:Fallback>
+          <mc:Fallback xmlns:w16sdtfl="http://schemas.microsoft.com/office/word/2024/wordml/sdtformatlock" xmlns:w16du="http://schemas.microsoft.com/office/word/2023/wordml/word16du" xmlns:oel="http://schemas.microsoft.com/office/2019/extlst">
             <w:pict>
               <v:roundrect w14:anchorId="6C396695" id="Rectángulo redondeado 1" o:spid="_x0000_s1026" style="position:absolute;margin-left:-36.05pt;margin-top:11.05pt;width:173.95pt;height:34.3pt;z-index:-251486208;visibility:visible;mso-wrap-style:square;mso-width-percent:0;mso-height-percent:0;mso-wrap-distance-left:9pt;mso-wrap-distance-top:0;mso-wrap-distance-right:9pt;mso-wrap-distance-bottom:0;mso-position-horizontal:absolute;mso-position-horizontal-relative:margin;mso-position-vertical:absolute;mso-position-vertical-relative:text;mso-width-percent:0;mso-height-percent:0;mso-width-relative:margin;mso-height-relative:margin;v-text-anchor:middle" arcsize="10923f" o:gfxdata="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" fillcolor="white [3212]" strokecolor="#a3389e" strokeweight="1pt">
                 <v:stroke joinstyle="miter"/>
@@ -8827,7 +8827,7 @@
               </wp:anchor>
             </w:drawing>
           </mc:Choice>
-          <mc:Fallback>
+          <mc:Fallback xmlns:w16sdtfl="http://schemas.microsoft.com/office/word/2024/wordml/sdtformatlock" xmlns:w16du="http://schemas.microsoft.com/office/word/2023/wordml/word16du" xmlns:oel="http://schemas.microsoft.com/office/2019/extlst">
             <w:pict>
               <v:roundrect w14:anchorId="1722DDCC" id="Rectángulo redondeado 247" o:spid="_x0000_s1026" style="position:absolute;margin-left:285pt;margin-top:10.8pt;width:197.95pt;height:34.35pt;z-index:-251488256;visibility:visible;mso-wrap-style:square;mso-width-percent:0;mso-height-percent:0;mso-wrap-distance-left:9pt;mso-wrap-distance-top:0;mso-wrap-distance-right:9pt;mso-wrap-distance-bottom:0;mso-position-horizontal:absolute;mso-position-horizontal-relative:margin;mso-position-vertical:absolute;mso-position-vertical-relative:text;mso-width-percent:0;mso-height-percent:0;mso-width-relative:margin;mso-height-relative:margin;v-text-anchor:middle" arcsize="10923f" o:gfxdata="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" fillcolor="white [3212]" strokecolor="#a3389e" strokeweight="1pt">
                 <v:stroke joinstyle="miter"/>
@@ -8974,7 +8974,7 @@
               </wp:anchor>
             </w:drawing>
           </mc:Choice>
-          <mc:Fallback>
+          <mc:Fallback xmlns:w16sdtfl="http://schemas.microsoft.com/office/word/2024/wordml/sdtformatlock" xmlns:w16du="http://schemas.microsoft.com/office/word/2023/wordml/word16du" xmlns:oel="http://schemas.microsoft.com/office/2019/extlst">
             <w:pict>
               <v:shapetype w14:anchorId="1ADEC3AD" id="_x0000_t104" coordsize="21600,21600" o:spt="104" adj="12960,19440,7200" path="ar0@22@3@21,,0@4@21@14@22@1@21@7@21@12@2l@13@2@8,0@11@2wa0@22@3@21@10@2@16@24@14@22@1@21@16@24@14,xewr@14@22@1@21@7@21@16@24nfe">
                 <v:stroke joinstyle="miter"/>
@@ -9233,7 +9233,7 @@
           </mc:Choice>
           <mc:Fallback>
             <w:pict>
-              <v:shape w14:anchorId="685F8237" id="Cuadro de texto 41" o:spid="_x0000_s1062" type="#_x0000_t202" style="position:absolute;margin-left:354.05pt;margin-top:12.65pt;width:59.75pt;height:28.15pt;z-index:251874304;visibility:visible;mso-wrap-style:square;mso-width-percent:0;mso-height-percent:0;mso-wrap-distance-left:9pt;mso-wrap-distance-top:3.6pt;mso-wrap-distance-right:9pt;mso-wrap-distance-bottom:3.6pt;mso-position-horizontal:absolute;mso-position-horizontal-relative:left-margin-area;mso-position-vertical:absolute;mso-position-vertical-relative:text;mso-width-percent:0;mso-height-percent:0;mso-width-relative:margin;mso-height-relative:margin;v-text-anchor:top" o:gfxdata="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" filled="f" stroked="f">
+              <v:shape w14:anchorId="685F8237" id="Cuadro de texto 41" o:spid="_x0000_s1062" type="#_x0000_t202" style="position:absolute;margin-left:354.05pt;margin-top:12.65pt;width:59.75pt;height:28.15pt;z-index:251874304;visibility:visible;mso-wrap-style:square;mso-width-percent:0;mso-height-percent:0;mso-wrap-distance-left:9pt;mso-wrap-distance-top:3.6pt;mso-wrap-distance-right:9pt;mso-wrap-distance-bottom:3.6pt;mso-position-horizontal:absolute;mso-position-horizontal-relative:left-margin-area;mso-position-vertical:absolute;mso-position-vertical-relative:text;mso-width-percent:0;mso-height-percent:0;mso-width-relative:margin;mso-height-relative:margin;v-text-anchor:top" o:gfxdata="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" filled="f" stroked="f">
                 <v:textbox>
                   <w:txbxContent>
                     <w:p>
@@ -9442,7 +9442,7 @@
           </mc:Choice>
           <mc:Fallback>
             <w:pict>
-              <v:shape w14:anchorId="14698A04" id="Cuadro de texto 36" o:spid="_x0000_s1063" type="#_x0000_t202" style="position:absolute;margin-left:179.4pt;margin-top:12.8pt;width:52.4pt;height:28.15pt;z-index:251868160;visibility:visible;mso-wrap-style:square;mso-width-percent:0;mso-height-percent:0;mso-wrap-distance-left:9pt;mso-wrap-distance-top:3.6pt;mso-wrap-distance-right:9pt;mso-wrap-distance-bottom:3.6pt;mso-position-horizontal:absolute;mso-position-horizontal-relative:left-margin-area;mso-position-vertical:absolute;mso-position-vertical-relative:text;mso-width-percent:0;mso-height-percent:0;mso-width-relative:margin;mso-height-relative:margin;v-text-anchor:top" o:gfxdata="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" filled="f" stroked="f">
+              <v:shape w14:anchorId="14698A04" id="Cuadro de texto 36" o:spid="_x0000_s1063" type="#_x0000_t202" style="position:absolute;margin-left:179.4pt;margin-top:12.8pt;width:52.4pt;height:28.15pt;z-index:251868160;visibility:visible;mso-wrap-style:square;mso-width-percent:0;mso-height-percent:0;mso-wrap-distance-left:9pt;mso-wrap-distance-top:3.6pt;mso-wrap-distance-right:9pt;mso-wrap-distance-bottom:3.6pt;mso-position-horizontal:absolute;mso-position-horizontal-relative:left-margin-area;mso-position-vertical:absolute;mso-position-vertical-relative:text;mso-width-percent:0;mso-height-percent:0;mso-width-relative:margin;mso-height-relative:margin;v-text-anchor:top" o:gfxdata="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" filled="f" stroked="f">
                 <v:textbox>
                   <w:txbxContent>
                     <w:p>
@@ -9626,7 +9626,7 @@
           </mc:Choice>
           <mc:Fallback>
             <w:pict>
-              <v:shape w14:anchorId="77722F0F" id="_x0000_s1064" type="#_x0000_t202" style="position:absolute;margin-left:-19.4pt;margin-top:10.05pt;width:93.4pt;height:35.5pt;z-index:251843584;visibility:visible;mso-wrap-style:square;mso-width-percent:0;mso-height-percent:0;mso-wrap-distance-left:9pt;mso-wrap-distance-top:3.6pt;mso-wrap-distance-right:9pt;mso-wrap-distance-bottom:3.6pt;mso-position-horizontal:absolute;mso-position-horizontal-relative:margin;mso-position-vertical:absolute;mso-position-vertical-relative:text;mso-width-percent:0;mso-height-percent:0;mso-width-relative:margin;mso-height-relative:margin;v-text-anchor:top" o:gfxdata="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" filled="f" stroked="f">
+              <v:shape w14:anchorId="77722F0F" id="_x0000_s1064" type="#_x0000_t202" style="position:absolute;margin-left:-19.4pt;margin-top:10.05pt;width:93.4pt;height:35.5pt;z-index:251843584;visibility:visible;mso-wrap-style:square;mso-width-percent:0;mso-height-percent:0;mso-wrap-distance-left:9pt;mso-wrap-distance-top:3.6pt;mso-wrap-distance-right:9pt;mso-wrap-distance-bottom:3.6pt;mso-position-horizontal:absolute;mso-position-horizontal-relative:margin;mso-position-vertical:absolute;mso-position-vertical-relative:text;mso-width-percent:0;mso-height-percent:0;mso-width-relative:margin;mso-height-relative:margin;v-text-anchor:top" o:gfxdata="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" filled="f" stroked="f">
                 <v:textbox>
                   <w:txbxContent>
                     <w:p>
@@ -9764,7 +9764,7 @@
           </mc:Choice>
           <mc:Fallback>
             <w:pict>
-              <v:shape w14:anchorId="59388447" id="_x0000_s1065" type="#_x0000_t202" style="position:absolute;margin-left:353.5pt;margin-top:7.2pt;width:100.3pt;height:38.75pt;z-index:251849728;visibility:visible;mso-wrap-style:square;mso-width-percent:0;mso-height-percent:0;mso-wrap-distance-left:9pt;mso-wrap-distance-top:3.6pt;mso-wrap-distance-right:9pt;mso-wrap-distance-bottom:3.6pt;mso-position-horizontal:absolute;mso-position-horizontal-relative:text;mso-position-vertical:absolute;mso-position-vertical-relative:text;mso-width-percent:0;mso-height-percent:0;mso-width-relative:margin;mso-height-relative:margin;v-text-anchor:top" o:gfxdata="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" filled="f" stroked="f">
+              <v:shape w14:anchorId="59388447" id="_x0000_s1065" type="#_x0000_t202" style="position:absolute;margin-left:353.5pt;margin-top:7.2pt;width:100.3pt;height:38.75pt;z-index:251849728;visibility:visible;mso-wrap-style:square;mso-width-percent:0;mso-height-percent:0;mso-wrap-distance-left:9pt;mso-wrap-distance-top:3.6pt;mso-wrap-distance-right:9pt;mso-wrap-distance-bottom:3.6pt;mso-position-horizontal:absolute;mso-position-horizontal-relative:text;mso-position-vertical:absolute;mso-position-vertical-relative:text;mso-width-percent:0;mso-height-percent:0;mso-width-relative:margin;mso-height-relative:margin;v-text-anchor:top" o:gfxdata="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" filled="f" stroked="f">
                 <v:textbox>
                   <w:txbxContent>
                     <w:p>
@@ -9892,7 +9892,7 @@
           </mc:Choice>
           <mc:Fallback>
             <w:pict>
-              <v:shape w14:anchorId="35847DB1" id="_x0000_s1066" type="#_x0000_t202" style="position:absolute;margin-left:202.95pt;margin-top:15.25pt;width:108.5pt;height:24.15pt;rotation:-90;z-index:251880448;visibility:visible;mso-wrap-style:square;mso-width-percent:0;mso-wrap-distance-left:9pt;mso-wrap-distance-top:0;mso-wrap-distance-right:9pt;mso-wrap-distance-bottom:0;mso-position-horizontal:absolute;mso-position-horizontal-relative:margin;mso-position-vertical:absolute;mso-position-vertical-relative:text;mso-width-percent:0;mso-width-relative:margin;v-text-anchor:top" o:gfxdata="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" filled="f" stroked="f">
+              <v:shape w14:anchorId="35847DB1" id="_x0000_s1066" type="#_x0000_t202" style="position:absolute;margin-left:202.95pt;margin-top:15.25pt;width:108.5pt;height:24.15pt;rotation:-90;z-index:251880448;visibility:visible;mso-wrap-style:square;mso-width-percent:0;mso-wrap-distance-left:9pt;mso-wrap-distance-top:0;mso-wrap-distance-right:9pt;mso-wrap-distance-bottom:0;mso-position-horizontal:absolute;mso-position-horizontal-relative:margin;mso-position-vertical:absolute;mso-position-vertical-relative:text;mso-width-percent:0;mso-width-relative:margin;v-text-anchor:top" o:gfxdata="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" filled="f" stroked="f">
                 <v:textbox style="mso-fit-shape-to-text:t">
                   <w:txbxContent>
                     <w:p>
@@ -10027,7 +10027,7 @@
               </wp:anchor>
             </w:drawing>
           </mc:Choice>
-          <mc:Fallback>
+          <mc:Fallback xmlns:w16sdtfl="http://schemas.microsoft.com/office/word/2024/wordml/sdtformatlock" xmlns:w16du="http://schemas.microsoft.com/office/word/2023/wordml/word16du" xmlns:oel="http://schemas.microsoft.com/office/2019/extlst">
             <w:pict>
               <v:roundrect w14:anchorId="5EBF7465" id="Rectángulo redondeado 2" o:spid="_x0000_s1026" style="position:absolute;margin-left:-36.05pt;margin-top:11.05pt;width:174.95pt;height:34.3pt;z-index:-251484160;visibility:visible;mso-wrap-style:square;mso-width-percent:0;mso-height-percent:0;mso-wrap-distance-left:9pt;mso-wrap-distance-top:0;mso-wrap-distance-right:9pt;mso-wrap-distance-bottom:0;mso-position-horizontal:absolute;mso-position-horizontal-relative:margin;mso-position-vertical:absolute;mso-position-vertical-relative:text;mso-width-percent:0;mso-height-percent:0;mso-width-relative:margin;mso-height-relative:margin;v-text-anchor:middle" arcsize="10923f" o:gfxdata="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" fillcolor="white [3212]" strokecolor="#a3389e" strokeweight="1pt">
                 <v:stroke joinstyle="miter"/>
@@ -10112,7 +10112,7 @@
           </mc:Choice>
           <mc:Fallback>
             <w:pict>
-              <v:shape w14:anchorId="4E910334" id="_x0000_s1067" type="#_x0000_t202" style="position:absolute;margin-left:115.95pt;margin-top:14.9pt;width:108.5pt;height:24.15pt;rotation:90;z-index:251878400;visibility:visible;mso-wrap-style:square;mso-width-percent:0;mso-wrap-distance-left:9pt;mso-wrap-distance-top:0;mso-wrap-distance-right:9pt;mso-wrap-distance-bottom:0;mso-position-horizontal:absolute;mso-position-horizontal-relative:margin;mso-position-vertical:absolute;mso-position-vertical-relative:text;mso-width-percent:0;mso-width-relative:margin;v-text-anchor:top" o:gfxdata="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" filled="f" stroked="f">
+              <v:shape w14:anchorId="4E910334" id="_x0000_s1067" type="#_x0000_t202" style="position:absolute;margin-left:115.95pt;margin-top:14.9pt;width:108.5pt;height:24.15pt;rotation:90;z-index:251878400;visibility:visible;mso-wrap-style:square;mso-width-percent:0;mso-wrap-distance-left:9pt;mso-wrap-distance-top:0;mso-wrap-distance-right:9pt;mso-wrap-distance-bottom:0;mso-position-horizontal:absolute;mso-position-horizontal-relative:margin;mso-position-vertical:absolute;mso-position-vertical-relative:text;mso-width-percent:0;mso-width-relative:margin;v-text-anchor:top" o:gfxdata="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" filled="f" stroked="f">
                 <v:textbox style="mso-fit-shape-to-text:t">
                   <w:txbxContent>
                     <w:p>
@@ -10221,7 +10221,7 @@
               </wp:anchor>
             </w:drawing>
           </mc:Choice>
-          <mc:Fallback>
+          <mc:Fallback xmlns:w16sdtfl="http://schemas.microsoft.com/office/word/2024/wordml/sdtformatlock" xmlns:w16du="http://schemas.microsoft.com/office/word/2023/wordml/word16du" xmlns:oel="http://schemas.microsoft.com/office/2019/extlst">
             <w:pict>
               <v:roundrect w14:anchorId="2FE7413C" id="Rectángulo redondeado 4" o:spid="_x0000_s1026" style="position:absolute;margin-left:284.45pt;margin-top:8.9pt;width:197.95pt;height:34.3pt;z-index:-251480064;visibility:visible;mso-wrap-style:square;mso-width-percent:0;mso-height-percent:0;mso-wrap-distance-left:9pt;mso-wrap-distance-top:0;mso-wrap-distance-right:9pt;mso-wrap-distance-bottom:0;mso-position-horizontal:absolute;mso-position-horizontal-relative:margin;mso-position-vertical:absolute;mso-position-vertical-relative:text;mso-width-percent:0;mso-height-percent:0;mso-width-relative:margin;mso-height-relative:margin;v-text-anchor:middle" arcsize="10923f" o:gfxdata="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" fillcolor="white [3212]" strokecolor="#a3389e" strokeweight="1pt">
                 <v:stroke joinstyle="miter"/>
@@ -10368,7 +10368,7 @@
               </wp:anchor>
             </w:drawing>
           </mc:Choice>
-          <mc:Fallback>
+          <mc:Fallback xmlns:w16sdtfl="http://schemas.microsoft.com/office/word/2024/wordml/sdtformatlock" xmlns:w16du="http://schemas.microsoft.com/office/word/2023/wordml/word16du" xmlns:oel="http://schemas.microsoft.com/office/2019/extlst">
             <w:pict>
               <v:shape w14:anchorId="669C70F8" id="Flecha curvada hacia arriba 264" o:spid="_x0000_s1026" type="#_x0000_t104" style="position:absolute;margin-left:184.1pt;margin-top:6.25pt;width:55.35pt;height:43.75pt;z-index:251901952;visibility:visible;mso-wrap-style:square;mso-width-percent:0;mso-height-percent:0;mso-wrap-distance-left:9pt;mso-wrap-distance-top:0;mso-wrap-distance-right:9pt;mso-wrap-distance-bottom:0;mso-position-horizontal:absolute;mso-position-horizontal-relative:text;mso-position-vertical:absolute;mso-position-vertical-relative:text;mso-width-percent:0;mso-height-percent:0;mso-width-relative:margin;mso-height-relative:margin;v-text-anchor:middle" o:gfxdata="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" adj="13063,21600,5400" fillcolor="#12af9a" strokecolor="white [3212]" strokeweight="1pt"/>
             </w:pict>
@@ -10522,7 +10522,7 @@
           </mc:Choice>
           <mc:Fallback>
             <w:pict>
-              <v:shape w14:anchorId="137F8F5E" id="_x0000_s1068" type="#_x0000_t202" style="position:absolute;margin-left:349.85pt;margin-top:7.45pt;width:98.7pt;height:38.85pt;z-index:251847680;visibility:visible;mso-wrap-style:square;mso-width-percent:0;mso-height-percent:0;mso-wrap-distance-left:9pt;mso-wrap-distance-top:3.6pt;mso-wrap-distance-right:9pt;mso-wrap-distance-bottom:3.6pt;mso-position-horizontal:absolute;mso-position-horizontal-relative:margin;mso-position-vertical:absolute;mso-position-vertical-relative:text;mso-width-percent:0;mso-height-percent:0;mso-width-relative:margin;mso-height-relative:margin;v-text-anchor:top" o:gfxdata="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" filled="f" stroked="f">
+              <v:shape w14:anchorId="137F8F5E" id="_x0000_s1068" type="#_x0000_t202" style="position:absolute;margin-left:349.85pt;margin-top:7.45pt;width:98.7pt;height:38.85pt;z-index:251847680;visibility:visible;mso-wrap-style:square;mso-width-percent:0;mso-height-percent:0;mso-wrap-distance-left:9pt;mso-wrap-distance-top:3.6pt;mso-wrap-distance-right:9pt;mso-wrap-distance-bottom:3.6pt;mso-position-horizontal:absolute;mso-position-horizontal-relative:margin;mso-position-vertical:absolute;mso-position-vertical-relative:text;mso-width-percent:0;mso-height-percent:0;mso-width-relative:margin;mso-height-relative:margin;v-text-anchor:top" o:gfxdata="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" filled="f" stroked="f">
                 <v:textbox>
                   <w:txbxContent>
                     <w:p>
@@ -10685,7 +10685,7 @@
           </mc:Choice>
           <mc:Fallback>
             <w:pict>
-              <v:shape w14:anchorId="02AA2C9E" id="Cuadro de texto 37" o:spid="_x0000_s1069" type="#_x0000_t202" style="position:absolute;margin-left:177pt;margin-top:13.45pt;width:54.2pt;height:28.15pt;z-index:251870208;visibility:visible;mso-wrap-style:square;mso-width-percent:0;mso-height-percent:0;mso-wrap-distance-left:9pt;mso-wrap-distance-top:3.6pt;mso-wrap-distance-right:9pt;mso-wrap-distance-bottom:3.6pt;mso-position-horizontal:absolute;mso-position-horizontal-relative:left-margin-area;mso-position-vertical:absolute;mso-position-vertical-relative:text;mso-width-percent:0;mso-height-percent:0;mso-width-relative:margin;mso-height-relative:margin;v-text-anchor:top" o:gfxdata="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" filled="f" stroked="f">
+              <v:shape w14:anchorId="02AA2C9E" id="Cuadro de texto 37" o:spid="_x0000_s1069" type="#_x0000_t202" style="position:absolute;margin-left:177pt;margin-top:13.45pt;width:54.2pt;height:28.15pt;z-index:251870208;visibility:visible;mso-wrap-style:square;mso-width-percent:0;mso-height-percent:0;mso-wrap-distance-left:9pt;mso-wrap-distance-top:3.6pt;mso-wrap-distance-right:9pt;mso-wrap-distance-bottom:3.6pt;mso-position-horizontal:absolute;mso-position-horizontal-relative:left-margin-area;mso-position-vertical:absolute;mso-position-vertical-relative:text;mso-width-percent:0;mso-height-percent:0;mso-width-relative:margin;mso-height-relative:margin;v-text-anchor:top" o:gfxdata="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" filled="f" stroked="f">
                 <v:textbox>
                   <w:txbxContent>
                     <w:p>
@@ -10894,7 +10894,7 @@
           </mc:Choice>
           <mc:Fallback>
             <w:pict>
-              <v:shape w14:anchorId="198A2225" id="Cuadro de texto 38" o:spid="_x0000_s1070" type="#_x0000_t202" style="position:absolute;margin-left:355.5pt;margin-top:12.7pt;width:54.5pt;height:28.15pt;z-index:251872256;visibility:visible;mso-wrap-style:square;mso-width-percent:0;mso-height-percent:0;mso-wrap-distance-left:9pt;mso-wrap-distance-top:3.6pt;mso-wrap-distance-right:9pt;mso-wrap-distance-bottom:3.6pt;mso-position-horizontal:absolute;mso-position-horizontal-relative:left-margin-area;mso-position-vertical:absolute;mso-position-vertical-relative:text;mso-width-percent:0;mso-height-percent:0;mso-width-relative:margin;mso-height-relative:margin;v-text-anchor:top" o:gfxdata="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" filled="f" stroked="f">
+              <v:shape w14:anchorId="198A2225" id="Cuadro de texto 38" o:spid="_x0000_s1070" type="#_x0000_t202" style="position:absolute;margin-left:355.5pt;margin-top:12.7pt;width:54.5pt;height:28.15pt;z-index:251872256;visibility:visible;mso-wrap-style:square;mso-width-percent:0;mso-height-percent:0;mso-wrap-distance-left:9pt;mso-wrap-distance-top:3.6pt;mso-wrap-distance-right:9pt;mso-wrap-distance-bottom:3.6pt;mso-position-horizontal:absolute;mso-position-horizontal-relative:left-margin-area;mso-position-vertical:absolute;mso-position-vertical-relative:text;mso-width-percent:0;mso-height-percent:0;mso-width-relative:margin;mso-height-relative:margin;v-text-anchor:top" o:gfxdata="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" filled="f" stroked="f">
                 <v:textbox>
                   <w:txbxContent>
                     <w:p>
@@ -11058,7 +11058,7 @@
           </mc:Choice>
           <mc:Fallback>
             <w:pict>
-              <v:shape w14:anchorId="0F0CCB3B" id="Cuadro de texto 266" o:spid="_x0000_s1071" type="#_x0000_t202" style="position:absolute;margin-left:190.6pt;margin-top:67.45pt;width:44pt;height:28.15pt;z-index:251907072;visibility:visible;mso-wrap-style:square;mso-width-percent:0;mso-height-percent:0;mso-wrap-distance-left:9pt;mso-wrap-distance-top:3.6pt;mso-wrap-distance-right:9pt;mso-wrap-distance-bottom:3.6pt;mso-position-horizontal:absolute;mso-position-horizontal-relative:margin;mso-position-vertical:absolute;mso-position-vertical-relative:text;mso-width-percent:0;mso-height-percent:0;mso-width-relative:margin;mso-height-relative:margin;v-text-anchor:top" o:gfxdata="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" filled="f" stroked="f">
+              <v:shape w14:anchorId="0F0CCB3B" id="Cuadro de texto 266" o:spid="_x0000_s1071" type="#_x0000_t202" style="position:absolute;margin-left:190.6pt;margin-top:67.45pt;width:44pt;height:28.15pt;z-index:251907072;visibility:visible;mso-wrap-style:square;mso-width-percent:0;mso-height-percent:0;mso-wrap-distance-left:9pt;mso-wrap-distance-top:3.6pt;mso-wrap-distance-right:9pt;mso-wrap-distance-bottom:3.6pt;mso-position-horizontal:absolute;mso-position-horizontal-relative:margin;mso-position-vertical:absolute;mso-position-vertical-relative:text;mso-width-percent:0;mso-height-percent:0;mso-width-relative:margin;mso-height-relative:margin;v-text-anchor:top" o:gfxdata="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" filled="f" stroked="f">
                 <v:textbox>
                   <w:txbxContent>
                     <w:p>
@@ -11197,7 +11197,7 @@
           </mc:Choice>
           <mc:Fallback>
             <w:pict>
-              <v:shape w14:anchorId="5CFBDAB8" id="_x0000_s1072" type="#_x0000_t202" style="position:absolute;margin-left:-18.85pt;margin-top:8.65pt;width:92.9pt;height:35.5pt;z-index:251845632;visibility:visible;mso-wrap-style:square;mso-width-percent:0;mso-height-percent:0;mso-wrap-distance-left:9pt;mso-wrap-distance-top:3.6pt;mso-wrap-distance-right:9pt;mso-wrap-distance-bottom:3.6pt;mso-position-horizontal:absolute;mso-position-horizontal-relative:margin;mso-position-vertical:absolute;mso-position-vertical-relative:text;mso-width-percent:0;mso-height-percent:0;mso-width-relative:margin;mso-height-relative:margin;v-text-anchor:top" o:gfxdata="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" filled="f" stroked="f">
+              <v:shape w14:anchorId="5CFBDAB8" id="_x0000_s1072" type="#_x0000_t202" style="position:absolute;margin-left:-18.85pt;margin-top:8.65pt;width:92.9pt;height:35.5pt;z-index:251845632;visibility:visible;mso-wrap-style:square;mso-width-percent:0;mso-height-percent:0;mso-wrap-distance-left:9pt;mso-wrap-distance-top:3.6pt;mso-wrap-distance-right:9pt;mso-wrap-distance-bottom:3.6pt;mso-position-horizontal:absolute;mso-position-horizontal-relative:margin;mso-position-vertical:absolute;mso-position-vertical-relative:text;mso-width-percent:0;mso-height-percent:0;mso-width-relative:margin;mso-height-relative:margin;v-text-anchor:top" o:gfxdata="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" filled="f" stroked="f">
                 <v:textbox>
                   <w:txbxContent>
                     <w:p>
@@ -11321,7 +11321,7 @@
               </wp:anchor>
             </w:drawing>
           </mc:Choice>
-          <mc:Fallback>
+          <mc:Fallback xmlns:w16sdtfl="http://schemas.microsoft.com/office/word/2024/wordml/sdtformatlock" xmlns:w16du="http://schemas.microsoft.com/office/word/2023/wordml/word16du" xmlns:oel="http://schemas.microsoft.com/office/2019/extlst">
             <w:pict>
               <v:roundrect w14:anchorId="0BB6B33C" id="Rectángulo redondeado 3" o:spid="_x0000_s1026" style="position:absolute;margin-left:-35.7pt;margin-top:9.8pt;width:175.6pt;height:34.3pt;z-index:-251482112;visibility:visible;mso-wrap-style:square;mso-width-percent:0;mso-height-percent:0;mso-wrap-distance-left:9pt;mso-wrap-distance-top:0;mso-wrap-distance-right:9pt;mso-wrap-distance-bottom:0;mso-position-horizontal:absolute;mso-position-horizontal-relative:margin;mso-position-vertical:absolute;mso-position-vertical-relative:text;mso-width-percent:0;mso-height-percent:0;mso-width-relative:margin;mso-height-relative:margin;v-text-anchor:middle" arcsize="10923f" o:gfxdata="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" fillcolor="white [3212]" strokecolor="#a3389e" strokeweight="1pt">
                 <v:stroke joinstyle="miter"/>
@@ -11406,7 +11406,7 @@
               </wp:anchor>
             </w:drawing>
           </mc:Choice>
-          <mc:Fallback>
+          <mc:Fallback xmlns:w16sdtfl="http://schemas.microsoft.com/office/word/2024/wordml/sdtformatlock" xmlns:w16du="http://schemas.microsoft.com/office/word/2023/wordml/word16du" xmlns:oel="http://schemas.microsoft.com/office/2019/extlst">
             <w:pict>
               <v:roundrect w14:anchorId="42CE1FCF" id="Rectángulo redondeado 6" o:spid="_x0000_s1026" style="position:absolute;margin-left:284.45pt;margin-top:8.15pt;width:197.95pt;height:34.35pt;z-index:-251478016;visibility:visible;mso-wrap-style:square;mso-width-percent:0;mso-height-percent:0;mso-wrap-distance-left:9pt;mso-wrap-distance-top:0;mso-wrap-distance-right:9pt;mso-wrap-distance-bottom:0;mso-position-horizontal:absolute;mso-position-horizontal-relative:margin;mso-position-vertical:absolute;mso-position-vertical-relative:text;mso-width-percent:0;mso-height-percent:0;mso-width-relative:margin;mso-height-relative:margin;v-text-anchor:middle" arcsize="10923f" o:gfxdata="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" fillcolor="white [3212]" strokecolor="#a3389e" strokeweight="1pt">
                 <v:stroke joinstyle="miter"/>
@@ -14078,7 +14078,7 @@
           </mc:Choice>
           <mc:Fallback>
             <w:pict>
-              <v:shape w14:anchorId="2E8CC1E1" id="_x0000_s1073" type="#_x0000_t202" style="position:absolute;margin-left:-48.3pt;margin-top:.4pt;width:534pt;height:548.45pt;z-index:251892736;visibility:visible;mso-wrap-style:square;mso-width-percent:0;mso-height-percent:0;mso-wrap-distance-left:9pt;mso-wrap-distance-top:3.6pt;mso-wrap-distance-right:9pt;mso-wrap-distance-bottom:3.6pt;mso-position-horizontal:absolute;mso-position-horizontal-relative:text;mso-position-vertical:absolute;mso-position-vertical-relative:text;mso-width-percent:0;mso-height-percent:0;mso-width-relative:margin;mso-height-relative:margin;v-text-anchor:top" o:gfxdata="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" filled="f" stroked="f">
+              <v:shape w14:anchorId="2E8CC1E1" id="_x0000_s1073" type="#_x0000_t202" style="position:absolute;margin-left:-48.3pt;margin-top:.4pt;width:534pt;height:548.45pt;z-index:251892736;visibility:visible;mso-wrap-style:square;mso-width-percent:0;mso-height-percent:0;mso-wrap-distance-left:9pt;mso-wrap-distance-top:3.6pt;mso-wrap-distance-right:9pt;mso-wrap-distance-bottom:3.6pt;mso-position-horizontal:absolute;mso-position-horizontal-relative:text;mso-position-vertical:absolute;mso-position-vertical-relative:text;mso-width-percent:0;mso-height-percent:0;mso-width-relative:margin;mso-height-relative:margin;v-text-anchor:top" o:gfxdata="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" filled="f" stroked="f">
                 <v:textbox>
                   <w:txbxContent>
                     <w:p>
@@ -16696,7 +16696,7 @@
               </wp:anchor>
             </w:drawing>
           </mc:Choice>
-          <mc:Fallback>
+          <mc:Fallback xmlns:w16sdtfl="http://schemas.microsoft.com/office/word/2024/wordml/sdtformatlock" xmlns:w16du="http://schemas.microsoft.com/office/word/2023/wordml/word16du" xmlns:oel="http://schemas.microsoft.com/office/2019/extlst">
             <w:pict>
               <v:roundrect w14:anchorId="1C929D66" id="Rectángulo redondeado 202" o:spid="_x0000_s1026" style="position:absolute;margin-left:-62.5pt;margin-top:-21.4pt;width:556.05pt;height:570.35pt;z-index:-251422720;visibility:visible;mso-wrap-style:square;mso-width-percent:0;mso-height-percent:0;mso-wrap-distance-left:9pt;mso-wrap-distance-top:0;mso-wrap-distance-right:9pt;mso-wrap-distance-bottom:0;mso-position-horizontal:absolute;mso-position-horizontal-relative:text;mso-position-vertical:absolute;mso-position-vertical-relative:text;mso-width-percent:0;mso-height-percent:0;mso-width-relative:margin;mso-height-relative:margin;v-text-anchor:middle" arcsize="3826f" o:gfxdata="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" fillcolor="white [3212]" strokecolor="red" strokeweight="1pt">
                 <v:stroke joinstyle="miter"/>
@@ -16945,7 +16945,7 @@
               </wp:anchor>
             </w:drawing>
           </mc:Choice>
-          <mc:Fallback>
+          <mc:Fallback xmlns:w16sdtfl="http://schemas.microsoft.com/office/word/2024/wordml/sdtformatlock" xmlns:w16du="http://schemas.microsoft.com/office/word/2023/wordml/word16du" xmlns:oel="http://schemas.microsoft.com/office/2019/extlst">
             <w:pict>
               <v:group w14:anchorId="6EAFC9ED" id="Grupo 57" o:spid="_x0000_s1026" style="position:absolute;margin-left:-46.85pt;margin-top:-33.75pt;width:264.2pt;height:30.55pt;z-index:251882496;mso-width-relative:margin" coordsize="32465,3879" o:gfxdata="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">
                 <v:group id="Grupo 58" o:spid="_x0000_s1027" style="position:absolute;width:23691;height:3879" coordsize="23693,3881" o:gfxdata="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">
@@ -17033,7 +17033,7 @@
           </mc:Choice>
           <mc:Fallback>
             <w:pict>
-              <v:shape w14:anchorId="5DCB7C53" id="_x0000_s1074" type="#_x0000_t202" style="position:absolute;margin-left:-27.25pt;margin-top:-30.7pt;width:239.7pt;height:24.15pt;z-index:251889664;visibility:visible;mso-wrap-style:square;mso-width-percent:0;mso-wrap-distance-left:9pt;mso-wrap-distance-top:0;mso-wrap-distance-right:9pt;mso-wrap-distance-bottom:0;mso-position-horizontal:absolute;mso-position-horizontal-relative:margin;mso-position-vertical:absolute;mso-position-vertical-relative:text;mso-width-percent:0;mso-width-relative:margin;v-text-anchor:top" o:gfxdata="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" filled="f" stroked="f">
+              <v:shape w14:anchorId="5DCB7C53" id="_x0000_s1074" type="#_x0000_t202" style="position:absolute;margin-left:-27.25pt;margin-top:-30.7pt;width:239.7pt;height:24.15pt;z-index:251889664;visibility:visible;mso-wrap-style:square;mso-width-percent:0;mso-wrap-distance-left:9pt;mso-wrap-distance-top:0;mso-wrap-distance-right:9pt;mso-wrap-distance-bottom:0;mso-position-horizontal:absolute;mso-position-horizontal-relative:margin;mso-position-vertical:absolute;mso-position-vertical-relative:text;mso-width-percent:0;mso-width-relative:margin;v-text-anchor:top" o:gfxdata="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" filled="f" stroked="f">
                 <v:textbox style="mso-fit-shape-to-text:t">
                   <w:txbxContent>
                     <w:p>
@@ -17139,7 +17139,7 @@
           </mc:Choice>
           <mc:Fallback>
             <w:pict>
-              <v:shape w14:anchorId="17E1DEF0" id="_x0000_s1075" type="#_x0000_t202" style="position:absolute;margin-left:21.85pt;margin-top:-41.1pt;width:32.3pt;height:24.15pt;z-index:251887616;visibility:visible;mso-wrap-style:square;mso-width-percent:0;mso-wrap-distance-left:9pt;mso-wrap-distance-top:0;mso-wrap-distance-right:9pt;mso-wrap-distance-bottom:0;mso-position-horizontal:absolute;mso-position-horizontal-relative:left-margin-area;mso-position-vertical:absolute;mso-position-vertical-relative:text;mso-width-percent:0;mso-width-relative:margin;v-text-anchor:top" o:gfxdata="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" filled="f" stroked="f">
+              <v:shape w14:anchorId="17E1DEF0" id="_x0000_s1075" type="#_x0000_t202" style="position:absolute;margin-left:21.85pt;margin-top:-41.1pt;width:32.3pt;height:24.15pt;z-index:251887616;visibility:visible;mso-wrap-style:square;mso-width-percent:0;mso-wrap-distance-left:9pt;mso-wrap-distance-top:0;mso-wrap-distance-right:9pt;mso-wrap-distance-bottom:0;mso-position-horizontal:absolute;mso-position-horizontal-relative:left-margin-area;mso-position-vertical:absolute;mso-position-vertical-relative:text;mso-width-percent:0;mso-width-relative:margin;v-text-anchor:top" o:gfxdata="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" filled="f" stroked="f">
                 <v:textbox style="mso-fit-shape-to-text:t">
                   <w:txbxContent>
                     <w:p>
@@ -17248,7 +17248,7 @@
               </wp:anchor>
             </w:drawing>
           </mc:Choice>
-          <mc:Fallback>
+          <mc:Fallback xmlns:w16sdtfl="http://schemas.microsoft.com/office/word/2024/wordml/sdtformatlock" xmlns:w16du="http://schemas.microsoft.com/office/word/2023/wordml/word16du" xmlns:oel="http://schemas.microsoft.com/office/2019/extlst">
             <w:pict>
               <v:oval w14:anchorId="1F050D17" id="Elipse 194" o:spid="_x0000_s1026" style="position:absolute;margin-left:-67.55pt;margin-top:-40.8pt;width:41.1pt;height:40.9pt;z-index:251883520;visibility:visible;mso-wrap-style:square;mso-width-percent:0;mso-height-percent:0;mso-wrap-distance-left:9pt;mso-wrap-distance-top:0;mso-wrap-distance-right:9pt;mso-wrap-distance-bottom:0;mso-position-horizontal:absolute;mso-position-horizontal-relative:margin;mso-position-vertical:absolute;mso-position-vertical-relative:text;mso-width-percent:0;mso-height-percent:0;mso-width-relative:margin;mso-height-relative:margin;v-text-anchor:middle" o:gfxdata="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" fillcolor="red" strokecolor="white [3212]" strokeweight="1pt">
                 <v:stroke joinstyle="miter"/>
@@ -17354,7 +17354,7 @@
           </mc:Choice>
           <mc:Fallback>
             <w:pict>
-              <v:shape w14:anchorId="7CC13340" id="_x0000_s1076" type="#_x0000_t202" style="position:absolute;margin-left:-27.45pt;margin-top:116.7pt;width:157.15pt;height:25.65pt;z-index:251938816;visibility:visible;mso-wrap-style:square;mso-width-percent:0;mso-height-percent:0;mso-wrap-distance-left:9pt;mso-wrap-distance-top:0;mso-wrap-distance-right:9pt;mso-wrap-distance-bottom:0;mso-position-horizontal:absolute;mso-position-horizontal-relative:margin;mso-position-vertical:absolute;mso-position-vertical-relative:text;mso-width-percent:0;mso-height-percent:0;mso-width-relative:margin;mso-height-relative:margin;v-text-anchor:top" o:gfxdata="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" filled="f" stroked="f">
+              <v:shape w14:anchorId="7CC13340" id="_x0000_s1076" type="#_x0000_t202" style="position:absolute;margin-left:-27.45pt;margin-top:116.7pt;width:157.15pt;height:25.65pt;z-index:251938816;visibility:visible;mso-wrap-style:square;mso-width-percent:0;mso-height-percent:0;mso-wrap-distance-left:9pt;mso-wrap-distance-top:0;mso-wrap-distance-right:9pt;mso-wrap-distance-bottom:0;mso-position-horizontal:absolute;mso-position-horizontal-relative:margin;mso-position-vertical:absolute;mso-position-vertical-relative:text;mso-width-percent:0;mso-height-percent:0;mso-width-relative:margin;mso-height-relative:margin;v-text-anchor:top" o:gfxdata="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" filled="f" stroked="f">
                 <v:textbox>
                   <w:txbxContent>
                     <w:p>
@@ -17460,7 +17460,7 @@
               </wp:anchor>
             </w:drawing>
           </mc:Choice>
-          <mc:Fallback>
+          <mc:Fallback xmlns:w16sdtfl="http://schemas.microsoft.com/office/word/2024/wordml/sdtformatlock" xmlns:w16du="http://schemas.microsoft.com/office/word/2023/wordml/word16du" xmlns:oel="http://schemas.microsoft.com/office/2019/extlst">
             <w:pict>
               <v:roundrect w14:anchorId="3944240C" id="Rectángulo redondeado 280" o:spid="_x0000_s1026" style="position:absolute;margin-left:-64.4pt;margin-top:133.6pt;width:371.25pt;height:121.75pt;z-index:251927552;visibility:visible;mso-wrap-style:square;mso-width-percent:0;mso-height-percent:0;mso-wrap-distance-left:9pt;mso-wrap-distance-top:0;mso-wrap-distance-right:9pt;mso-wrap-distance-bottom:0;mso-position-horizontal:absolute;mso-position-horizontal-relative:text;mso-position-vertical:absolute;mso-position-vertical-relative:text;mso-width-percent:0;mso-height-percent:0;mso-width-relative:margin;mso-height-relative:margin;v-text-anchor:middle" arcsize="10923f" o:gfxdata="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" fillcolor="white [3212]" strokecolor="#11162c" strokeweight="1pt">
                 <v:stroke joinstyle="miter"/>
@@ -17717,7 +17717,7 @@
               </wp:anchor>
             </w:drawing>
           </mc:Choice>
-          <mc:Fallback>
+          <mc:Fallback xmlns:w16sdtfl="http://schemas.microsoft.com/office/word/2024/wordml/sdtformatlock" xmlns:w16du="http://schemas.microsoft.com/office/word/2023/wordml/word16du" xmlns:oel="http://schemas.microsoft.com/office/2019/extlst">
             <w:pict>
               <v:group w14:anchorId="4C1416C8" id="Grupo 287" o:spid="_x0000_s1026" style="position:absolute;margin-left:-58.6pt;margin-top:113.65pt;width:264.2pt;height:30.55pt;z-index:251934720;mso-width-relative:margin" coordsize="32465,3879" o:gfxdata="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">
                 <v:group id="Grupo 288" o:spid="_x0000_s1027" style="position:absolute;width:23691;height:3879" coordsize="23693,3881" o:gfxdata="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">
@@ -17808,7 +17808,7 @@
               </wp:anchor>
             </w:drawing>
           </mc:Choice>
-          <mc:Fallback>
+          <mc:Fallback xmlns:w16sdtfl="http://schemas.microsoft.com/office/word/2024/wordml/sdtformatlock" xmlns:w16du="http://schemas.microsoft.com/office/word/2023/wordml/word16du" xmlns:oel="http://schemas.microsoft.com/office/2019/extlst">
             <w:pict>
               <v:oval w14:anchorId="4DF179D3" id="Elipse 294" o:spid="_x0000_s1026" style="position:absolute;margin-left:-69.25pt;margin-top:108.7pt;width:41.1pt;height:40.9pt;z-index:251936768;visibility:visible;mso-wrap-style:square;mso-width-percent:0;mso-height-percent:0;mso-wrap-distance-left:9pt;mso-wrap-distance-top:0;mso-wrap-distance-right:9pt;mso-wrap-distance-bottom:0;mso-position-horizontal:absolute;mso-position-horizontal-relative:margin;mso-position-vertical:absolute;mso-position-vertical-relative:text;mso-width-percent:0;mso-height-percent:0;mso-width-relative:margin;mso-height-relative:margin;v-text-anchor:middle" o:gfxdata="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" fillcolor="#11162c" strokecolor="white [3212]" strokeweight="1pt">
                 <v:stroke joinstyle="miter"/>
@@ -18049,7 +18049,7 @@
           </mc:Choice>
           <mc:Fallback>
             <w:pict>
-              <v:shape w14:anchorId="444D6589" id="Cuadro de texto 267" o:spid="_x0000_s1077" type="#_x0000_t202" style="position:absolute;margin-left:0;margin-top:291.6pt;width:44pt;height:28.15pt;z-index:251909120;visibility:visible;mso-wrap-style:square;mso-width-percent:0;mso-height-percent:0;mso-wrap-distance-left:9pt;mso-wrap-distance-top:3.6pt;mso-wrap-distance-right:9pt;mso-wrap-distance-bottom:3.6pt;mso-position-horizontal:center;mso-position-horizontal-relative:margin;mso-position-vertical:absolute;mso-position-vertical-relative:text;mso-width-percent:0;mso-height-percent:0;mso-width-relative:margin;mso-height-relative:margin;v-text-anchor:top" o:gfxdata="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" filled="f" stroked="f">
+              <v:shape w14:anchorId="444D6589" id="Cuadro de texto 267" o:spid="_x0000_s1077" type="#_x0000_t202" style="position:absolute;margin-left:0;margin-top:291.6pt;width:44pt;height:28.15pt;z-index:251909120;visibility:visible;mso-wrap-style:square;mso-width-percent:0;mso-height-percent:0;mso-wrap-distance-left:9pt;mso-wrap-distance-top:3.6pt;mso-wrap-distance-right:9pt;mso-wrap-distance-bottom:3.6pt;mso-position-horizontal:center;mso-position-horizontal-relative:margin;mso-position-vertical:absolute;mso-position-vertical-relative:text;mso-width-percent:0;mso-height-percent:0;mso-width-relative:margin;mso-height-relative:margin;v-text-anchor:top" o:gfxdata="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" filled="f" stroked="f">
                 <v:textbox>
                   <w:txbxContent>
                     <w:p>
@@ -18333,7 +18333,7 @@
                                 <w:szCs w:val="26"/>
                                 <w:lang w:val="es-CO"/>
                               </w:rPr>
-                              <w:t>317 526 4009 - 317 768 0765 - (601) 704 8103</w:t>
+                              <w:t>+57 300 9121171 - (601) 704 8103</w:t>
                             </w:r>
                           </w:p>
                           <w:p>
@@ -18385,6 +18385,20 @@
                               </w:rPr>
                               <w:t>contactenos@enlaceeditorial.com</w:t>
                             </w:r>
+                          </w:p>
+                          <w:p>
+                            <w:pPr>
+                              <w:spacing w:after="0" w:line="240" w:lineRule="auto"/>
+                              <w:rPr>
+                                <w:b/>
+                                <w:i/>
+                                <w:color w:val="1B223F"/>
+                                <w:sz w:val="24"/>
+                                <w:szCs w:val="26"/>
+                                <w:u w:val="single"/>
+                                <w:lang w:val="es-CO"/>
+                              </w:rPr>
+                            </w:pPr>
                           </w:p>
                         </w:txbxContent>
                       </wps:txbx>
@@ -18405,7 +18419,7 @@
           </mc:Choice>
           <mc:Fallback>
             <w:pict>
-              <v:shape w14:anchorId="1C61CDE7" id="_x0000_s1078" type="#_x0000_t202" style="position:absolute;margin-left:-53.75pt;margin-top:40.55pt;width:242.9pt;height:96.4pt;z-index:251931648;visibility:visible;mso-wrap-style:square;mso-width-percent:0;mso-height-percent:0;mso-wrap-distance-left:9pt;mso-wrap-distance-top:3.6pt;mso-wrap-distance-right:9pt;mso-wrap-distance-bottom:3.6pt;mso-position-horizontal:absolute;mso-position-horizontal-relative:margin;mso-position-vertical:absolute;mso-position-vertical-relative:text;mso-width-percent:0;mso-height-percent:0;mso-width-relative:margin;mso-height-relative:margin;v-text-anchor:top" o:gfxdata="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" filled="f" stroked="f">
+              <v:shape w14:anchorId="1C61CDE7" id="_x0000_s1078" type="#_x0000_t202" style="position:absolute;margin-left:-53.75pt;margin-top:40.55pt;width:242.9pt;height:96.4pt;z-index:251931648;visibility:visible;mso-wrap-style:square;mso-width-percent:0;mso-height-percent:0;mso-wrap-distance-left:9pt;mso-wrap-distance-top:3.6pt;mso-wrap-distance-right:9pt;mso-wrap-distance-bottom:3.6pt;mso-position-horizontal:absolute;mso-position-horizontal-relative:margin;mso-position-vertical:absolute;mso-position-vertical-relative:text;mso-width-percent:0;mso-height-percent:0;mso-width-relative:margin;mso-height-relative:margin;v-text-anchor:top" o:gfxdata="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" filled="f" stroked="f">
                 <v:textbox>
                   <w:txbxContent>
                     <w:p>
@@ -18453,7 +18467,7 @@
                           <w:szCs w:val="26"/>
                           <w:lang w:val="es-CO"/>
                         </w:rPr>
-                        <w:t>317 526 4009 - 317 768 0765 - (601) 704 8103</w:t>
+                        <w:t>+57 300 9121171 - (601) 704 8103</w:t>
                       </w:r>
                     </w:p>
                     <w:p>
@@ -18505,6 +18519,20 @@
                         </w:rPr>
                         <w:t>contactenos@enlaceeditorial.com</w:t>
                       </w:r>
+                    </w:p>
+                    <w:p>
+                      <w:pPr>
+                        <w:spacing w:after="0" w:line="240" w:lineRule="auto"/>
+                        <w:rPr>
+                          <w:b/>
+                          <w:i/>
+                          <w:color w:val="1B223F"/>
+                          <w:sz w:val="24"/>
+                          <w:szCs w:val="26"/>
+                          <w:u w:val="single"/>
+                          <w:lang w:val="es-CO"/>
+                        </w:rPr>
+                      </w:pPr>
                     </w:p>
                   </w:txbxContent>
                 </v:textbox>
@@ -18529,7 +18557,7 @@
 </file>
 
 <file path=word/endnotes.xml><?xml version="1.0" encoding="utf-8"?>
-<w:endnotes xmlns:wpc="http://schemas.microsoft.com/office/word/2010/wordprocessingCanvas" xmlns:cx="http://schemas.microsoft.com/office/drawing/2014/chartex" xmlns:cx1="http://schemas.microsoft.com/office/drawing/2015/9/8/chartex" xmlns:cx2="http://schemas.microsoft.com/office/drawing/2015/10/21/chartex" xmlns:cx3="http://schemas.microsoft.com/office/drawing/2016/5/9/chartex" xmlns:cx4="http://schemas.microsoft.com/office/drawing/2016/5/10/chartex" xmlns:cx5="http://schemas.microsoft.com/office/drawing/2016/5/11/chartex" xmlns:cx6="http://schemas.microsoft.com/office/drawing/2016/5/12/chartex" xmlns:cx7="http://schemas.microsoft.com/office/drawing/2016/5/13/chartex" xmlns:cx8="http://schemas.microsoft.com/office/drawing/2016/5/14/chartex" xmlns:mc="http://schemas.openxmlformats.org/markup-compatibility/2006" xmlns:aink="http://schemas.microsoft.com/office/drawing/2016/ink" xmlns:am3d="http://schemas.microsoft.com/office/drawing/2017/model3d" xmlns:o="urn:schemas-microsoft-com:office:office" xmlns:oel="http://schemas.microsoft.com/office/2019/extlst" xmlns:r="http://schemas.openxmlformats.org/officeDocument/2006/relationships" xmlns:m="http://schemas.openxmlformats.org/officeDocument/2006/math" xmlns:v="urn:schemas-microsoft-com:vml" xmlns:wp14="http://schemas.microsoft.com/office/word/2010/wordprocessingDrawing" xmlns:wp="http://schemas.openxmlformats.org/drawingml/2006/wordprocessingDrawing" xmlns:w10="urn:schemas-microsoft-com:office:word" xmlns:w="http://schemas.openxmlformats.org/wordprocessingml/2006/main" xmlns:w14="http://schemas.microsoft.com/office/word/2010/wordml" xmlns:w15="http://schemas.microsoft.com/office/word/2012/wordml" xmlns:w16cex="http://schemas.microsoft.com/office/word/2018/wordml/cex" xmlns:w16cid="http://schemas.microsoft.com/office/word/2016/wordml/cid" xmlns:w16="http://schemas.microsoft.com/office/word/2018/wordml" xmlns:w16du="http://schemas.microsoft.com/office/word/2023/wordml/word16du" xmlns:w16sdtdh="http://schemas.microsoft.com/office/word/2020/wordml/sdtdatahash" xmlns:w16sdtfl="http://schemas.microsoft.com/office/word/2024/wordml/sdtformatlock" xmlns:w16se="http://schemas.microsoft.com/office/word/2015/wordml/symex" xmlns:wpg="http://schemas.microsoft.com/office/word/2010/wordprocessingGroup" xmlns:wpi="http://schemas.microsoft.com/office/word/2010/wordprocessingInk" xmlns:wne="http://schemas.microsoft.com/office/word/2006/wordml" xmlns:wps="http://schemas.microsoft.com/office/word/2010/wordprocessingShape" mc:Ignorable="w14 w15 w16se w16cid w16 w16cex w16sdtdh w16sdtfl w16du wp14">
+<w:endnotes xmlns:wpc="http://schemas.microsoft.com/office/word/2010/wordprocessingCanvas" xmlns:cx="http://schemas.microsoft.com/office/drawing/2014/chartex" xmlns:cx1="http://schemas.microsoft.com/office/drawing/2015/9/8/chartex" xmlns:cx2="http://schemas.microsoft.com/office/drawing/2015/10/21/chartex" xmlns:cx3="http://schemas.microsoft.com/office/drawing/2016/5/9/chartex" xmlns:cx4="http://schemas.microsoft.com/office/drawing/2016/5/10/chartex" xmlns:cx5="http://schemas.microsoft.com/office/drawing/2016/5/11/chartex" xmlns:cx6="http://schemas.microsoft.com/office/drawing/2016/5/12/chartex" xmlns:cx7="http://schemas.microsoft.com/office/drawing/2016/5/13/chartex" xmlns:cx8="http://schemas.microsoft.com/office/drawing/2016/5/14/chartex" xmlns:mc="http://schemas.openxmlformats.org/markup-compatibility/2006" xmlns:aink="http://schemas.microsoft.com/office/drawing/2016/ink" xmlns:am3d="http://schemas.microsoft.com/office/drawing/2017/model3d" xmlns:o="urn:schemas-microsoft-com:office:office" xmlns:r="http://schemas.openxmlformats.org/officeDocument/2006/relationships" xmlns:m="http://schemas.openxmlformats.org/officeDocument/2006/math" xmlns:v="urn:schemas-microsoft-com:vml" xmlns:wp14="http://schemas.microsoft.com/office/word/2010/wordprocessingDrawing" xmlns:wp="http://schemas.openxmlformats.org/drawingml/2006/wordprocessingDrawing" xmlns:w10="urn:schemas-microsoft-com:office:word" xmlns:w="http://schemas.openxmlformats.org/wordprocessingml/2006/main" xmlns:w14="http://schemas.microsoft.com/office/word/2010/wordml" xmlns:w15="http://schemas.microsoft.com/office/word/2012/wordml" xmlns:w16cex="http://schemas.microsoft.com/office/word/2018/wordml/cex" xmlns:w16cid="http://schemas.microsoft.com/office/word/2016/wordml/cid" xmlns:w16="http://schemas.microsoft.com/office/word/2018/wordml" xmlns:w16sdtdh="http://schemas.microsoft.com/office/word/2020/wordml/sdtdatahash" xmlns:w16se="http://schemas.microsoft.com/office/word/2015/wordml/symex" xmlns:wpg="http://schemas.microsoft.com/office/word/2010/wordprocessingGroup" xmlns:wpi="http://schemas.microsoft.com/office/word/2010/wordprocessingInk" xmlns:wne="http://schemas.microsoft.com/office/word/2006/wordml" xmlns:wps="http://schemas.microsoft.com/office/word/2010/wordprocessingShape" mc:Ignorable="w14 w15 w16se w16cid w16 w16cex w16sdtdh wp14">
   <w:endnote w:type="separator" w:id="-1">
     <w:p>
       <w:pPr>
@@ -18554,7 +18582,7 @@
 </file>
 
 <file path=word/footnotes.xml><?xml version="1.0" encoding="utf-8"?>
-<w:footnotes xmlns:wpc="http://schemas.microsoft.com/office/word/2010/wordprocessingCanvas" xmlns:cx="http://schemas.microsoft.com/office/drawing/2014/chartex" xmlns:cx1="http://schemas.microsoft.com/office/drawing/2015/9/8/chartex" xmlns:cx2="http://schemas.microsoft.com/office/drawing/2015/10/21/chartex" xmlns:cx3="http://schemas.microsoft.com/office/drawing/2016/5/9/chartex" xmlns:cx4="http://schemas.microsoft.com/office/drawing/2016/5/10/chartex" xmlns:cx5="http://schemas.microsoft.com/office/drawing/2016/5/11/chartex" xmlns:cx6="http://schemas.microsoft.com/office/drawing/2016/5/12/chartex" xmlns:cx7="http://schemas.microsoft.com/office/drawing/2016/5/13/chartex" xmlns:cx8="http://schemas.microsoft.com/office/drawing/2016/5/14/chartex" xmlns:mc="http://schemas.openxmlformats.org/markup-compatibility/2006" xmlns:aink="http://schemas.microsoft.com/office/drawing/2016/ink" xmlns:am3d="http://schemas.microsoft.com/office/drawing/2017/model3d" xmlns:o="urn:schemas-microsoft-com:office:office" xmlns:oel="http://schemas.microsoft.com/office/2019/extlst" xmlns:r="http://schemas.openxmlformats.org/officeDocument/2006/relationships" xmlns:m="http://schemas.openxmlformats.org/officeDocument/2006/math" xmlns:v="urn:schemas-microsoft-com:vml" xmlns:wp14="http://schemas.microsoft.com/office/word/2010/wordprocessingDrawing" xmlns:wp="http://schemas.openxmlformats.org/drawingml/2006/wordprocessingDrawing" xmlns:w10="urn:schemas-microsoft-com:office:word" xmlns:w="http://schemas.openxmlformats.org/wordprocessingml/2006/main" xmlns:w14="http://schemas.microsoft.com/office/word/2010/wordml" xmlns:w15="http://schemas.microsoft.com/office/word/2012/wordml" xmlns:w16cex="http://schemas.microsoft.com/office/word/2018/wordml/cex" xmlns:w16cid="http://schemas.microsoft.com/office/word/2016/wordml/cid" xmlns:w16="http://schemas.microsoft.com/office/word/2018/wordml" xmlns:w16du="http://schemas.microsoft.com/office/word/2023/wordml/word16du" xmlns:w16sdtdh="http://schemas.microsoft.com/office/word/2020/wordml/sdtdatahash" xmlns:w16sdtfl="http://schemas.microsoft.com/office/word/2024/wordml/sdtformatlock" xmlns:w16se="http://schemas.microsoft.com/office/word/2015/wordml/symex" xmlns:wpg="http://schemas.microsoft.com/office/word/2010/wordprocessingGroup" xmlns:wpi="http://schemas.microsoft.com/office/word/2010/wordprocessingInk" xmlns:wne="http://schemas.microsoft.com/office/word/2006/wordml" xmlns:wps="http://schemas.microsoft.com/office/word/2010/wordprocessingShape" mc:Ignorable="w14 w15 w16se w16cid w16 w16cex w16sdtdh w16sdtfl w16du wp14">
+<w:footnotes xmlns:wpc="http://schemas.microsoft.com/office/word/2010/wordprocessingCanvas" xmlns:cx="http://schemas.microsoft.com/office/drawing/2014/chartex" xmlns:cx1="http://schemas.microsoft.com/office/drawing/2015/9/8/chartex" xmlns:cx2="http://schemas.microsoft.com/office/drawing/2015/10/21/chartex" xmlns:cx3="http://schemas.microsoft.com/office/drawing/2016/5/9/chartex" xmlns:cx4="http://schemas.microsoft.com/office/drawing/2016/5/10/chartex" xmlns:cx5="http://schemas.microsoft.com/office/drawing/2016/5/11/chartex" xmlns:cx6="http://schemas.microsoft.com/office/drawing/2016/5/12/chartex" xmlns:cx7="http://schemas.microsoft.com/office/drawing/2016/5/13/chartex" xmlns:cx8="http://schemas.microsoft.com/office/drawing/2016/5/14/chartex" xmlns:mc="http://schemas.openxmlformats.org/markup-compatibility/2006" xmlns:aink="http://schemas.microsoft.com/office/drawing/2016/ink" xmlns:am3d="http://schemas.microsoft.com/office/drawing/2017/model3d" xmlns:o="urn:schemas-microsoft-com:office:office" xmlns:r="http://schemas.openxmlformats.org/officeDocument/2006/relationships" xmlns:m="http://schemas.openxmlformats.org/officeDocument/2006/math" xmlns:v="urn:schemas-microsoft-com:vml" xmlns:wp14="http://schemas.microsoft.com/office/word/2010/wordprocessingDrawing" xmlns:wp="http://schemas.openxmlformats.org/drawingml/2006/wordprocessingDrawing" xmlns:w10="urn:schemas-microsoft-com:office:word" xmlns:w="http://schemas.openxmlformats.org/wordprocessingml/2006/main" xmlns:w14="http://schemas.microsoft.com/office/word/2010/wordml" xmlns:w15="http://schemas.microsoft.com/office/word/2012/wordml" xmlns:w16cex="http://schemas.microsoft.com/office/word/2018/wordml/cex" xmlns:w16cid="http://schemas.microsoft.com/office/word/2016/wordml/cid" xmlns:w16="http://schemas.microsoft.com/office/word/2018/wordml" xmlns:w16sdtdh="http://schemas.microsoft.com/office/word/2020/wordml/sdtdatahash" xmlns:w16se="http://schemas.microsoft.com/office/word/2015/wordml/symex" xmlns:wpg="http://schemas.microsoft.com/office/word/2010/wordprocessingGroup" xmlns:wpi="http://schemas.microsoft.com/office/word/2010/wordprocessingInk" xmlns:wne="http://schemas.microsoft.com/office/word/2006/wordml" xmlns:wps="http://schemas.microsoft.com/office/word/2010/wordprocessingShape" mc:Ignorable="w14 w15 w16se w16cid w16 w16cex w16sdtdh wp14">
   <w:footnote w:type="separator" w:id="-1">
     <w:p>
       <w:pPr>
@@ -18579,7 +18607,7 @@
 </file>
 
 <file path=word/numbering.xml><?xml version="1.0" encoding="utf-8"?>
-<w:numbering xmlns:wpc="http://schemas.microsoft.com/office/word/2010/wordprocessingCanvas" xmlns:cx="http://schemas.microsoft.com/office/drawing/2014/chartex" xmlns:cx1="http://schemas.microsoft.com/office/drawing/2015/9/8/chartex" xmlns:cx2="http://schemas.microsoft.com/office/drawing/2015/10/21/chartex" xmlns:cx3="http://schemas.microsoft.com/office/drawing/2016/5/9/chartex" xmlns:cx4="http://schemas.microsoft.com/office/drawing/2016/5/10/chartex" xmlns:cx5="http://schemas.microsoft.com/office/drawing/2016/5/11/chartex" xmlns:cx6="http://schemas.microsoft.com/office/drawing/2016/5/12/chartex" xmlns:cx7="http://schemas.microsoft.com/office/drawing/2016/5/13/chartex" xmlns:cx8="http://schemas.microsoft.com/office/drawing/2016/5/14/chartex" xmlns:mc="http://schemas.openxmlformats.org/markup-compatibility/2006" xmlns:aink="http://schemas.microsoft.com/office/drawing/2016/ink" xmlns:am3d="http://schemas.microsoft.com/office/drawing/2017/model3d" xmlns:o="urn:schemas-microsoft-com:office:office" xmlns:oel="http://schemas.microsoft.com/office/2019/extlst" xmlns:r="http://schemas.openxmlformats.org/officeDocument/2006/relationships" xmlns:m="http://schemas.openxmlformats.org/officeDocument/2006/math" xmlns:v="urn:schemas-microsoft-com:vml" xmlns:wp14="http://schemas.microsoft.com/office/word/2010/wordprocessingDrawing" xmlns:wp="http://schemas.openxmlformats.org/drawingml/2006/wordprocessingDrawing" xmlns:w10="urn:schemas-microsoft-com:office:word" xmlns:w="http://schemas.openxmlformats.org/wordprocessingml/2006/main" xmlns:w14="http://schemas.microsoft.com/office/word/2010/wordml" xmlns:w15="http://schemas.microsoft.com/office/word/2012/wordml" xmlns:w16cex="http://schemas.microsoft.com/office/word/2018/wordml/cex" xmlns:w16cid="http://schemas.microsoft.com/office/word/2016/wordml/cid" xmlns:w16="http://schemas.microsoft.com/office/word/2018/wordml" xmlns:w16du="http://schemas.microsoft.com/office/word/2023/wordml/word16du" xmlns:w16sdtdh="http://schemas.microsoft.com/office/word/2020/wordml/sdtdatahash" xmlns:w16sdtfl="http://schemas.microsoft.com/office/word/2024/wordml/sdtformatlock" xmlns:w16se="http://schemas.microsoft.com/office/word/2015/wordml/symex" xmlns:wpg="http://schemas.microsoft.com/office/word/2010/wordprocessingGroup" xmlns:wpi="http://schemas.microsoft.com/office/word/2010/wordprocessingInk" xmlns:wne="http://schemas.microsoft.com/office/word/2006/wordml" xmlns:wps="http://schemas.microsoft.com/office/word/2010/wordprocessingShape" mc:Ignorable="w14 w15 w16se w16cid w16 w16cex w16sdtdh w16sdtfl w16du wp14">
+<w:numbering xmlns:wpc="http://schemas.microsoft.com/office/word/2010/wordprocessingCanvas" xmlns:cx="http://schemas.microsoft.com/office/drawing/2014/chartex" xmlns:cx1="http://schemas.microsoft.com/office/drawing/2015/9/8/chartex" xmlns:cx2="http://schemas.microsoft.com/office/drawing/2015/10/21/chartex" xmlns:cx3="http://schemas.microsoft.com/office/drawing/2016/5/9/chartex" xmlns:cx4="http://schemas.microsoft.com/office/drawing/2016/5/10/chartex" xmlns:cx5="http://schemas.microsoft.com/office/drawing/2016/5/11/chartex" xmlns:cx6="http://schemas.microsoft.com/office/drawing/2016/5/12/chartex" xmlns:cx7="http://schemas.microsoft.com/office/drawing/2016/5/13/chartex" xmlns:cx8="http://schemas.microsoft.com/office/drawing/2016/5/14/chartex" xmlns:mc="http://schemas.openxmlformats.org/markup-compatibility/2006" xmlns:aink="http://schemas.microsoft.com/office/drawing/2016/ink" xmlns:am3d="http://schemas.microsoft.com/office/drawing/2017/model3d" xmlns:o="urn:schemas-microsoft-com:office:office" xmlns:r="http://schemas.openxmlformats.org/officeDocument/2006/relationships" xmlns:m="http://schemas.openxmlformats.org/officeDocument/2006/math" xmlns:v="urn:schemas-microsoft-com:vml" xmlns:wp14="http://schemas.microsoft.com/office/word/2010/wordprocessingDrawing" xmlns:wp="http://schemas.openxmlformats.org/drawingml/2006/wordprocessingDrawing" xmlns:w10="urn:schemas-microsoft-com:office:word" xmlns:w="http://schemas.openxmlformats.org/wordprocessingml/2006/main" xmlns:w14="http://schemas.microsoft.com/office/word/2010/wordml" xmlns:w15="http://schemas.microsoft.com/office/word/2012/wordml" xmlns:w16cex="http://schemas.microsoft.com/office/word/2018/wordml/cex" xmlns:w16cid="http://schemas.microsoft.com/office/word/2016/wordml/cid" xmlns:w16="http://schemas.microsoft.com/office/word/2018/wordml" xmlns:w16sdtdh="http://schemas.microsoft.com/office/word/2020/wordml/sdtdatahash" xmlns:w16se="http://schemas.microsoft.com/office/word/2015/wordml/symex" xmlns:wpg="http://schemas.microsoft.com/office/word/2010/wordprocessingGroup" xmlns:wpi="http://schemas.microsoft.com/office/word/2010/wordprocessingInk" xmlns:wne="http://schemas.microsoft.com/office/word/2006/wordml" xmlns:wps="http://schemas.microsoft.com/office/word/2010/wordprocessingShape" mc:Ignorable="w14 w15 w16se w16cid w16 w16cex w16sdtdh wp14">
   <w:numPicBullet w:numPicBulletId="0">
     <w:pict>
       <v:shapetype id="_x0000_t75" coordsize="21600,21600" o:spt="75" o:preferrelative="t" path="m@4@5l@4@11@9@11@9@5xe" filled="f" stroked="f">
@@ -18601,7 +18629,7 @@
         <v:path o:extrusionok="f" gradientshapeok="t" o:connecttype="rect"/>
         <o:lock v:ext="edit" aspectratio="t"/>
       </v:shapetype>
-      <v:shape id="_x0000_i1029" type="#_x0000_t75" style="width:11.25pt;height:11.25pt" o:bullet="t">
+      <v:shape id="_x0000_i1042" type="#_x0000_t75" style="width:11.25pt;height:11.25pt" o:bullet="t">
         <v:imagedata r:id="rId1" o:title="msoFFDE"/>
       </v:shape>
     </w:pict>
@@ -18809,17 +18837,17 @@
       </w:pPr>
     </w:lvl>
   </w:abstractNum>
-  <w:num w:numId="1" w16cid:durableId="233124676">
+  <w:num w:numId="1">
     <w:abstractNumId w:val="0"/>
   </w:num>
-  <w:num w:numId="2" w16cid:durableId="478158152">
+  <w:num w:numId="2">
     <w:abstractNumId w:val="1"/>
   </w:num>
 </w:numbering>
 </file>
 
 <file path=word/styles.xml><?xml version="1.0" encoding="utf-8"?>
-<w:styles xmlns:mc="http://schemas.openxmlformats.org/markup-compatibility/2006" xmlns:r="http://schemas.openxmlformats.org/officeDocument/2006/relationships" xmlns:w="http://schemas.openxmlformats.org/wordprocessingml/2006/main" xmlns:w14="http://schemas.microsoft.com/office/word/2010/wordml" xmlns:w15="http://schemas.microsoft.com/office/word/2012/wordml" xmlns:w16cex="http://schemas.microsoft.com/office/word/2018/wordml/cex" xmlns:w16cid="http://schemas.microsoft.com/office/word/2016/wordml/cid" xmlns:w16="http://schemas.microsoft.com/office/word/2018/wordml" xmlns:w16du="http://schemas.microsoft.com/office/word/2023/wordml/word16du" xmlns:w16sdtdh="http://schemas.microsoft.com/office/word/2020/wordml/sdtdatahash" xmlns:w16sdtfl="http://schemas.microsoft.com/office/word/2024/wordml/sdtformatlock" xmlns:w16se="http://schemas.microsoft.com/office/word/2015/wordml/symex" mc:Ignorable="w14 w15 w16se w16cid w16 w16cex w16sdtdh w16sdtfl w16du">
+<w:styles xmlns:mc="http://schemas.openxmlformats.org/markup-compatibility/2006" xmlns:r="http://schemas.openxmlformats.org/officeDocument/2006/relationships" xmlns:w="http://schemas.openxmlformats.org/wordprocessingml/2006/main" xmlns:w14="http://schemas.microsoft.com/office/word/2010/wordml" xmlns:w15="http://schemas.microsoft.com/office/word/2012/wordml" xmlns:w16cex="http://schemas.microsoft.com/office/word/2018/wordml/cex" xmlns:w16cid="http://schemas.microsoft.com/office/word/2016/wordml/cid" xmlns:w16="http://schemas.microsoft.com/office/word/2018/wordml" xmlns:w16sdtdh="http://schemas.microsoft.com/office/word/2020/wordml/sdtdatahash" xmlns:w16se="http://schemas.microsoft.com/office/word/2015/wordml/symex" mc:Ignorable="w14 w15 w16se w16cid w16 w16cex w16sdtdh">
   <w:docDefaults>
     <w:rPrDefault>
       <w:rPr>

--- a/PDFs/config/Antigua/10 a 11/plantilla.docx
+++ b/PDFs/config/Antigua/10 a 11/plantilla.docx
@@ -1,6 +1,6 @@
 
 <file path=word/document.xml><?xml version="1.0" encoding="utf-8"?>
-<w:document xmlns:wpc="http://schemas.microsoft.com/office/word/2010/wordprocessingCanvas" xmlns:cx="http://schemas.microsoft.com/office/drawing/2014/chartex" xmlns:cx1="http://schemas.microsoft.com/office/drawing/2015/9/8/chartex" xmlns:cx2="http://schemas.microsoft.com/office/drawing/2015/10/21/chartex" xmlns:cx3="http://schemas.microsoft.com/office/drawing/2016/5/9/chartex" xmlns:cx4="http://schemas.microsoft.com/office/drawing/2016/5/10/chartex" xmlns:cx5="http://schemas.microsoft.com/office/drawing/2016/5/11/chartex" xmlns:cx6="http://schemas.microsoft.com/office/drawing/2016/5/12/chartex" xmlns:cx7="http://schemas.microsoft.com/office/drawing/2016/5/13/chartex" xmlns:cx8="http://schemas.microsoft.com/office/drawing/2016/5/14/chartex" xmlns:mc="http://schemas.openxmlformats.org/markup-compatibility/2006" xmlns:aink="http://schemas.microsoft.com/office/drawing/2016/ink" xmlns:am3d="http://schemas.microsoft.com/office/drawing/2017/model3d" xmlns:o="urn:schemas-microsoft-com:office:office" xmlns:r="http://schemas.openxmlformats.org/officeDocument/2006/relationships" xmlns:m="http://schemas.openxmlformats.org/officeDocument/2006/math" xmlns:v="urn:schemas-microsoft-com:vml" xmlns:wp14="http://schemas.microsoft.com/office/word/2010/wordprocessingDrawing" xmlns:wp="http://schemas.openxmlformats.org/drawingml/2006/wordprocessingDrawing" xmlns:w10="urn:schemas-microsoft-com:office:word" xmlns:w="http://schemas.openxmlformats.org/wordprocessingml/2006/main" xmlns:w14="http://schemas.microsoft.com/office/word/2010/wordml" xmlns:w15="http://schemas.microsoft.com/office/word/2012/wordml" xmlns:w16cex="http://schemas.microsoft.com/office/word/2018/wordml/cex" xmlns:w16cid="http://schemas.microsoft.com/office/word/2016/wordml/cid" xmlns:w16="http://schemas.microsoft.com/office/word/2018/wordml" xmlns:w16sdtdh="http://schemas.microsoft.com/office/word/2020/wordml/sdtdatahash" xmlns:w16se="http://schemas.microsoft.com/office/word/2015/wordml/symex" xmlns:wpg="http://schemas.microsoft.com/office/word/2010/wordprocessingGroup" xmlns:wpi="http://schemas.microsoft.com/office/word/2010/wordprocessingInk" xmlns:wne="http://schemas.microsoft.com/office/word/2006/wordml" xmlns:wps="http://schemas.microsoft.com/office/word/2010/wordprocessingShape" mc:Ignorable="w14 w15 w16se w16cid w16 w16cex w16sdtdh wp14">
+<w:document xmlns:wpc="http://schemas.microsoft.com/office/word/2010/wordprocessingCanvas" xmlns:cx="http://schemas.microsoft.com/office/drawing/2014/chartex" xmlns:cx1="http://schemas.microsoft.com/office/drawing/2015/9/8/chartex" xmlns:cx2="http://schemas.microsoft.com/office/drawing/2015/10/21/chartex" xmlns:cx3="http://schemas.microsoft.com/office/drawing/2016/5/9/chartex" xmlns:cx4="http://schemas.microsoft.com/office/drawing/2016/5/10/chartex" xmlns:cx5="http://schemas.microsoft.com/office/drawing/2016/5/11/chartex" xmlns:cx6="http://schemas.microsoft.com/office/drawing/2016/5/12/chartex" xmlns:cx7="http://schemas.microsoft.com/office/drawing/2016/5/13/chartex" xmlns:cx8="http://schemas.microsoft.com/office/drawing/2016/5/14/chartex" xmlns:mc="http://schemas.openxmlformats.org/markup-compatibility/2006" xmlns:aink="http://schemas.microsoft.com/office/drawing/2016/ink" xmlns:am3d="http://schemas.microsoft.com/office/drawing/2017/model3d" xmlns:o="urn:schemas-microsoft-com:office:office" xmlns:oel="http://schemas.microsoft.com/office/2019/extlst" xmlns:r="http://schemas.openxmlformats.org/officeDocument/2006/relationships" xmlns:m="http://schemas.openxmlformats.org/officeDocument/2006/math" xmlns:v="urn:schemas-microsoft-com:vml" xmlns:wp14="http://schemas.microsoft.com/office/word/2010/wordprocessingDrawing" xmlns:wp="http://schemas.openxmlformats.org/drawingml/2006/wordprocessingDrawing" xmlns:w10="urn:schemas-microsoft-com:office:word" xmlns:w="http://schemas.openxmlformats.org/wordprocessingml/2006/main" xmlns:w14="http://schemas.microsoft.com/office/word/2010/wordml" xmlns:w15="http://schemas.microsoft.com/office/word/2012/wordml" xmlns:w16cex="http://schemas.microsoft.com/office/word/2018/wordml/cex" xmlns:w16cid="http://schemas.microsoft.com/office/word/2016/wordml/cid" xmlns:w16="http://schemas.microsoft.com/office/word/2018/wordml" xmlns:w16du="http://schemas.microsoft.com/office/word/2023/wordml/word16du" xmlns:w16sdtdh="http://schemas.microsoft.com/office/word/2020/wordml/sdtdatahash" xmlns:w16sdtfl="http://schemas.microsoft.com/office/word/2024/wordml/sdtformatlock" xmlns:w16se="http://schemas.microsoft.com/office/word/2015/wordml/symex" xmlns:wpg="http://schemas.microsoft.com/office/word/2010/wordprocessingGroup" xmlns:wpi="http://schemas.microsoft.com/office/word/2010/wordprocessingInk" xmlns:wne="http://schemas.microsoft.com/office/word/2006/wordml" xmlns:wps="http://schemas.microsoft.com/office/word/2010/wordprocessingShape" mc:Ignorable="w14 w15 w16se w16cid w16 w16cex w16sdtdh w16sdtfl w16du wp14">
   <w:background w:color="EDEDED" w:themeColor="accent3" w:themeTint="33"/>
   <w:body>
     <w:p>
@@ -192,7 +192,7 @@
                 <v:stroke joinstyle="miter"/>
                 <v:path gradientshapeok="t" o:connecttype="rect"/>
               </v:shapetype>
-              <v:shape id="Text Box 28" o:spid="_x0000_s1026" type="#_x0000_t202" style="position:absolute;margin-left:251.95pt;margin-top:-56.3pt;width:337.75pt;height:137.75pt;z-index:251942912;visibility:visible;mso-wrap-style:square;mso-width-percent:0;mso-height-percent:0;mso-wrap-distance-left:9pt;mso-wrap-distance-top:0;mso-wrap-distance-right:9pt;mso-wrap-distance-bottom:0;mso-position-horizontal:absolute;mso-position-horizontal-relative:page;mso-position-vertical:absolute;mso-position-vertical-relative:text;mso-width-percent:0;mso-height-percent:0;mso-width-relative:margin;mso-height-relative:margin;v-text-anchor:top" o:gfxdata="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" filled="f" stroked="f">
+              <v:shape id="Text Box 28" o:spid="_x0000_s1026" type="#_x0000_t202" style="position:absolute;margin-left:251.95pt;margin-top:-56.3pt;width:337.75pt;height:137.75pt;z-index:251942912;visibility:visible;mso-wrap-style:square;mso-width-percent:0;mso-height-percent:0;mso-wrap-distance-left:9pt;mso-wrap-distance-top:0;mso-wrap-distance-right:9pt;mso-wrap-distance-bottom:0;mso-position-horizontal:absolute;mso-position-horizontal-relative:page;mso-position-vertical:absolute;mso-position-vertical-relative:text;mso-width-percent:0;mso-height-percent:0;mso-width-relative:margin;mso-height-relative:margin;v-text-anchor:top" o:gfxdata="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" filled="f" stroked="f">
                 <v:textbox>
                   <w:txbxContent>
                     <w:p>
@@ -413,7 +413,7 @@
           <w:noProof/>
         </w:rPr>
         <w:drawing>
-          <wp:anchor distT="0" distB="0" distL="114300" distR="114300" simplePos="0" relativeHeight="251667456" behindDoc="0" locked="0" layoutInCell="1" allowOverlap="1" wp14:anchorId="76D89750" wp14:editId="4A860223">
+          <wp:anchor distT="0" distB="0" distL="114300" distR="114300" simplePos="0" relativeHeight="251667456" behindDoc="0" locked="0" layoutInCell="1" allowOverlap="1" wp14:anchorId="76D89750" wp14:editId="340A72ED">
             <wp:simplePos x="0" y="0"/>
             <wp:positionH relativeFrom="column">
               <wp:posOffset>4631478</wp:posOffset>
@@ -545,7 +545,7 @@
           </mc:Choice>
           <mc:Fallback>
             <w:pict>
-              <v:shape w14:anchorId="055FE733" id="Text Box 25" o:spid="_x0000_s1027" type="#_x0000_t202" style="position:absolute;margin-left:-61.75pt;margin-top:20.15pt;width:32.35pt;height:24.15pt;z-index:251751424;visibility:visible;mso-wrap-style:square;mso-width-percent:0;mso-wrap-distance-left:9pt;mso-wrap-distance-top:0;mso-wrap-distance-right:9pt;mso-wrap-distance-bottom:0;mso-position-horizontal:absolute;mso-position-horizontal-relative:text;mso-position-vertical:absolute;mso-position-vertical-relative:text;mso-width-percent:0;mso-width-relative:margin;v-text-anchor:top" o:gfxdata="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" filled="f" stroked="f">
+              <v:shape w14:anchorId="055FE733" id="Text Box 25" o:spid="_x0000_s1027" type="#_x0000_t202" style="position:absolute;margin-left:-61.75pt;margin-top:20.15pt;width:32.35pt;height:24.15pt;z-index:251751424;visibility:visible;mso-wrap-style:square;mso-width-percent:0;mso-wrap-distance-left:9pt;mso-wrap-distance-top:0;mso-wrap-distance-right:9pt;mso-wrap-distance-bottom:0;mso-position-horizontal:absolute;mso-position-horizontal-relative:text;mso-position-vertical:absolute;mso-position-vertical-relative:text;mso-width-percent:0;mso-width-relative:margin;v-text-anchor:top" o:gfxdata="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" filled="f" stroked="f">
                 <v:textbox style="mso-fit-shape-to-text:t">
                   <w:txbxContent>
                     <w:p>
@@ -704,7 +704,7 @@
               </wp:anchor>
             </w:drawing>
           </mc:Choice>
-          <mc:Fallback xmlns:w16sdtfl="http://schemas.microsoft.com/office/word/2024/wordml/sdtformatlock" xmlns:w16du="http://schemas.microsoft.com/office/word/2023/wordml/word16du" xmlns:oel="http://schemas.microsoft.com/office/2019/extlst">
+          <mc:Fallback>
             <w:pict>
               <v:group w14:anchorId="0E2E80B2" id="Grupo 55" o:spid="_x0000_s1026" style="position:absolute;margin-left:-49.35pt;margin-top:27.1pt;width:186.55pt;height:30.55pt;z-index:251649023" coordsize="23693,3881" o:gfxdata="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">
                 <v:shapetype id="_x0000_t116" coordsize="21600,21600" o:spt="116" path="m3475,qx,10800,3475,21600l18125,21600qx21600,10800,18125,xe">
@@ -793,7 +793,7 @@
               </wp:anchor>
             </w:drawing>
           </mc:Choice>
-          <mc:Fallback xmlns:w16sdtfl="http://schemas.microsoft.com/office/word/2024/wordml/sdtformatlock" xmlns:w16du="http://schemas.microsoft.com/office/word/2023/wordml/word16du" xmlns:oel="http://schemas.microsoft.com/office/2019/extlst">
+          <mc:Fallback>
             <w:pict>
               <v:oval w14:anchorId="75AD7A0F" id="Elipse 50" o:spid="_x0000_s1026" style="position:absolute;margin-left:19.25pt;margin-top:22.55pt;width:41.1pt;height:40.9pt;z-index:251749376;visibility:visible;mso-wrap-style:square;mso-width-percent:0;mso-height-percent:0;mso-wrap-distance-left:9pt;mso-wrap-distance-top:0;mso-wrap-distance-right:9pt;mso-wrap-distance-bottom:0;mso-position-horizontal:absolute;mso-position-horizontal-relative:left-margin-area;mso-position-vertical:absolute;mso-position-vertical-relative:text;mso-width-percent:0;mso-height-percent:0;mso-width-relative:margin;mso-height-relative:margin;v-text-anchor:middle" o:gfxdata="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" fillcolor="#5053a4" strokecolor="white [3212]" strokeweight="1pt">
                 <v:stroke joinstyle="miter"/>
@@ -881,7 +881,7 @@
                                 <w:sz w:val="40"/>
                                 <w:lang w:val="es-CO"/>
                               </w:rPr>
-                              <w:instrText xml:space="preserve"> MERGEFIELD PUNTAJE </w:instrText>
+                              <w:instrText xml:space="preserve"> MERGEFIELD TCT_ </w:instrText>
                             </w:r>
                             <w:r>
                               <w:rPr>
@@ -898,7 +898,7 @@
                                 <w:sz w:val="40"/>
                                 <w:lang w:val="es-CO"/>
                               </w:rPr>
-                              <w:t>93</w:t>
+                              <w:t>«TCT_»</w:t>
                             </w:r>
                             <w:r>
                               <w:rPr>
@@ -928,7 +928,7 @@
           </mc:Choice>
           <mc:Fallback>
             <w:pict>
-              <v:shape w14:anchorId="116CCDDF" id="Cuadro de texto 39" o:spid="_x0000_s1028" type="#_x0000_t202" style="position:absolute;margin-left:460.75pt;margin-top:13.8pt;width:53.4pt;height:33.65pt;z-index:251716608;visibility:visible;mso-wrap-style:square;mso-width-percent:0;mso-height-percent:0;mso-wrap-distance-left:9pt;mso-wrap-distance-top:3.6pt;mso-wrap-distance-right:9pt;mso-wrap-distance-bottom:3.6pt;mso-position-horizontal:absolute;mso-position-horizontal-relative:left-margin-area;mso-position-vertical:absolute;mso-position-vertical-relative:text;mso-width-percent:0;mso-height-percent:0;mso-width-relative:margin;mso-height-relative:margin;v-text-anchor:top" o:gfxdata="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" filled="f" stroked="f">
+              <v:shape w14:anchorId="116CCDDF" id="Cuadro de texto 39" o:spid="_x0000_s1028" type="#_x0000_t202" style="position:absolute;margin-left:460.75pt;margin-top:13.8pt;width:53.4pt;height:33.65pt;z-index:251716608;visibility:visible;mso-wrap-style:square;mso-width-percent:0;mso-height-percent:0;mso-wrap-distance-left:9pt;mso-wrap-distance-top:3.6pt;mso-wrap-distance-right:9pt;mso-wrap-distance-bottom:3.6pt;mso-position-horizontal:absolute;mso-position-horizontal-relative:left-margin-area;mso-position-vertical:absolute;mso-position-vertical-relative:text;mso-width-percent:0;mso-height-percent:0;mso-width-relative:margin;mso-height-relative:margin;v-text-anchor:top" o:gfxdata="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" filled="f" stroked="f">
                 <v:textbox>
                   <w:txbxContent>
                     <w:p>
@@ -954,7 +954,7 @@
                           <w:sz w:val="40"/>
                           <w:lang w:val="es-CO"/>
                         </w:rPr>
-                        <w:instrText xml:space="preserve"> MERGEFIELD PUNTAJE </w:instrText>
+                        <w:instrText xml:space="preserve"> MERGEFIELD TCT_ </w:instrText>
                       </w:r>
                       <w:r>
                         <w:rPr>
@@ -971,7 +971,7 @@
                           <w:sz w:val="40"/>
                           <w:lang w:val="es-CO"/>
                         </w:rPr>
-                        <w:t>93</w:t>
+                        <w:t>«TCT_»</w:t>
                       </w:r>
                       <w:r>
                         <w:rPr>
@@ -1065,7 +1065,7 @@
               </wp:anchor>
             </w:drawing>
           </mc:Choice>
-          <mc:Fallback xmlns:w16sdtfl="http://schemas.microsoft.com/office/word/2024/wordml/sdtformatlock" xmlns:w16du="http://schemas.microsoft.com/office/word/2023/wordml/word16du" xmlns:oel="http://schemas.microsoft.com/office/2019/extlst">
+          <mc:Fallback>
             <w:pict>
               <v:roundrect w14:anchorId="279CF51A" id="Rectángulo redondeado 56" o:spid="_x0000_s1026" style="position:absolute;margin-left:-61.8pt;margin-top:19.55pt;width:386.3pt;height:109.65pt;z-index:251647998;visibility:visible;mso-wrap-style:square;mso-width-percent:0;mso-height-percent:0;mso-wrap-distance-left:9pt;mso-wrap-distance-top:0;mso-wrap-distance-right:9pt;mso-wrap-distance-bottom:0;mso-position-horizontal:absolute;mso-position-horizontal-relative:text;mso-position-vertical:absolute;mso-position-vertical-relative:text;mso-width-percent:0;mso-height-percent:0;mso-width-relative:margin;mso-height-relative:margin;v-text-anchor:middle" arcsize="10923f" o:gfxdata="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" fillcolor="white [3212]" strokecolor="#5053a4" strokeweight="1pt">
                 <v:stroke joinstyle="miter"/>
@@ -1146,7 +1146,7 @@
           </mc:Choice>
           <mc:Fallback>
             <w:pict>
-              <v:shape w14:anchorId="4B05C675" id="_x0000_s1029" type="#_x0000_t202" style="position:absolute;margin-left:-33.5pt;margin-top:6.85pt;width:174.05pt;height:24.15pt;z-index:251693056;visibility:visible;mso-wrap-style:square;mso-width-percent:0;mso-wrap-distance-left:9pt;mso-wrap-distance-top:0;mso-wrap-distance-right:9pt;mso-wrap-distance-bottom:0;mso-position-horizontal:absolute;mso-position-horizontal-relative:text;mso-position-vertical:absolute;mso-position-vertical-relative:text;mso-width-percent:0;mso-width-relative:margin;v-text-anchor:top" o:gfxdata="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" filled="f" stroked="f">
+              <v:shape w14:anchorId="4B05C675" id="_x0000_s1029" type="#_x0000_t202" style="position:absolute;margin-left:-33.5pt;margin-top:6.85pt;width:174.05pt;height:24.15pt;z-index:251693056;visibility:visible;mso-wrap-style:square;mso-width-percent:0;mso-wrap-distance-left:9pt;mso-wrap-distance-top:0;mso-wrap-distance-right:9pt;mso-wrap-distance-bottom:0;mso-position-horizontal:absolute;mso-position-horizontal-relative:text;mso-position-vertical:absolute;mso-position-vertical-relative:text;mso-width-percent:0;mso-width-relative:margin;v-text-anchor:top" o:gfxdata="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" filled="f" stroked="f">
                 <v:textbox style="mso-fit-shape-to-text:t">
                   <w:txbxContent>
                     <w:p>
@@ -1280,7 +1280,7 @@
           </mc:Choice>
           <mc:Fallback>
             <w:pict>
-              <v:shape w14:anchorId="55959A35" id="Cuadro de texto 2" o:spid="_x0000_s1030" type="#_x0000_t202" style="position:absolute;margin-left:160.2pt;margin-top:17.65pt;width:148.45pt;height:31.35pt;z-index:251709440;visibility:visible;mso-wrap-style:square;mso-width-percent:0;mso-height-percent:0;mso-wrap-distance-left:9pt;mso-wrap-distance-top:3.6pt;mso-wrap-distance-right:9pt;mso-wrap-distance-bottom:3.6pt;mso-position-horizontal:absolute;mso-position-horizontal-relative:text;mso-position-vertical:absolute;mso-position-vertical-relative:text;mso-width-percent:0;mso-height-percent:0;mso-width-relative:margin;mso-height-relative:margin;v-text-anchor:top" o:gfxdata="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" filled="f" stroked="f">
+              <v:shape w14:anchorId="55959A35" id="Cuadro de texto 2" o:spid="_x0000_s1030" type="#_x0000_t202" style="position:absolute;margin-left:160.2pt;margin-top:17.65pt;width:148.45pt;height:31.35pt;z-index:251709440;visibility:visible;mso-wrap-style:square;mso-width-percent:0;mso-height-percent:0;mso-wrap-distance-left:9pt;mso-wrap-distance-top:3.6pt;mso-wrap-distance-right:9pt;mso-wrap-distance-bottom:3.6pt;mso-position-horizontal:absolute;mso-position-horizontal-relative:text;mso-position-vertical:absolute;mso-position-vertical-relative:text;mso-width-percent:0;mso-height-percent:0;mso-width-relative:margin;mso-height-relative:margin;v-text-anchor:top" o:gfxdata="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" filled="f" stroked="f">
                 <v:textbox>
                   <w:txbxContent>
                     <w:p>
@@ -1392,7 +1392,7 @@
                                 <w:sz w:val="32"/>
                                 <w:lang w:val="es-CO"/>
                               </w:rPr>
-                              <w:instrText xml:space="preserve"> MERGEFIELD NOMBRE </w:instrText>
+                              <w:instrText xml:space="preserve"> MERGEFIELD Nombre_Completo </w:instrText>
                             </w:r>
                             <w:r>
                               <w:rPr>
@@ -1409,7 +1409,7 @@
                                 <w:sz w:val="32"/>
                                 <w:lang w:val="es-CO"/>
                               </w:rPr>
-                              <w:t>JUAN JOSE CARO</w:t>
+                              <w:t>«Nombre_Completo»</w:t>
                             </w:r>
                             <w:r>
                               <w:rPr>
@@ -1447,7 +1447,7 @@
                                 <w:sz w:val="32"/>
                                 <w:lang w:val="es-CO"/>
                               </w:rPr>
-                              <w:instrText xml:space="preserve"> MERGEFIELD DOCUMENTO </w:instrText>
+                              <w:instrText xml:space="preserve"> MERGEFIELD DNI__Código </w:instrText>
                             </w:r>
                             <w:r>
                               <w:rPr>
@@ -1462,7 +1462,7 @@
                                 <w:sz w:val="32"/>
                                 <w:lang w:val="es-CO"/>
                               </w:rPr>
-                              <w:t>1011326282</w:t>
+                              <w:t>«DNI__Código»</w:t>
                             </w:r>
                             <w:r>
                               <w:rPr>
@@ -1491,7 +1491,7 @@
           </mc:Choice>
           <mc:Fallback>
             <w:pict>
-              <v:shape w14:anchorId="5CBC4DC2" id="_x0000_s1031" type="#_x0000_t202" style="position:absolute;margin-left:-51.3pt;margin-top:23.05pt;width:229.25pt;height:74.75pt;z-index:251707392;visibility:visible;mso-wrap-style:square;mso-width-percent:0;mso-height-percent:0;mso-wrap-distance-left:9pt;mso-wrap-distance-top:3.6pt;mso-wrap-distance-right:9pt;mso-wrap-distance-bottom:3.6pt;mso-position-horizontal:absolute;mso-position-horizontal-relative:text;mso-position-vertical:absolute;mso-position-vertical-relative:text;mso-width-percent:0;mso-height-percent:0;mso-width-relative:margin;mso-height-relative:margin;v-text-anchor:top" o:gfxdata="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" filled="f" stroked="f">
+              <v:shape w14:anchorId="5CBC4DC2" id="_x0000_s1031" type="#_x0000_t202" style="position:absolute;margin-left:-51.3pt;margin-top:23.05pt;width:229.25pt;height:74.75pt;z-index:251707392;visibility:visible;mso-wrap-style:square;mso-width-percent:0;mso-height-percent:0;mso-wrap-distance-left:9pt;mso-wrap-distance-top:3.6pt;mso-wrap-distance-right:9pt;mso-wrap-distance-bottom:3.6pt;mso-position-horizontal:absolute;mso-position-horizontal-relative:text;mso-position-vertical:absolute;mso-position-vertical-relative:text;mso-width-percent:0;mso-height-percent:0;mso-width-relative:margin;mso-height-relative:margin;v-text-anchor:top" o:gfxdata="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" filled="f" stroked="f">
                 <v:textbox>
                   <w:txbxContent>
                     <w:p>
@@ -1517,7 +1517,7 @@
                           <w:sz w:val="32"/>
                           <w:lang w:val="es-CO"/>
                         </w:rPr>
-                        <w:instrText xml:space="preserve"> MERGEFIELD NOMBRE </w:instrText>
+                        <w:instrText xml:space="preserve"> MERGEFIELD Nombre_Completo </w:instrText>
                       </w:r>
                       <w:r>
                         <w:rPr>
@@ -1534,7 +1534,7 @@
                           <w:sz w:val="32"/>
                           <w:lang w:val="es-CO"/>
                         </w:rPr>
-                        <w:t>JUAN JOSE CARO</w:t>
+                        <w:t>«Nombre_Completo»</w:t>
                       </w:r>
                       <w:r>
                         <w:rPr>
@@ -1572,7 +1572,7 @@
                           <w:sz w:val="32"/>
                           <w:lang w:val="es-CO"/>
                         </w:rPr>
-                        <w:instrText xml:space="preserve"> MERGEFIELD DOCUMENTO </w:instrText>
+                        <w:instrText xml:space="preserve"> MERGEFIELD DNI__Código </w:instrText>
                       </w:r>
                       <w:r>
                         <w:rPr>
@@ -1587,7 +1587,7 @@
                           <w:sz w:val="32"/>
                           <w:lang w:val="es-CO"/>
                         </w:rPr>
-                        <w:t>1011326282</w:t>
+                        <w:t>«DNI__Código»</w:t>
                       </w:r>
                       <w:r>
                         <w:rPr>
@@ -1748,7 +1748,7 @@
           </mc:Choice>
           <mc:Fallback>
             <w:pict>
-              <v:shape w14:anchorId="14D39D47" id="_x0000_s1032" type="#_x0000_t202" style="position:absolute;margin-left:354.05pt;margin-top:20.9pt;width:72.7pt;height:22.35pt;z-index:251695104;visibility:visible;mso-wrap-style:square;mso-width-percent:0;mso-height-percent:0;mso-wrap-distance-left:9pt;mso-wrap-distance-top:0;mso-wrap-distance-right:9pt;mso-wrap-distance-bottom:0;mso-position-horizontal:absolute;mso-position-horizontal-relative:text;mso-position-vertical:absolute;mso-position-vertical-relative:text;mso-width-percent:0;mso-height-percent:0;mso-width-relative:margin;mso-height-relative:margin;v-text-anchor:top" o:gfxdata="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" filled="f" stroked="f">
+              <v:shape w14:anchorId="14D39D47" id="_x0000_s1032" type="#_x0000_t202" style="position:absolute;margin-left:354.05pt;margin-top:20.9pt;width:72.7pt;height:22.35pt;z-index:251695104;visibility:visible;mso-wrap-style:square;mso-width-percent:0;mso-height-percent:0;mso-wrap-distance-left:9pt;mso-wrap-distance-top:0;mso-wrap-distance-right:9pt;mso-wrap-distance-bottom:0;mso-position-horizontal:absolute;mso-position-horizontal-relative:text;mso-position-vertical:absolute;mso-position-vertical-relative:text;mso-width-percent:0;mso-height-percent:0;mso-width-relative:margin;mso-height-relative:margin;v-text-anchor:top" o:gfxdata="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" filled="f" stroked="f">
                 <v:textbox>
                   <w:txbxContent>
                     <w:p>
@@ -1917,7 +1917,7 @@
                                 <w:sz w:val="32"/>
                                 <w:lang w:val="es-CO"/>
                               </w:rPr>
-                              <w:instrText xml:space="preserve"> MERGEFIELD "SEDE" </w:instrText>
+                              <w:instrText xml:space="preserve"> MERGEFIELD Institución </w:instrText>
                             </w:r>
                             <w:r>
                               <w:rPr>
@@ -1934,7 +1934,7 @@
                                 <w:sz w:val="32"/>
                                 <w:lang w:val="es-CO"/>
                               </w:rPr>
-                              <w:t>ROSARIO SANTO DOMINGO</w:t>
+                              <w:t>«Institución»</w:t>
                             </w:r>
                             <w:r>
                               <w:rPr>
@@ -1986,7 +1986,48 @@
                                 <w:sz w:val="24"/>
                                 <w:lang w:val="es-CO"/>
                               </w:rPr>
-                              <w:t>1001</w:t>
+                              <w:t>«GRADO»</w:t>
+                            </w:r>
+                            <w:r>
+                              <w:rPr>
+                                <w:b/>
+                                <w:sz w:val="24"/>
+                                <w:lang w:val="es-CO"/>
+                              </w:rPr>
+                              <w:fldChar w:fldCharType="end"/>
+                            </w:r>
+                            <w:r>
+                              <w:rPr>
+                                <w:b/>
+                                <w:sz w:val="24"/>
+                                <w:lang w:val="es-CO"/>
+                              </w:rPr>
+                              <w:fldChar w:fldCharType="begin"/>
+                            </w:r>
+                            <w:r>
+                              <w:rPr>
+                                <w:b/>
+                                <w:sz w:val="24"/>
+                                <w:lang w:val="es-CO"/>
+                              </w:rPr>
+                              <w:instrText xml:space="preserve"> MERGEFIELD "Grupo" </w:instrText>
+                            </w:r>
+                            <w:r>
+                              <w:rPr>
+                                <w:b/>
+                                <w:sz w:val="24"/>
+                                <w:lang w:val="es-CO"/>
+                              </w:rPr>
+                              <w:fldChar w:fldCharType="separate"/>
+                            </w:r>
+                            <w:r>
+                              <w:rPr>
+                                <w:b/>
+                                <w:noProof/>
+                                <w:sz w:val="24"/>
+                                <w:lang w:val="es-CO"/>
+                              </w:rPr>
+                              <w:t>«Grupo»</w:t>
                             </w:r>
                             <w:r>
                               <w:rPr>
@@ -2016,7 +2057,7 @@
           </mc:Choice>
           <mc:Fallback>
             <w:pict>
-              <v:shape w14:anchorId="56F1CDBE" id="_x0000_s1033" type="#_x0000_t202" style="position:absolute;margin-left:112.15pt;margin-top:.45pt;width:212.25pt;height:60.35pt;z-index:251900928;visibility:visible;mso-wrap-style:square;mso-width-percent:0;mso-height-percent:0;mso-wrap-distance-left:9pt;mso-wrap-distance-top:3.6pt;mso-wrap-distance-right:9pt;mso-wrap-distance-bottom:3.6pt;mso-position-horizontal:absolute;mso-position-horizontal-relative:text;mso-position-vertical:absolute;mso-position-vertical-relative:text;mso-width-percent:0;mso-height-percent:0;mso-width-relative:margin;mso-height-relative:margin;v-text-anchor:top" o:gfxdata="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" filled="f" stroked="f">
+              <v:shape w14:anchorId="56F1CDBE" id="_x0000_s1033" type="#_x0000_t202" style="position:absolute;margin-left:112.15pt;margin-top:.45pt;width:212.25pt;height:60.35pt;z-index:251900928;visibility:visible;mso-wrap-style:square;mso-width-percent:0;mso-height-percent:0;mso-wrap-distance-left:9pt;mso-wrap-distance-top:3.6pt;mso-wrap-distance-right:9pt;mso-wrap-distance-bottom:3.6pt;mso-position-horizontal:absolute;mso-position-horizontal-relative:text;mso-position-vertical:absolute;mso-position-vertical-relative:text;mso-width-percent:0;mso-height-percent:0;mso-width-relative:margin;mso-height-relative:margin;v-text-anchor:top" o:gfxdata="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" filled="f" stroked="f">
                 <v:textbox>
                   <w:txbxContent>
                     <w:p>
@@ -2043,7 +2084,7 @@
                           <w:sz w:val="32"/>
                           <w:lang w:val="es-CO"/>
                         </w:rPr>
-                        <w:instrText xml:space="preserve"> MERGEFIELD "SEDE" </w:instrText>
+                        <w:instrText xml:space="preserve"> MERGEFIELD Institución </w:instrText>
                       </w:r>
                       <w:r>
                         <w:rPr>
@@ -2060,7 +2101,7 @@
                           <w:sz w:val="32"/>
                           <w:lang w:val="es-CO"/>
                         </w:rPr>
-                        <w:t>ROSARIO SANTO DOMINGO</w:t>
+                        <w:t>«Institución»</w:t>
                       </w:r>
                       <w:r>
                         <w:rPr>
@@ -2112,7 +2153,48 @@
                           <w:sz w:val="24"/>
                           <w:lang w:val="es-CO"/>
                         </w:rPr>
-                        <w:t>1001</w:t>
+                        <w:t>«GRADO»</w:t>
+                      </w:r>
+                      <w:r>
+                        <w:rPr>
+                          <w:b/>
+                          <w:sz w:val="24"/>
+                          <w:lang w:val="es-CO"/>
+                        </w:rPr>
+                        <w:fldChar w:fldCharType="end"/>
+                      </w:r>
+                      <w:r>
+                        <w:rPr>
+                          <w:b/>
+                          <w:sz w:val="24"/>
+                          <w:lang w:val="es-CO"/>
+                        </w:rPr>
+                        <w:fldChar w:fldCharType="begin"/>
+                      </w:r>
+                      <w:r>
+                        <w:rPr>
+                          <w:b/>
+                          <w:sz w:val="24"/>
+                          <w:lang w:val="es-CO"/>
+                        </w:rPr>
+                        <w:instrText xml:space="preserve"> MERGEFIELD "Grupo" </w:instrText>
+                      </w:r>
+                      <w:r>
+                        <w:rPr>
+                          <w:b/>
+                          <w:sz w:val="24"/>
+                          <w:lang w:val="es-CO"/>
+                        </w:rPr>
+                        <w:fldChar w:fldCharType="separate"/>
+                      </w:r>
+                      <w:r>
+                        <w:rPr>
+                          <w:b/>
+                          <w:noProof/>
+                          <w:sz w:val="24"/>
+                          <w:lang w:val="es-CO"/>
+                        </w:rPr>
+                        <w:t>«Grupo»</w:t>
                       </w:r>
                       <w:r>
                         <w:rPr>
@@ -2272,7 +2354,7 @@
           </mc:Choice>
           <mc:Fallback>
             <w:pict>
-              <v:shape w14:anchorId="1BD27A19" id="_x0000_s1034" type="#_x0000_t202" style="position:absolute;margin-left:412.95pt;margin-top:4.25pt;width:70.75pt;height:26.9pt;z-index:251697152;visibility:visible;mso-wrap-style:square;mso-width-percent:0;mso-height-percent:0;mso-wrap-distance-left:9pt;mso-wrap-distance-top:0;mso-wrap-distance-right:9pt;mso-wrap-distance-bottom:0;mso-position-horizontal:absolute;mso-position-horizontal-relative:text;mso-position-vertical:absolute;mso-position-vertical-relative:text;mso-width-percent:0;mso-height-percent:0;mso-width-relative:margin;mso-height-relative:margin;v-text-anchor:top" o:gfxdata="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" filled="f" stroked="f">
+              <v:shape w14:anchorId="1BD27A19" id="_x0000_s1034" type="#_x0000_t202" style="position:absolute;margin-left:412.95pt;margin-top:4.25pt;width:70.75pt;height:26.9pt;z-index:251697152;visibility:visible;mso-wrap-style:square;mso-width-percent:0;mso-height-percent:0;mso-wrap-distance-left:9pt;mso-wrap-distance-top:0;mso-wrap-distance-right:9pt;mso-wrap-distance-bottom:0;mso-position-horizontal:absolute;mso-position-horizontal-relative:text;mso-position-vertical:absolute;mso-position-vertical-relative:text;mso-width-percent:0;mso-height-percent:0;mso-width-relative:margin;mso-height-relative:margin;v-text-anchor:top" o:gfxdata="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" filled="f" stroked="f">
                 <v:textbox>
                   <w:txbxContent>
                     <w:p>
@@ -2384,7 +2466,7 @@
                                 <w:sz w:val="32"/>
                                 <w:lang w:val="es-CO"/>
                               </w:rPr>
-                              <w:instrText xml:space="preserve"> MERGEFIELD PUESTO </w:instrText>
+                              <w:instrText xml:space="preserve"> MERGEFIELD Puesto_TCT </w:instrText>
                             </w:r>
                             <w:r>
                               <w:rPr>
@@ -2401,7 +2483,7 @@
                                 <w:sz w:val="32"/>
                                 <w:lang w:val="es-CO"/>
                               </w:rPr>
-                              <w:t>1</w:t>
+                              <w:t>«Puesto_TCT»</w:t>
                             </w:r>
                             <w:r>
                               <w:rPr>
@@ -2431,7 +2513,7 @@
           </mc:Choice>
           <mc:Fallback>
             <w:pict>
-              <v:shape w14:anchorId="268BCEE5" id="Cuadro de texto 40" o:spid="_x0000_s1035" type="#_x0000_t202" style="position:absolute;margin-left:515.85pt;margin-top:12.45pt;width:44pt;height:28.15pt;z-index:251718656;visibility:visible;mso-wrap-style:square;mso-width-percent:0;mso-height-percent:0;mso-wrap-distance-left:9pt;mso-wrap-distance-top:3.6pt;mso-wrap-distance-right:9pt;mso-wrap-distance-bottom:3.6pt;mso-position-horizontal:absolute;mso-position-horizontal-relative:left-margin-area;mso-position-vertical:absolute;mso-position-vertical-relative:text;mso-width-percent:0;mso-height-percent:0;mso-width-relative:margin;mso-height-relative:margin;v-text-anchor:top" o:gfxdata="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" filled="f" stroked="f">
+              <v:shape w14:anchorId="268BCEE5" id="Cuadro de texto 40" o:spid="_x0000_s1035" type="#_x0000_t202" style="position:absolute;margin-left:515.85pt;margin-top:12.45pt;width:44pt;height:28.15pt;z-index:251718656;visibility:visible;mso-wrap-style:square;mso-width-percent:0;mso-height-percent:0;mso-wrap-distance-left:9pt;mso-wrap-distance-top:3.6pt;mso-wrap-distance-right:9pt;mso-wrap-distance-bottom:3.6pt;mso-position-horizontal:absolute;mso-position-horizontal-relative:left-margin-area;mso-position-vertical:absolute;mso-position-vertical-relative:text;mso-width-percent:0;mso-height-percent:0;mso-width-relative:margin;mso-height-relative:margin;v-text-anchor:top" o:gfxdata="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" filled="f" stroked="f">
                 <v:textbox>
                   <w:txbxContent>
                     <w:p>
@@ -2457,7 +2539,7 @@
                           <w:sz w:val="32"/>
                           <w:lang w:val="es-CO"/>
                         </w:rPr>
-                        <w:instrText xml:space="preserve"> MERGEFIELD PUESTO </w:instrText>
+                        <w:instrText xml:space="preserve"> MERGEFIELD Puesto_TCT </w:instrText>
                       </w:r>
                       <w:r>
                         <w:rPr>
@@ -2474,7 +2556,7 @@
                           <w:sz w:val="32"/>
                           <w:lang w:val="es-CO"/>
                         </w:rPr>
-                        <w:t>1</w:t>
+                        <w:t>«Puesto_TCT»</w:t>
                       </w:r>
                       <w:r>
                         <w:rPr>
@@ -2571,7 +2653,7 @@
           </mc:Choice>
           <mc:Fallback>
             <w:pict>
-              <v:shape w14:anchorId="257683B9" id="_x0000_s1036" type="#_x0000_t202" style="position:absolute;margin-left:324.55pt;margin-top:9.9pt;width:32.3pt;height:24.15pt;z-index:251796480;visibility:visible;mso-wrap-style:square;mso-width-percent:0;mso-wrap-distance-left:9pt;mso-wrap-distance-top:0;mso-wrap-distance-right:9pt;mso-wrap-distance-bottom:0;mso-position-horizontal:absolute;mso-position-horizontal-relative:left-margin-area;mso-position-vertical:absolute;mso-position-vertical-relative:text;mso-width-percent:0;mso-width-relative:margin;v-text-anchor:top" o:gfxdata="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" filled="f" stroked="f">
+              <v:shape w14:anchorId="257683B9" id="_x0000_s1036" type="#_x0000_t202" style="position:absolute;margin-left:324.55pt;margin-top:9.9pt;width:32.3pt;height:24.15pt;z-index:251796480;visibility:visible;mso-wrap-style:square;mso-width-percent:0;mso-wrap-distance-left:9pt;mso-wrap-distance-top:0;mso-wrap-distance-right:9pt;mso-wrap-distance-bottom:0;mso-position-horizontal:absolute;mso-position-horizontal-relative:left-margin-area;mso-position-vertical:absolute;mso-position-vertical-relative:text;mso-width-percent:0;mso-width-relative:margin;v-text-anchor:top" o:gfxdata="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" filled="f" stroked="f">
                 <v:textbox style="mso-fit-shape-to-text:t">
                   <w:txbxContent>
                     <w:p>
@@ -2680,7 +2762,7 @@
               </wp:anchor>
             </w:drawing>
           </mc:Choice>
-          <mc:Fallback xmlns:w16sdtfl="http://schemas.microsoft.com/office/word/2024/wordml/sdtformatlock" xmlns:w16du="http://schemas.microsoft.com/office/word/2023/wordml/word16du" xmlns:oel="http://schemas.microsoft.com/office/2019/extlst">
+          <mc:Fallback>
             <w:pict>
               <v:oval w14:anchorId="2D26D60E" id="Elipse 224" o:spid="_x0000_s1026" style="position:absolute;margin-left:321.4pt;margin-top:11.25pt;width:41.1pt;height:40.9pt;z-index:251795456;visibility:visible;mso-wrap-style:square;mso-width-percent:0;mso-height-percent:0;mso-wrap-distance-left:9pt;mso-wrap-distance-top:0;mso-wrap-distance-right:9pt;mso-wrap-distance-bottom:0;mso-position-horizontal:absolute;mso-position-horizontal-relative:left-margin-area;mso-position-vertical:absolute;mso-position-vertical-relative:text;mso-width-percent:0;mso-height-percent:0;mso-width-relative:margin;mso-height-relative:margin;v-text-anchor:middle" o:gfxdata="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" fillcolor="#12af9a" strokecolor="white [3212]" strokeweight="1pt">
                 <v:stroke joinstyle="miter"/>
@@ -2816,7 +2898,7 @@
               </wp:anchor>
             </w:drawing>
           </mc:Choice>
-          <mc:Fallback xmlns:w16sdtfl="http://schemas.microsoft.com/office/word/2024/wordml/sdtformatlock" xmlns:w16du="http://schemas.microsoft.com/office/word/2023/wordml/word16du" xmlns:oel="http://schemas.microsoft.com/office/2019/extlst">
+          <mc:Fallback>
             <w:pict>
               <v:group w14:anchorId="3C7880E2" id="Grupo 220" o:spid="_x0000_s1026" style="position:absolute;margin-left:248.45pt;margin-top:15.2pt;width:186.55pt;height:30.55pt;z-index:251792384" coordsize="23693,3881" o:gfxdata="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">
                 <v:shape id="Terminador 221" o:spid="_x0000_s1027" type="#_x0000_t116" style="position:absolute;left:9703;width:13990;height:3881;visibility:visible;mso-wrap-style:square;v-text-anchor:middle" o:gfxdata="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" filled="f" stroked="f" strokeweight="1pt"/>
@@ -2898,7 +2980,7 @@
           </mc:Choice>
           <mc:Fallback>
             <w:pict>
-              <v:shape w14:anchorId="58AE271A" id="_x0000_s1037" type="#_x0000_t202" style="position:absolute;margin-left:-27.85pt;margin-top:18.45pt;width:94.8pt;height:24.15pt;z-index:251765760;visibility:visible;mso-wrap-style:square;mso-width-percent:0;mso-wrap-distance-left:9pt;mso-wrap-distance-top:0;mso-wrap-distance-right:9pt;mso-wrap-distance-bottom:0;mso-position-horizontal:absolute;mso-position-horizontal-relative:margin;mso-position-vertical:absolute;mso-position-vertical-relative:text;mso-width-percent:0;mso-width-relative:margin;v-text-anchor:top" o:gfxdata="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" filled="f" stroked="f">
+              <v:shape w14:anchorId="58AE271A" id="_x0000_s1037" type="#_x0000_t202" style="position:absolute;margin-left:-27.85pt;margin-top:18.45pt;width:94.8pt;height:24.15pt;z-index:251765760;visibility:visible;mso-wrap-style:square;mso-width-percent:0;mso-wrap-distance-left:9pt;mso-wrap-distance-top:0;mso-wrap-distance-right:9pt;mso-wrap-distance-bottom:0;mso-position-horizontal:absolute;mso-position-horizontal-relative:margin;mso-position-vertical:absolute;mso-position-vertical-relative:text;mso-width-percent:0;mso-width-relative:margin;v-text-anchor:top" o:gfxdata="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" filled="f" stroked="f">
                 <v:textbox style="mso-fit-shape-to-text:t">
                   <w:txbxContent>
                     <w:p>
@@ -3004,7 +3086,7 @@
               </wp:anchor>
             </w:drawing>
           </mc:Choice>
-          <mc:Fallback xmlns:w16sdtfl="http://schemas.microsoft.com/office/word/2024/wordml/sdtformatlock" xmlns:w16du="http://schemas.microsoft.com/office/word/2023/wordml/word16du" xmlns:oel="http://schemas.microsoft.com/office/2019/extlst">
+          <mc:Fallback>
             <w:pict>
               <v:roundrect w14:anchorId="4AFC55C1" id="Rectángulo redondeado 216" o:spid="_x0000_s1026" style="position:absolute;margin-left:-62.35pt;margin-top:28.25pt;width:264.15pt;height:303.8pt;z-index:-251669507;visibility:visible;mso-wrap-style:square;mso-width-percent:0;mso-height-percent:0;mso-wrap-distance-left:9pt;mso-wrap-distance-top:0;mso-wrap-distance-right:9pt;mso-wrap-distance-bottom:0;mso-position-horizontal:absolute;mso-position-horizontal-relative:text;mso-position-vertical:absolute;mso-position-vertical-relative:text;mso-width-percent:0;mso-height-percent:0;mso-width-relative:margin;mso-height-relative:margin;v-text-anchor:middle" arcsize="10923f" o:gfxdata="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" fillcolor="white [3212]" strokecolor="#eac400" strokeweight="1pt">
                 <v:stroke joinstyle="miter"/>
@@ -3142,7 +3224,7 @@
               </wp:anchor>
             </w:drawing>
           </mc:Choice>
-          <mc:Fallback xmlns:w16sdtfl="http://schemas.microsoft.com/office/word/2024/wordml/sdtformatlock" xmlns:w16du="http://schemas.microsoft.com/office/word/2023/wordml/word16du" xmlns:oel="http://schemas.microsoft.com/office/2019/extlst">
+          <mc:Fallback>
             <w:pict>
               <v:group w14:anchorId="4EF26FB3" id="Grupo 196" o:spid="_x0000_s1026" style="position:absolute;margin-left:-46.05pt;margin-top:15.1pt;width:192.35pt;height:30.55pt;z-index:251761664;mso-width-relative:margin" coordsize="23693,3881" o:gfxdata="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">
                 <v:shape id="Terminador 197" o:spid="_x0000_s1027" type="#_x0000_t116" style="position:absolute;left:9703;width:13990;height:3881;visibility:visible;mso-wrap-style:square;v-text-anchor:middle" o:gfxdata="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" filled="f" stroked="f" strokeweight="1pt"/>
@@ -3224,7 +3306,7 @@
           </mc:Choice>
           <mc:Fallback>
             <w:pict>
-              <v:shape w14:anchorId="47AACCF7" id="_x0000_s1038" type="#_x0000_t202" style="position:absolute;margin-left:274.95pt;margin-top:20.4pt;width:154.35pt;height:24.15pt;z-index:251798528;visibility:visible;mso-wrap-style:square;mso-width-percent:0;mso-wrap-distance-left:9pt;mso-wrap-distance-top:0;mso-wrap-distance-right:9pt;mso-wrap-distance-bottom:0;mso-position-horizontal:absolute;mso-position-horizontal-relative:margin;mso-position-vertical:absolute;mso-position-vertical-relative:text;mso-width-percent:0;mso-width-relative:margin;v-text-anchor:top" o:gfxdata="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" filled="f" stroked="f">
+              <v:shape w14:anchorId="47AACCF7" id="_x0000_s1038" type="#_x0000_t202" style="position:absolute;margin-left:274.95pt;margin-top:20.4pt;width:154.35pt;height:24.15pt;z-index:251798528;visibility:visible;mso-wrap-style:square;mso-width-percent:0;mso-wrap-distance-left:9pt;mso-wrap-distance-top:0;mso-wrap-distance-right:9pt;mso-wrap-distance-bottom:0;mso-position-horizontal:absolute;mso-position-horizontal-relative:margin;mso-position-vertical:absolute;mso-position-vertical-relative:text;mso-width-percent:0;mso-width-relative:margin;v-text-anchor:top" o:gfxdata="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" filled="f" stroked="f">
                 <v:textbox style="mso-fit-shape-to-text:t">
                   <w:txbxContent>
                     <w:p>
@@ -3330,7 +3412,7 @@
           </mc:Choice>
           <mc:Fallback>
             <w:pict>
-              <v:shape w14:anchorId="72F83C66" id="_x0000_s1039" type="#_x0000_t202" style="position:absolute;margin-left:26.2pt;margin-top:8.95pt;width:32.3pt;height:24.15pt;z-index:251767808;visibility:visible;mso-wrap-style:square;mso-width-percent:0;mso-wrap-distance-left:9pt;mso-wrap-distance-top:0;mso-wrap-distance-right:9pt;mso-wrap-distance-bottom:0;mso-position-horizontal:absolute;mso-position-horizontal-relative:left-margin-area;mso-position-vertical:absolute;mso-position-vertical-relative:text;mso-width-percent:0;mso-width-relative:margin;v-text-anchor:top" o:gfxdata="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" filled="f" stroked="f">
+              <v:shape w14:anchorId="72F83C66" id="_x0000_s1039" type="#_x0000_t202" style="position:absolute;margin-left:26.2pt;margin-top:8.95pt;width:32.3pt;height:24.15pt;z-index:251767808;visibility:visible;mso-wrap-style:square;mso-width-percent:0;mso-wrap-distance-left:9pt;mso-wrap-distance-top:0;mso-wrap-distance-right:9pt;mso-wrap-distance-bottom:0;mso-position-horizontal:absolute;mso-position-horizontal-relative:left-margin-area;mso-position-vertical:absolute;mso-position-vertical-relative:text;mso-width-percent:0;mso-width-relative:margin;v-text-anchor:top" o:gfxdata="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" filled="f" stroked="f">
                 <v:textbox style="mso-fit-shape-to-text:t">
                   <w:txbxContent>
                     <w:p>
@@ -3439,7 +3521,7 @@
               </wp:anchor>
             </w:drawing>
           </mc:Choice>
-          <mc:Fallback xmlns:w16sdtfl="http://schemas.microsoft.com/office/word/2024/wordml/sdtformatlock" xmlns:w16du="http://schemas.microsoft.com/office/word/2023/wordml/word16du" xmlns:oel="http://schemas.microsoft.com/office/2019/extlst">
+          <mc:Fallback>
             <w:pict>
               <v:oval w14:anchorId="74F53DD2" id="Elipse 199" o:spid="_x0000_s1026" style="position:absolute;margin-left:21.3pt;margin-top:10.2pt;width:41.1pt;height:40.9pt;z-index:251763712;visibility:visible;mso-wrap-style:square;mso-width-percent:0;mso-height-percent:0;mso-wrap-distance-left:9pt;mso-wrap-distance-top:0;mso-wrap-distance-right:9pt;mso-wrap-distance-bottom:0;mso-position-horizontal:absolute;mso-position-horizontal-relative:left-margin-area;mso-position-vertical:absolute;mso-position-vertical-relative:text;mso-width-percent:0;mso-height-percent:0;mso-width-relative:margin;mso-height-relative:margin;v-text-anchor:middle" o:gfxdata="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" fillcolor="#ffc000" strokecolor="white [3212]" strokeweight="1pt">
                 <v:stroke joinstyle="miter"/>
@@ -3531,7 +3613,7 @@
               </wp:anchor>
             </w:drawing>
           </mc:Choice>
-          <mc:Fallback xmlns:w16sdtfl="http://schemas.microsoft.com/office/word/2024/wordml/sdtformatlock" xmlns:w16du="http://schemas.microsoft.com/office/word/2023/wordml/word16du" xmlns:oel="http://schemas.microsoft.com/office/2019/extlst">
+          <mc:Fallback>
             <w:pict>
               <v:roundrect w14:anchorId="0BD5E52B" id="Rectángulo redondeado 240" o:spid="_x0000_s1026" style="position:absolute;margin-left:233pt;margin-top:8.05pt;width:261.1pt;height:301.1pt;z-index:-251499520;visibility:visible;mso-wrap-style:square;mso-width-percent:0;mso-height-percent:0;mso-wrap-distance-left:9pt;mso-wrap-distance-top:0;mso-wrap-distance-right:9pt;mso-wrap-distance-bottom:0;mso-position-horizontal:absolute;mso-position-horizontal-relative:margin;mso-position-vertical:absolute;mso-position-vertical-relative:text;mso-width-percent:0;mso-height-percent:0;mso-width-relative:margin;mso-height-relative:margin;v-text-anchor:middle" arcsize="10923f" o:gfxdata="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" fillcolor="white [3212]" strokecolor="#12af9a" strokeweight="1pt">
                 <v:stroke joinstyle="miter"/>
@@ -3608,7 +3690,23 @@
                                 <w:sz w:val="32"/>
                                 <w:lang w:val="es-CO"/>
                               </w:rPr>
-                              <w:t>Con un total de 42 preguntas, tu nivel de desempeño es:</w:t>
+                              <w:t xml:space="preserve">Con un total de </w:t>
+                            </w:r>
+                            <w:r>
+                              <w:rPr>
+                                <w:b/>
+                                <w:sz w:val="32"/>
+                                <w:lang w:val="es-CO"/>
+                              </w:rPr>
+                              <w:t>20</w:t>
+                            </w:r>
+                            <w:r>
+                              <w:rPr>
+                                <w:b/>
+                                <w:sz w:val="32"/>
+                                <w:lang w:val="es-CO"/>
+                              </w:rPr>
+                              <w:t xml:space="preserve"> preguntas, tu nivel de desempeño es:</w:t>
                             </w:r>
                           </w:p>
                         </w:txbxContent>
@@ -3630,7 +3728,7 @@
           </mc:Choice>
           <mc:Fallback>
             <w:pict>
-              <v:shape w14:anchorId="481FD1A6" id="_x0000_s1040" type="#_x0000_t202" style="position:absolute;margin-left:263.85pt;margin-top:20pt;width:213.75pt;height:47.05pt;z-index:251819008;visibility:visible;mso-wrap-style:square;mso-width-percent:0;mso-height-percent:0;mso-wrap-distance-left:9pt;mso-wrap-distance-top:3.6pt;mso-wrap-distance-right:9pt;mso-wrap-distance-bottom:3.6pt;mso-position-horizontal:absolute;mso-position-horizontal-relative:text;mso-position-vertical:absolute;mso-position-vertical-relative:text;mso-width-percent:0;mso-height-percent:0;mso-width-relative:margin;mso-height-relative:margin;v-text-anchor:top" o:gfxdata="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" filled="f" stroked="f">
+              <v:shape w14:anchorId="481FD1A6" id="_x0000_s1040" type="#_x0000_t202" style="position:absolute;margin-left:263.85pt;margin-top:20pt;width:213.75pt;height:47.05pt;z-index:251819008;visibility:visible;mso-wrap-style:square;mso-width-percent:0;mso-height-percent:0;mso-wrap-distance-left:9pt;mso-wrap-distance-top:3.6pt;mso-wrap-distance-right:9pt;mso-wrap-distance-bottom:3.6pt;mso-position-horizontal:absolute;mso-position-horizontal-relative:text;mso-position-vertical:absolute;mso-position-vertical-relative:text;mso-width-percent:0;mso-height-percent:0;mso-width-relative:margin;mso-height-relative:margin;v-text-anchor:top" o:gfxdata="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" filled="f" stroked="f">
                 <v:textbox>
                   <w:txbxContent>
                     <w:p>
@@ -3647,7 +3745,23 @@
                           <w:sz w:val="32"/>
                           <w:lang w:val="es-CO"/>
                         </w:rPr>
-                        <w:t>Con un total de 42 preguntas, tu nivel de desempeño es:</w:t>
+                        <w:t xml:space="preserve">Con un total de </w:t>
+                      </w:r>
+                      <w:r>
+                        <w:rPr>
+                          <w:b/>
+                          <w:sz w:val="32"/>
+                          <w:lang w:val="es-CO"/>
+                        </w:rPr>
+                        <w:t>20</w:t>
+                      </w:r>
+                      <w:r>
+                        <w:rPr>
+                          <w:b/>
+                          <w:sz w:val="32"/>
+                          <w:lang w:val="es-CO"/>
+                        </w:rPr>
+                        <w:t xml:space="preserve"> preguntas, tu nivel de desempeño es:</w:t>
                       </w:r>
                     </w:p>
                   </w:txbxContent>
@@ -3751,7 +3865,7 @@
           </mc:Choice>
           <mc:Fallback>
             <w:pict>
-              <v:shape w14:anchorId="1F93DDA4" id="_x0000_s1041" type="#_x0000_t202" style="position:absolute;margin-left:-37.85pt;margin-top:-.15pt;width:248.1pt;height:46.3pt;z-index:251788288;visibility:visible;mso-wrap-style:square;mso-width-percent:0;mso-height-percent:0;mso-wrap-distance-left:9pt;mso-wrap-distance-top:3.6pt;mso-wrap-distance-right:9pt;mso-wrap-distance-bottom:3.6pt;mso-position-horizontal:absolute;mso-position-horizontal-relative:text;mso-position-vertical:absolute;mso-position-vertical-relative:text;mso-width-percent:0;mso-height-percent:0;mso-width-relative:margin;mso-height-relative:margin;v-text-anchor:top" o:gfxdata="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" filled="f" stroked="f">
+              <v:shape w14:anchorId="1F93DDA4" id="_x0000_s1041" type="#_x0000_t202" style="position:absolute;margin-left:-37.85pt;margin-top:-.15pt;width:248.1pt;height:46.3pt;z-index:251788288;visibility:visible;mso-wrap-style:square;mso-width-percent:0;mso-height-percent:0;mso-wrap-distance-left:9pt;mso-wrap-distance-top:3.6pt;mso-wrap-distance-right:9pt;mso-wrap-distance-bottom:3.6pt;mso-position-horizontal:absolute;mso-position-horizontal-relative:text;mso-position-vertical:absolute;mso-position-vertical-relative:text;mso-width-percent:0;mso-height-percent:0;mso-width-relative:margin;mso-height-relative:margin;v-text-anchor:top" o:gfxdata="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" filled="f" stroked="f">
                 <v:textbox>
                   <w:txbxContent>
                     <w:p>
@@ -4002,7 +4116,7 @@
               </wp:anchor>
             </w:drawing>
           </mc:Choice>
-          <mc:Fallback xmlns:w16sdtfl="http://schemas.microsoft.com/office/word/2024/wordml/sdtformatlock" xmlns:w16du="http://schemas.microsoft.com/office/word/2023/wordml/word16du" xmlns:oel="http://schemas.microsoft.com/office/2019/extlst">
+          <mc:Fallback>
             <w:pict>
               <v:group w14:anchorId="31F0CE6E" id="Grupo 251" o:spid="_x0000_s1026" style="position:absolute;margin-left:-23.5pt;margin-top:25.4pt;width:192.85pt;height:228.15pt;z-index:251759616;mso-width-relative:margin;mso-height-relative:margin" coordsize="24490,28977" o:gfxdata="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">
                 <v:shape id="Picture 8" o:spid="_x0000_s1027" type="#_x0000_t75" alt="13-01" style="position:absolute;left:454;top:16071;width:11024;height:11931;rotation:-8221951fd;visibility:visible;mso-wrap-style:square" o:gfxdata="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">
@@ -4129,7 +4243,7 @@
           </mc:Choice>
           <mc:Fallback>
             <w:pict>
-              <v:shape w14:anchorId="554A0536" id="Cuadro de texto 208" o:spid="_x0000_s1042" type="#_x0000_t202" style="position:absolute;margin-left:169.35pt;margin-top:8.35pt;width:44pt;height:28.15pt;z-index:251778048;visibility:visible;mso-wrap-style:square;mso-width-percent:0;mso-height-percent:0;mso-wrap-distance-left:9pt;mso-wrap-distance-top:3.6pt;mso-wrap-distance-right:9pt;mso-wrap-distance-bottom:3.6pt;mso-position-horizontal:absolute;mso-position-horizontal-relative:left-margin-area;mso-position-vertical:absolute;mso-position-vertical-relative:text;mso-width-percent:0;mso-height-percent:0;mso-width-relative:margin;mso-height-relative:margin;v-text-anchor:top" o:gfxdata="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" filled="f" stroked="f">
+              <v:shape w14:anchorId="554A0536" id="Cuadro de texto 208" o:spid="_x0000_s1042" type="#_x0000_t202" style="position:absolute;margin-left:169.35pt;margin-top:8.35pt;width:44pt;height:28.15pt;z-index:251778048;visibility:visible;mso-wrap-style:square;mso-width-percent:0;mso-height-percent:0;mso-wrap-distance-left:9pt;mso-wrap-distance-top:3.6pt;mso-wrap-distance-right:9pt;mso-wrap-distance-bottom:3.6pt;mso-position-horizontal:absolute;mso-position-horizontal-relative:left-margin-area;mso-position-vertical:absolute;mso-position-vertical-relative:text;mso-width-percent:0;mso-height-percent:0;mso-width-relative:margin;mso-height-relative:margin;v-text-anchor:top" o:gfxdata="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" filled="f" stroked="f">
                 <v:textbox>
                   <w:txbxContent>
                     <w:p>
@@ -4311,7 +4425,7 @@
           </mc:Choice>
           <mc:Fallback>
             <w:pict>
-              <v:shape w14:anchorId="537A860D" id="Cuadro de texto 236" o:spid="_x0000_s1043" type="#_x0000_t202" style="position:absolute;margin-left:287.2pt;margin-top:19.35pt;width:81.9pt;height:36.5pt;z-index:251808768;visibility:visible;mso-wrap-style:square;mso-width-percent:0;mso-height-percent:0;mso-wrap-distance-left:9pt;mso-wrap-distance-top:3.6pt;mso-wrap-distance-right:9pt;mso-wrap-distance-bottom:3.6pt;mso-position-horizontal:absolute;mso-position-horizontal-relative:margin;mso-position-vertical:absolute;mso-position-vertical-relative:text;mso-width-percent:0;mso-height-percent:0;mso-width-relative:margin;mso-height-relative:margin;v-text-anchor:top" o:gfxdata="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" filled="f" stroked="f">
+              <v:shape w14:anchorId="537A860D" id="Cuadro de texto 236" o:spid="_x0000_s1043" type="#_x0000_t202" style="position:absolute;margin-left:287.2pt;margin-top:19.35pt;width:81.9pt;height:36.5pt;z-index:251808768;visibility:visible;mso-wrap-style:square;mso-width-percent:0;mso-height-percent:0;mso-wrap-distance-left:9pt;mso-wrap-distance-top:3.6pt;mso-wrap-distance-right:9pt;mso-wrap-distance-bottom:3.6pt;mso-position-horizontal:absolute;mso-position-horizontal-relative:margin;mso-position-vertical:absolute;mso-position-vertical-relative:text;mso-width-percent:0;mso-height-percent:0;mso-width-relative:margin;mso-height-relative:margin;v-text-anchor:top" o:gfxdata="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" filled="f" stroked="f">
                 <v:textbox>
                   <w:txbxContent>
                     <w:p>
@@ -4421,7 +4535,7 @@
                                 <w:sz w:val="28"/>
                                 <w:lang w:val="es-CO"/>
                               </w:rPr>
-                              <w:instrText xml:space="preserve"> MERGEFIELD Nivel_1_ </w:instrText>
+                              <w:instrText xml:space="preserve"> MERGEFIELD NIVEL_DIFICULTADLV1_ </w:instrText>
                             </w:r>
                             <w:r>
                               <w:rPr>
@@ -4438,7 +4552,7 @@
                                 <w:sz w:val="28"/>
                                 <w:lang w:val="es-CO"/>
                               </w:rPr>
-                              <w:t>100%</w:t>
+                              <w:t>«NIVEL_DIFICULTADLV1_»</w:t>
                             </w:r>
                             <w:r>
                               <w:rPr>
@@ -4468,7 +4582,7 @@
           </mc:Choice>
           <mc:Fallback>
             <w:pict>
-              <v:shape w14:anchorId="698A836B" id="Cuadro de texto 28" o:spid="_x0000_s1044" type="#_x0000_t202" style="position:absolute;margin-left:326.2pt;margin-top:2.05pt;width:59.3pt;height:28.15pt;z-index:251699200;visibility:visible;mso-wrap-style:square;mso-width-percent:0;mso-height-percent:0;mso-wrap-distance-left:9pt;mso-wrap-distance-top:3.6pt;mso-wrap-distance-right:9pt;mso-wrap-distance-bottom:3.6pt;mso-position-horizontal:absolute;mso-position-horizontal-relative:left-margin-area;mso-position-vertical:absolute;mso-position-vertical-relative:text;mso-width-percent:0;mso-height-percent:0;mso-width-relative:margin;mso-height-relative:margin;v-text-anchor:top" o:gfxdata="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" filled="f" stroked="f">
+              <v:shape w14:anchorId="698A836B" id="Cuadro de texto 28" o:spid="_x0000_s1044" type="#_x0000_t202" style="position:absolute;margin-left:326.2pt;margin-top:2.05pt;width:59.3pt;height:28.15pt;z-index:251699200;visibility:visible;mso-wrap-style:square;mso-width-percent:0;mso-height-percent:0;mso-wrap-distance-left:9pt;mso-wrap-distance-top:3.6pt;mso-wrap-distance-right:9pt;mso-wrap-distance-bottom:3.6pt;mso-position-horizontal:absolute;mso-position-horizontal-relative:left-margin-area;mso-position-vertical:absolute;mso-position-vertical-relative:text;mso-width-percent:0;mso-height-percent:0;mso-width-relative:margin;mso-height-relative:margin;v-text-anchor:top" o:gfxdata="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" filled="f" stroked="f">
                 <v:textbox>
                   <w:txbxContent>
                     <w:p>
@@ -4493,7 +4607,7 @@
                           <w:sz w:val="28"/>
                           <w:lang w:val="es-CO"/>
                         </w:rPr>
-                        <w:instrText xml:space="preserve"> MERGEFIELD Nivel_1_ </w:instrText>
+                        <w:instrText xml:space="preserve"> MERGEFIELD NIVEL_DIFICULTADLV1_ </w:instrText>
                       </w:r>
                       <w:r>
                         <w:rPr>
@@ -4510,7 +4624,7 @@
                           <w:sz w:val="28"/>
                           <w:lang w:val="es-CO"/>
                         </w:rPr>
-                        <w:t>100%</w:t>
+                        <w:t>«NIVEL_DIFICULTADLV1_»</w:t>
                       </w:r>
                       <w:r>
                         <w:rPr>
@@ -4608,7 +4722,7 @@
               </wp:anchor>
             </w:drawing>
           </mc:Choice>
-          <mc:Fallback xmlns:w16sdtfl="http://schemas.microsoft.com/office/word/2024/wordml/sdtformatlock" xmlns:w16du="http://schemas.microsoft.com/office/word/2023/wordml/word16du" xmlns:oel="http://schemas.microsoft.com/office/2019/extlst">
+          <mc:Fallback>
             <w:pict>
               <v:shapetype w14:anchorId="58C987BC" id="_x0000_t102" coordsize="21600,21600" o:spt="102" adj="12960,19440,14400" path="ar,0@23@3@22,,0@4,0@15@23@1,0@7@2@13l@2@14@22@8@2@12wa,0@23@3@2@11@26@17,0@15@23@1@26@17@22@15xear,0@23@3,0@4@26@17nfe">
                 <v:stroke joinstyle="miter"/>
@@ -4865,7 +4979,7 @@
                                 <w:sz w:val="28"/>
                                 <w:lang w:val="es-CO"/>
                               </w:rPr>
-                              <w:instrText xml:space="preserve"> MERGEFIELD Nivel_2_ </w:instrText>
+                              <w:instrText xml:space="preserve"> MERGEFIELD NIVEL_DIFICULTADLV2_ </w:instrText>
                             </w:r>
                             <w:r>
                               <w:rPr>
@@ -4882,7 +4996,7 @@
                                 <w:sz w:val="28"/>
                                 <w:lang w:val="es-CO"/>
                               </w:rPr>
-                              <w:t>100%</w:t>
+                              <w:t>«NIVEL_DIFICULTADLV2_»</w:t>
                             </w:r>
                             <w:r>
                               <w:rPr>
@@ -4912,7 +5026,7 @@
           </mc:Choice>
           <mc:Fallback>
             <w:pict>
-              <v:shape w14:anchorId="648A89E7" id="Cuadro de texto 32" o:spid="_x0000_s1045" type="#_x0000_t202" style="position:absolute;margin-left:425.25pt;margin-top:7.3pt;width:68.15pt;height:28.15pt;z-index:251705344;visibility:visible;mso-wrap-style:square;mso-width-percent:0;mso-height-percent:0;mso-wrap-distance-left:9pt;mso-wrap-distance-top:3.6pt;mso-wrap-distance-right:9pt;mso-wrap-distance-bottom:3.6pt;mso-position-horizontal:absolute;mso-position-horizontal-relative:left-margin-area;mso-position-vertical:absolute;mso-position-vertical-relative:text;mso-width-percent:0;mso-height-percent:0;mso-width-relative:margin;mso-height-relative:margin;v-text-anchor:top" o:gfxdata="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" filled="f" stroked="f">
+              <v:shape w14:anchorId="648A89E7" id="Cuadro de texto 32" o:spid="_x0000_s1045" type="#_x0000_t202" style="position:absolute;margin-left:425.25pt;margin-top:7.3pt;width:68.15pt;height:28.15pt;z-index:251705344;visibility:visible;mso-wrap-style:square;mso-width-percent:0;mso-height-percent:0;mso-wrap-distance-left:9pt;mso-wrap-distance-top:3.6pt;mso-wrap-distance-right:9pt;mso-wrap-distance-bottom:3.6pt;mso-position-horizontal:absolute;mso-position-horizontal-relative:left-margin-area;mso-position-vertical:absolute;mso-position-vertical-relative:text;mso-width-percent:0;mso-height-percent:0;mso-width-relative:margin;mso-height-relative:margin;v-text-anchor:top" o:gfxdata="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" filled="f" stroked="f">
                 <v:textbox>
                   <w:txbxContent>
                     <w:p>
@@ -4938,7 +5052,7 @@
                           <w:sz w:val="28"/>
                           <w:lang w:val="es-CO"/>
                         </w:rPr>
-                        <w:instrText xml:space="preserve"> MERGEFIELD Nivel_2_ </w:instrText>
+                        <w:instrText xml:space="preserve"> MERGEFIELD NIVEL_DIFICULTADLV2_ </w:instrText>
                       </w:r>
                       <w:r>
                         <w:rPr>
@@ -4955,7 +5069,7 @@
                           <w:sz w:val="28"/>
                           <w:lang w:val="es-CO"/>
                         </w:rPr>
-                        <w:t>100%</w:t>
+                        <w:t>«NIVEL_DIFICULTADLV2_»</w:t>
                       </w:r>
                       <w:r>
                         <w:rPr>
@@ -5098,7 +5212,7 @@
               </wp:anchor>
             </w:drawing>
           </mc:Choice>
-          <mc:Fallback xmlns:w16sdtfl="http://schemas.microsoft.com/office/word/2024/wordml/sdtformatlock" xmlns:w16du="http://schemas.microsoft.com/office/word/2023/wordml/word16du" xmlns:oel="http://schemas.microsoft.com/office/2019/extlst">
+          <mc:Fallback>
             <w:pict>
               <v:group w14:anchorId="565FA844" id="Grupo 299" o:spid="_x0000_s1026" style="position:absolute;margin-left:28.25pt;margin-top:15.05pt;width:54pt;height:55.35pt;z-index:251643898" coordsize="6858,7027" o:gfxdata="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">
                 <v:oval id="Elipse 24" o:spid="_x0000_s1027" style="position:absolute;width:6858;height:7027;visibility:visible;mso-wrap-style:square;v-text-anchor:middle" o:gfxdata="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" fillcolor="#00b0f0" strokecolor="white [3212]" strokeweight="1pt">
@@ -5204,7 +5318,7 @@
           </mc:Choice>
           <mc:Fallback>
             <w:pict>
-              <v:shape w14:anchorId="0CB40B84" id="Cuadro de texto 219" o:spid="_x0000_s1046" type="#_x0000_t202" style="position:absolute;margin-left:215.85pt;margin-top:3.75pt;width:44pt;height:28.15pt;z-index:251790336;visibility:visible;mso-wrap-style:square;mso-width-percent:0;mso-height-percent:0;mso-wrap-distance-left:9pt;mso-wrap-distance-top:3.6pt;mso-wrap-distance-right:9pt;mso-wrap-distance-bottom:3.6pt;mso-position-horizontal:absolute;mso-position-horizontal-relative:left-margin-area;mso-position-vertical:absolute;mso-position-vertical-relative:text;mso-width-percent:0;mso-height-percent:0;mso-width-relative:margin;mso-height-relative:margin;v-text-anchor:top" o:gfxdata="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" filled="f" stroked="f">
+              <v:shape w14:anchorId="0CB40B84" id="Cuadro de texto 219" o:spid="_x0000_s1046" type="#_x0000_t202" style="position:absolute;margin-left:215.85pt;margin-top:3.75pt;width:44pt;height:28.15pt;z-index:251790336;visibility:visible;mso-wrap-style:square;mso-width-percent:0;mso-height-percent:0;mso-wrap-distance-left:9pt;mso-wrap-distance-top:3.6pt;mso-wrap-distance-right:9pt;mso-wrap-distance-bottom:3.6pt;mso-position-horizontal:absolute;mso-position-horizontal-relative:left-margin-area;mso-position-vertical:absolute;mso-position-vertical-relative:text;mso-width-percent:0;mso-height-percent:0;mso-width-relative:margin;mso-height-relative:margin;v-text-anchor:top" o:gfxdata="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" filled="f" stroked="f">
                 <v:textbox>
                   <w:txbxContent>
                     <w:p>
@@ -5326,7 +5440,7 @@
           </mc:Choice>
           <mc:Fallback>
             <w:pict>
-              <v:shape w14:anchorId="7B6BF18D" id="Cuadro de texto 237" o:spid="_x0000_s1047" type="#_x0000_t202" style="position:absolute;margin-left:403.05pt;margin-top:3.65pt;width:81.9pt;height:36.5pt;z-index:251810816;visibility:visible;mso-wrap-style:square;mso-width-percent:0;mso-height-percent:0;mso-wrap-distance-left:9pt;mso-wrap-distance-top:3.6pt;mso-wrap-distance-right:9pt;mso-wrap-distance-bottom:3.6pt;mso-position-horizontal:absolute;mso-position-horizontal-relative:margin;mso-position-vertical:absolute;mso-position-vertical-relative:text;mso-width-percent:0;mso-height-percent:0;mso-width-relative:margin;mso-height-relative:margin;v-text-anchor:top" o:gfxdata="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" filled="f" stroked="f">
+              <v:shape w14:anchorId="7B6BF18D" id="Cuadro de texto 237" o:spid="_x0000_s1047" type="#_x0000_t202" style="position:absolute;margin-left:403.05pt;margin-top:3.65pt;width:81.9pt;height:36.5pt;z-index:251810816;visibility:visible;mso-wrap-style:square;mso-width-percent:0;mso-height-percent:0;mso-wrap-distance-left:9pt;mso-wrap-distance-top:3.6pt;mso-wrap-distance-right:9pt;mso-wrap-distance-bottom:3.6pt;mso-position-horizontal:absolute;mso-position-horizontal-relative:margin;mso-position-vertical:absolute;mso-position-vertical-relative:text;mso-width-percent:0;mso-height-percent:0;mso-width-relative:margin;mso-height-relative:margin;v-text-anchor:top" o:gfxdata="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" filled="f" stroked="f">
                 <v:textbox>
                   <w:txbxContent>
                     <w:p>
@@ -5437,7 +5551,7 @@
                                 <w:sz w:val="48"/>
                                 <w:lang w:val="es-CO"/>
                               </w:rPr>
-                              <w:instrText xml:space="preserve"> MERGEFIELD PERCENTIL </w:instrText>
+                              <w:instrText xml:space="preserve"> MERGEFIELD Percentil_TCT </w:instrText>
                             </w:r>
                             <w:r>
                               <w:rPr>
@@ -5456,7 +5570,7 @@
                                 <w:sz w:val="48"/>
                                 <w:lang w:val="es-CO"/>
                               </w:rPr>
-                              <w:t>100</w:t>
+                              <w:t>«Percentil_TCT»</w:t>
                             </w:r>
                             <w:r>
                               <w:rPr>
@@ -5487,7 +5601,7 @@
           </mc:Choice>
           <mc:Fallback>
             <w:pict>
-              <v:shape w14:anchorId="6F109D9A" id="Cuadro de texto 204" o:spid="_x0000_s1048" type="#_x0000_t202" style="position:absolute;margin-left:24.1pt;margin-top:.25pt;width:60.2pt;height:36pt;z-index:251769856;visibility:visible;mso-wrap-style:square;mso-width-percent:0;mso-height-percent:0;mso-wrap-distance-left:9pt;mso-wrap-distance-top:3.6pt;mso-wrap-distance-right:9pt;mso-wrap-distance-bottom:3.6pt;mso-position-horizontal:absolute;mso-position-horizontal-relative:margin;mso-position-vertical:absolute;mso-position-vertical-relative:text;mso-width-percent:0;mso-height-percent:0;mso-width-relative:margin;mso-height-relative:margin;v-text-anchor:top" o:gfxdata="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" filled="f" stroked="f">
+              <v:shape w14:anchorId="6F109D9A" id="Cuadro de texto 204" o:spid="_x0000_s1048" type="#_x0000_t202" style="position:absolute;margin-left:24.1pt;margin-top:.25pt;width:60.2pt;height:36pt;z-index:251769856;visibility:visible;mso-wrap-style:square;mso-width-percent:0;mso-height-percent:0;mso-wrap-distance-left:9pt;mso-wrap-distance-top:3.6pt;mso-wrap-distance-right:9pt;mso-wrap-distance-bottom:3.6pt;mso-position-horizontal:absolute;mso-position-horizontal-relative:margin;mso-position-vertical:absolute;mso-position-vertical-relative:text;mso-width-percent:0;mso-height-percent:0;mso-width-relative:margin;mso-height-relative:margin;v-text-anchor:top" o:gfxdata="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" filled="f" stroked="f">
                 <v:textbox>
                   <w:txbxContent>
                     <w:p>
@@ -5516,7 +5630,7 @@
                           <w:sz w:val="48"/>
                           <w:lang w:val="es-CO"/>
                         </w:rPr>
-                        <w:instrText xml:space="preserve"> MERGEFIELD PERCENTIL </w:instrText>
+                        <w:instrText xml:space="preserve"> MERGEFIELD Percentil_TCT </w:instrText>
                       </w:r>
                       <w:r>
                         <w:rPr>
@@ -5535,7 +5649,7 @@
                           <w:sz w:val="48"/>
                           <w:lang w:val="es-CO"/>
                         </w:rPr>
-                        <w:t>100</w:t>
+                        <w:t>«Percentil_TCT»</w:t>
                       </w:r>
                       <w:r>
                         <w:rPr>
@@ -5686,7 +5800,7 @@
                                 <w:sz w:val="28"/>
                                 <w:lang w:val="es-CO"/>
                               </w:rPr>
-                              <w:instrText xml:space="preserve"> MERGEFIELD Nivel_3_ </w:instrText>
+                              <w:instrText xml:space="preserve"> MERGEFIELD NIVEL_DIFICULTADLV3_ </w:instrText>
                             </w:r>
                             <w:r>
                               <w:rPr>
@@ -5703,7 +5817,7 @@
                                 <w:sz w:val="28"/>
                                 <w:lang w:val="es-CO"/>
                               </w:rPr>
-                              <w:t>92%</w:t>
+                              <w:t>«NIVEL_DIFICULTADLV3_»</w:t>
                             </w:r>
                             <w:r>
                               <w:rPr>
@@ -5733,7 +5847,7 @@
           </mc:Choice>
           <mc:Fallback>
             <w:pict>
-              <v:shape w14:anchorId="4F5B676F" id="Cuadro de texto 31" o:spid="_x0000_s1049" type="#_x0000_t202" style="position:absolute;margin-left:323.2pt;margin-top:13.1pt;width:51.8pt;height:28.15pt;z-index:251703296;visibility:visible;mso-wrap-style:square;mso-width-percent:0;mso-height-percent:0;mso-wrap-distance-left:9pt;mso-wrap-distance-top:3.6pt;mso-wrap-distance-right:9pt;mso-wrap-distance-bottom:3.6pt;mso-position-horizontal:absolute;mso-position-horizontal-relative:left-margin-area;mso-position-vertical:absolute;mso-position-vertical-relative:text;mso-width-percent:0;mso-height-percent:0;mso-width-relative:margin;mso-height-relative:margin;v-text-anchor:top" o:gfxdata="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" filled="f" stroked="f">
+              <v:shape w14:anchorId="4F5B676F" id="Cuadro de texto 31" o:spid="_x0000_s1049" type="#_x0000_t202" style="position:absolute;margin-left:323.2pt;margin-top:13.1pt;width:51.8pt;height:28.15pt;z-index:251703296;visibility:visible;mso-wrap-style:square;mso-width-percent:0;mso-height-percent:0;mso-wrap-distance-left:9pt;mso-wrap-distance-top:3.6pt;mso-wrap-distance-right:9pt;mso-wrap-distance-bottom:3.6pt;mso-position-horizontal:absolute;mso-position-horizontal-relative:left-margin-area;mso-position-vertical:absolute;mso-position-vertical-relative:text;mso-width-percent:0;mso-height-percent:0;mso-width-relative:margin;mso-height-relative:margin;v-text-anchor:top" o:gfxdata="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" filled="f" stroked="f">
                 <v:textbox>
                   <w:txbxContent>
                     <w:p>
@@ -5759,7 +5873,7 @@
                           <w:sz w:val="28"/>
                           <w:lang w:val="es-CO"/>
                         </w:rPr>
-                        <w:instrText xml:space="preserve"> MERGEFIELD Nivel_3_ </w:instrText>
+                        <w:instrText xml:space="preserve"> MERGEFIELD NIVEL_DIFICULTADLV3_ </w:instrText>
                       </w:r>
                       <w:r>
                         <w:rPr>
@@ -5776,7 +5890,7 @@
                           <w:sz w:val="28"/>
                           <w:lang w:val="es-CO"/>
                         </w:rPr>
-                        <w:t>92%</w:t>
+                        <w:t>«NIVEL_DIFICULTADLV3_»</w:t>
                       </w:r>
                       <w:r>
                         <w:rPr>
@@ -5886,7 +6000,7 @@
           </mc:Choice>
           <mc:Fallback>
             <w:pict>
-              <v:shape w14:anchorId="7A10F021" id="Cuadro de texto 238" o:spid="_x0000_s1050" type="#_x0000_t202" style="position:absolute;margin-left:288.15pt;margin-top:9.65pt;width:81.9pt;height:36.5pt;z-index:251812864;visibility:visible;mso-wrap-style:square;mso-width-percent:0;mso-height-percent:0;mso-wrap-distance-left:9pt;mso-wrap-distance-top:3.6pt;mso-wrap-distance-right:9pt;mso-wrap-distance-bottom:3.6pt;mso-position-horizontal:absolute;mso-position-horizontal-relative:margin;mso-position-vertical:absolute;mso-position-vertical-relative:text;mso-width-percent:0;mso-height-percent:0;mso-width-relative:margin;mso-height-relative:margin;v-text-anchor:top" o:gfxdata="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" filled="f" stroked="f">
+              <v:shape w14:anchorId="7A10F021" id="Cuadro de texto 238" o:spid="_x0000_s1050" type="#_x0000_t202" style="position:absolute;margin-left:288.15pt;margin-top:9.65pt;width:81.9pt;height:36.5pt;z-index:251812864;visibility:visible;mso-wrap-style:square;mso-width-percent:0;mso-height-percent:0;mso-wrap-distance-left:9pt;mso-wrap-distance-top:3.6pt;mso-wrap-distance-right:9pt;mso-wrap-distance-bottom:3.6pt;mso-position-horizontal:absolute;mso-position-horizontal-relative:margin;mso-position-vertical:absolute;mso-position-vertical-relative:text;mso-width-percent:0;mso-height-percent:0;mso-width-relative:margin;mso-height-relative:margin;v-text-anchor:top" o:gfxdata="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" filled="f" stroked="f">
                 <v:textbox>
                   <w:txbxContent>
                     <w:p>
@@ -6066,7 +6180,7 @@
           </mc:Choice>
           <mc:Fallback>
             <w:pict>
-              <v:shape w14:anchorId="0224E29A" id="Cuadro de texto 210" o:spid="_x0000_s1051" type="#_x0000_t202" style="position:absolute;margin-left:204.35pt;margin-top:16.45pt;width:44pt;height:28.15pt;z-index:251782144;visibility:visible;mso-wrap-style:square;mso-width-percent:0;mso-height-percent:0;mso-wrap-distance-left:9pt;mso-wrap-distance-top:3.6pt;mso-wrap-distance-right:9pt;mso-wrap-distance-bottom:3.6pt;mso-position-horizontal:absolute;mso-position-horizontal-relative:left-margin-area;mso-position-vertical:absolute;mso-position-vertical-relative:text;mso-width-percent:0;mso-height-percent:0;mso-width-relative:margin;mso-height-relative:margin;v-text-anchor:top" o:gfxdata="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" filled="f" stroked="f">
+              <v:shape w14:anchorId="0224E29A" id="Cuadro de texto 210" o:spid="_x0000_s1051" type="#_x0000_t202" style="position:absolute;margin-left:204.35pt;margin-top:16.45pt;width:44pt;height:28.15pt;z-index:251782144;visibility:visible;mso-wrap-style:square;mso-width-percent:0;mso-height-percent:0;mso-wrap-distance-left:9pt;mso-wrap-distance-top:3.6pt;mso-wrap-distance-right:9pt;mso-wrap-distance-bottom:3.6pt;mso-position-horizontal:absolute;mso-position-horizontal-relative:left-margin-area;mso-position-vertical:absolute;mso-position-vertical-relative:text;mso-width-percent:0;mso-height-percent:0;mso-width-relative:margin;mso-height-relative:margin;v-text-anchor:top" o:gfxdata="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" filled="f" stroked="f">
                 <v:textbox>
                   <w:txbxContent>
                     <w:p>
@@ -6241,7 +6355,7 @@
           </mc:Choice>
           <mc:Fallback>
             <w:pict>
-              <v:shape w14:anchorId="20002AA3" id="Cuadro de texto 239" o:spid="_x0000_s1052" type="#_x0000_t202" style="position:absolute;margin-left:402.75pt;margin-top:37pt;width:81.9pt;height:36.5pt;z-index:251814912;visibility:visible;mso-wrap-style:square;mso-width-percent:0;mso-height-percent:0;mso-wrap-distance-left:9pt;mso-wrap-distance-top:3.6pt;mso-wrap-distance-right:9pt;mso-wrap-distance-bottom:3.6pt;mso-position-horizontal:absolute;mso-position-horizontal-relative:margin;mso-position-vertical:absolute;mso-position-vertical-relative:text;mso-width-percent:0;mso-height-percent:0;mso-width-relative:margin;mso-height-relative:margin;v-text-anchor:top" o:gfxdata="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" filled="f" stroked="f">
+              <v:shape w14:anchorId="20002AA3" id="Cuadro de texto 239" o:spid="_x0000_s1052" type="#_x0000_t202" style="position:absolute;margin-left:402.75pt;margin-top:37pt;width:81.9pt;height:36.5pt;z-index:251814912;visibility:visible;mso-wrap-style:square;mso-width-percent:0;mso-height-percent:0;mso-wrap-distance-left:9pt;mso-wrap-distance-top:3.6pt;mso-wrap-distance-right:9pt;mso-wrap-distance-bottom:3.6pt;mso-position-horizontal:absolute;mso-position-horizontal-relative:margin;mso-position-vertical:absolute;mso-position-vertical-relative:text;mso-width-percent:0;mso-height-percent:0;mso-width-relative:margin;mso-height-relative:margin;v-text-anchor:top" o:gfxdata="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" filled="f" stroked="f">
                 <v:textbox>
                   <w:txbxContent>
                     <w:p>
@@ -6349,7 +6463,7 @@
                                 <w:sz w:val="28"/>
                                 <w:lang w:val="es-CO"/>
                               </w:rPr>
-                              <w:instrText xml:space="preserve"> MERGEFIELD Nivel_4_ </w:instrText>
+                              <w:instrText xml:space="preserve"> MERGEFIELD NIVEL_DIFICULTADLV4_ </w:instrText>
                             </w:r>
                             <w:r>
                               <w:rPr>
@@ -6366,7 +6480,7 @@
                                 <w:sz w:val="28"/>
                                 <w:lang w:val="es-CO"/>
                               </w:rPr>
-                              <w:t>80%</w:t>
+                              <w:t>«NIVEL_DIFICULTADLV4_»</w:t>
                             </w:r>
                             <w:r>
                               <w:rPr>
@@ -6396,7 +6510,7 @@
           </mc:Choice>
           <mc:Fallback>
             <w:pict>
-              <v:shape w14:anchorId="4C031A1A" id="Cuadro de texto 30" o:spid="_x0000_s1053" type="#_x0000_t202" style="position:absolute;margin-left:434.1pt;margin-top:19.35pt;width:50pt;height:28.15pt;z-index:251701248;visibility:visible;mso-wrap-style:square;mso-width-percent:0;mso-height-percent:0;mso-wrap-distance-left:9pt;mso-wrap-distance-top:3.6pt;mso-wrap-distance-right:9pt;mso-wrap-distance-bottom:3.6pt;mso-position-horizontal:absolute;mso-position-horizontal-relative:left-margin-area;mso-position-vertical:absolute;mso-position-vertical-relative:text;mso-width-percent:0;mso-height-percent:0;mso-width-relative:margin;mso-height-relative:margin;v-text-anchor:top" o:gfxdata="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" filled="f" stroked="f">
+              <v:shape w14:anchorId="4C031A1A" id="Cuadro de texto 30" o:spid="_x0000_s1053" type="#_x0000_t202" style="position:absolute;margin-left:434.1pt;margin-top:19.35pt;width:50pt;height:28.15pt;z-index:251701248;visibility:visible;mso-wrap-style:square;mso-width-percent:0;mso-height-percent:0;mso-wrap-distance-left:9pt;mso-wrap-distance-top:3.6pt;mso-wrap-distance-right:9pt;mso-wrap-distance-bottom:3.6pt;mso-position-horizontal:absolute;mso-position-horizontal-relative:left-margin-area;mso-position-vertical:absolute;mso-position-vertical-relative:text;mso-width-percent:0;mso-height-percent:0;mso-width-relative:margin;mso-height-relative:margin;v-text-anchor:top" o:gfxdata="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" filled="f" stroked="f">
                 <v:textbox>
                   <w:txbxContent>
                     <w:p>
@@ -6422,7 +6536,7 @@
                           <w:sz w:val="28"/>
                           <w:lang w:val="es-CO"/>
                         </w:rPr>
-                        <w:instrText xml:space="preserve"> MERGEFIELD Nivel_4_ </w:instrText>
+                        <w:instrText xml:space="preserve"> MERGEFIELD NIVEL_DIFICULTADLV4_ </w:instrText>
                       </w:r>
                       <w:r>
                         <w:rPr>
@@ -6439,7 +6553,7 @@
                           <w:sz w:val="28"/>
                           <w:lang w:val="es-CO"/>
                         </w:rPr>
-                        <w:t>80%</w:t>
+                        <w:t>«NIVEL_DIFICULTADLV4_»</w:t>
                       </w:r>
                       <w:r>
                         <w:rPr>
@@ -6608,7 +6722,7 @@
           </mc:Choice>
           <mc:Fallback>
             <w:pict>
-              <v:shape w14:anchorId="69E9C629" id="Cuadro de texto 212" o:spid="_x0000_s1054" type="#_x0000_t202" style="position:absolute;margin-left:-22.05pt;margin-top:6.85pt;width:44pt;height:28.15pt;z-index:251786240;visibility:visible;mso-wrap-style:square;mso-width-percent:0;mso-height-percent:0;mso-wrap-distance-left:9pt;mso-wrap-distance-top:3.6pt;mso-wrap-distance-right:9pt;mso-wrap-distance-bottom:3.6pt;mso-position-horizontal:absolute;mso-position-horizontal-relative:margin;mso-position-vertical:absolute;mso-position-vertical-relative:text;mso-width-percent:0;mso-height-percent:0;mso-width-relative:margin;mso-height-relative:margin;v-text-anchor:top" o:gfxdata="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" filled="f" stroked="f">
+              <v:shape w14:anchorId="69E9C629" id="Cuadro de texto 212" o:spid="_x0000_s1054" type="#_x0000_t202" style="position:absolute;margin-left:-22.05pt;margin-top:6.85pt;width:44pt;height:28.15pt;z-index:251786240;visibility:visible;mso-wrap-style:square;mso-width-percent:0;mso-height-percent:0;mso-wrap-distance-left:9pt;mso-wrap-distance-top:3.6pt;mso-wrap-distance-right:9pt;mso-wrap-distance-bottom:3.6pt;mso-position-horizontal:absolute;mso-position-horizontal-relative:margin;mso-position-vertical:absolute;mso-position-vertical-relative:text;mso-width-percent:0;mso-height-percent:0;mso-width-relative:margin;mso-height-relative:margin;v-text-anchor:top" o:gfxdata="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" filled="f" stroked="f">
                 <v:textbox>
                   <w:txbxContent>
                     <w:p>
@@ -6731,7 +6845,7 @@
           </mc:Choice>
           <mc:Fallback>
             <w:pict>
-              <v:shape w14:anchorId="414922BF" id="Cuadro de texto 211" o:spid="_x0000_s1055" type="#_x0000_t202" style="position:absolute;margin-left:140.9pt;margin-top:18.15pt;width:44pt;height:28.15pt;z-index:251784192;visibility:visible;mso-wrap-style:square;mso-width-percent:0;mso-height-percent:0;mso-wrap-distance-left:9pt;mso-wrap-distance-top:3.6pt;mso-wrap-distance-right:9pt;mso-wrap-distance-bottom:3.6pt;mso-position-horizontal:absolute;mso-position-horizontal-relative:left-margin-area;mso-position-vertical:absolute;mso-position-vertical-relative:text;mso-width-percent:0;mso-height-percent:0;mso-width-relative:margin;mso-height-relative:margin;v-text-anchor:top" o:gfxdata="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" filled="f" stroked="f">
+              <v:shape w14:anchorId="414922BF" id="Cuadro de texto 211" o:spid="_x0000_s1055" type="#_x0000_t202" style="position:absolute;margin-left:140.9pt;margin-top:18.15pt;width:44pt;height:28.15pt;z-index:251784192;visibility:visible;mso-wrap-style:square;mso-width-percent:0;mso-height-percent:0;mso-wrap-distance-left:9pt;mso-wrap-distance-top:3.6pt;mso-wrap-distance-right:9pt;mso-wrap-distance-bottom:3.6pt;mso-position-horizontal:absolute;mso-position-horizontal-relative:left-margin-area;mso-position-vertical:absolute;mso-position-vertical-relative:text;mso-width-percent:0;mso-height-percent:0;mso-width-relative:margin;mso-height-relative:margin;v-text-anchor:top" o:gfxdata="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" filled="f" stroked="f">
                 <v:textbox>
                   <w:txbxContent>
                     <w:p>
@@ -7059,7 +7173,7 @@
               </wp:anchor>
             </w:drawing>
           </mc:Choice>
-          <mc:Fallback xmlns:w16sdtfl="http://schemas.microsoft.com/office/word/2024/wordml/sdtformatlock" xmlns:w16du="http://schemas.microsoft.com/office/word/2023/wordml/word16du" xmlns:oel="http://schemas.microsoft.com/office/2019/extlst">
+          <mc:Fallback>
             <w:pict>
               <v:group w14:anchorId="039E6E95" id="Grupo 235" o:spid="_x0000_s1026" style="position:absolute;margin-left:-49pt;margin-top:25.8pt;width:255.65pt;height:30.55pt;z-index:251801087" coordsize="32465,3879" o:gfxdata="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">
                 <v:group id="Grupo 226" o:spid="_x0000_s1027" style="position:absolute;width:23691;height:3879" coordsize="23693,3881" o:gfxdata="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">
@@ -7154,7 +7268,7 @@
           </mc:Choice>
           <mc:Fallback>
             <w:pict>
-              <v:shape w14:anchorId="4D560AFE" id="_x0000_s1056" type="#_x0000_t202" style="position:absolute;margin-left:26.9pt;margin-top:18.9pt;width:32.3pt;height:24.15pt;z-index:251804672;visibility:visible;mso-wrap-style:square;mso-width-percent:0;mso-wrap-distance-left:9pt;mso-wrap-distance-top:0;mso-wrap-distance-right:9pt;mso-wrap-distance-bottom:0;mso-position-horizontal:absolute;mso-position-horizontal-relative:left-margin-area;mso-position-vertical:absolute;mso-position-vertical-relative:text;mso-width-percent:0;mso-width-relative:margin;v-text-anchor:top" o:gfxdata="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" filled="f" stroked="f">
+              <v:shape w14:anchorId="4D560AFE" id="_x0000_s1056" type="#_x0000_t202" style="position:absolute;margin-left:26.9pt;margin-top:18.9pt;width:32.3pt;height:24.15pt;z-index:251804672;visibility:visible;mso-wrap-style:square;mso-width-percent:0;mso-wrap-distance-left:9pt;mso-wrap-distance-top:0;mso-wrap-distance-right:9pt;mso-wrap-distance-bottom:0;mso-position-horizontal:absolute;mso-position-horizontal-relative:left-margin-area;mso-position-vertical:absolute;mso-position-vertical-relative:text;mso-width-percent:0;mso-width-relative:margin;v-text-anchor:top" o:gfxdata="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" filled="f" stroked="f">
                 <v:textbox style="mso-fit-shape-to-text:t">
                   <w:txbxContent>
                     <w:p>
@@ -7263,7 +7377,7 @@
               </wp:anchor>
             </w:drawing>
           </mc:Choice>
-          <mc:Fallback xmlns:w16sdtfl="http://schemas.microsoft.com/office/word/2024/wordml/sdtformatlock" xmlns:w16du="http://schemas.microsoft.com/office/word/2023/wordml/word16du" xmlns:oel="http://schemas.microsoft.com/office/2019/extlst">
+          <mc:Fallback>
             <w:pict>
               <v:oval w14:anchorId="118A6355" id="Elipse 230" o:spid="_x0000_s1026" style="position:absolute;margin-left:-62.75pt;margin-top:19.5pt;width:41.1pt;height:40.9pt;z-index:251803648;visibility:visible;mso-wrap-style:square;mso-width-percent:0;mso-height-percent:0;mso-wrap-distance-left:9pt;mso-wrap-distance-top:0;mso-wrap-distance-right:9pt;mso-wrap-distance-bottom:0;mso-position-horizontal:absolute;mso-position-horizontal-relative:margin;mso-position-vertical:absolute;mso-position-vertical-relative:text;mso-width-percent:0;mso-height-percent:0;mso-width-relative:margin;mso-height-relative:margin;v-text-anchor:middle" o:gfxdata="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" fillcolor="#a3389e" strokecolor="white [3212]" strokeweight="1pt">
                 <v:stroke joinstyle="miter"/>
@@ -7350,7 +7464,7 @@
               </wp:anchor>
             </w:drawing>
           </mc:Choice>
-          <mc:Fallback xmlns:w16sdtfl="http://schemas.microsoft.com/office/word/2024/wordml/sdtformatlock" xmlns:w16du="http://schemas.microsoft.com/office/word/2023/wordml/word16du" xmlns:oel="http://schemas.microsoft.com/office/2019/extlst">
+          <mc:Fallback>
             <w:pict>
               <v:roundrect w14:anchorId="4F6D50AA" id="Rectángulo redondeado 262" o:spid="_x0000_s1026" style="position:absolute;margin-left:-62.9pt;margin-top:17.4pt;width:556.6pt;height:183.65pt;z-index:-251671557;visibility:visible;mso-wrap-style:square;mso-width-percent:0;mso-height-percent:0;mso-wrap-distance-left:9pt;mso-wrap-distance-top:0;mso-wrap-distance-right:9pt;mso-wrap-distance-bottom:0;mso-position-horizontal:absolute;mso-position-horizontal-relative:margin;mso-position-vertical:absolute;mso-position-vertical-relative:text;mso-width-percent:0;mso-height-percent:0;mso-width-relative:margin;mso-height-relative:margin;v-text-anchor:middle" arcsize="10923f" o:gfxdata="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" fillcolor="white [3212]" strokecolor="#a3389e" strokeweight="1pt">
                 <v:stroke joinstyle="miter"/>
@@ -7542,7 +7656,7 @@
               </wp:anchor>
             </w:drawing>
           </mc:Choice>
-          <mc:Fallback xmlns:w16sdtfl="http://schemas.microsoft.com/office/word/2024/wordml/sdtformatlock" xmlns:w16du="http://schemas.microsoft.com/office/word/2023/wordml/word16du" xmlns:oel="http://schemas.microsoft.com/office/2019/extlst">
+          <mc:Fallback>
             <w:pict>
               <v:group w14:anchorId="40A761D1" id="Grupo 217" o:spid="_x0000_s1026" style="position:absolute;margin-left:233.3pt;margin-top:3.35pt;width:186.5pt;height:30.55pt;z-index:251898880;mso-position-horizontal-relative:margin;mso-width-relative:margin" coordsize="23691,3879" o:gfxdata="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">
                 <v:group id="Grupo 256" o:spid="_x0000_s1027" style="position:absolute;width:23691;height:3879" coordsize="23693,3881" o:gfxdata="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">
@@ -7794,7 +7908,7 @@
               </wp:anchor>
             </w:drawing>
           </mc:Choice>
-          <mc:Fallback xmlns:w16sdtfl="http://schemas.microsoft.com/office/word/2024/wordml/sdtformatlock" xmlns:w16du="http://schemas.microsoft.com/office/word/2023/wordml/word16du" xmlns:oel="http://schemas.microsoft.com/office/2019/extlst">
+          <mc:Fallback>
             <w:pict>
               <v:group w14:anchorId="3DF04472" id="Grupo 254" o:spid="_x0000_s1026" style="position:absolute;margin-left:162.95pt;margin-top:3.35pt;width:255.6pt;height:30.55pt;z-index:251896832;mso-position-horizontal-relative:margin" coordsize="32465,3879" o:gfxdata="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">
                 <v:group id="Grupo 255" o:spid="_x0000_s1027" style="position:absolute;width:23691;height:3879" coordsize="23693,3881" o:gfxdata="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">
@@ -7883,7 +7997,7 @@
           </mc:Choice>
           <mc:Fallback>
             <w:pict>
-              <v:shape w14:anchorId="0A15EF39" id="_x0000_s1057" type="#_x0000_t202" style="position:absolute;margin-left:-25.25pt;margin-top:6.3pt;width:223.45pt;height:24.15pt;z-index:251905024;visibility:visible;mso-wrap-style:square;mso-width-percent:0;mso-wrap-distance-left:9pt;mso-wrap-distance-top:0;mso-wrap-distance-right:9pt;mso-wrap-distance-bottom:0;mso-position-horizontal:absolute;mso-position-horizontal-relative:margin;mso-position-vertical:absolute;mso-position-vertical-relative:text;mso-width-percent:0;mso-width-relative:margin;v-text-anchor:top" o:gfxdata="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" filled="f" stroked="f">
+              <v:shape w14:anchorId="0A15EF39" id="_x0000_s1057" type="#_x0000_t202" style="position:absolute;margin-left:-25.25pt;margin-top:6.3pt;width:223.45pt;height:24.15pt;z-index:251905024;visibility:visible;mso-wrap-style:square;mso-width-percent:0;mso-wrap-distance-left:9pt;mso-wrap-distance-top:0;mso-wrap-distance-right:9pt;mso-wrap-distance-bottom:0;mso-position-horizontal:absolute;mso-position-horizontal-relative:margin;mso-position-vertical:absolute;mso-position-vertical-relative:text;mso-width-percent:0;mso-width-relative:margin;v-text-anchor:top" o:gfxdata="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" filled="f" stroked="f">
                 <v:textbox style="mso-fit-shape-to-text:t">
                   <w:txbxContent>
                     <w:p>
@@ -8063,7 +8177,7 @@
           </mc:Choice>
           <mc:Fallback>
             <w:pict>
-              <v:shape w14:anchorId="0535F331" id="_x0000_s1058" type="#_x0000_t202" style="position:absolute;margin-left:333.75pt;margin-top:9.8pt;width:126.95pt;height:35.5pt;z-index:251851776;visibility:visible;mso-wrap-style:square;mso-width-percent:0;mso-height-percent:0;mso-wrap-distance-left:9pt;mso-wrap-distance-top:3.6pt;mso-wrap-distance-right:9pt;mso-wrap-distance-bottom:3.6pt;mso-position-horizontal:absolute;mso-position-horizontal-relative:text;mso-position-vertical:absolute;mso-position-vertical-relative:text;mso-width-percent:0;mso-height-percent:0;mso-width-relative:margin;mso-height-relative:margin;v-text-anchor:top" o:gfxdata="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" filled="f" stroked="f">
+              <v:shape w14:anchorId="0535F331" id="_x0000_s1058" type="#_x0000_t202" style="position:absolute;margin-left:333.75pt;margin-top:9.8pt;width:126.95pt;height:35.5pt;z-index:251851776;visibility:visible;mso-wrap-style:square;mso-width-percent:0;mso-height-percent:0;mso-wrap-distance-left:9pt;mso-wrap-distance-top:3.6pt;mso-wrap-distance-right:9pt;mso-wrap-distance-bottom:3.6pt;mso-position-horizontal:absolute;mso-position-horizontal-relative:text;mso-position-vertical:absolute;mso-position-vertical-relative:text;mso-width-percent:0;mso-height-percent:0;mso-width-relative:margin;mso-height-relative:margin;v-text-anchor:top" o:gfxdata="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" filled="f" stroked="f">
                 <v:textbox>
                   <w:txbxContent>
                     <w:p>
@@ -8172,7 +8286,7 @@
                                 <w:sz w:val="32"/>
                                 <w:lang w:val="es-CO"/>
                               </w:rPr>
-                              <w:instrText xml:space="preserve"> MERGEFIELD C1_ </w:instrText>
+                              <w:instrText xml:space="preserve"> MERGEFIELD COMPETENCIAICL_ </w:instrText>
                             </w:r>
                             <w:r>
                               <w:rPr>
@@ -8193,7 +8307,7 @@
                                 <w:sz w:val="32"/>
                                 <w:lang w:val="es-CO"/>
                               </w:rPr>
-                              <w:t>100%</w:t>
+                              <w:t>«COMPETENCIAICL_»</w:t>
                             </w:r>
                             <w:r>
                               <w:rPr>
@@ -8225,7 +8339,7 @@
           </mc:Choice>
           <mc:Fallback>
             <w:pict>
-              <v:shape w14:anchorId="24CCB392" id="Cuadro de texto 44" o:spid="_x0000_s1059" type="#_x0000_t202" style="position:absolute;margin-left:259.35pt;margin-top:12.8pt;width:78.6pt;height:28.15pt;z-index:251876352;visibility:visible;mso-wrap-style:square;mso-width-percent:0;mso-height-percent:0;mso-wrap-distance-left:9pt;mso-wrap-distance-top:3.6pt;mso-wrap-distance-right:9pt;mso-wrap-distance-bottom:3.6pt;mso-position-horizontal:absolute;mso-position-horizontal-relative:margin;mso-position-vertical:absolute;mso-position-vertical-relative:text;mso-width-percent:0;mso-height-percent:0;mso-width-relative:margin;mso-height-relative:margin;v-text-anchor:top" o:gfxdata="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" filled="f" stroked="f">
+              <v:shape w14:anchorId="24CCB392" id="Cuadro de texto 44" o:spid="_x0000_s1059" type="#_x0000_t202" style="position:absolute;margin-left:259.35pt;margin-top:12.8pt;width:78.6pt;height:28.15pt;z-index:251876352;visibility:visible;mso-wrap-style:square;mso-width-percent:0;mso-height-percent:0;mso-wrap-distance-left:9pt;mso-wrap-distance-top:3.6pt;mso-wrap-distance-right:9pt;mso-wrap-distance-bottom:3.6pt;mso-position-horizontal:absolute;mso-position-horizontal-relative:margin;mso-position-vertical:absolute;mso-position-vertical-relative:text;mso-width-percent:0;mso-height-percent:0;mso-width-relative:margin;mso-height-relative:margin;v-text-anchor:top" o:gfxdata="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" filled="f" stroked="f">
                 <v:textbox>
                   <w:txbxContent>
                     <w:p>
@@ -8257,7 +8371,7 @@
                           <w:sz w:val="32"/>
                           <w:lang w:val="es-CO"/>
                         </w:rPr>
-                        <w:instrText xml:space="preserve"> MERGEFIELD C1_ </w:instrText>
+                        <w:instrText xml:space="preserve"> MERGEFIELD COMPETENCIAICL_ </w:instrText>
                       </w:r>
                       <w:r>
                         <w:rPr>
@@ -8278,7 +8392,7 @@
                           <w:sz w:val="32"/>
                           <w:lang w:val="es-CO"/>
                         </w:rPr>
-                        <w:t>100%</w:t>
+                        <w:t>«COMPETENCIAICL_»</w:t>
                       </w:r>
                       <w:r>
                         <w:rPr>
@@ -8381,7 +8495,7 @@
                                 <w:sz w:val="32"/>
                                 <w:lang w:val="es-CO"/>
                               </w:rPr>
-                              <w:instrText xml:space="preserve"> MERGEFIELD Semántico_ </w:instrText>
+                              <w:instrText xml:space="preserve"> MERGEFIELD COMPONENTESEM_ </w:instrText>
                             </w:r>
                             <w:r>
                               <w:rPr>
@@ -8402,7 +8516,7 @@
                                 <w:sz w:val="32"/>
                                 <w:lang w:val="es-CO"/>
                               </w:rPr>
-                              <w:t>100%</w:t>
+                              <w:t>«COMPONENTESEM_»</w:t>
                             </w:r>
                             <w:r>
                               <w:rPr>
@@ -8434,7 +8548,7 @@
           </mc:Choice>
           <mc:Fallback>
             <w:pict>
-              <v:shape w14:anchorId="325A4C90" id="Cuadro de texto 250" o:spid="_x0000_s1060" type="#_x0000_t202" style="position:absolute;margin-left:174.6pt;margin-top:16.55pt;width:64.85pt;height:28.15pt;z-index:251855872;visibility:visible;mso-wrap-style:square;mso-width-percent:0;mso-height-percent:0;mso-wrap-distance-left:9pt;mso-wrap-distance-top:3.6pt;mso-wrap-distance-right:9pt;mso-wrap-distance-bottom:3.6pt;mso-position-horizontal:absolute;mso-position-horizontal-relative:left-margin-area;mso-position-vertical:absolute;mso-position-vertical-relative:text;mso-width-percent:0;mso-height-percent:0;mso-width-relative:margin;mso-height-relative:margin;v-text-anchor:top" o:gfxdata="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" filled="f" stroked="f">
+              <v:shape w14:anchorId="325A4C90" id="Cuadro de texto 250" o:spid="_x0000_s1060" type="#_x0000_t202" style="position:absolute;margin-left:174.6pt;margin-top:16.55pt;width:64.85pt;height:28.15pt;z-index:251855872;visibility:visible;mso-wrap-style:square;mso-width-percent:0;mso-height-percent:0;mso-wrap-distance-left:9pt;mso-wrap-distance-top:3.6pt;mso-wrap-distance-right:9pt;mso-wrap-distance-bottom:3.6pt;mso-position-horizontal:absolute;mso-position-horizontal-relative:left-margin-area;mso-position-vertical:absolute;mso-position-vertical-relative:text;mso-width-percent:0;mso-height-percent:0;mso-width-relative:margin;mso-height-relative:margin;v-text-anchor:top" o:gfxdata="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" filled="f" stroked="f">
                 <v:textbox>
                   <w:txbxContent>
                     <w:p>
@@ -8466,7 +8580,7 @@
                           <w:sz w:val="32"/>
                           <w:lang w:val="es-CO"/>
                         </w:rPr>
-                        <w:instrText xml:space="preserve"> MERGEFIELD Semántico_ </w:instrText>
+                        <w:instrText xml:space="preserve"> MERGEFIELD COMPONENTESEM_ </w:instrText>
                       </w:r>
                       <w:r>
                         <w:rPr>
@@ -8487,7 +8601,7 @@
                           <w:sz w:val="32"/>
                           <w:lang w:val="es-CO"/>
                         </w:rPr>
-                        <w:t>100%</w:t>
+                        <w:t>«COMPONENTESEM_»</w:t>
                       </w:r>
                       <w:r>
                         <w:rPr>
@@ -8618,7 +8732,7 @@
           </mc:Choice>
           <mc:Fallback>
             <w:pict>
-              <v:shape w14:anchorId="4B8898E4" id="_x0000_s1061" type="#_x0000_t202" style="position:absolute;margin-left:-18.85pt;margin-top:11.25pt;width:94.5pt;height:35.5pt;z-index:251840512;visibility:visible;mso-wrap-style:square;mso-width-percent:0;mso-height-percent:0;mso-wrap-distance-left:9pt;mso-wrap-distance-top:3.6pt;mso-wrap-distance-right:9pt;mso-wrap-distance-bottom:3.6pt;mso-position-horizontal:absolute;mso-position-horizontal-relative:margin;mso-position-vertical:absolute;mso-position-vertical-relative:text;mso-width-percent:0;mso-height-percent:0;mso-width-relative:margin;mso-height-relative:margin;v-text-anchor:top" o:gfxdata="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" filled="f" stroked="f">
+              <v:shape w14:anchorId="4B8898E4" id="_x0000_s1061" type="#_x0000_t202" style="position:absolute;margin-left:-18.85pt;margin-top:11.25pt;width:94.5pt;height:35.5pt;z-index:251840512;visibility:visible;mso-wrap-style:square;mso-width-percent:0;mso-height-percent:0;mso-wrap-distance-left:9pt;mso-wrap-distance-top:3.6pt;mso-wrap-distance-right:9pt;mso-wrap-distance-bottom:3.6pt;mso-position-horizontal:absolute;mso-position-horizontal-relative:margin;mso-position-vertical:absolute;mso-position-vertical-relative:text;mso-width-percent:0;mso-height-percent:0;mso-width-relative:margin;mso-height-relative:margin;v-text-anchor:top" o:gfxdata="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" filled="f" stroked="f">
                 <v:textbox>
                   <w:txbxContent>
                     <w:p>
@@ -8742,7 +8856,7 @@
               </wp:anchor>
             </w:drawing>
           </mc:Choice>
-          <mc:Fallback xmlns:w16sdtfl="http://schemas.microsoft.com/office/word/2024/wordml/sdtformatlock" xmlns:w16du="http://schemas.microsoft.com/office/word/2023/wordml/word16du" xmlns:oel="http://schemas.microsoft.com/office/2019/extlst">
+          <mc:Fallback>
             <w:pict>
               <v:roundrect w14:anchorId="6C396695" id="Rectángulo redondeado 1" o:spid="_x0000_s1026" style="position:absolute;margin-left:-36.05pt;margin-top:11.05pt;width:173.95pt;height:34.3pt;z-index:-251486208;visibility:visible;mso-wrap-style:square;mso-width-percent:0;mso-height-percent:0;mso-wrap-distance-left:9pt;mso-wrap-distance-top:0;mso-wrap-distance-right:9pt;mso-wrap-distance-bottom:0;mso-position-horizontal:absolute;mso-position-horizontal-relative:margin;mso-position-vertical:absolute;mso-position-vertical-relative:text;mso-width-percent:0;mso-height-percent:0;mso-width-relative:margin;mso-height-relative:margin;v-text-anchor:middle" arcsize="10923f" o:gfxdata="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" fillcolor="white [3212]" strokecolor="#a3389e" strokeweight="1pt">
                 <v:stroke joinstyle="miter"/>
@@ -8827,7 +8941,7 @@
               </wp:anchor>
             </w:drawing>
           </mc:Choice>
-          <mc:Fallback xmlns:w16sdtfl="http://schemas.microsoft.com/office/word/2024/wordml/sdtformatlock" xmlns:w16du="http://schemas.microsoft.com/office/word/2023/wordml/word16du" xmlns:oel="http://schemas.microsoft.com/office/2019/extlst">
+          <mc:Fallback>
             <w:pict>
               <v:roundrect w14:anchorId="1722DDCC" id="Rectángulo redondeado 247" o:spid="_x0000_s1026" style="position:absolute;margin-left:285pt;margin-top:10.8pt;width:197.95pt;height:34.35pt;z-index:-251488256;visibility:visible;mso-wrap-style:square;mso-width-percent:0;mso-height-percent:0;mso-wrap-distance-left:9pt;mso-wrap-distance-top:0;mso-wrap-distance-right:9pt;mso-wrap-distance-bottom:0;mso-position-horizontal:absolute;mso-position-horizontal-relative:margin;mso-position-vertical:absolute;mso-position-vertical-relative:text;mso-width-percent:0;mso-height-percent:0;mso-width-relative:margin;mso-height-relative:margin;v-text-anchor:middle" arcsize="10923f" o:gfxdata="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" fillcolor="white [3212]" strokecolor="#a3389e" strokeweight="1pt">
                 <v:stroke joinstyle="miter"/>
@@ -8974,7 +9088,7 @@
               </wp:anchor>
             </w:drawing>
           </mc:Choice>
-          <mc:Fallback xmlns:w16sdtfl="http://schemas.microsoft.com/office/word/2024/wordml/sdtformatlock" xmlns:w16du="http://schemas.microsoft.com/office/word/2023/wordml/word16du" xmlns:oel="http://schemas.microsoft.com/office/2019/extlst">
+          <mc:Fallback>
             <w:pict>
               <v:shapetype w14:anchorId="1ADEC3AD" id="_x0000_t104" coordsize="21600,21600" o:spt="104" adj="12960,19440,7200" path="ar0@22@3@21,,0@4@21@14@22@1@21@7@21@12@2l@13@2@8,0@11@2wa0@22@3@21@10@2@16@24@14@22@1@21@16@24@14,xewr@14@22@1@21@7@21@16@24nfe">
                 <v:stroke joinstyle="miter"/>
@@ -9180,7 +9294,7 @@
                                 <w:sz w:val="32"/>
                                 <w:lang w:val="es-CO"/>
                               </w:rPr>
-                              <w:instrText xml:space="preserve"> MERGEFIELD C2_ </w:instrText>
+                              <w:instrText xml:space="preserve"> MERGEFIELD COMPETENCIACSG_ </w:instrText>
                             </w:r>
                             <w:r>
                               <w:rPr>
@@ -9201,7 +9315,7 @@
                                 <w:sz w:val="32"/>
                                 <w:lang w:val="es-CO"/>
                               </w:rPr>
-                              <w:t>94%</w:t>
+                              <w:t>«COMPETENCIACSG_»</w:t>
                             </w:r>
                             <w:r>
                               <w:rPr>
@@ -9233,7 +9347,7 @@
           </mc:Choice>
           <mc:Fallback>
             <w:pict>
-              <v:shape w14:anchorId="685F8237" id="Cuadro de texto 41" o:spid="_x0000_s1062" type="#_x0000_t202" style="position:absolute;margin-left:354.05pt;margin-top:12.65pt;width:59.75pt;height:28.15pt;z-index:251874304;visibility:visible;mso-wrap-style:square;mso-width-percent:0;mso-height-percent:0;mso-wrap-distance-left:9pt;mso-wrap-distance-top:3.6pt;mso-wrap-distance-right:9pt;mso-wrap-distance-bottom:3.6pt;mso-position-horizontal:absolute;mso-position-horizontal-relative:left-margin-area;mso-position-vertical:absolute;mso-position-vertical-relative:text;mso-width-percent:0;mso-height-percent:0;mso-width-relative:margin;mso-height-relative:margin;v-text-anchor:top" o:gfxdata="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" filled="f" stroked="f">
+              <v:shape w14:anchorId="685F8237" id="Cuadro de texto 41" o:spid="_x0000_s1062" type="#_x0000_t202" style="position:absolute;margin-left:354.05pt;margin-top:12.65pt;width:59.75pt;height:28.15pt;z-index:251874304;visibility:visible;mso-wrap-style:square;mso-width-percent:0;mso-height-percent:0;mso-wrap-distance-left:9pt;mso-wrap-distance-top:3.6pt;mso-wrap-distance-right:9pt;mso-wrap-distance-bottom:3.6pt;mso-position-horizontal:absolute;mso-position-horizontal-relative:left-margin-area;mso-position-vertical:absolute;mso-position-vertical-relative:text;mso-width-percent:0;mso-height-percent:0;mso-width-relative:margin;mso-height-relative:margin;v-text-anchor:top" o:gfxdata="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" filled="f" stroked="f">
                 <v:textbox>
                   <w:txbxContent>
                     <w:p>
@@ -9265,7 +9379,7 @@
                           <w:sz w:val="32"/>
                           <w:lang w:val="es-CO"/>
                         </w:rPr>
-                        <w:instrText xml:space="preserve"> MERGEFIELD C2_ </w:instrText>
+                        <w:instrText xml:space="preserve"> MERGEFIELD COMPETENCIACSG_ </w:instrText>
                       </w:r>
                       <w:r>
                         <w:rPr>
@@ -9286,7 +9400,7 @@
                           <w:sz w:val="32"/>
                           <w:lang w:val="es-CO"/>
                         </w:rPr>
-                        <w:t>94%</w:t>
+                        <w:t>«COMPETENCIACSG_»</w:t>
                       </w:r>
                       <w:r>
                         <w:rPr>
@@ -9389,7 +9503,7 @@
                                 <w:sz w:val="32"/>
                                 <w:lang w:val="es-CO"/>
                               </w:rPr>
-                              <w:instrText xml:space="preserve"> MERGEFIELD Sintáctico_ </w:instrText>
+                              <w:instrText xml:space="preserve"> MERGEFIELD COMPONENTESIN_ </w:instrText>
                             </w:r>
                             <w:r>
                               <w:rPr>
@@ -9410,7 +9524,7 @@
                                 <w:sz w:val="32"/>
                                 <w:lang w:val="es-CO"/>
                               </w:rPr>
-                              <w:t>80%</w:t>
+                              <w:t>«COMPONENTESIN_»</w:t>
                             </w:r>
                             <w:r>
                               <w:rPr>
@@ -9442,7 +9556,7 @@
           </mc:Choice>
           <mc:Fallback>
             <w:pict>
-              <v:shape w14:anchorId="14698A04" id="Cuadro de texto 36" o:spid="_x0000_s1063" type="#_x0000_t202" style="position:absolute;margin-left:179.4pt;margin-top:12.8pt;width:52.4pt;height:28.15pt;z-index:251868160;visibility:visible;mso-wrap-style:square;mso-width-percent:0;mso-height-percent:0;mso-wrap-distance-left:9pt;mso-wrap-distance-top:3.6pt;mso-wrap-distance-right:9pt;mso-wrap-distance-bottom:3.6pt;mso-position-horizontal:absolute;mso-position-horizontal-relative:left-margin-area;mso-position-vertical:absolute;mso-position-vertical-relative:text;mso-width-percent:0;mso-height-percent:0;mso-width-relative:margin;mso-height-relative:margin;v-text-anchor:top" o:gfxdata="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" filled="f" stroked="f">
+              <v:shape w14:anchorId="14698A04" id="Cuadro de texto 36" o:spid="_x0000_s1063" type="#_x0000_t202" style="position:absolute;margin-left:179.4pt;margin-top:12.8pt;width:52.4pt;height:28.15pt;z-index:251868160;visibility:visible;mso-wrap-style:square;mso-width-percent:0;mso-height-percent:0;mso-wrap-distance-left:9pt;mso-wrap-distance-top:3.6pt;mso-wrap-distance-right:9pt;mso-wrap-distance-bottom:3.6pt;mso-position-horizontal:absolute;mso-position-horizontal-relative:left-margin-area;mso-position-vertical:absolute;mso-position-vertical-relative:text;mso-width-percent:0;mso-height-percent:0;mso-width-relative:margin;mso-height-relative:margin;v-text-anchor:top" o:gfxdata="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" filled="f" stroked="f">
                 <v:textbox>
                   <w:txbxContent>
                     <w:p>
@@ -9474,7 +9588,7 @@
                           <w:sz w:val="32"/>
                           <w:lang w:val="es-CO"/>
                         </w:rPr>
-                        <w:instrText xml:space="preserve"> MERGEFIELD Sintáctico_ </w:instrText>
+                        <w:instrText xml:space="preserve"> MERGEFIELD COMPONENTESIN_ </w:instrText>
                       </w:r>
                       <w:r>
                         <w:rPr>
@@ -9495,7 +9609,7 @@
                           <w:sz w:val="32"/>
                           <w:lang w:val="es-CO"/>
                         </w:rPr>
-                        <w:t>80%</w:t>
+                        <w:t>«COMPONENTESIN_»</w:t>
                       </w:r>
                       <w:r>
                         <w:rPr>
@@ -9626,7 +9740,7 @@
           </mc:Choice>
           <mc:Fallback>
             <w:pict>
-              <v:shape w14:anchorId="77722F0F" id="_x0000_s1064" type="#_x0000_t202" style="position:absolute;margin-left:-19.4pt;margin-top:10.05pt;width:93.4pt;height:35.5pt;z-index:251843584;visibility:visible;mso-wrap-style:square;mso-width-percent:0;mso-height-percent:0;mso-wrap-distance-left:9pt;mso-wrap-distance-top:3.6pt;mso-wrap-distance-right:9pt;mso-wrap-distance-bottom:3.6pt;mso-position-horizontal:absolute;mso-position-horizontal-relative:margin;mso-position-vertical:absolute;mso-position-vertical-relative:text;mso-width-percent:0;mso-height-percent:0;mso-width-relative:margin;mso-height-relative:margin;v-text-anchor:top" o:gfxdata="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" filled="f" stroked="f">
+              <v:shape w14:anchorId="77722F0F" id="_x0000_s1064" type="#_x0000_t202" style="position:absolute;margin-left:-19.4pt;margin-top:10.05pt;width:93.4pt;height:35.5pt;z-index:251843584;visibility:visible;mso-wrap-style:square;mso-width-percent:0;mso-height-percent:0;mso-wrap-distance-left:9pt;mso-wrap-distance-top:3.6pt;mso-wrap-distance-right:9pt;mso-wrap-distance-bottom:3.6pt;mso-position-horizontal:absolute;mso-position-horizontal-relative:margin;mso-position-vertical:absolute;mso-position-vertical-relative:text;mso-width-percent:0;mso-height-percent:0;mso-width-relative:margin;mso-height-relative:margin;v-text-anchor:top" o:gfxdata="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" filled="f" stroked="f">
                 <v:textbox>
                   <w:txbxContent>
                     <w:p>
@@ -9764,7 +9878,7 @@
           </mc:Choice>
           <mc:Fallback>
             <w:pict>
-              <v:shape w14:anchorId="59388447" id="_x0000_s1065" type="#_x0000_t202" style="position:absolute;margin-left:353.5pt;margin-top:7.2pt;width:100.3pt;height:38.75pt;z-index:251849728;visibility:visible;mso-wrap-style:square;mso-width-percent:0;mso-height-percent:0;mso-wrap-distance-left:9pt;mso-wrap-distance-top:3.6pt;mso-wrap-distance-right:9pt;mso-wrap-distance-bottom:3.6pt;mso-position-horizontal:absolute;mso-position-horizontal-relative:text;mso-position-vertical:absolute;mso-position-vertical-relative:text;mso-width-percent:0;mso-height-percent:0;mso-width-relative:margin;mso-height-relative:margin;v-text-anchor:top" o:gfxdata="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" filled="f" stroked="f">
+              <v:shape w14:anchorId="59388447" id="_x0000_s1065" type="#_x0000_t202" style="position:absolute;margin-left:353.5pt;margin-top:7.2pt;width:100.3pt;height:38.75pt;z-index:251849728;visibility:visible;mso-wrap-style:square;mso-width-percent:0;mso-height-percent:0;mso-wrap-distance-left:9pt;mso-wrap-distance-top:3.6pt;mso-wrap-distance-right:9pt;mso-wrap-distance-bottom:3.6pt;mso-position-horizontal:absolute;mso-position-horizontal-relative:text;mso-position-vertical:absolute;mso-position-vertical-relative:text;mso-width-percent:0;mso-height-percent:0;mso-width-relative:margin;mso-height-relative:margin;v-text-anchor:top" o:gfxdata="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" filled="f" stroked="f">
                 <v:textbox>
                   <w:txbxContent>
                     <w:p>
@@ -9892,7 +10006,7 @@
           </mc:Choice>
           <mc:Fallback>
             <w:pict>
-              <v:shape w14:anchorId="35847DB1" id="_x0000_s1066" type="#_x0000_t202" style="position:absolute;margin-left:202.95pt;margin-top:15.25pt;width:108.5pt;height:24.15pt;rotation:-90;z-index:251880448;visibility:visible;mso-wrap-style:square;mso-width-percent:0;mso-wrap-distance-left:9pt;mso-wrap-distance-top:0;mso-wrap-distance-right:9pt;mso-wrap-distance-bottom:0;mso-position-horizontal:absolute;mso-position-horizontal-relative:margin;mso-position-vertical:absolute;mso-position-vertical-relative:text;mso-width-percent:0;mso-width-relative:margin;v-text-anchor:top" o:gfxdata="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" filled="f" stroked="f">
+              <v:shape w14:anchorId="35847DB1" id="_x0000_s1066" type="#_x0000_t202" style="position:absolute;margin-left:202.95pt;margin-top:15.25pt;width:108.5pt;height:24.15pt;rotation:-90;z-index:251880448;visibility:visible;mso-wrap-style:square;mso-width-percent:0;mso-wrap-distance-left:9pt;mso-wrap-distance-top:0;mso-wrap-distance-right:9pt;mso-wrap-distance-bottom:0;mso-position-horizontal:absolute;mso-position-horizontal-relative:margin;mso-position-vertical:absolute;mso-position-vertical-relative:text;mso-width-percent:0;mso-width-relative:margin;v-text-anchor:top" o:gfxdata="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" filled="f" stroked="f">
                 <v:textbox style="mso-fit-shape-to-text:t">
                   <w:txbxContent>
                     <w:p>
@@ -10027,7 +10141,7 @@
               </wp:anchor>
             </w:drawing>
           </mc:Choice>
-          <mc:Fallback xmlns:w16sdtfl="http://schemas.microsoft.com/office/word/2024/wordml/sdtformatlock" xmlns:w16du="http://schemas.microsoft.com/office/word/2023/wordml/word16du" xmlns:oel="http://schemas.microsoft.com/office/2019/extlst">
+          <mc:Fallback>
             <w:pict>
               <v:roundrect w14:anchorId="5EBF7465" id="Rectángulo redondeado 2" o:spid="_x0000_s1026" style="position:absolute;margin-left:-36.05pt;margin-top:11.05pt;width:174.95pt;height:34.3pt;z-index:-251484160;visibility:visible;mso-wrap-style:square;mso-width-percent:0;mso-height-percent:0;mso-wrap-distance-left:9pt;mso-wrap-distance-top:0;mso-wrap-distance-right:9pt;mso-wrap-distance-bottom:0;mso-position-horizontal:absolute;mso-position-horizontal-relative:margin;mso-position-vertical:absolute;mso-position-vertical-relative:text;mso-width-percent:0;mso-height-percent:0;mso-width-relative:margin;mso-height-relative:margin;v-text-anchor:middle" arcsize="10923f" o:gfxdata="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" fillcolor="white [3212]" strokecolor="#a3389e" strokeweight="1pt">
                 <v:stroke joinstyle="miter"/>
@@ -10112,7 +10226,7 @@
           </mc:Choice>
           <mc:Fallback>
             <w:pict>
-              <v:shape w14:anchorId="4E910334" id="_x0000_s1067" type="#_x0000_t202" style="position:absolute;margin-left:115.95pt;margin-top:14.9pt;width:108.5pt;height:24.15pt;rotation:90;z-index:251878400;visibility:visible;mso-wrap-style:square;mso-width-percent:0;mso-wrap-distance-left:9pt;mso-wrap-distance-top:0;mso-wrap-distance-right:9pt;mso-wrap-distance-bottom:0;mso-position-horizontal:absolute;mso-position-horizontal-relative:margin;mso-position-vertical:absolute;mso-position-vertical-relative:text;mso-width-percent:0;mso-width-relative:margin;v-text-anchor:top" o:gfxdata="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" filled="f" stroked="f">
+              <v:shape w14:anchorId="4E910334" id="_x0000_s1067" type="#_x0000_t202" style="position:absolute;margin-left:115.95pt;margin-top:14.9pt;width:108.5pt;height:24.15pt;rotation:90;z-index:251878400;visibility:visible;mso-wrap-style:square;mso-width-percent:0;mso-wrap-distance-left:9pt;mso-wrap-distance-top:0;mso-wrap-distance-right:9pt;mso-wrap-distance-bottom:0;mso-position-horizontal:absolute;mso-position-horizontal-relative:margin;mso-position-vertical:absolute;mso-position-vertical-relative:text;mso-width-percent:0;mso-width-relative:margin;v-text-anchor:top" o:gfxdata="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" filled="f" stroked="f">
                 <v:textbox style="mso-fit-shape-to-text:t">
                   <w:txbxContent>
                     <w:p>
@@ -10221,7 +10335,7 @@
               </wp:anchor>
             </w:drawing>
           </mc:Choice>
-          <mc:Fallback xmlns:w16sdtfl="http://schemas.microsoft.com/office/word/2024/wordml/sdtformatlock" xmlns:w16du="http://schemas.microsoft.com/office/word/2023/wordml/word16du" xmlns:oel="http://schemas.microsoft.com/office/2019/extlst">
+          <mc:Fallback>
             <w:pict>
               <v:roundrect w14:anchorId="2FE7413C" id="Rectángulo redondeado 4" o:spid="_x0000_s1026" style="position:absolute;margin-left:284.45pt;margin-top:8.9pt;width:197.95pt;height:34.3pt;z-index:-251480064;visibility:visible;mso-wrap-style:square;mso-width-percent:0;mso-height-percent:0;mso-wrap-distance-left:9pt;mso-wrap-distance-top:0;mso-wrap-distance-right:9pt;mso-wrap-distance-bottom:0;mso-position-horizontal:absolute;mso-position-horizontal-relative:margin;mso-position-vertical:absolute;mso-position-vertical-relative:text;mso-width-percent:0;mso-height-percent:0;mso-width-relative:margin;mso-height-relative:margin;v-text-anchor:middle" arcsize="10923f" o:gfxdata="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" fillcolor="white [3212]" strokecolor="#a3389e" strokeweight="1pt">
                 <v:stroke joinstyle="miter"/>
@@ -10368,7 +10482,7 @@
               </wp:anchor>
             </w:drawing>
           </mc:Choice>
-          <mc:Fallback xmlns:w16sdtfl="http://schemas.microsoft.com/office/word/2024/wordml/sdtformatlock" xmlns:w16du="http://schemas.microsoft.com/office/word/2023/wordml/word16du" xmlns:oel="http://schemas.microsoft.com/office/2019/extlst">
+          <mc:Fallback>
             <w:pict>
               <v:shape w14:anchorId="669C70F8" id="Flecha curvada hacia arriba 264" o:spid="_x0000_s1026" type="#_x0000_t104" style="position:absolute;margin-left:184.1pt;margin-top:6.25pt;width:55.35pt;height:43.75pt;z-index:251901952;visibility:visible;mso-wrap-style:square;mso-width-percent:0;mso-height-percent:0;mso-wrap-distance-left:9pt;mso-wrap-distance-top:0;mso-wrap-distance-right:9pt;mso-wrap-distance-bottom:0;mso-position-horizontal:absolute;mso-position-horizontal-relative:text;mso-position-vertical:absolute;mso-position-vertical-relative:text;mso-width-percent:0;mso-height-percent:0;mso-width-relative:margin;mso-height-relative:margin;v-text-anchor:middle" o:gfxdata="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" adj="13063,21600,5400" fillcolor="#12af9a" strokecolor="white [3212]" strokeweight="1pt"/>
             </w:pict>
@@ -10522,7 +10636,7 @@
           </mc:Choice>
           <mc:Fallback>
             <w:pict>
-              <v:shape w14:anchorId="137F8F5E" id="_x0000_s1068" type="#_x0000_t202" style="position:absolute;margin-left:349.85pt;margin-top:7.45pt;width:98.7pt;height:38.85pt;z-index:251847680;visibility:visible;mso-wrap-style:square;mso-width-percent:0;mso-height-percent:0;mso-wrap-distance-left:9pt;mso-wrap-distance-top:3.6pt;mso-wrap-distance-right:9pt;mso-wrap-distance-bottom:3.6pt;mso-position-horizontal:absolute;mso-position-horizontal-relative:margin;mso-position-vertical:absolute;mso-position-vertical-relative:text;mso-width-percent:0;mso-height-percent:0;mso-width-relative:margin;mso-height-relative:margin;v-text-anchor:top" o:gfxdata="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" filled="f" stroked="f">
+              <v:shape w14:anchorId="137F8F5E" id="_x0000_s1068" type="#_x0000_t202" style="position:absolute;margin-left:349.85pt;margin-top:7.45pt;width:98.7pt;height:38.85pt;z-index:251847680;visibility:visible;mso-wrap-style:square;mso-width-percent:0;mso-height-percent:0;mso-wrap-distance-left:9pt;mso-wrap-distance-top:3.6pt;mso-wrap-distance-right:9pt;mso-wrap-distance-bottom:3.6pt;mso-position-horizontal:absolute;mso-position-horizontal-relative:margin;mso-position-vertical:absolute;mso-position-vertical-relative:text;mso-width-percent:0;mso-height-percent:0;mso-width-relative:margin;mso-height-relative:margin;v-text-anchor:top" o:gfxdata="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" filled="f" stroked="f">
                 <v:textbox>
                   <w:txbxContent>
                     <w:p>
@@ -10632,7 +10746,7 @@
                                 <w:sz w:val="32"/>
                                 <w:lang w:val="es-CO"/>
                               </w:rPr>
-                              <w:instrText xml:space="preserve"> MERGEFIELD Pragmático_ </w:instrText>
+                              <w:instrText xml:space="preserve"> MERGEFIELD COMPONENTEPRG_ </w:instrText>
                             </w:r>
                             <w:r>
                               <w:rPr>
@@ -10653,7 +10767,7 @@
                                 <w:sz w:val="32"/>
                                 <w:lang w:val="es-CO"/>
                               </w:rPr>
-                              <w:t>86%</w:t>
+                              <w:t>«COMPONENTEPRG_»</w:t>
                             </w:r>
                             <w:r>
                               <w:rPr>
@@ -10685,7 +10799,7 @@
           </mc:Choice>
           <mc:Fallback>
             <w:pict>
-              <v:shape w14:anchorId="02AA2C9E" id="Cuadro de texto 37" o:spid="_x0000_s1069" type="#_x0000_t202" style="position:absolute;margin-left:177pt;margin-top:13.45pt;width:54.2pt;height:28.15pt;z-index:251870208;visibility:visible;mso-wrap-style:square;mso-width-percent:0;mso-height-percent:0;mso-wrap-distance-left:9pt;mso-wrap-distance-top:3.6pt;mso-wrap-distance-right:9pt;mso-wrap-distance-bottom:3.6pt;mso-position-horizontal:absolute;mso-position-horizontal-relative:left-margin-area;mso-position-vertical:absolute;mso-position-vertical-relative:text;mso-width-percent:0;mso-height-percent:0;mso-width-relative:margin;mso-height-relative:margin;v-text-anchor:top" o:gfxdata="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" filled="f" stroked="f">
+              <v:shape w14:anchorId="02AA2C9E" id="Cuadro de texto 37" o:spid="_x0000_s1069" type="#_x0000_t202" style="position:absolute;margin-left:177pt;margin-top:13.45pt;width:54.2pt;height:28.15pt;z-index:251870208;visibility:visible;mso-wrap-style:square;mso-width-percent:0;mso-height-percent:0;mso-wrap-distance-left:9pt;mso-wrap-distance-top:3.6pt;mso-wrap-distance-right:9pt;mso-wrap-distance-bottom:3.6pt;mso-position-horizontal:absolute;mso-position-horizontal-relative:left-margin-area;mso-position-vertical:absolute;mso-position-vertical-relative:text;mso-width-percent:0;mso-height-percent:0;mso-width-relative:margin;mso-height-relative:margin;v-text-anchor:top" o:gfxdata="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" filled="f" stroked="f">
                 <v:textbox>
                   <w:txbxContent>
                     <w:p>
@@ -10717,7 +10831,7 @@
                           <w:sz w:val="32"/>
                           <w:lang w:val="es-CO"/>
                         </w:rPr>
-                        <w:instrText xml:space="preserve"> MERGEFIELD Pragmático_ </w:instrText>
+                        <w:instrText xml:space="preserve"> MERGEFIELD COMPONENTEPRG_ </w:instrText>
                       </w:r>
                       <w:r>
                         <w:rPr>
@@ -10738,7 +10852,7 @@
                           <w:sz w:val="32"/>
                           <w:lang w:val="es-CO"/>
                         </w:rPr>
-                        <w:t>86%</w:t>
+                        <w:t>«COMPONENTEPRG_»</w:t>
                       </w:r>
                       <w:r>
                         <w:rPr>
@@ -10841,7 +10955,7 @@
                                 <w:sz w:val="32"/>
                                 <w:lang w:val="es-CO"/>
                               </w:rPr>
-                              <w:instrText xml:space="preserve"> MERGEFIELD C3_ </w:instrText>
+                              <w:instrText xml:space="preserve"> MERGEFIELD COMPETENCIARE_ </w:instrText>
                             </w:r>
                             <w:r>
                               <w:rPr>
@@ -10862,7 +10976,7 @@
                                 <w:sz w:val="32"/>
                                 <w:lang w:val="es-CO"/>
                               </w:rPr>
-                              <w:t>86%</w:t>
+                              <w:t>«COMPETENCIARE_»</w:t>
                             </w:r>
                             <w:r>
                               <w:rPr>
@@ -10894,7 +11008,7 @@
           </mc:Choice>
           <mc:Fallback>
             <w:pict>
-              <v:shape w14:anchorId="198A2225" id="Cuadro de texto 38" o:spid="_x0000_s1070" type="#_x0000_t202" style="position:absolute;margin-left:355.5pt;margin-top:12.7pt;width:54.5pt;height:28.15pt;z-index:251872256;visibility:visible;mso-wrap-style:square;mso-width-percent:0;mso-height-percent:0;mso-wrap-distance-left:9pt;mso-wrap-distance-top:3.6pt;mso-wrap-distance-right:9pt;mso-wrap-distance-bottom:3.6pt;mso-position-horizontal:absolute;mso-position-horizontal-relative:left-margin-area;mso-position-vertical:absolute;mso-position-vertical-relative:text;mso-width-percent:0;mso-height-percent:0;mso-width-relative:margin;mso-height-relative:margin;v-text-anchor:top" o:gfxdata="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" filled="f" stroked="f">
+              <v:shape w14:anchorId="198A2225" id="Cuadro de texto 38" o:spid="_x0000_s1070" type="#_x0000_t202" style="position:absolute;margin-left:355.5pt;margin-top:12.7pt;width:54.5pt;height:28.15pt;z-index:251872256;visibility:visible;mso-wrap-style:square;mso-width-percent:0;mso-height-percent:0;mso-wrap-distance-left:9pt;mso-wrap-distance-top:3.6pt;mso-wrap-distance-right:9pt;mso-wrap-distance-bottom:3.6pt;mso-position-horizontal:absolute;mso-position-horizontal-relative:left-margin-area;mso-position-vertical:absolute;mso-position-vertical-relative:text;mso-width-percent:0;mso-height-percent:0;mso-width-relative:margin;mso-height-relative:margin;v-text-anchor:top" o:gfxdata="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" filled="f" stroked="f">
                 <v:textbox>
                   <w:txbxContent>
                     <w:p>
@@ -10926,7 +11040,7 @@
                           <w:sz w:val="32"/>
                           <w:lang w:val="es-CO"/>
                         </w:rPr>
-                        <w:instrText xml:space="preserve"> MERGEFIELD C3_ </w:instrText>
+                        <w:instrText xml:space="preserve"> MERGEFIELD COMPETENCIARE_ </w:instrText>
                       </w:r>
                       <w:r>
                         <w:rPr>
@@ -10947,7 +11061,7 @@
                           <w:sz w:val="32"/>
                           <w:lang w:val="es-CO"/>
                         </w:rPr>
-                        <w:t>86%</w:t>
+                        <w:t>«COMPETENCIARE_»</w:t>
                       </w:r>
                       <w:r>
                         <w:rPr>
@@ -11058,7 +11172,7 @@
           </mc:Choice>
           <mc:Fallback>
             <w:pict>
-              <v:shape w14:anchorId="0F0CCB3B" id="Cuadro de texto 266" o:spid="_x0000_s1071" type="#_x0000_t202" style="position:absolute;margin-left:190.6pt;margin-top:67.45pt;width:44pt;height:28.15pt;z-index:251907072;visibility:visible;mso-wrap-style:square;mso-width-percent:0;mso-height-percent:0;mso-wrap-distance-left:9pt;mso-wrap-distance-top:3.6pt;mso-wrap-distance-right:9pt;mso-wrap-distance-bottom:3.6pt;mso-position-horizontal:absolute;mso-position-horizontal-relative:margin;mso-position-vertical:absolute;mso-position-vertical-relative:text;mso-width-percent:0;mso-height-percent:0;mso-width-relative:margin;mso-height-relative:margin;v-text-anchor:top" o:gfxdata="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" filled="f" stroked="f">
+              <v:shape w14:anchorId="0F0CCB3B" id="Cuadro de texto 266" o:spid="_x0000_s1071" type="#_x0000_t202" style="position:absolute;margin-left:190.6pt;margin-top:67.45pt;width:44pt;height:28.15pt;z-index:251907072;visibility:visible;mso-wrap-style:square;mso-width-percent:0;mso-height-percent:0;mso-wrap-distance-left:9pt;mso-wrap-distance-top:3.6pt;mso-wrap-distance-right:9pt;mso-wrap-distance-bottom:3.6pt;mso-position-horizontal:absolute;mso-position-horizontal-relative:margin;mso-position-vertical:absolute;mso-position-vertical-relative:text;mso-width-percent:0;mso-height-percent:0;mso-width-relative:margin;mso-height-relative:margin;v-text-anchor:top" o:gfxdata="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" filled="f" stroked="f">
                 <v:textbox>
                   <w:txbxContent>
                     <w:p>
@@ -11197,7 +11311,7 @@
           </mc:Choice>
           <mc:Fallback>
             <w:pict>
-              <v:shape w14:anchorId="5CFBDAB8" id="_x0000_s1072" type="#_x0000_t202" style="position:absolute;margin-left:-18.85pt;margin-top:8.65pt;width:92.9pt;height:35.5pt;z-index:251845632;visibility:visible;mso-wrap-style:square;mso-width-percent:0;mso-height-percent:0;mso-wrap-distance-left:9pt;mso-wrap-distance-top:3.6pt;mso-wrap-distance-right:9pt;mso-wrap-distance-bottom:3.6pt;mso-position-horizontal:absolute;mso-position-horizontal-relative:margin;mso-position-vertical:absolute;mso-position-vertical-relative:text;mso-width-percent:0;mso-height-percent:0;mso-width-relative:margin;mso-height-relative:margin;v-text-anchor:top" o:gfxdata="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" filled="f" stroked="f">
+              <v:shape w14:anchorId="5CFBDAB8" id="_x0000_s1072" type="#_x0000_t202" style="position:absolute;margin-left:-18.85pt;margin-top:8.65pt;width:92.9pt;height:35.5pt;z-index:251845632;visibility:visible;mso-wrap-style:square;mso-width-percent:0;mso-height-percent:0;mso-wrap-distance-left:9pt;mso-wrap-distance-top:3.6pt;mso-wrap-distance-right:9pt;mso-wrap-distance-bottom:3.6pt;mso-position-horizontal:absolute;mso-position-horizontal-relative:margin;mso-position-vertical:absolute;mso-position-vertical-relative:text;mso-width-percent:0;mso-height-percent:0;mso-width-relative:margin;mso-height-relative:margin;v-text-anchor:top" o:gfxdata="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" filled="f" stroked="f">
                 <v:textbox>
                   <w:txbxContent>
                     <w:p>
@@ -11321,7 +11435,7 @@
               </wp:anchor>
             </w:drawing>
           </mc:Choice>
-          <mc:Fallback xmlns:w16sdtfl="http://schemas.microsoft.com/office/word/2024/wordml/sdtformatlock" xmlns:w16du="http://schemas.microsoft.com/office/word/2023/wordml/word16du" xmlns:oel="http://schemas.microsoft.com/office/2019/extlst">
+          <mc:Fallback>
             <w:pict>
               <v:roundrect w14:anchorId="0BB6B33C" id="Rectángulo redondeado 3" o:spid="_x0000_s1026" style="position:absolute;margin-left:-35.7pt;margin-top:9.8pt;width:175.6pt;height:34.3pt;z-index:-251482112;visibility:visible;mso-wrap-style:square;mso-width-percent:0;mso-height-percent:0;mso-wrap-distance-left:9pt;mso-wrap-distance-top:0;mso-wrap-distance-right:9pt;mso-wrap-distance-bottom:0;mso-position-horizontal:absolute;mso-position-horizontal-relative:margin;mso-position-vertical:absolute;mso-position-vertical-relative:text;mso-width-percent:0;mso-height-percent:0;mso-width-relative:margin;mso-height-relative:margin;v-text-anchor:middle" arcsize="10923f" o:gfxdata="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" fillcolor="white [3212]" strokecolor="#a3389e" strokeweight="1pt">
                 <v:stroke joinstyle="miter"/>
@@ -11406,7 +11520,7 @@
               </wp:anchor>
             </w:drawing>
           </mc:Choice>
-          <mc:Fallback xmlns:w16sdtfl="http://schemas.microsoft.com/office/word/2024/wordml/sdtformatlock" xmlns:w16du="http://schemas.microsoft.com/office/word/2023/wordml/word16du" xmlns:oel="http://schemas.microsoft.com/office/2019/extlst">
+          <mc:Fallback>
             <w:pict>
               <v:roundrect w14:anchorId="42CE1FCF" id="Rectángulo redondeado 6" o:spid="_x0000_s1026" style="position:absolute;margin-left:284.45pt;margin-top:8.15pt;width:197.95pt;height:34.35pt;z-index:-251478016;visibility:visible;mso-wrap-style:square;mso-width-percent:0;mso-height-percent:0;mso-wrap-distance-left:9pt;mso-wrap-distance-top:0;mso-wrap-distance-right:9pt;mso-wrap-distance-bottom:0;mso-position-horizontal:absolute;mso-position-horizontal-relative:margin;mso-position-vertical:absolute;mso-position-vertical-relative:text;mso-width-percent:0;mso-height-percent:0;mso-width-relative:margin;mso-height-relative:margin;v-text-anchor:middle" arcsize="10923f" o:gfxdata="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" fillcolor="white [3212]" strokecolor="#a3389e" strokeweight="1pt">
                 <v:stroke joinstyle="miter"/>
@@ -11560,7 +11674,7 @@
                                 <w:szCs w:val="18"/>
                                 <w:lang w:val="es-CO"/>
                               </w:rPr>
-                              <w:instrText xml:space="preserve"> MERGEFIELD A1 </w:instrText>
+                              <w:instrText xml:space="preserve"> MERGEFIELD P1_Tarea </w:instrText>
                             </w:r>
                             <w:r>
                               <w:rPr>
@@ -11577,7 +11691,7 @@
                                 <w:szCs w:val="18"/>
                                 <w:lang w:val="es-CO"/>
                               </w:rPr>
-                              <w:t>Reconoce las partes del texto, sus funciones y cómo se relacionan unas con otras de manera lógica.</w:t>
+                              <w:t>«P1_Tarea»</w:t>
                             </w:r>
                             <w:r>
                               <w:rPr>
@@ -11620,7 +11734,7 @@
                                 <w:szCs w:val="18"/>
                                 <w:lang w:val="es-CO"/>
                               </w:rPr>
-                              <w:instrText xml:space="preserve"> MERGEFIELD A2 </w:instrText>
+                              <w:instrText xml:space="preserve"> MERGEFIELD P2_Tarea </w:instrText>
                             </w:r>
                             <w:r>
                               <w:rPr>
@@ -11637,7 +11751,7 @@
                                 <w:szCs w:val="18"/>
                                 <w:lang w:val="es-CO"/>
                               </w:rPr>
-                              <w:t>Identifica la idea principal de cada fragmento del texto.</w:t>
+                              <w:t>«P2_Tarea»</w:t>
                             </w:r>
                             <w:r>
                               <w:rPr>
@@ -11680,7 +11794,7 @@
                                 <w:szCs w:val="18"/>
                                 <w:lang w:val="es-CO"/>
                               </w:rPr>
-                              <w:instrText xml:space="preserve"> MERGEFIELD A3 </w:instrText>
+                              <w:instrText xml:space="preserve"> MERGEFIELD P3_Tarea </w:instrText>
                             </w:r>
                             <w:r>
                               <w:rPr>
@@ -11697,7 +11811,7 @@
                                 <w:szCs w:val="18"/>
                                 <w:lang w:val="es-CO"/>
                               </w:rPr>
-                              <w:t>Reflexiona sobre el texto desde diferentes perspectivas (económica, política, social, cultural, medioambiental, literaria, etc.) y puntos de vista.</w:t>
+                              <w:t>«P3_Tarea»</w:t>
                             </w:r>
                             <w:r>
                               <w:rPr>
@@ -11740,7 +11854,7 @@
                                 <w:szCs w:val="18"/>
                                 <w:lang w:val="es-CO"/>
                               </w:rPr>
-                              <w:instrText xml:space="preserve"> MERGEFIELD A4 </w:instrText>
+                              <w:instrText xml:space="preserve"> MERGEFIELD P4_Tarea </w:instrText>
                             </w:r>
                             <w:r>
                               <w:rPr>
@@ -11757,7 +11871,7 @@
                                 <w:szCs w:val="18"/>
                                 <w:lang w:val="es-CO"/>
                               </w:rPr>
-                              <w:t>Reconoce las partes del texto, sus funciones y cómo se relacionan unas con otras de manera lógica.</w:t>
+                              <w:t>«P4_Tarea»</w:t>
                             </w:r>
                             <w:r>
                               <w:rPr>
@@ -11800,7 +11914,7 @@
                                 <w:szCs w:val="18"/>
                                 <w:lang w:val="es-CO"/>
                               </w:rPr>
-                              <w:instrText xml:space="preserve"> MERGEFIELD A5 </w:instrText>
+                              <w:instrText xml:space="preserve"> MERGEFIELD P5_Tarea </w:instrText>
                             </w:r>
                             <w:r>
                               <w:rPr>
@@ -11817,7 +11931,7 @@
                                 <w:szCs w:val="18"/>
                                 <w:lang w:val="es-CO"/>
                               </w:rPr>
-                              <w:t>Identifica la idea principal de cada fragmento del texto.</w:t>
+                              <w:t>«P5_Tarea»</w:t>
                             </w:r>
                             <w:r>
                               <w:rPr>
@@ -11860,7 +11974,7 @@
                                 <w:szCs w:val="18"/>
                                 <w:lang w:val="es-CO"/>
                               </w:rPr>
-                              <w:instrText xml:space="preserve"> MERGEFIELD A6 </w:instrText>
+                              <w:instrText xml:space="preserve"> MERGEFIELD P6_Tarea </w:instrText>
                             </w:r>
                             <w:r>
                               <w:rPr>
@@ -11877,7 +11991,7 @@
                                 <w:szCs w:val="18"/>
                                 <w:lang w:val="es-CO"/>
                               </w:rPr>
-                              <w:t>Se asegura de comprender el significado de cada fragmento y/o elemento local del texto correctamente.</w:t>
+                              <w:t>«P6_Tarea»</w:t>
                             </w:r>
                             <w:r>
                               <w:rPr>
@@ -11920,7 +12034,7 @@
                                 <w:szCs w:val="18"/>
                                 <w:lang w:val="es-CO"/>
                               </w:rPr>
-                              <w:instrText xml:space="preserve"> MERGEFIELD A7 </w:instrText>
+                              <w:instrText xml:space="preserve"> MERGEFIELD P7_Tarea </w:instrText>
                             </w:r>
                             <w:r>
                               <w:rPr>
@@ -11937,7 +12051,7 @@
                                 <w:szCs w:val="18"/>
                                 <w:lang w:val="es-CO"/>
                               </w:rPr>
-                              <w:t>Identifica la idea principal de cada fragmento del texto.</w:t>
+                              <w:t>«P7_Tarea»</w:t>
                             </w:r>
                             <w:r>
                               <w:rPr>
@@ -11980,7 +12094,7 @@
                                 <w:szCs w:val="18"/>
                                 <w:lang w:val="es-CO"/>
                               </w:rPr>
-                              <w:instrText xml:space="preserve"> MERGEFIELD A8 </w:instrText>
+                              <w:instrText xml:space="preserve"> MERGEFIELD P8_Tarea </w:instrText>
                             </w:r>
                             <w:r>
                               <w:rPr>
@@ -11997,7 +12111,7 @@
                                 <w:szCs w:val="18"/>
                                 <w:lang w:val="es-CO"/>
                               </w:rPr>
-                              <w:t>Compara el contenido del texto con el de otros textos (similitudes, diferencias, oposiciones o complementariedades), en un ejercicio intertextual.</w:t>
+                              <w:t>«P8_Tarea»</w:t>
                             </w:r>
                             <w:r>
                               <w:rPr>
@@ -12040,7 +12154,7 @@
                                 <w:szCs w:val="18"/>
                                 <w:lang w:val="es-CO"/>
                               </w:rPr>
-                              <w:instrText xml:space="preserve"> MERGEFIELD A9 </w:instrText>
+                              <w:instrText xml:space="preserve"> MERGEFIELD P9_Tarea </w:instrText>
                             </w:r>
                             <w:r>
                               <w:rPr>
@@ -12057,7 +12171,7 @@
                                 <w:szCs w:val="18"/>
                                 <w:lang w:val="es-CO"/>
                               </w:rPr>
-                              <w:t>Identifica elementos concretos del texto, como personajes, eventos, lugares y otros datos claves que enmarcan la lectura.</w:t>
+                              <w:t>«P9_Tarea»</w:t>
                             </w:r>
                             <w:r>
                               <w:rPr>
@@ -12100,7 +12214,7 @@
                                 <w:szCs w:val="18"/>
                                 <w:lang w:val="es-CO"/>
                               </w:rPr>
-                              <w:instrText xml:space="preserve"> MERGEFIELD A10 </w:instrText>
+                              <w:instrText xml:space="preserve"> MERGEFIELD P10_Tarea </w:instrText>
                             </w:r>
                             <w:r>
                               <w:rPr>
@@ -12117,7 +12231,7 @@
                                 <w:szCs w:val="18"/>
                                 <w:lang w:val="es-CO"/>
                               </w:rPr>
-                              <w:t>Determina el tema y la idea general de la lectura.</w:t>
+                              <w:t>«P10_Tarea»</w:t>
                             </w:r>
                             <w:r>
                               <w:rPr>
@@ -12160,7 +12274,7 @@
                                 <w:szCs w:val="18"/>
                                 <w:lang w:val="es-CO"/>
                               </w:rPr>
-                              <w:instrText xml:space="preserve"> MERGEFIELD A11 </w:instrText>
+                              <w:instrText xml:space="preserve"> MERGEFIELD P11_Tarea </w:instrText>
                             </w:r>
                             <w:r>
                               <w:rPr>
@@ -12177,7 +12291,7 @@
                                 <w:szCs w:val="18"/>
                                 <w:lang w:val="es-CO"/>
                               </w:rPr>
-                              <w:t>Formula supuestos, implicaciones o hipótesis de lectura, que puedan derivarse de las ideas fuerza del texto.</w:t>
+                              <w:t>«P11_Tarea»</w:t>
                             </w:r>
                             <w:r>
                               <w:rPr>
@@ -12220,7 +12334,7 @@
                                 <w:szCs w:val="18"/>
                                 <w:lang w:val="es-CO"/>
                               </w:rPr>
-                              <w:instrText xml:space="preserve"> MERGEFIELD A12 </w:instrText>
+                              <w:instrText xml:space="preserve"> MERGEFIELD P12_Tarea </w:instrText>
                             </w:r>
                             <w:r>
                               <w:rPr>
@@ -12237,7 +12351,7 @@
                                 <w:szCs w:val="18"/>
                                 <w:lang w:val="es-CO"/>
                               </w:rPr>
-                              <w:t>Aplica los contenidos del texto a un contexto particular o situación específica.</w:t>
+                              <w:t>«P12_Tarea»</w:t>
                             </w:r>
                             <w:r>
                               <w:rPr>
@@ -12280,7 +12394,7 @@
                                 <w:szCs w:val="18"/>
                                 <w:lang w:val="es-CO"/>
                               </w:rPr>
-                              <w:instrText xml:space="preserve"> MERGEFIELD A13 </w:instrText>
+                              <w:instrText xml:space="preserve"> MERGEFIELD P13_Tarea </w:instrText>
                             </w:r>
                             <w:r>
                               <w:rPr>
@@ -12297,7 +12411,7 @@
                                 <w:szCs w:val="18"/>
                                 <w:lang w:val="es-CO"/>
                               </w:rPr>
-                              <w:t>Identifica la idea principal de cada fragmento del texto.</w:t>
+                              <w:t>«P13_Tarea»</w:t>
                             </w:r>
                             <w:r>
                               <w:rPr>
@@ -12340,7 +12454,7 @@
                                 <w:szCs w:val="18"/>
                                 <w:lang w:val="es-CO"/>
                               </w:rPr>
-                              <w:instrText xml:space="preserve"> MERGEFIELD A14 </w:instrText>
+                              <w:instrText xml:space="preserve"> MERGEFIELD P14_Tarea </w:instrText>
                             </w:r>
                             <w:r>
                               <w:rPr>
@@ -12357,7 +12471,7 @@
                                 <w:szCs w:val="18"/>
                                 <w:lang w:val="es-CO"/>
                               </w:rPr>
-                              <w:t>Identifica la idea principal de cada fragmento del texto.</w:t>
+                              <w:t>«P14_Tarea»</w:t>
                             </w:r>
                             <w:r>
                               <w:rPr>
@@ -12400,7 +12514,7 @@
                                 <w:szCs w:val="18"/>
                                 <w:lang w:val="es-CO"/>
                               </w:rPr>
-                              <w:instrText xml:space="preserve"> MERGEFIELD A15 </w:instrText>
+                              <w:instrText xml:space="preserve"> MERGEFIELD P15_Tarea </w:instrText>
                             </w:r>
                             <w:r>
                               <w:rPr>
@@ -12417,7 +12531,7 @@
                                 <w:szCs w:val="18"/>
                                 <w:lang w:val="es-CO"/>
                               </w:rPr>
-                              <w:t>Determina el tema y la idea general de la lectura.</w:t>
+                              <w:t>«P15_Tarea»</w:t>
                             </w:r>
                             <w:r>
                               <w:rPr>
@@ -12460,7 +12574,7 @@
                                 <w:szCs w:val="18"/>
                                 <w:lang w:val="es-CO"/>
                               </w:rPr>
-                              <w:instrText xml:space="preserve"> MERGEFIELD A16 </w:instrText>
+                              <w:instrText xml:space="preserve"> MERGEFIELD P16_Tarea </w:instrText>
                             </w:r>
                             <w:r>
                               <w:rPr>
@@ -12477,7 +12591,7 @@
                                 <w:szCs w:val="18"/>
                                 <w:lang w:val="es-CO"/>
                               </w:rPr>
-                              <w:t>Formula supuestos, implicaciones o hipótesis de lectura, que puedan derivarse de las ideas fuerza del texto.</w:t>
+                              <w:t>«P16_Tarea»</w:t>
                             </w:r>
                             <w:r>
                               <w:rPr>
@@ -12520,7 +12634,7 @@
                                 <w:szCs w:val="18"/>
                                 <w:lang w:val="es-CO"/>
                               </w:rPr>
-                              <w:instrText xml:space="preserve"> MERGEFIELD A17 </w:instrText>
+                              <w:instrText xml:space="preserve"> MERGEFIELD P17_Tarea </w:instrText>
                             </w:r>
                             <w:r>
                               <w:rPr>
@@ -12537,7 +12651,7 @@
                                 <w:szCs w:val="18"/>
                                 <w:lang w:val="es-CO"/>
                               </w:rPr>
-                              <w:t>Aplica los contenidos del texto a un contexto particular o situación específica.</w:t>
+                              <w:t>«P17_Tarea»</w:t>
                             </w:r>
                             <w:r>
                               <w:rPr>
@@ -12580,7 +12694,7 @@
                                 <w:szCs w:val="18"/>
                                 <w:lang w:val="es-CO"/>
                               </w:rPr>
-                              <w:instrText xml:space="preserve"> MERGEFIELD A18 </w:instrText>
+                              <w:instrText xml:space="preserve"> MERGEFIELD P18_Tarea </w:instrText>
                             </w:r>
                             <w:r>
                               <w:rPr>
@@ -12597,7 +12711,7 @@
                                 <w:szCs w:val="18"/>
                                 <w:lang w:val="es-CO"/>
                               </w:rPr>
-                              <w:t>Reconoce las partes del texto, sus funciones y cómo se relacionan unas con otras de manera lógica.</w:t>
+                              <w:t>«P18_Tarea»</w:t>
                             </w:r>
                             <w:r>
                               <w:rPr>
@@ -12640,7 +12754,7 @@
                                 <w:szCs w:val="18"/>
                                 <w:lang w:val="es-CO"/>
                               </w:rPr>
-                              <w:instrText xml:space="preserve"> MERGEFIELD A19 </w:instrText>
+                              <w:instrText xml:space="preserve"> MERGEFIELD P19_Tarea </w:instrText>
                             </w:r>
                             <w:r>
                               <w:rPr>
@@ -12657,7 +12771,7 @@
                                 <w:szCs w:val="18"/>
                                 <w:lang w:val="es-CO"/>
                               </w:rPr>
-                              <w:t>Confirma los significados de palabras, enunciados y frases respecto al contexto que ofrece la lectura.</w:t>
+                              <w:t>«P19_Tarea»</w:t>
                             </w:r>
                             <w:r>
                               <w:rPr>
@@ -12700,7 +12814,7 @@
                                 <w:szCs w:val="18"/>
                                 <w:lang w:val="es-CO"/>
                               </w:rPr>
-                              <w:instrText xml:space="preserve"> MERGEFIELD A20 </w:instrText>
+                              <w:instrText xml:space="preserve"> MERGEFIELD P20_Tarea </w:instrText>
                             </w:r>
                             <w:r>
                               <w:rPr>
@@ -12717,7 +12831,7 @@
                                 <w:szCs w:val="18"/>
                                 <w:lang w:val="es-CO"/>
                               </w:rPr>
-                              <w:t>Determina el tema y la idea general de la lectura.</w:t>
+                              <w:t>«P20_Tarea»</w:t>
                             </w:r>
                             <w:r>
                               <w:rPr>
@@ -12760,7 +12874,7 @@
                                 <w:szCs w:val="18"/>
                                 <w:lang w:val="es-CO"/>
                               </w:rPr>
-                              <w:instrText xml:space="preserve"> MERGEFIELD A21 </w:instrText>
+                              <w:instrText xml:space="preserve"> MERGEFIELD  P21_Tarea </w:instrText>
                             </w:r>
                             <w:r>
                               <w:rPr>
@@ -12777,7 +12891,7 @@
                                 <w:szCs w:val="18"/>
                                 <w:lang w:val="es-CO"/>
                               </w:rPr>
-                              <w:t>Confirma los significados de palabras, enunciados y frases respecto al contexto que ofrece la lectura.</w:t>
+                              <w:t>«P21_Tarea»</w:t>
                             </w:r>
                             <w:r>
                               <w:rPr>
@@ -12820,7 +12934,7 @@
                                 <w:szCs w:val="18"/>
                                 <w:lang w:val="es-CO"/>
                               </w:rPr>
-                              <w:instrText xml:space="preserve"> MERGEFIELD A22 </w:instrText>
+                              <w:instrText xml:space="preserve"> MERGEFIELD  P22_Tarea </w:instrText>
                             </w:r>
                             <w:r>
                               <w:rPr>
@@ -12837,7 +12951,7 @@
                                 <w:szCs w:val="18"/>
                                 <w:lang w:val="es-CO"/>
                               </w:rPr>
-                              <w:t>Reconoce las partes del texto, sus funciones y cómo se relacionan unas con otras de manera lógica.</w:t>
+                              <w:t>«P22_Tarea»</w:t>
                             </w:r>
                             <w:r>
                               <w:rPr>
@@ -12880,7 +12994,7 @@
                                 <w:szCs w:val="18"/>
                                 <w:lang w:val="es-CO"/>
                               </w:rPr>
-                              <w:instrText xml:space="preserve"> MERGEFIELD A23 </w:instrText>
+                              <w:instrText xml:space="preserve"> MERGEFIELD  P23_Tarea </w:instrText>
                             </w:r>
                             <w:r>
                               <w:rPr>
@@ -12897,7 +13011,7 @@
                                 <w:szCs w:val="18"/>
                                 <w:lang w:val="es-CO"/>
                               </w:rPr>
-                              <w:t>Establece contenidos valorativos del autor del texto desde una perspectiva objetiva, o propios a nivel subjetivo.</w:t>
+                              <w:t>«P23_Tarea»</w:t>
                             </w:r>
                             <w:r>
                               <w:rPr>
@@ -12940,7 +13054,7 @@
                                 <w:szCs w:val="18"/>
                                 <w:lang w:val="es-CO"/>
                               </w:rPr>
-                              <w:instrText xml:space="preserve"> MERGEFIELD A24 </w:instrText>
+                              <w:instrText xml:space="preserve"> MERGEFIELD  P24_Tarea </w:instrText>
                             </w:r>
                             <w:r>
                               <w:rPr>
@@ -12957,7 +13071,7 @@
                                 <w:szCs w:val="18"/>
                                 <w:lang w:val="es-CO"/>
                               </w:rPr>
-                              <w:t>Identifica elementos concretos del texto, como personajes, eventos, lugares y otros datos claves que enmarcan la lectura.</w:t>
+                              <w:t>«P24_Tarea»</w:t>
                             </w:r>
                             <w:r>
                               <w:rPr>
@@ -13000,7 +13114,7 @@
                                 <w:szCs w:val="18"/>
                                 <w:lang w:val="es-CO"/>
                               </w:rPr>
-                              <w:instrText xml:space="preserve"> MERGEFIELD A25 </w:instrText>
+                              <w:instrText xml:space="preserve"> MERGEFIELD  P25_Tarea </w:instrText>
                             </w:r>
                             <w:r>
                               <w:rPr>
@@ -13017,7 +13131,7 @@
                                 <w:szCs w:val="18"/>
                                 <w:lang w:val="es-CO"/>
                               </w:rPr>
-                              <w:t>Identifica elementos concretos del texto, como personajes, eventos, lugares y otros datos claves que enmarcan la lectura.</w:t>
+                              <w:t>«P25_Tarea»</w:t>
                             </w:r>
                             <w:r>
                               <w:rPr>
@@ -13060,7 +13174,7 @@
                                 <w:szCs w:val="18"/>
                                 <w:lang w:val="es-CO"/>
                               </w:rPr>
-                              <w:instrText xml:space="preserve"> MERGEFIELD A26 </w:instrText>
+                              <w:instrText xml:space="preserve"> MERGEFIELD  P26_Tarea </w:instrText>
                             </w:r>
                             <w:r>
                               <w:rPr>
@@ -13077,7 +13191,7 @@
                                 <w:szCs w:val="18"/>
                                 <w:lang w:val="es-CO"/>
                               </w:rPr>
-                              <w:t>Confirma los significados de palabras, enunciados y frases respecto al contexto que ofrece la lectura.</w:t>
+                              <w:t>«P26_Tarea»</w:t>
                             </w:r>
                             <w:r>
                               <w:rPr>
@@ -13120,7 +13234,7 @@
                                 <w:szCs w:val="18"/>
                                 <w:lang w:val="es-CO"/>
                               </w:rPr>
-                              <w:instrText xml:space="preserve"> MERGEFIELD A27 </w:instrText>
+                              <w:instrText xml:space="preserve"> MERGEFIELD  P27_Tarea </w:instrText>
                             </w:r>
                             <w:r>
                               <w:rPr>
@@ -13137,7 +13251,7 @@
                                 <w:szCs w:val="18"/>
                                 <w:lang w:val="es-CO"/>
                               </w:rPr>
-                              <w:t>Identifica elementos concretos del texto, como personajes, eventos, lugares y otros datos claves que enmarcan la lectura.</w:t>
+                              <w:t>«P27_Tarea»</w:t>
                             </w:r>
                             <w:r>
                               <w:rPr>
@@ -13180,7 +13294,7 @@
                                 <w:szCs w:val="18"/>
                                 <w:lang w:val="es-CO"/>
                               </w:rPr>
-                              <w:instrText xml:space="preserve"> MERGEFIELD A28 </w:instrText>
+                              <w:instrText xml:space="preserve"> MERGEFIELD  P28_Tarea </w:instrText>
                             </w:r>
                             <w:r>
                               <w:rPr>
@@ -13197,7 +13311,7 @@
                                 <w:szCs w:val="18"/>
                                 <w:lang w:val="es-CO"/>
                               </w:rPr>
-                              <w:t>Determina lecciones, moralejas o enseñanzas que pueden extraerse del texto.</w:t>
+                              <w:t>«P28_Tarea»</w:t>
                             </w:r>
                             <w:r>
                               <w:rPr>
@@ -13224,7 +13338,7 @@
                                 <w:szCs w:val="18"/>
                                 <w:lang w:val="es-CO"/>
                               </w:rPr>
-                              <w:t>Pregunta 29:</w:t>
+                              <w:t xml:space="preserve">Pregunta 29: </w:t>
                             </w:r>
                             <w:r>
                               <w:rPr>
@@ -13240,7 +13354,7 @@
                                 <w:szCs w:val="18"/>
                                 <w:lang w:val="es-CO"/>
                               </w:rPr>
-                              <w:instrText xml:space="preserve"> MERGEFIELD A29 </w:instrText>
+                              <w:instrText xml:space="preserve"> MERGEFIELD  P29_Tarea </w:instrText>
                             </w:r>
                             <w:r>
                               <w:rPr>
@@ -13257,7 +13371,7 @@
                                 <w:szCs w:val="18"/>
                                 <w:lang w:val="es-CO"/>
                               </w:rPr>
-                              <w:t>Se asegura de comprender el significado de cada fragmento y/o elemento local del texto correctamente.</w:t>
+                              <w:t>«P29_Tarea»</w:t>
                             </w:r>
                             <w:r>
                               <w:rPr>
@@ -13300,7 +13414,7 @@
                                 <w:szCs w:val="18"/>
                                 <w:lang w:val="es-CO"/>
                               </w:rPr>
-                              <w:instrText xml:space="preserve"> MERGEFIELD A30 </w:instrText>
+                              <w:instrText xml:space="preserve"> MERGEFIELD  P30_Tarea </w:instrText>
                             </w:r>
                             <w:r>
                               <w:rPr>
@@ -13317,7 +13431,7 @@
                                 <w:szCs w:val="18"/>
                                 <w:lang w:val="es-CO"/>
                               </w:rPr>
-                              <w:t>Identifica la idea principal de cada fragmento del texto.</w:t>
+                              <w:t>«P30_Tarea»</w:t>
                             </w:r>
                             <w:r>
                               <w:rPr>
@@ -13360,7 +13474,7 @@
                                 <w:szCs w:val="18"/>
                                 <w:lang w:val="es-CO"/>
                               </w:rPr>
-                              <w:instrText xml:space="preserve"> MERGEFIELD A31 </w:instrText>
+                              <w:instrText xml:space="preserve"> MERGEFIELD  P31_Tarea </w:instrText>
                             </w:r>
                             <w:r>
                               <w:rPr>
@@ -13377,7 +13491,7 @@
                                 <w:szCs w:val="18"/>
                                 <w:lang w:val="es-CO"/>
                               </w:rPr>
-                              <w:t>No contextualiza el texto como sea posible: de manera temporal, geográfica, o según su tipo y clase.</w:t>
+                              <w:t>«P31_Tarea»</w:t>
                             </w:r>
                             <w:r>
                               <w:rPr>
@@ -13420,7 +13534,7 @@
                                 <w:szCs w:val="18"/>
                                 <w:lang w:val="es-CO"/>
                               </w:rPr>
-                              <w:instrText xml:space="preserve"> MERGEFIELD A32 </w:instrText>
+                              <w:instrText xml:space="preserve"> MERGEFIELD  P32_Tarea </w:instrText>
                             </w:r>
                             <w:r>
                               <w:rPr>
@@ -13437,7 +13551,7 @@
                                 <w:szCs w:val="18"/>
                                 <w:lang w:val="es-CO"/>
                               </w:rPr>
-                              <w:t>Evalua el lenguaje del texto según el público al que se dirige, el medio en el que se publica, su objetivo y lo que quiere comunicar.</w:t>
+                              <w:t>«P32_Tarea»</w:t>
                             </w:r>
                             <w:r>
                               <w:rPr>
@@ -13480,7 +13594,7 @@
                                 <w:szCs w:val="18"/>
                                 <w:lang w:val="es-CO"/>
                               </w:rPr>
-                              <w:instrText xml:space="preserve"> MERGEFIELD A33 </w:instrText>
+                              <w:instrText xml:space="preserve"> MERGEFIELD  P33_Tarea </w:instrText>
                             </w:r>
                             <w:r>
                               <w:rPr>
@@ -13497,7 +13611,7 @@
                                 <w:szCs w:val="18"/>
                                 <w:lang w:val="es-CO"/>
                               </w:rPr>
-                              <w:t>Se asegura de comprender el significado de cada fragmento y/o elemento local del texto correctamente.</w:t>
+                              <w:t>«P33_Tarea»</w:t>
                             </w:r>
                             <w:r>
                               <w:rPr>
@@ -13540,7 +13654,7 @@
                                 <w:szCs w:val="18"/>
                                 <w:lang w:val="es-CO"/>
                               </w:rPr>
-                              <w:instrText xml:space="preserve"> MERGEFIELD A34 </w:instrText>
+                              <w:instrText xml:space="preserve"> MERGEFIELD  P34_Tarea </w:instrText>
                             </w:r>
                             <w:r>
                               <w:rPr>
@@ -13557,7 +13671,7 @@
                                 <w:szCs w:val="18"/>
                                 <w:lang w:val="es-CO"/>
                               </w:rPr>
-                              <w:t>Determina el tema y la idea general de la lectura.</w:t>
+                              <w:t>«P34_Tarea»</w:t>
                             </w:r>
                             <w:r>
                               <w:rPr>
@@ -13600,7 +13714,7 @@
                                 <w:szCs w:val="18"/>
                                 <w:lang w:val="es-CO"/>
                               </w:rPr>
-                              <w:instrText xml:space="preserve"> MERGEFIELD A35 </w:instrText>
+                              <w:instrText xml:space="preserve"> MERGEFIELD  P35_Tarea </w:instrText>
                             </w:r>
                             <w:r>
                               <w:rPr>
@@ -13617,7 +13731,7 @@
                                 <w:szCs w:val="18"/>
                                 <w:lang w:val="es-CO"/>
                               </w:rPr>
-                              <w:t>No reconoce las partes del texto, sus funciones y cómo se relacionan unas con otras de manera lógica.</w:t>
+                              <w:t>«P35_Tarea»</w:t>
                             </w:r>
                             <w:r>
                               <w:rPr>
@@ -13660,7 +13774,7 @@
                                 <w:szCs w:val="18"/>
                                 <w:lang w:val="es-CO"/>
                               </w:rPr>
-                              <w:instrText xml:space="preserve"> MERGEFIELD A36 </w:instrText>
+                              <w:instrText xml:space="preserve"> MERGEFIELD  P36_Tarea </w:instrText>
                             </w:r>
                             <w:r>
                               <w:rPr>
@@ -13677,7 +13791,7 @@
                                 <w:szCs w:val="18"/>
                                 <w:lang w:val="es-CO"/>
                               </w:rPr>
-                              <w:t>Establece contenidos valorativos del autor del texto desde una perspectiva objetiva, o propios a nivel subjetivo.</w:t>
+                              <w:t>«P36_Tarea»</w:t>
                             </w:r>
                             <w:r>
                               <w:rPr>
@@ -13720,7 +13834,7 @@
                                 <w:szCs w:val="18"/>
                                 <w:lang w:val="es-CO"/>
                               </w:rPr>
-                              <w:instrText xml:space="preserve"> MERGEFIELD A37 </w:instrText>
+                              <w:instrText xml:space="preserve"> MERGEFIELD  P37_Tarea </w:instrText>
                             </w:r>
                             <w:r>
                               <w:rPr>
@@ -13737,7 +13851,7 @@
                                 <w:szCs w:val="18"/>
                                 <w:lang w:val="es-CO"/>
                               </w:rPr>
-                              <w:t>No evalua el lenguaje del texto según el público al que se dirige, el medio en el que se publica, su objetivo y lo que quiere comunicar.</w:t>
+                              <w:t>«P37_Tarea»</w:t>
                             </w:r>
                             <w:r>
                               <w:rPr>
@@ -13780,7 +13894,7 @@
                                 <w:szCs w:val="18"/>
                                 <w:lang w:val="es-CO"/>
                               </w:rPr>
-                              <w:instrText xml:space="preserve"> MERGEFIELD A38 </w:instrText>
+                              <w:instrText xml:space="preserve"> MERGEFIELD  P38_Tarea </w:instrText>
                             </w:r>
                             <w:r>
                               <w:rPr>
@@ -13797,7 +13911,7 @@
                                 <w:szCs w:val="18"/>
                                 <w:lang w:val="es-CO"/>
                               </w:rPr>
-                              <w:t>Reconoce estrategias discursivas del texto, según su tipo y clase: narrativas, poéticas, retóricas, descriptivas, informativas, argumentativas, etc.</w:t>
+                              <w:t>«P38_Tarea»</w:t>
                             </w:r>
                             <w:r>
                               <w:rPr>
@@ -13840,7 +13954,7 @@
                                 <w:szCs w:val="18"/>
                                 <w:lang w:val="es-CO"/>
                               </w:rPr>
-                              <w:instrText xml:space="preserve"> MERGEFIELD A39 </w:instrText>
+                              <w:instrText xml:space="preserve"> MERGEFIELD  P39_Tarea </w:instrText>
                             </w:r>
                             <w:r>
                               <w:rPr>
@@ -13857,7 +13971,7 @@
                                 <w:szCs w:val="18"/>
                                 <w:lang w:val="es-CO"/>
                               </w:rPr>
-                              <w:t>Formula supuestos, implicaciones o hipótesis de lectura, que puedan derivarse de las ideas fuerza del texto.</w:t>
+                              <w:t>«P39_Tarea»</w:t>
                             </w:r>
                             <w:r>
                               <w:rPr>
@@ -13900,7 +14014,7 @@
                                 <w:szCs w:val="18"/>
                                 <w:lang w:val="es-CO"/>
                               </w:rPr>
-                              <w:instrText xml:space="preserve"> MERGEFIELD A40 </w:instrText>
+                              <w:instrText xml:space="preserve"> MERGEFIELD  P40_Tarea </w:instrText>
                             </w:r>
                             <w:r>
                               <w:rPr>
@@ -13917,7 +14031,7 @@
                                 <w:szCs w:val="18"/>
                                 <w:lang w:val="es-CO"/>
                               </w:rPr>
-                              <w:t>Identifica la idea principal de cada fragmento del texto.</w:t>
+                              <w:t>«P40_Tarea»</w:t>
                             </w:r>
                             <w:r>
                               <w:rPr>
@@ -13960,7 +14074,7 @@
                                 <w:szCs w:val="18"/>
                                 <w:lang w:val="es-CO"/>
                               </w:rPr>
-                              <w:instrText xml:space="preserve"> MERGEFIELD A41 </w:instrText>
+                              <w:instrText xml:space="preserve"> MERGEFIELD  P41_Tarea </w:instrText>
                             </w:r>
                             <w:r>
                               <w:rPr>
@@ -13977,7 +14091,7 @@
                                 <w:szCs w:val="18"/>
                                 <w:lang w:val="es-CO"/>
                               </w:rPr>
-                              <w:t>Evalua el lenguaje del texto según el público al que se dirige, el medio en el que se publica, su objetivo y lo que quiere comunicar.</w:t>
+                              <w:t>«P41_Tarea»</w:t>
                             </w:r>
                             <w:r>
                               <w:rPr>
@@ -14020,7 +14134,7 @@
                                 <w:szCs w:val="18"/>
                                 <w:lang w:val="es-CO"/>
                               </w:rPr>
-                              <w:instrText xml:space="preserve"> MERGEFIELD A42 </w:instrText>
+                              <w:instrText xml:space="preserve"> MERGEFIELD  P42_Tarea </w:instrText>
                             </w:r>
                             <w:r>
                               <w:rPr>
@@ -14037,7 +14151,7 @@
                                 <w:szCs w:val="18"/>
                                 <w:lang w:val="es-CO"/>
                               </w:rPr>
-                              <w:t>Aplica los contenidos del texto a un contexto particular o situación específica.</w:t>
+                              <w:t>«P42_Tarea»</w:t>
                             </w:r>
                             <w:r>
                               <w:rPr>
@@ -14047,6 +14161,50 @@
                               </w:rPr>
                               <w:fldChar w:fldCharType="end"/>
                             </w:r>
+                          </w:p>
+                          <w:p>
+                            <w:pPr>
+                              <w:spacing w:after="0" w:line="240" w:lineRule="auto"/>
+                              <w:jc w:val="both"/>
+                              <w:rPr>
+                                <w:sz w:val="18"/>
+                                <w:szCs w:val="18"/>
+                                <w:lang w:val="es-CO"/>
+                              </w:rPr>
+                            </w:pPr>
+                          </w:p>
+                          <w:p>
+                            <w:pPr>
+                              <w:spacing w:after="0" w:line="240" w:lineRule="auto"/>
+                              <w:jc w:val="both"/>
+                              <w:rPr>
+                                <w:sz w:val="18"/>
+                                <w:szCs w:val="18"/>
+                                <w:lang w:val="es-CO"/>
+                              </w:rPr>
+                            </w:pPr>
+                          </w:p>
+                          <w:p>
+                            <w:pPr>
+                              <w:spacing w:after="0" w:line="240" w:lineRule="auto"/>
+                              <w:jc w:val="both"/>
+                              <w:rPr>
+                                <w:sz w:val="18"/>
+                                <w:szCs w:val="18"/>
+                                <w:lang w:val="es-CO"/>
+                              </w:rPr>
+                            </w:pPr>
+                          </w:p>
+                          <w:p>
+                            <w:pPr>
+                              <w:spacing w:after="0" w:line="240" w:lineRule="auto"/>
+                              <w:jc w:val="both"/>
+                              <w:rPr>
+                                <w:sz w:val="18"/>
+                                <w:szCs w:val="18"/>
+                                <w:lang w:val="es-CO"/>
+                              </w:rPr>
+                            </w:pPr>
                           </w:p>
                           <w:p>
                             <w:pPr>
@@ -14078,7 +14236,7 @@
           </mc:Choice>
           <mc:Fallback>
             <w:pict>
-              <v:shape w14:anchorId="2E8CC1E1" id="_x0000_s1073" type="#_x0000_t202" style="position:absolute;margin-left:-48.3pt;margin-top:.4pt;width:534pt;height:548.45pt;z-index:251892736;visibility:visible;mso-wrap-style:square;mso-width-percent:0;mso-height-percent:0;mso-wrap-distance-left:9pt;mso-wrap-distance-top:3.6pt;mso-wrap-distance-right:9pt;mso-wrap-distance-bottom:3.6pt;mso-position-horizontal:absolute;mso-position-horizontal-relative:text;mso-position-vertical:absolute;mso-position-vertical-relative:text;mso-width-percent:0;mso-height-percent:0;mso-width-relative:margin;mso-height-relative:margin;v-text-anchor:top" o:gfxdata="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" filled="f" stroked="f">
+              <v:shape w14:anchorId="2E8CC1E1" id="_x0000_s1073" type="#_x0000_t202" style="position:absolute;margin-left:-48.3pt;margin-top:.4pt;width:534pt;height:548.45pt;z-index:251892736;visibility:visible;mso-wrap-style:square;mso-width-percent:0;mso-height-percent:0;mso-wrap-distance-left:9pt;mso-wrap-distance-top:3.6pt;mso-wrap-distance-right:9pt;mso-wrap-distance-bottom:3.6pt;mso-position-horizontal:absolute;mso-position-horizontal-relative:text;mso-position-vertical:absolute;mso-position-vertical-relative:text;mso-width-percent:0;mso-height-percent:0;mso-width-relative:margin;mso-height-relative:margin;v-text-anchor:top" o:gfxdata="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" filled="f" stroked="f">
                 <v:textbox>
                   <w:txbxContent>
                     <w:p>
@@ -14113,7 +14271,7 @@
                           <w:szCs w:val="18"/>
                           <w:lang w:val="es-CO"/>
                         </w:rPr>
-                        <w:instrText xml:space="preserve"> MERGEFIELD A1 </w:instrText>
+                        <w:instrText xml:space="preserve"> MERGEFIELD P1_Tarea </w:instrText>
                       </w:r>
                       <w:r>
                         <w:rPr>
@@ -14130,7 +14288,7 @@
                           <w:szCs w:val="18"/>
                           <w:lang w:val="es-CO"/>
                         </w:rPr>
-                        <w:t>Reconoce las partes del texto, sus funciones y cómo se relacionan unas con otras de manera lógica.</w:t>
+                        <w:t>«P1_Tarea»</w:t>
                       </w:r>
                       <w:r>
                         <w:rPr>
@@ -14173,7 +14331,7 @@
                           <w:szCs w:val="18"/>
                           <w:lang w:val="es-CO"/>
                         </w:rPr>
-                        <w:instrText xml:space="preserve"> MERGEFIELD A2 </w:instrText>
+                        <w:instrText xml:space="preserve"> MERGEFIELD P2_Tarea </w:instrText>
                       </w:r>
                       <w:r>
                         <w:rPr>
@@ -14190,7 +14348,7 @@
                           <w:szCs w:val="18"/>
                           <w:lang w:val="es-CO"/>
                         </w:rPr>
-                        <w:t>Identifica la idea principal de cada fragmento del texto.</w:t>
+                        <w:t>«P2_Tarea»</w:t>
                       </w:r>
                       <w:r>
                         <w:rPr>
@@ -14233,7 +14391,7 @@
                           <w:szCs w:val="18"/>
                           <w:lang w:val="es-CO"/>
                         </w:rPr>
-                        <w:instrText xml:space="preserve"> MERGEFIELD A3 </w:instrText>
+                        <w:instrText xml:space="preserve"> MERGEFIELD P3_Tarea </w:instrText>
                       </w:r>
                       <w:r>
                         <w:rPr>
@@ -14250,7 +14408,7 @@
                           <w:szCs w:val="18"/>
                           <w:lang w:val="es-CO"/>
                         </w:rPr>
-                        <w:t>Reflexiona sobre el texto desde diferentes perspectivas (económica, política, social, cultural, medioambiental, literaria, etc.) y puntos de vista.</w:t>
+                        <w:t>«P3_Tarea»</w:t>
                       </w:r>
                       <w:r>
                         <w:rPr>
@@ -14293,7 +14451,7 @@
                           <w:szCs w:val="18"/>
                           <w:lang w:val="es-CO"/>
                         </w:rPr>
-                        <w:instrText xml:space="preserve"> MERGEFIELD A4 </w:instrText>
+                        <w:instrText xml:space="preserve"> MERGEFIELD P4_Tarea </w:instrText>
                       </w:r>
                       <w:r>
                         <w:rPr>
@@ -14310,7 +14468,7 @@
                           <w:szCs w:val="18"/>
                           <w:lang w:val="es-CO"/>
                         </w:rPr>
-                        <w:t>Reconoce las partes del texto, sus funciones y cómo se relacionan unas con otras de manera lógica.</w:t>
+                        <w:t>«P4_Tarea»</w:t>
                       </w:r>
                       <w:r>
                         <w:rPr>
@@ -14353,7 +14511,7 @@
                           <w:szCs w:val="18"/>
                           <w:lang w:val="es-CO"/>
                         </w:rPr>
-                        <w:instrText xml:space="preserve"> MERGEFIELD A5 </w:instrText>
+                        <w:instrText xml:space="preserve"> MERGEFIELD P5_Tarea </w:instrText>
                       </w:r>
                       <w:r>
                         <w:rPr>
@@ -14370,7 +14528,7 @@
                           <w:szCs w:val="18"/>
                           <w:lang w:val="es-CO"/>
                         </w:rPr>
-                        <w:t>Identifica la idea principal de cada fragmento del texto.</w:t>
+                        <w:t>«P5_Tarea»</w:t>
                       </w:r>
                       <w:r>
                         <w:rPr>
@@ -14413,7 +14571,7 @@
                           <w:szCs w:val="18"/>
                           <w:lang w:val="es-CO"/>
                         </w:rPr>
-                        <w:instrText xml:space="preserve"> MERGEFIELD A6 </w:instrText>
+                        <w:instrText xml:space="preserve"> MERGEFIELD P6_Tarea </w:instrText>
                       </w:r>
                       <w:r>
                         <w:rPr>
@@ -14430,7 +14588,7 @@
                           <w:szCs w:val="18"/>
                           <w:lang w:val="es-CO"/>
                         </w:rPr>
-                        <w:t>Se asegura de comprender el significado de cada fragmento y/o elemento local del texto correctamente.</w:t>
+                        <w:t>«P6_Tarea»</w:t>
                       </w:r>
                       <w:r>
                         <w:rPr>
@@ -14473,7 +14631,7 @@
                           <w:szCs w:val="18"/>
                           <w:lang w:val="es-CO"/>
                         </w:rPr>
-                        <w:instrText xml:space="preserve"> MERGEFIELD A7 </w:instrText>
+                        <w:instrText xml:space="preserve"> MERGEFIELD P7_Tarea </w:instrText>
                       </w:r>
                       <w:r>
                         <w:rPr>
@@ -14490,7 +14648,7 @@
                           <w:szCs w:val="18"/>
                           <w:lang w:val="es-CO"/>
                         </w:rPr>
-                        <w:t>Identifica la idea principal de cada fragmento del texto.</w:t>
+                        <w:t>«P7_Tarea»</w:t>
                       </w:r>
                       <w:r>
                         <w:rPr>
@@ -14533,7 +14691,7 @@
                           <w:szCs w:val="18"/>
                           <w:lang w:val="es-CO"/>
                         </w:rPr>
-                        <w:instrText xml:space="preserve"> MERGEFIELD A8 </w:instrText>
+                        <w:instrText xml:space="preserve"> MERGEFIELD P8_Tarea </w:instrText>
                       </w:r>
                       <w:r>
                         <w:rPr>
@@ -14550,7 +14708,7 @@
                           <w:szCs w:val="18"/>
                           <w:lang w:val="es-CO"/>
                         </w:rPr>
-                        <w:t>Compara el contenido del texto con el de otros textos (similitudes, diferencias, oposiciones o complementariedades), en un ejercicio intertextual.</w:t>
+                        <w:t>«P8_Tarea»</w:t>
                       </w:r>
                       <w:r>
                         <w:rPr>
@@ -14593,7 +14751,7 @@
                           <w:szCs w:val="18"/>
                           <w:lang w:val="es-CO"/>
                         </w:rPr>
-                        <w:instrText xml:space="preserve"> MERGEFIELD A9 </w:instrText>
+                        <w:instrText xml:space="preserve"> MERGEFIELD P9_Tarea </w:instrText>
                       </w:r>
                       <w:r>
                         <w:rPr>
@@ -14610,7 +14768,7 @@
                           <w:szCs w:val="18"/>
                           <w:lang w:val="es-CO"/>
                         </w:rPr>
-                        <w:t>Identifica elementos concretos del texto, como personajes, eventos, lugares y otros datos claves que enmarcan la lectura.</w:t>
+                        <w:t>«P9_Tarea»</w:t>
                       </w:r>
                       <w:r>
                         <w:rPr>
@@ -14653,7 +14811,7 @@
                           <w:szCs w:val="18"/>
                           <w:lang w:val="es-CO"/>
                         </w:rPr>
-                        <w:instrText xml:space="preserve"> MERGEFIELD A10 </w:instrText>
+                        <w:instrText xml:space="preserve"> MERGEFIELD P10_Tarea </w:instrText>
                       </w:r>
                       <w:r>
                         <w:rPr>
@@ -14670,7 +14828,7 @@
                           <w:szCs w:val="18"/>
                           <w:lang w:val="es-CO"/>
                         </w:rPr>
-                        <w:t>Determina el tema y la idea general de la lectura.</w:t>
+                        <w:t>«P10_Tarea»</w:t>
                       </w:r>
                       <w:r>
                         <w:rPr>
@@ -14713,7 +14871,7 @@
                           <w:szCs w:val="18"/>
                           <w:lang w:val="es-CO"/>
                         </w:rPr>
-                        <w:instrText xml:space="preserve"> MERGEFIELD A11 </w:instrText>
+                        <w:instrText xml:space="preserve"> MERGEFIELD P11_Tarea </w:instrText>
                       </w:r>
                       <w:r>
                         <w:rPr>
@@ -14730,7 +14888,7 @@
                           <w:szCs w:val="18"/>
                           <w:lang w:val="es-CO"/>
                         </w:rPr>
-                        <w:t>Formula supuestos, implicaciones o hipótesis de lectura, que puedan derivarse de las ideas fuerza del texto.</w:t>
+                        <w:t>«P11_Tarea»</w:t>
                       </w:r>
                       <w:r>
                         <w:rPr>
@@ -14773,7 +14931,7 @@
                           <w:szCs w:val="18"/>
                           <w:lang w:val="es-CO"/>
                         </w:rPr>
-                        <w:instrText xml:space="preserve"> MERGEFIELD A12 </w:instrText>
+                        <w:instrText xml:space="preserve"> MERGEFIELD P12_Tarea </w:instrText>
                       </w:r>
                       <w:r>
                         <w:rPr>
@@ -14790,7 +14948,7 @@
                           <w:szCs w:val="18"/>
                           <w:lang w:val="es-CO"/>
                         </w:rPr>
-                        <w:t>Aplica los contenidos del texto a un contexto particular o situación específica.</w:t>
+                        <w:t>«P12_Tarea»</w:t>
                       </w:r>
                       <w:r>
                         <w:rPr>
@@ -14833,7 +14991,7 @@
                           <w:szCs w:val="18"/>
                           <w:lang w:val="es-CO"/>
                         </w:rPr>
-                        <w:instrText xml:space="preserve"> MERGEFIELD A13 </w:instrText>
+                        <w:instrText xml:space="preserve"> MERGEFIELD P13_Tarea </w:instrText>
                       </w:r>
                       <w:r>
                         <w:rPr>
@@ -14850,7 +15008,7 @@
                           <w:szCs w:val="18"/>
                           <w:lang w:val="es-CO"/>
                         </w:rPr>
-                        <w:t>Identifica la idea principal de cada fragmento del texto.</w:t>
+                        <w:t>«P13_Tarea»</w:t>
                       </w:r>
                       <w:r>
                         <w:rPr>
@@ -14893,7 +15051,7 @@
                           <w:szCs w:val="18"/>
                           <w:lang w:val="es-CO"/>
                         </w:rPr>
-                        <w:instrText xml:space="preserve"> MERGEFIELD A14 </w:instrText>
+                        <w:instrText xml:space="preserve"> MERGEFIELD P14_Tarea </w:instrText>
                       </w:r>
                       <w:r>
                         <w:rPr>
@@ -14910,7 +15068,7 @@
                           <w:szCs w:val="18"/>
                           <w:lang w:val="es-CO"/>
                         </w:rPr>
-                        <w:t>Identifica la idea principal de cada fragmento del texto.</w:t>
+                        <w:t>«P14_Tarea»</w:t>
                       </w:r>
                       <w:r>
                         <w:rPr>
@@ -14953,7 +15111,7 @@
                           <w:szCs w:val="18"/>
                           <w:lang w:val="es-CO"/>
                         </w:rPr>
-                        <w:instrText xml:space="preserve"> MERGEFIELD A15 </w:instrText>
+                        <w:instrText xml:space="preserve"> MERGEFIELD P15_Tarea </w:instrText>
                       </w:r>
                       <w:r>
                         <w:rPr>
@@ -14970,7 +15128,7 @@
                           <w:szCs w:val="18"/>
                           <w:lang w:val="es-CO"/>
                         </w:rPr>
-                        <w:t>Determina el tema y la idea general de la lectura.</w:t>
+                        <w:t>«P15_Tarea»</w:t>
                       </w:r>
                       <w:r>
                         <w:rPr>
@@ -15013,7 +15171,7 @@
                           <w:szCs w:val="18"/>
                           <w:lang w:val="es-CO"/>
                         </w:rPr>
-                        <w:instrText xml:space="preserve"> MERGEFIELD A16 </w:instrText>
+                        <w:instrText xml:space="preserve"> MERGEFIELD P16_Tarea </w:instrText>
                       </w:r>
                       <w:r>
                         <w:rPr>
@@ -15030,7 +15188,7 @@
                           <w:szCs w:val="18"/>
                           <w:lang w:val="es-CO"/>
                         </w:rPr>
-                        <w:t>Formula supuestos, implicaciones o hipótesis de lectura, que puedan derivarse de las ideas fuerza del texto.</w:t>
+                        <w:t>«P16_Tarea»</w:t>
                       </w:r>
                       <w:r>
                         <w:rPr>
@@ -15073,7 +15231,7 @@
                           <w:szCs w:val="18"/>
                           <w:lang w:val="es-CO"/>
                         </w:rPr>
-                        <w:instrText xml:space="preserve"> MERGEFIELD A17 </w:instrText>
+                        <w:instrText xml:space="preserve"> MERGEFIELD P17_Tarea </w:instrText>
                       </w:r>
                       <w:r>
                         <w:rPr>
@@ -15090,7 +15248,7 @@
                           <w:szCs w:val="18"/>
                           <w:lang w:val="es-CO"/>
                         </w:rPr>
-                        <w:t>Aplica los contenidos del texto a un contexto particular o situación específica.</w:t>
+                        <w:t>«P17_Tarea»</w:t>
                       </w:r>
                       <w:r>
                         <w:rPr>
@@ -15133,7 +15291,7 @@
                           <w:szCs w:val="18"/>
                           <w:lang w:val="es-CO"/>
                         </w:rPr>
-                        <w:instrText xml:space="preserve"> MERGEFIELD A18 </w:instrText>
+                        <w:instrText xml:space="preserve"> MERGEFIELD P18_Tarea </w:instrText>
                       </w:r>
                       <w:r>
                         <w:rPr>
@@ -15150,7 +15308,7 @@
                           <w:szCs w:val="18"/>
                           <w:lang w:val="es-CO"/>
                         </w:rPr>
-                        <w:t>Reconoce las partes del texto, sus funciones y cómo se relacionan unas con otras de manera lógica.</w:t>
+                        <w:t>«P18_Tarea»</w:t>
                       </w:r>
                       <w:r>
                         <w:rPr>
@@ -15193,7 +15351,7 @@
                           <w:szCs w:val="18"/>
                           <w:lang w:val="es-CO"/>
                         </w:rPr>
-                        <w:instrText xml:space="preserve"> MERGEFIELD A19 </w:instrText>
+                        <w:instrText xml:space="preserve"> MERGEFIELD P19_Tarea </w:instrText>
                       </w:r>
                       <w:r>
                         <w:rPr>
@@ -15210,7 +15368,7 @@
                           <w:szCs w:val="18"/>
                           <w:lang w:val="es-CO"/>
                         </w:rPr>
-                        <w:t>Confirma los significados de palabras, enunciados y frases respecto al contexto que ofrece la lectura.</w:t>
+                        <w:t>«P19_Tarea»</w:t>
                       </w:r>
                       <w:r>
                         <w:rPr>
@@ -15253,7 +15411,7 @@
                           <w:szCs w:val="18"/>
                           <w:lang w:val="es-CO"/>
                         </w:rPr>
-                        <w:instrText xml:space="preserve"> MERGEFIELD A20 </w:instrText>
+                        <w:instrText xml:space="preserve"> MERGEFIELD P20_Tarea </w:instrText>
                       </w:r>
                       <w:r>
                         <w:rPr>
@@ -15270,7 +15428,7 @@
                           <w:szCs w:val="18"/>
                           <w:lang w:val="es-CO"/>
                         </w:rPr>
-                        <w:t>Determina el tema y la idea general de la lectura.</w:t>
+                        <w:t>«P20_Tarea»</w:t>
                       </w:r>
                       <w:r>
                         <w:rPr>
@@ -15313,7 +15471,7 @@
                           <w:szCs w:val="18"/>
                           <w:lang w:val="es-CO"/>
                         </w:rPr>
-                        <w:instrText xml:space="preserve"> MERGEFIELD A21 </w:instrText>
+                        <w:instrText xml:space="preserve"> MERGEFIELD  P21_Tarea </w:instrText>
                       </w:r>
                       <w:r>
                         <w:rPr>
@@ -15330,7 +15488,7 @@
                           <w:szCs w:val="18"/>
                           <w:lang w:val="es-CO"/>
                         </w:rPr>
-                        <w:t>Confirma los significados de palabras, enunciados y frases respecto al contexto que ofrece la lectura.</w:t>
+                        <w:t>«P21_Tarea»</w:t>
                       </w:r>
                       <w:r>
                         <w:rPr>
@@ -15373,7 +15531,7 @@
                           <w:szCs w:val="18"/>
                           <w:lang w:val="es-CO"/>
                         </w:rPr>
-                        <w:instrText xml:space="preserve"> MERGEFIELD A22 </w:instrText>
+                        <w:instrText xml:space="preserve"> MERGEFIELD  P22_Tarea </w:instrText>
                       </w:r>
                       <w:r>
                         <w:rPr>
@@ -15390,7 +15548,7 @@
                           <w:szCs w:val="18"/>
                           <w:lang w:val="es-CO"/>
                         </w:rPr>
-                        <w:t>Reconoce las partes del texto, sus funciones y cómo se relacionan unas con otras de manera lógica.</w:t>
+                        <w:t>«P22_Tarea»</w:t>
                       </w:r>
                       <w:r>
                         <w:rPr>
@@ -15433,7 +15591,7 @@
                           <w:szCs w:val="18"/>
                           <w:lang w:val="es-CO"/>
                         </w:rPr>
-                        <w:instrText xml:space="preserve"> MERGEFIELD A23 </w:instrText>
+                        <w:instrText xml:space="preserve"> MERGEFIELD  P23_Tarea </w:instrText>
                       </w:r>
                       <w:r>
                         <w:rPr>
@@ -15450,7 +15608,7 @@
                           <w:szCs w:val="18"/>
                           <w:lang w:val="es-CO"/>
                         </w:rPr>
-                        <w:t>Establece contenidos valorativos del autor del texto desde una perspectiva objetiva, o propios a nivel subjetivo.</w:t>
+                        <w:t>«P23_Tarea»</w:t>
                       </w:r>
                       <w:r>
                         <w:rPr>
@@ -15493,7 +15651,7 @@
                           <w:szCs w:val="18"/>
                           <w:lang w:val="es-CO"/>
                         </w:rPr>
-                        <w:instrText xml:space="preserve"> MERGEFIELD A24 </w:instrText>
+                        <w:instrText xml:space="preserve"> MERGEFIELD  P24_Tarea </w:instrText>
                       </w:r>
                       <w:r>
                         <w:rPr>
@@ -15510,7 +15668,7 @@
                           <w:szCs w:val="18"/>
                           <w:lang w:val="es-CO"/>
                         </w:rPr>
-                        <w:t>Identifica elementos concretos del texto, como personajes, eventos, lugares y otros datos claves que enmarcan la lectura.</w:t>
+                        <w:t>«P24_Tarea»</w:t>
                       </w:r>
                       <w:r>
                         <w:rPr>
@@ -15553,7 +15711,7 @@
                           <w:szCs w:val="18"/>
                           <w:lang w:val="es-CO"/>
                         </w:rPr>
-                        <w:instrText xml:space="preserve"> MERGEFIELD A25 </w:instrText>
+                        <w:instrText xml:space="preserve"> MERGEFIELD  P25_Tarea </w:instrText>
                       </w:r>
                       <w:r>
                         <w:rPr>
@@ -15570,7 +15728,7 @@
                           <w:szCs w:val="18"/>
                           <w:lang w:val="es-CO"/>
                         </w:rPr>
-                        <w:t>Identifica elementos concretos del texto, como personajes, eventos, lugares y otros datos claves que enmarcan la lectura.</w:t>
+                        <w:t>«P25_Tarea»</w:t>
                       </w:r>
                       <w:r>
                         <w:rPr>
@@ -15613,7 +15771,7 @@
                           <w:szCs w:val="18"/>
                           <w:lang w:val="es-CO"/>
                         </w:rPr>
-                        <w:instrText xml:space="preserve"> MERGEFIELD A26 </w:instrText>
+                        <w:instrText xml:space="preserve"> MERGEFIELD  P26_Tarea </w:instrText>
                       </w:r>
                       <w:r>
                         <w:rPr>
@@ -15630,7 +15788,7 @@
                           <w:szCs w:val="18"/>
                           <w:lang w:val="es-CO"/>
                         </w:rPr>
-                        <w:t>Confirma los significados de palabras, enunciados y frases respecto al contexto que ofrece la lectura.</w:t>
+                        <w:t>«P26_Tarea»</w:t>
                       </w:r>
                       <w:r>
                         <w:rPr>
@@ -15673,7 +15831,7 @@
                           <w:szCs w:val="18"/>
                           <w:lang w:val="es-CO"/>
                         </w:rPr>
-                        <w:instrText xml:space="preserve"> MERGEFIELD A27 </w:instrText>
+                        <w:instrText xml:space="preserve"> MERGEFIELD  P27_Tarea </w:instrText>
                       </w:r>
                       <w:r>
                         <w:rPr>
@@ -15690,7 +15848,7 @@
                           <w:szCs w:val="18"/>
                           <w:lang w:val="es-CO"/>
                         </w:rPr>
-                        <w:t>Identifica elementos concretos del texto, como personajes, eventos, lugares y otros datos claves que enmarcan la lectura.</w:t>
+                        <w:t>«P27_Tarea»</w:t>
                       </w:r>
                       <w:r>
                         <w:rPr>
@@ -15733,7 +15891,7 @@
                           <w:szCs w:val="18"/>
                           <w:lang w:val="es-CO"/>
                         </w:rPr>
-                        <w:instrText xml:space="preserve"> MERGEFIELD A28 </w:instrText>
+                        <w:instrText xml:space="preserve"> MERGEFIELD  P28_Tarea </w:instrText>
                       </w:r>
                       <w:r>
                         <w:rPr>
@@ -15750,7 +15908,7 @@
                           <w:szCs w:val="18"/>
                           <w:lang w:val="es-CO"/>
                         </w:rPr>
-                        <w:t>Determina lecciones, moralejas o enseñanzas que pueden extraerse del texto.</w:t>
+                        <w:t>«P28_Tarea»</w:t>
                       </w:r>
                       <w:r>
                         <w:rPr>
@@ -15777,7 +15935,7 @@
                           <w:szCs w:val="18"/>
                           <w:lang w:val="es-CO"/>
                         </w:rPr>
-                        <w:t>Pregunta 29:</w:t>
+                        <w:t xml:space="preserve">Pregunta 29: </w:t>
                       </w:r>
                       <w:r>
                         <w:rPr>
@@ -15793,7 +15951,7 @@
                           <w:szCs w:val="18"/>
                           <w:lang w:val="es-CO"/>
                         </w:rPr>
-                        <w:instrText xml:space="preserve"> MERGEFIELD A29 </w:instrText>
+                        <w:instrText xml:space="preserve"> MERGEFIELD  P29_Tarea </w:instrText>
                       </w:r>
                       <w:r>
                         <w:rPr>
@@ -15810,7 +15968,7 @@
                           <w:szCs w:val="18"/>
                           <w:lang w:val="es-CO"/>
                         </w:rPr>
-                        <w:t>Se asegura de comprender el significado de cada fragmento y/o elemento local del texto correctamente.</w:t>
+                        <w:t>«P29_Tarea»</w:t>
                       </w:r>
                       <w:r>
                         <w:rPr>
@@ -15853,7 +16011,7 @@
                           <w:szCs w:val="18"/>
                           <w:lang w:val="es-CO"/>
                         </w:rPr>
-                        <w:instrText xml:space="preserve"> MERGEFIELD A30 </w:instrText>
+                        <w:instrText xml:space="preserve"> MERGEFIELD  P30_Tarea </w:instrText>
                       </w:r>
                       <w:r>
                         <w:rPr>
@@ -15870,7 +16028,7 @@
                           <w:szCs w:val="18"/>
                           <w:lang w:val="es-CO"/>
                         </w:rPr>
-                        <w:t>Identifica la idea principal de cada fragmento del texto.</w:t>
+                        <w:t>«P30_Tarea»</w:t>
                       </w:r>
                       <w:r>
                         <w:rPr>
@@ -15913,7 +16071,7 @@
                           <w:szCs w:val="18"/>
                           <w:lang w:val="es-CO"/>
                         </w:rPr>
-                        <w:instrText xml:space="preserve"> MERGEFIELD A31 </w:instrText>
+                        <w:instrText xml:space="preserve"> MERGEFIELD  P31_Tarea </w:instrText>
                       </w:r>
                       <w:r>
                         <w:rPr>
@@ -15930,7 +16088,7 @@
                           <w:szCs w:val="18"/>
                           <w:lang w:val="es-CO"/>
                         </w:rPr>
-                        <w:t>No contextualiza el texto como sea posible: de manera temporal, geográfica, o según su tipo y clase.</w:t>
+                        <w:t>«P31_Tarea»</w:t>
                       </w:r>
                       <w:r>
                         <w:rPr>
@@ -15973,7 +16131,7 @@
                           <w:szCs w:val="18"/>
                           <w:lang w:val="es-CO"/>
                         </w:rPr>
-                        <w:instrText xml:space="preserve"> MERGEFIELD A32 </w:instrText>
+                        <w:instrText xml:space="preserve"> MERGEFIELD  P32_Tarea </w:instrText>
                       </w:r>
                       <w:r>
                         <w:rPr>
@@ -15990,7 +16148,7 @@
                           <w:szCs w:val="18"/>
                           <w:lang w:val="es-CO"/>
                         </w:rPr>
-                        <w:t>Evalua el lenguaje del texto según el público al que se dirige, el medio en el que se publica, su objetivo y lo que quiere comunicar.</w:t>
+                        <w:t>«P32_Tarea»</w:t>
                       </w:r>
                       <w:r>
                         <w:rPr>
@@ -16033,7 +16191,7 @@
                           <w:szCs w:val="18"/>
                           <w:lang w:val="es-CO"/>
                         </w:rPr>
-                        <w:instrText xml:space="preserve"> MERGEFIELD A33 </w:instrText>
+                        <w:instrText xml:space="preserve"> MERGEFIELD  P33_Tarea </w:instrText>
                       </w:r>
                       <w:r>
                         <w:rPr>
@@ -16050,7 +16208,7 @@
                           <w:szCs w:val="18"/>
                           <w:lang w:val="es-CO"/>
                         </w:rPr>
-                        <w:t>Se asegura de comprender el significado de cada fragmento y/o elemento local del texto correctamente.</w:t>
+                        <w:t>«P33_Tarea»</w:t>
                       </w:r>
                       <w:r>
                         <w:rPr>
@@ -16093,7 +16251,7 @@
                           <w:szCs w:val="18"/>
                           <w:lang w:val="es-CO"/>
                         </w:rPr>
-                        <w:instrText xml:space="preserve"> MERGEFIELD A34 </w:instrText>
+                        <w:instrText xml:space="preserve"> MERGEFIELD  P34_Tarea </w:instrText>
                       </w:r>
                       <w:r>
                         <w:rPr>
@@ -16110,7 +16268,7 @@
                           <w:szCs w:val="18"/>
                           <w:lang w:val="es-CO"/>
                         </w:rPr>
-                        <w:t>Determina el tema y la idea general de la lectura.</w:t>
+                        <w:t>«P34_Tarea»</w:t>
                       </w:r>
                       <w:r>
                         <w:rPr>
@@ -16153,7 +16311,7 @@
                           <w:szCs w:val="18"/>
                           <w:lang w:val="es-CO"/>
                         </w:rPr>
-                        <w:instrText xml:space="preserve"> MERGEFIELD A35 </w:instrText>
+                        <w:instrText xml:space="preserve"> MERGEFIELD  P35_Tarea </w:instrText>
                       </w:r>
                       <w:r>
                         <w:rPr>
@@ -16170,7 +16328,7 @@
                           <w:szCs w:val="18"/>
                           <w:lang w:val="es-CO"/>
                         </w:rPr>
-                        <w:t>No reconoce las partes del texto, sus funciones y cómo se relacionan unas con otras de manera lógica.</w:t>
+                        <w:t>«P35_Tarea»</w:t>
                       </w:r>
                       <w:r>
                         <w:rPr>
@@ -16213,7 +16371,7 @@
                           <w:szCs w:val="18"/>
                           <w:lang w:val="es-CO"/>
                         </w:rPr>
-                        <w:instrText xml:space="preserve"> MERGEFIELD A36 </w:instrText>
+                        <w:instrText xml:space="preserve"> MERGEFIELD  P36_Tarea </w:instrText>
                       </w:r>
                       <w:r>
                         <w:rPr>
@@ -16230,7 +16388,7 @@
                           <w:szCs w:val="18"/>
                           <w:lang w:val="es-CO"/>
                         </w:rPr>
-                        <w:t>Establece contenidos valorativos del autor del texto desde una perspectiva objetiva, o propios a nivel subjetivo.</w:t>
+                        <w:t>«P36_Tarea»</w:t>
                       </w:r>
                       <w:r>
                         <w:rPr>
@@ -16273,7 +16431,7 @@
                           <w:szCs w:val="18"/>
                           <w:lang w:val="es-CO"/>
                         </w:rPr>
-                        <w:instrText xml:space="preserve"> MERGEFIELD A37 </w:instrText>
+                        <w:instrText xml:space="preserve"> MERGEFIELD  P37_Tarea </w:instrText>
                       </w:r>
                       <w:r>
                         <w:rPr>
@@ -16290,7 +16448,7 @@
                           <w:szCs w:val="18"/>
                           <w:lang w:val="es-CO"/>
                         </w:rPr>
-                        <w:t>No evalua el lenguaje del texto según el público al que se dirige, el medio en el que se publica, su objetivo y lo que quiere comunicar.</w:t>
+                        <w:t>«P37_Tarea»</w:t>
                       </w:r>
                       <w:r>
                         <w:rPr>
@@ -16333,7 +16491,7 @@
                           <w:szCs w:val="18"/>
                           <w:lang w:val="es-CO"/>
                         </w:rPr>
-                        <w:instrText xml:space="preserve"> MERGEFIELD A38 </w:instrText>
+                        <w:instrText xml:space="preserve"> MERGEFIELD  P38_Tarea </w:instrText>
                       </w:r>
                       <w:r>
                         <w:rPr>
@@ -16350,7 +16508,7 @@
                           <w:szCs w:val="18"/>
                           <w:lang w:val="es-CO"/>
                         </w:rPr>
-                        <w:t>Reconoce estrategias discursivas del texto, según su tipo y clase: narrativas, poéticas, retóricas, descriptivas, informativas, argumentativas, etc.</w:t>
+                        <w:t>«P38_Tarea»</w:t>
                       </w:r>
                       <w:r>
                         <w:rPr>
@@ -16393,7 +16551,7 @@
                           <w:szCs w:val="18"/>
                           <w:lang w:val="es-CO"/>
                         </w:rPr>
-                        <w:instrText xml:space="preserve"> MERGEFIELD A39 </w:instrText>
+                        <w:instrText xml:space="preserve"> MERGEFIELD  P39_Tarea </w:instrText>
                       </w:r>
                       <w:r>
                         <w:rPr>
@@ -16410,7 +16568,7 @@
                           <w:szCs w:val="18"/>
                           <w:lang w:val="es-CO"/>
                         </w:rPr>
-                        <w:t>Formula supuestos, implicaciones o hipótesis de lectura, que puedan derivarse de las ideas fuerza del texto.</w:t>
+                        <w:t>«P39_Tarea»</w:t>
                       </w:r>
                       <w:r>
                         <w:rPr>
@@ -16453,7 +16611,7 @@
                           <w:szCs w:val="18"/>
                           <w:lang w:val="es-CO"/>
                         </w:rPr>
-                        <w:instrText xml:space="preserve"> MERGEFIELD A40 </w:instrText>
+                        <w:instrText xml:space="preserve"> MERGEFIELD  P40_Tarea </w:instrText>
                       </w:r>
                       <w:r>
                         <w:rPr>
@@ -16470,7 +16628,7 @@
                           <w:szCs w:val="18"/>
                           <w:lang w:val="es-CO"/>
                         </w:rPr>
-                        <w:t>Identifica la idea principal de cada fragmento del texto.</w:t>
+                        <w:t>«P40_Tarea»</w:t>
                       </w:r>
                       <w:r>
                         <w:rPr>
@@ -16513,7 +16671,7 @@
                           <w:szCs w:val="18"/>
                           <w:lang w:val="es-CO"/>
                         </w:rPr>
-                        <w:instrText xml:space="preserve"> MERGEFIELD A41 </w:instrText>
+                        <w:instrText xml:space="preserve"> MERGEFIELD  P41_Tarea </w:instrText>
                       </w:r>
                       <w:r>
                         <w:rPr>
@@ -16530,7 +16688,7 @@
                           <w:szCs w:val="18"/>
                           <w:lang w:val="es-CO"/>
                         </w:rPr>
-                        <w:t>Evalua el lenguaje del texto según el público al que se dirige, el medio en el que se publica, su objetivo y lo que quiere comunicar.</w:t>
+                        <w:t>«P41_Tarea»</w:t>
                       </w:r>
                       <w:r>
                         <w:rPr>
@@ -16573,7 +16731,7 @@
                           <w:szCs w:val="18"/>
                           <w:lang w:val="es-CO"/>
                         </w:rPr>
-                        <w:instrText xml:space="preserve"> MERGEFIELD A42 </w:instrText>
+                        <w:instrText xml:space="preserve"> MERGEFIELD  P42_Tarea </w:instrText>
                       </w:r>
                       <w:r>
                         <w:rPr>
@@ -16590,7 +16748,7 @@
                           <w:szCs w:val="18"/>
                           <w:lang w:val="es-CO"/>
                         </w:rPr>
-                        <w:t>Aplica los contenidos del texto a un contexto particular o situación específica.</w:t>
+                        <w:t>«P42_Tarea»</w:t>
                       </w:r>
                       <w:r>
                         <w:rPr>
@@ -16600,6 +16758,50 @@
                         </w:rPr>
                         <w:fldChar w:fldCharType="end"/>
                       </w:r>
+                    </w:p>
+                    <w:p>
+                      <w:pPr>
+                        <w:spacing w:after="0" w:line="240" w:lineRule="auto"/>
+                        <w:jc w:val="both"/>
+                        <w:rPr>
+                          <w:sz w:val="18"/>
+                          <w:szCs w:val="18"/>
+                          <w:lang w:val="es-CO"/>
+                        </w:rPr>
+                      </w:pPr>
+                    </w:p>
+                    <w:p>
+                      <w:pPr>
+                        <w:spacing w:after="0" w:line="240" w:lineRule="auto"/>
+                        <w:jc w:val="both"/>
+                        <w:rPr>
+                          <w:sz w:val="18"/>
+                          <w:szCs w:val="18"/>
+                          <w:lang w:val="es-CO"/>
+                        </w:rPr>
+                      </w:pPr>
+                    </w:p>
+                    <w:p>
+                      <w:pPr>
+                        <w:spacing w:after="0" w:line="240" w:lineRule="auto"/>
+                        <w:jc w:val="both"/>
+                        <w:rPr>
+                          <w:sz w:val="18"/>
+                          <w:szCs w:val="18"/>
+                          <w:lang w:val="es-CO"/>
+                        </w:rPr>
+                      </w:pPr>
+                    </w:p>
+                    <w:p>
+                      <w:pPr>
+                        <w:spacing w:after="0" w:line="240" w:lineRule="auto"/>
+                        <w:jc w:val="both"/>
+                        <w:rPr>
+                          <w:sz w:val="18"/>
+                          <w:szCs w:val="18"/>
+                          <w:lang w:val="es-CO"/>
+                        </w:rPr>
+                      </w:pPr>
                     </w:p>
                     <w:p>
                       <w:pPr>
@@ -16696,7 +16898,7 @@
               </wp:anchor>
             </w:drawing>
           </mc:Choice>
-          <mc:Fallback xmlns:w16sdtfl="http://schemas.microsoft.com/office/word/2024/wordml/sdtformatlock" xmlns:w16du="http://schemas.microsoft.com/office/word/2023/wordml/word16du" xmlns:oel="http://schemas.microsoft.com/office/2019/extlst">
+          <mc:Fallback>
             <w:pict>
               <v:roundrect w14:anchorId="1C929D66" id="Rectángulo redondeado 202" o:spid="_x0000_s1026" style="position:absolute;margin-left:-62.5pt;margin-top:-21.4pt;width:556.05pt;height:570.35pt;z-index:-251422720;visibility:visible;mso-wrap-style:square;mso-width-percent:0;mso-height-percent:0;mso-wrap-distance-left:9pt;mso-wrap-distance-top:0;mso-wrap-distance-right:9pt;mso-wrap-distance-bottom:0;mso-position-horizontal:absolute;mso-position-horizontal-relative:text;mso-position-vertical:absolute;mso-position-vertical-relative:text;mso-width-percent:0;mso-height-percent:0;mso-width-relative:margin;mso-height-relative:margin;v-text-anchor:middle" arcsize="3826f" o:gfxdata="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" fillcolor="white [3212]" strokecolor="red" strokeweight="1pt">
                 <v:stroke joinstyle="miter"/>
@@ -16945,7 +17147,7 @@
               </wp:anchor>
             </w:drawing>
           </mc:Choice>
-          <mc:Fallback xmlns:w16sdtfl="http://schemas.microsoft.com/office/word/2024/wordml/sdtformatlock" xmlns:w16du="http://schemas.microsoft.com/office/word/2023/wordml/word16du" xmlns:oel="http://schemas.microsoft.com/office/2019/extlst">
+          <mc:Fallback>
             <w:pict>
               <v:group w14:anchorId="6EAFC9ED" id="Grupo 57" o:spid="_x0000_s1026" style="position:absolute;margin-left:-46.85pt;margin-top:-33.75pt;width:264.2pt;height:30.55pt;z-index:251882496;mso-width-relative:margin" coordsize="32465,3879" o:gfxdata="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">
                 <v:group id="Grupo 58" o:spid="_x0000_s1027" style="position:absolute;width:23691;height:3879" coordsize="23693,3881" o:gfxdata="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">
@@ -17033,7 +17235,7 @@
           </mc:Choice>
           <mc:Fallback>
             <w:pict>
-              <v:shape w14:anchorId="5DCB7C53" id="_x0000_s1074" type="#_x0000_t202" style="position:absolute;margin-left:-27.25pt;margin-top:-30.7pt;width:239.7pt;height:24.15pt;z-index:251889664;visibility:visible;mso-wrap-style:square;mso-width-percent:0;mso-wrap-distance-left:9pt;mso-wrap-distance-top:0;mso-wrap-distance-right:9pt;mso-wrap-distance-bottom:0;mso-position-horizontal:absolute;mso-position-horizontal-relative:margin;mso-position-vertical:absolute;mso-position-vertical-relative:text;mso-width-percent:0;mso-width-relative:margin;v-text-anchor:top" o:gfxdata="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" filled="f" stroked="f">
+              <v:shape w14:anchorId="5DCB7C53" id="_x0000_s1074" type="#_x0000_t202" style="position:absolute;margin-left:-27.25pt;margin-top:-30.7pt;width:239.7pt;height:24.15pt;z-index:251889664;visibility:visible;mso-wrap-style:square;mso-width-percent:0;mso-wrap-distance-left:9pt;mso-wrap-distance-top:0;mso-wrap-distance-right:9pt;mso-wrap-distance-bottom:0;mso-position-horizontal:absolute;mso-position-horizontal-relative:margin;mso-position-vertical:absolute;mso-position-vertical-relative:text;mso-width-percent:0;mso-width-relative:margin;v-text-anchor:top" o:gfxdata="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" filled="f" stroked="f">
                 <v:textbox style="mso-fit-shape-to-text:t">
                   <w:txbxContent>
                     <w:p>
@@ -17139,7 +17341,7 @@
           </mc:Choice>
           <mc:Fallback>
             <w:pict>
-              <v:shape w14:anchorId="17E1DEF0" id="_x0000_s1075" type="#_x0000_t202" style="position:absolute;margin-left:21.85pt;margin-top:-41.1pt;width:32.3pt;height:24.15pt;z-index:251887616;visibility:visible;mso-wrap-style:square;mso-width-percent:0;mso-wrap-distance-left:9pt;mso-wrap-distance-top:0;mso-wrap-distance-right:9pt;mso-wrap-distance-bottom:0;mso-position-horizontal:absolute;mso-position-horizontal-relative:left-margin-area;mso-position-vertical:absolute;mso-position-vertical-relative:text;mso-width-percent:0;mso-width-relative:margin;v-text-anchor:top" o:gfxdata="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" filled="f" stroked="f">
+              <v:shape w14:anchorId="17E1DEF0" id="_x0000_s1075" type="#_x0000_t202" style="position:absolute;margin-left:21.85pt;margin-top:-41.1pt;width:32.3pt;height:24.15pt;z-index:251887616;visibility:visible;mso-wrap-style:square;mso-width-percent:0;mso-wrap-distance-left:9pt;mso-wrap-distance-top:0;mso-wrap-distance-right:9pt;mso-wrap-distance-bottom:0;mso-position-horizontal:absolute;mso-position-horizontal-relative:left-margin-area;mso-position-vertical:absolute;mso-position-vertical-relative:text;mso-width-percent:0;mso-width-relative:margin;v-text-anchor:top" o:gfxdata="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" filled="f" stroked="f">
                 <v:textbox style="mso-fit-shape-to-text:t">
                   <w:txbxContent>
                     <w:p>
@@ -17248,7 +17450,7 @@
               </wp:anchor>
             </w:drawing>
           </mc:Choice>
-          <mc:Fallback xmlns:w16sdtfl="http://schemas.microsoft.com/office/word/2024/wordml/sdtformatlock" xmlns:w16du="http://schemas.microsoft.com/office/word/2023/wordml/word16du" xmlns:oel="http://schemas.microsoft.com/office/2019/extlst">
+          <mc:Fallback>
             <w:pict>
               <v:oval w14:anchorId="1F050D17" id="Elipse 194" o:spid="_x0000_s1026" style="position:absolute;margin-left:-67.55pt;margin-top:-40.8pt;width:41.1pt;height:40.9pt;z-index:251883520;visibility:visible;mso-wrap-style:square;mso-width-percent:0;mso-height-percent:0;mso-wrap-distance-left:9pt;mso-wrap-distance-top:0;mso-wrap-distance-right:9pt;mso-wrap-distance-bottom:0;mso-position-horizontal:absolute;mso-position-horizontal-relative:margin;mso-position-vertical:absolute;mso-position-vertical-relative:text;mso-width-percent:0;mso-height-percent:0;mso-width-relative:margin;mso-height-relative:margin;v-text-anchor:middle" o:gfxdata="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" fillcolor="red" strokecolor="white [3212]" strokeweight="1pt">
                 <v:stroke joinstyle="miter"/>
@@ -17354,7 +17556,7 @@
           </mc:Choice>
           <mc:Fallback>
             <w:pict>
-              <v:shape w14:anchorId="7CC13340" id="_x0000_s1076" type="#_x0000_t202" style="position:absolute;margin-left:-27.45pt;margin-top:116.7pt;width:157.15pt;height:25.65pt;z-index:251938816;visibility:visible;mso-wrap-style:square;mso-width-percent:0;mso-height-percent:0;mso-wrap-distance-left:9pt;mso-wrap-distance-top:0;mso-wrap-distance-right:9pt;mso-wrap-distance-bottom:0;mso-position-horizontal:absolute;mso-position-horizontal-relative:margin;mso-position-vertical:absolute;mso-position-vertical-relative:text;mso-width-percent:0;mso-height-percent:0;mso-width-relative:margin;mso-height-relative:margin;v-text-anchor:top" o:gfxdata="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" filled="f" stroked="f">
+              <v:shape w14:anchorId="7CC13340" id="_x0000_s1076" type="#_x0000_t202" style="position:absolute;margin-left:-27.45pt;margin-top:116.7pt;width:157.15pt;height:25.65pt;z-index:251938816;visibility:visible;mso-wrap-style:square;mso-width-percent:0;mso-height-percent:0;mso-wrap-distance-left:9pt;mso-wrap-distance-top:0;mso-wrap-distance-right:9pt;mso-wrap-distance-bottom:0;mso-position-horizontal:absolute;mso-position-horizontal-relative:margin;mso-position-vertical:absolute;mso-position-vertical-relative:text;mso-width-percent:0;mso-height-percent:0;mso-width-relative:margin;mso-height-relative:margin;v-text-anchor:top" o:gfxdata="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" filled="f" stroked="f">
                 <v:textbox>
                   <w:txbxContent>
                     <w:p>
@@ -17460,7 +17662,7 @@
               </wp:anchor>
             </w:drawing>
           </mc:Choice>
-          <mc:Fallback xmlns:w16sdtfl="http://schemas.microsoft.com/office/word/2024/wordml/sdtformatlock" xmlns:w16du="http://schemas.microsoft.com/office/word/2023/wordml/word16du" xmlns:oel="http://schemas.microsoft.com/office/2019/extlst">
+          <mc:Fallback>
             <w:pict>
               <v:roundrect w14:anchorId="3944240C" id="Rectángulo redondeado 280" o:spid="_x0000_s1026" style="position:absolute;margin-left:-64.4pt;margin-top:133.6pt;width:371.25pt;height:121.75pt;z-index:251927552;visibility:visible;mso-wrap-style:square;mso-width-percent:0;mso-height-percent:0;mso-wrap-distance-left:9pt;mso-wrap-distance-top:0;mso-wrap-distance-right:9pt;mso-wrap-distance-bottom:0;mso-position-horizontal:absolute;mso-position-horizontal-relative:text;mso-position-vertical:absolute;mso-position-vertical-relative:text;mso-width-percent:0;mso-height-percent:0;mso-width-relative:margin;mso-height-relative:margin;v-text-anchor:middle" arcsize="10923f" o:gfxdata="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" fillcolor="white [3212]" strokecolor="#11162c" strokeweight="1pt">
                 <v:stroke joinstyle="miter"/>
@@ -17717,7 +17919,7 @@
               </wp:anchor>
             </w:drawing>
           </mc:Choice>
-          <mc:Fallback xmlns:w16sdtfl="http://schemas.microsoft.com/office/word/2024/wordml/sdtformatlock" xmlns:w16du="http://schemas.microsoft.com/office/word/2023/wordml/word16du" xmlns:oel="http://schemas.microsoft.com/office/2019/extlst">
+          <mc:Fallback>
             <w:pict>
               <v:group w14:anchorId="4C1416C8" id="Grupo 287" o:spid="_x0000_s1026" style="position:absolute;margin-left:-58.6pt;margin-top:113.65pt;width:264.2pt;height:30.55pt;z-index:251934720;mso-width-relative:margin" coordsize="32465,3879" o:gfxdata="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">
                 <v:group id="Grupo 288" o:spid="_x0000_s1027" style="position:absolute;width:23691;height:3879" coordsize="23693,3881" o:gfxdata="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">
@@ -17808,7 +18010,7 @@
               </wp:anchor>
             </w:drawing>
           </mc:Choice>
-          <mc:Fallback xmlns:w16sdtfl="http://schemas.microsoft.com/office/word/2024/wordml/sdtformatlock" xmlns:w16du="http://schemas.microsoft.com/office/word/2023/wordml/word16du" xmlns:oel="http://schemas.microsoft.com/office/2019/extlst">
+          <mc:Fallback>
             <w:pict>
               <v:oval w14:anchorId="4DF179D3" id="Elipse 294" o:spid="_x0000_s1026" style="position:absolute;margin-left:-69.25pt;margin-top:108.7pt;width:41.1pt;height:40.9pt;z-index:251936768;visibility:visible;mso-wrap-style:square;mso-width-percent:0;mso-height-percent:0;mso-wrap-distance-left:9pt;mso-wrap-distance-top:0;mso-wrap-distance-right:9pt;mso-wrap-distance-bottom:0;mso-position-horizontal:absolute;mso-position-horizontal-relative:margin;mso-position-vertical:absolute;mso-position-vertical-relative:text;mso-width-percent:0;mso-height-percent:0;mso-width-relative:margin;mso-height-relative:margin;v-text-anchor:middle" o:gfxdata="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" fillcolor="#11162c" strokecolor="white [3212]" strokeweight="1pt">
                 <v:stroke joinstyle="miter"/>
@@ -18049,7 +18251,7 @@
           </mc:Choice>
           <mc:Fallback>
             <w:pict>
-              <v:shape w14:anchorId="444D6589" id="Cuadro de texto 267" o:spid="_x0000_s1077" type="#_x0000_t202" style="position:absolute;margin-left:0;margin-top:291.6pt;width:44pt;height:28.15pt;z-index:251909120;visibility:visible;mso-wrap-style:square;mso-width-percent:0;mso-height-percent:0;mso-wrap-distance-left:9pt;mso-wrap-distance-top:3.6pt;mso-wrap-distance-right:9pt;mso-wrap-distance-bottom:3.6pt;mso-position-horizontal:center;mso-position-horizontal-relative:margin;mso-position-vertical:absolute;mso-position-vertical-relative:text;mso-width-percent:0;mso-height-percent:0;mso-width-relative:margin;mso-height-relative:margin;v-text-anchor:top" o:gfxdata="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" filled="f" stroked="f">
+              <v:shape w14:anchorId="444D6589" id="Cuadro de texto 267" o:spid="_x0000_s1077" type="#_x0000_t202" style="position:absolute;margin-left:0;margin-top:291.6pt;width:44pt;height:28.15pt;z-index:251909120;visibility:visible;mso-wrap-style:square;mso-width-percent:0;mso-height-percent:0;mso-wrap-distance-left:9pt;mso-wrap-distance-top:3.6pt;mso-wrap-distance-right:9pt;mso-wrap-distance-bottom:3.6pt;mso-position-horizontal:center;mso-position-horizontal-relative:margin;mso-position-vertical:absolute;mso-position-vertical-relative:text;mso-width-percent:0;mso-height-percent:0;mso-width-relative:margin;mso-height-relative:margin;v-text-anchor:top" o:gfxdata="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" filled="f" stroked="f">
                 <v:textbox>
                   <w:txbxContent>
                     <w:p>
@@ -18419,7 +18621,7 @@
           </mc:Choice>
           <mc:Fallback>
             <w:pict>
-              <v:shape w14:anchorId="1C61CDE7" id="_x0000_s1078" type="#_x0000_t202" style="position:absolute;margin-left:-53.75pt;margin-top:40.55pt;width:242.9pt;height:96.4pt;z-index:251931648;visibility:visible;mso-wrap-style:square;mso-width-percent:0;mso-height-percent:0;mso-wrap-distance-left:9pt;mso-wrap-distance-top:3.6pt;mso-wrap-distance-right:9pt;mso-wrap-distance-bottom:3.6pt;mso-position-horizontal:absolute;mso-position-horizontal-relative:margin;mso-position-vertical:absolute;mso-position-vertical-relative:text;mso-width-percent:0;mso-height-percent:0;mso-width-relative:margin;mso-height-relative:margin;v-text-anchor:top" o:gfxdata="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" filled="f" stroked="f">
+              <v:shape w14:anchorId="1C61CDE7" id="_x0000_s1078" type="#_x0000_t202" style="position:absolute;margin-left:-53.75pt;margin-top:40.55pt;width:242.9pt;height:96.4pt;z-index:251931648;visibility:visible;mso-wrap-style:square;mso-width-percent:0;mso-height-percent:0;mso-wrap-distance-left:9pt;mso-wrap-distance-top:3.6pt;mso-wrap-distance-right:9pt;mso-wrap-distance-bottom:3.6pt;mso-position-horizontal:absolute;mso-position-horizontal-relative:margin;mso-position-vertical:absolute;mso-position-vertical-relative:text;mso-width-percent:0;mso-height-percent:0;mso-width-relative:margin;mso-height-relative:margin;v-text-anchor:top" o:gfxdata="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" filled="f" stroked="f">
                 <v:textbox>
                   <w:txbxContent>
                     <w:p>
@@ -18557,7 +18759,7 @@
 </file>
 
 <file path=word/endnotes.xml><?xml version="1.0" encoding="utf-8"?>
-<w:endnotes xmlns:wpc="http://schemas.microsoft.com/office/word/2010/wordprocessingCanvas" xmlns:cx="http://schemas.microsoft.com/office/drawing/2014/chartex" xmlns:cx1="http://schemas.microsoft.com/office/drawing/2015/9/8/chartex" xmlns:cx2="http://schemas.microsoft.com/office/drawing/2015/10/21/chartex" xmlns:cx3="http://schemas.microsoft.com/office/drawing/2016/5/9/chartex" xmlns:cx4="http://schemas.microsoft.com/office/drawing/2016/5/10/chartex" xmlns:cx5="http://schemas.microsoft.com/office/drawing/2016/5/11/chartex" xmlns:cx6="http://schemas.microsoft.com/office/drawing/2016/5/12/chartex" xmlns:cx7="http://schemas.microsoft.com/office/drawing/2016/5/13/chartex" xmlns:cx8="http://schemas.microsoft.com/office/drawing/2016/5/14/chartex" xmlns:mc="http://schemas.openxmlformats.org/markup-compatibility/2006" xmlns:aink="http://schemas.microsoft.com/office/drawing/2016/ink" xmlns:am3d="http://schemas.microsoft.com/office/drawing/2017/model3d" xmlns:o="urn:schemas-microsoft-com:office:office" xmlns:r="http://schemas.openxmlformats.org/officeDocument/2006/relationships" xmlns:m="http://schemas.openxmlformats.org/officeDocument/2006/math" xmlns:v="urn:schemas-microsoft-com:vml" xmlns:wp14="http://schemas.microsoft.com/office/word/2010/wordprocessingDrawing" xmlns:wp="http://schemas.openxmlformats.org/drawingml/2006/wordprocessingDrawing" xmlns:w10="urn:schemas-microsoft-com:office:word" xmlns:w="http://schemas.openxmlformats.org/wordprocessingml/2006/main" xmlns:w14="http://schemas.microsoft.com/office/word/2010/wordml" xmlns:w15="http://schemas.microsoft.com/office/word/2012/wordml" xmlns:w16cex="http://schemas.microsoft.com/office/word/2018/wordml/cex" xmlns:w16cid="http://schemas.microsoft.com/office/word/2016/wordml/cid" xmlns:w16="http://schemas.microsoft.com/office/word/2018/wordml" xmlns:w16sdtdh="http://schemas.microsoft.com/office/word/2020/wordml/sdtdatahash" xmlns:w16se="http://schemas.microsoft.com/office/word/2015/wordml/symex" xmlns:wpg="http://schemas.microsoft.com/office/word/2010/wordprocessingGroup" xmlns:wpi="http://schemas.microsoft.com/office/word/2010/wordprocessingInk" xmlns:wne="http://schemas.microsoft.com/office/word/2006/wordml" xmlns:wps="http://schemas.microsoft.com/office/word/2010/wordprocessingShape" mc:Ignorable="w14 w15 w16se w16cid w16 w16cex w16sdtdh wp14">
+<w:endnotes xmlns:wpc="http://schemas.microsoft.com/office/word/2010/wordprocessingCanvas" xmlns:cx="http://schemas.microsoft.com/office/drawing/2014/chartex" xmlns:cx1="http://schemas.microsoft.com/office/drawing/2015/9/8/chartex" xmlns:cx2="http://schemas.microsoft.com/office/drawing/2015/10/21/chartex" xmlns:cx3="http://schemas.microsoft.com/office/drawing/2016/5/9/chartex" xmlns:cx4="http://schemas.microsoft.com/office/drawing/2016/5/10/chartex" xmlns:cx5="http://schemas.microsoft.com/office/drawing/2016/5/11/chartex" xmlns:cx6="http://schemas.microsoft.com/office/drawing/2016/5/12/chartex" xmlns:cx7="http://schemas.microsoft.com/office/drawing/2016/5/13/chartex" xmlns:cx8="http://schemas.microsoft.com/office/drawing/2016/5/14/chartex" xmlns:mc="http://schemas.openxmlformats.org/markup-compatibility/2006" xmlns:aink="http://schemas.microsoft.com/office/drawing/2016/ink" xmlns:am3d="http://schemas.microsoft.com/office/drawing/2017/model3d" xmlns:o="urn:schemas-microsoft-com:office:office" xmlns:oel="http://schemas.microsoft.com/office/2019/extlst" xmlns:r="http://schemas.openxmlformats.org/officeDocument/2006/relationships" xmlns:m="http://schemas.openxmlformats.org/officeDocument/2006/math" xmlns:v="urn:schemas-microsoft-com:vml" xmlns:wp14="http://schemas.microsoft.com/office/word/2010/wordprocessingDrawing" xmlns:wp="http://schemas.openxmlformats.org/drawingml/2006/wordprocessingDrawing" xmlns:w10="urn:schemas-microsoft-com:office:word" xmlns:w="http://schemas.openxmlformats.org/wordprocessingml/2006/main" xmlns:w14="http://schemas.microsoft.com/office/word/2010/wordml" xmlns:w15="http://schemas.microsoft.com/office/word/2012/wordml" xmlns:w16cex="http://schemas.microsoft.com/office/word/2018/wordml/cex" xmlns:w16cid="http://schemas.microsoft.com/office/word/2016/wordml/cid" xmlns:w16="http://schemas.microsoft.com/office/word/2018/wordml" xmlns:w16du="http://schemas.microsoft.com/office/word/2023/wordml/word16du" xmlns:w16sdtdh="http://schemas.microsoft.com/office/word/2020/wordml/sdtdatahash" xmlns:w16sdtfl="http://schemas.microsoft.com/office/word/2024/wordml/sdtformatlock" xmlns:w16se="http://schemas.microsoft.com/office/word/2015/wordml/symex" xmlns:wpg="http://schemas.microsoft.com/office/word/2010/wordprocessingGroup" xmlns:wpi="http://schemas.microsoft.com/office/word/2010/wordprocessingInk" xmlns:wne="http://schemas.microsoft.com/office/word/2006/wordml" xmlns:wps="http://schemas.microsoft.com/office/word/2010/wordprocessingShape" mc:Ignorable="w14 w15 w16se w16cid w16 w16cex w16sdtdh w16sdtfl w16du wp14">
   <w:endnote w:type="separator" w:id="-1">
     <w:p>
       <w:pPr>
@@ -18582,7 +18784,7 @@
 </file>
 
 <file path=word/footnotes.xml><?xml version="1.0" encoding="utf-8"?>
-<w:footnotes xmlns:wpc="http://schemas.microsoft.com/office/word/2010/wordprocessingCanvas" xmlns:cx="http://schemas.microsoft.com/office/drawing/2014/chartex" xmlns:cx1="http://schemas.microsoft.com/office/drawing/2015/9/8/chartex" xmlns:cx2="http://schemas.microsoft.com/office/drawing/2015/10/21/chartex" xmlns:cx3="http://schemas.microsoft.com/office/drawing/2016/5/9/chartex" xmlns:cx4="http://schemas.microsoft.com/office/drawing/2016/5/10/chartex" xmlns:cx5="http://schemas.microsoft.com/office/drawing/2016/5/11/chartex" xmlns:cx6="http://schemas.microsoft.com/office/drawing/2016/5/12/chartex" xmlns:cx7="http://schemas.microsoft.com/office/drawing/2016/5/13/chartex" xmlns:cx8="http://schemas.microsoft.com/office/drawing/2016/5/14/chartex" xmlns:mc="http://schemas.openxmlformats.org/markup-compatibility/2006" xmlns:aink="http://schemas.microsoft.com/office/drawing/2016/ink" xmlns:am3d="http://schemas.microsoft.com/office/drawing/2017/model3d" xmlns:o="urn:schemas-microsoft-com:office:office" xmlns:r="http://schemas.openxmlformats.org/officeDocument/2006/relationships" xmlns:m="http://schemas.openxmlformats.org/officeDocument/2006/math" xmlns:v="urn:schemas-microsoft-com:vml" xmlns:wp14="http://schemas.microsoft.com/office/word/2010/wordprocessingDrawing" xmlns:wp="http://schemas.openxmlformats.org/drawingml/2006/wordprocessingDrawing" xmlns:w10="urn:schemas-microsoft-com:office:word" xmlns:w="http://schemas.openxmlformats.org/wordprocessingml/2006/main" xmlns:w14="http://schemas.microsoft.com/office/word/2010/wordml" xmlns:w15="http://schemas.microsoft.com/office/word/2012/wordml" xmlns:w16cex="http://schemas.microsoft.com/office/word/2018/wordml/cex" xmlns:w16cid="http://schemas.microsoft.com/office/word/2016/wordml/cid" xmlns:w16="http://schemas.microsoft.com/office/word/2018/wordml" xmlns:w16sdtdh="http://schemas.microsoft.com/office/word/2020/wordml/sdtdatahash" xmlns:w16se="http://schemas.microsoft.com/office/word/2015/wordml/symex" xmlns:wpg="http://schemas.microsoft.com/office/word/2010/wordprocessingGroup" xmlns:wpi="http://schemas.microsoft.com/office/word/2010/wordprocessingInk" xmlns:wne="http://schemas.microsoft.com/office/word/2006/wordml" xmlns:wps="http://schemas.microsoft.com/office/word/2010/wordprocessingShape" mc:Ignorable="w14 w15 w16se w16cid w16 w16cex w16sdtdh wp14">
+<w:footnotes xmlns:wpc="http://schemas.microsoft.com/office/word/2010/wordprocessingCanvas" xmlns:cx="http://schemas.microsoft.com/office/drawing/2014/chartex" xmlns:cx1="http://schemas.microsoft.com/office/drawing/2015/9/8/chartex" xmlns:cx2="http://schemas.microsoft.com/office/drawing/2015/10/21/chartex" xmlns:cx3="http://schemas.microsoft.com/office/drawing/2016/5/9/chartex" xmlns:cx4="http://schemas.microsoft.com/office/drawing/2016/5/10/chartex" xmlns:cx5="http://schemas.microsoft.com/office/drawing/2016/5/11/chartex" xmlns:cx6="http://schemas.microsoft.com/office/drawing/2016/5/12/chartex" xmlns:cx7="http://schemas.microsoft.com/office/drawing/2016/5/13/chartex" xmlns:cx8="http://schemas.microsoft.com/office/drawing/2016/5/14/chartex" xmlns:mc="http://schemas.openxmlformats.org/markup-compatibility/2006" xmlns:aink="http://schemas.microsoft.com/office/drawing/2016/ink" xmlns:am3d="http://schemas.microsoft.com/office/drawing/2017/model3d" xmlns:o="urn:schemas-microsoft-com:office:office" xmlns:oel="http://schemas.microsoft.com/office/2019/extlst" xmlns:r="http://schemas.openxmlformats.org/officeDocument/2006/relationships" xmlns:m="http://schemas.openxmlformats.org/officeDocument/2006/math" xmlns:v="urn:schemas-microsoft-com:vml" xmlns:wp14="http://schemas.microsoft.com/office/word/2010/wordprocessingDrawing" xmlns:wp="http://schemas.openxmlformats.org/drawingml/2006/wordprocessingDrawing" xmlns:w10="urn:schemas-microsoft-com:office:word" xmlns:w="http://schemas.openxmlformats.org/wordprocessingml/2006/main" xmlns:w14="http://schemas.microsoft.com/office/word/2010/wordml" xmlns:w15="http://schemas.microsoft.com/office/word/2012/wordml" xmlns:w16cex="http://schemas.microsoft.com/office/word/2018/wordml/cex" xmlns:w16cid="http://schemas.microsoft.com/office/word/2016/wordml/cid" xmlns:w16="http://schemas.microsoft.com/office/word/2018/wordml" xmlns:w16du="http://schemas.microsoft.com/office/word/2023/wordml/word16du" xmlns:w16sdtdh="http://schemas.microsoft.com/office/word/2020/wordml/sdtdatahash" xmlns:w16sdtfl="http://schemas.microsoft.com/office/word/2024/wordml/sdtformatlock" xmlns:w16se="http://schemas.microsoft.com/office/word/2015/wordml/symex" xmlns:wpg="http://schemas.microsoft.com/office/word/2010/wordprocessingGroup" xmlns:wpi="http://schemas.microsoft.com/office/word/2010/wordprocessingInk" xmlns:wne="http://schemas.microsoft.com/office/word/2006/wordml" xmlns:wps="http://schemas.microsoft.com/office/word/2010/wordprocessingShape" mc:Ignorable="w14 w15 w16se w16cid w16 w16cex w16sdtdh w16sdtfl w16du wp14">
   <w:footnote w:type="separator" w:id="-1">
     <w:p>
       <w:pPr>
@@ -18607,10 +18809,10 @@
 </file>
 
 <file path=word/numbering.xml><?xml version="1.0" encoding="utf-8"?>
-<w:numbering xmlns:wpc="http://schemas.microsoft.com/office/word/2010/wordprocessingCanvas" xmlns:cx="http://schemas.microsoft.com/office/drawing/2014/chartex" xmlns:cx1="http://schemas.microsoft.com/office/drawing/2015/9/8/chartex" xmlns:cx2="http://schemas.microsoft.com/office/drawing/2015/10/21/chartex" xmlns:cx3="http://schemas.microsoft.com/office/drawing/2016/5/9/chartex" xmlns:cx4="http://schemas.microsoft.com/office/drawing/2016/5/10/chartex" xmlns:cx5="http://schemas.microsoft.com/office/drawing/2016/5/11/chartex" xmlns:cx6="http://schemas.microsoft.com/office/drawing/2016/5/12/chartex" xmlns:cx7="http://schemas.microsoft.com/office/drawing/2016/5/13/chartex" xmlns:cx8="http://schemas.microsoft.com/office/drawing/2016/5/14/chartex" xmlns:mc="http://schemas.openxmlformats.org/markup-compatibility/2006" xmlns:aink="http://schemas.microsoft.com/office/drawing/2016/ink" xmlns:am3d="http://schemas.microsoft.com/office/drawing/2017/model3d" xmlns:o="urn:schemas-microsoft-com:office:office" xmlns:r="http://schemas.openxmlformats.org/officeDocument/2006/relationships" xmlns:m="http://schemas.openxmlformats.org/officeDocument/2006/math" xmlns:v="urn:schemas-microsoft-com:vml" xmlns:wp14="http://schemas.microsoft.com/office/word/2010/wordprocessingDrawing" xmlns:wp="http://schemas.openxmlformats.org/drawingml/2006/wordprocessingDrawing" xmlns:w10="urn:schemas-microsoft-com:office:word" xmlns:w="http://schemas.openxmlformats.org/wordprocessingml/2006/main" xmlns:w14="http://schemas.microsoft.com/office/word/2010/wordml" xmlns:w15="http://schemas.microsoft.com/office/word/2012/wordml" xmlns:w16cex="http://schemas.microsoft.com/office/word/2018/wordml/cex" xmlns:w16cid="http://schemas.microsoft.com/office/word/2016/wordml/cid" xmlns:w16="http://schemas.microsoft.com/office/word/2018/wordml" xmlns:w16sdtdh="http://schemas.microsoft.com/office/word/2020/wordml/sdtdatahash" xmlns:w16se="http://schemas.microsoft.com/office/word/2015/wordml/symex" xmlns:wpg="http://schemas.microsoft.com/office/word/2010/wordprocessingGroup" xmlns:wpi="http://schemas.microsoft.com/office/word/2010/wordprocessingInk" xmlns:wne="http://schemas.microsoft.com/office/word/2006/wordml" xmlns:wps="http://schemas.microsoft.com/office/word/2010/wordprocessingShape" mc:Ignorable="w14 w15 w16se w16cid w16 w16cex w16sdtdh wp14">
+<w:numbering xmlns:wpc="http://schemas.microsoft.com/office/word/2010/wordprocessingCanvas" xmlns:cx="http://schemas.microsoft.com/office/drawing/2014/chartex" xmlns:cx1="http://schemas.microsoft.com/office/drawing/2015/9/8/chartex" xmlns:cx2="http://schemas.microsoft.com/office/drawing/2015/10/21/chartex" xmlns:cx3="http://schemas.microsoft.com/office/drawing/2016/5/9/chartex" xmlns:cx4="http://schemas.microsoft.com/office/drawing/2016/5/10/chartex" xmlns:cx5="http://schemas.microsoft.com/office/drawing/2016/5/11/chartex" xmlns:cx6="http://schemas.microsoft.com/office/drawing/2016/5/12/chartex" xmlns:cx7="http://schemas.microsoft.com/office/drawing/2016/5/13/chartex" xmlns:cx8="http://schemas.microsoft.com/office/drawing/2016/5/14/chartex" xmlns:mc="http://schemas.openxmlformats.org/markup-compatibility/2006" xmlns:aink="http://schemas.microsoft.com/office/drawing/2016/ink" xmlns:am3d="http://schemas.microsoft.com/office/drawing/2017/model3d" xmlns:o="urn:schemas-microsoft-com:office:office" xmlns:oel="http://schemas.microsoft.com/office/2019/extlst" xmlns:r="http://schemas.openxmlformats.org/officeDocument/2006/relationships" xmlns:m="http://schemas.openxmlformats.org/officeDocument/2006/math" xmlns:v="urn:schemas-microsoft-com:vml" xmlns:wp14="http://schemas.microsoft.com/office/word/2010/wordprocessingDrawing" xmlns:wp="http://schemas.openxmlformats.org/drawingml/2006/wordprocessingDrawing" xmlns:w10="urn:schemas-microsoft-com:office:word" xmlns:w="http://schemas.openxmlformats.org/wordprocessingml/2006/main" xmlns:w14="http://schemas.microsoft.com/office/word/2010/wordml" xmlns:w15="http://schemas.microsoft.com/office/word/2012/wordml" xmlns:w16cex="http://schemas.microsoft.com/office/word/2018/wordml/cex" xmlns:w16cid="http://schemas.microsoft.com/office/word/2016/wordml/cid" xmlns:w16="http://schemas.microsoft.com/office/word/2018/wordml" xmlns:w16du="http://schemas.microsoft.com/office/word/2023/wordml/word16du" xmlns:w16sdtdh="http://schemas.microsoft.com/office/word/2020/wordml/sdtdatahash" xmlns:w16sdtfl="http://schemas.microsoft.com/office/word/2024/wordml/sdtformatlock" xmlns:w16se="http://schemas.microsoft.com/office/word/2015/wordml/symex" xmlns:wpg="http://schemas.microsoft.com/office/word/2010/wordprocessingGroup" xmlns:wpi="http://schemas.microsoft.com/office/word/2010/wordprocessingInk" xmlns:wne="http://schemas.microsoft.com/office/word/2006/wordml" xmlns:wps="http://schemas.microsoft.com/office/word/2010/wordprocessingShape" mc:Ignorable="w14 w15 w16se w16cid w16 w16cex w16sdtdh w16sdtfl w16du wp14">
   <w:numPicBullet w:numPicBulletId="0">
     <w:pict>
-      <v:shapetype id="_x0000_t75" coordsize="21600,21600" o:spt="75" o:preferrelative="t" path="m@4@5l@4@11@9@11@9@5xe" filled="f" stroked="f">
+      <v:shapetype w14:anchorId="055FE733" id="_x0000_t75" coordsize="21600,21600" o:spt="75" o:preferrelative="t" path="m@4@5l@4@11@9@11@9@5xe" filled="f" stroked="f">
         <v:stroke joinstyle="miter"/>
         <v:formulas>
           <v:f eqn="if lineDrawn pixelLineWidth 0"/>
@@ -18629,7 +18831,7 @@
         <v:path o:extrusionok="f" gradientshapeok="t" o:connecttype="rect"/>
         <o:lock v:ext="edit" aspectratio="t"/>
       </v:shapetype>
-      <v:shape id="_x0000_i1042" type="#_x0000_t75" style="width:11.25pt;height:11.25pt" o:bullet="t">
+      <v:shape id="_x0000_i1052" type="#_x0000_t75" style="width:11.25pt;height:11.25pt" o:bullet="t">
         <v:imagedata r:id="rId1" o:title="msoFFDE"/>
       </v:shape>
     </w:pict>
@@ -18837,17 +19039,17 @@
       </w:pPr>
     </w:lvl>
   </w:abstractNum>
-  <w:num w:numId="1">
+  <w:num w:numId="1" w16cid:durableId="670639240">
     <w:abstractNumId w:val="0"/>
   </w:num>
-  <w:num w:numId="2">
+  <w:num w:numId="2" w16cid:durableId="249581125">
     <w:abstractNumId w:val="1"/>
   </w:num>
 </w:numbering>
 </file>
 
 <file path=word/styles.xml><?xml version="1.0" encoding="utf-8"?>
-<w:styles xmlns:mc="http://schemas.openxmlformats.org/markup-compatibility/2006" xmlns:r="http://schemas.openxmlformats.org/officeDocument/2006/relationships" xmlns:w="http://schemas.openxmlformats.org/wordprocessingml/2006/main" xmlns:w14="http://schemas.microsoft.com/office/word/2010/wordml" xmlns:w15="http://schemas.microsoft.com/office/word/2012/wordml" xmlns:w16cex="http://schemas.microsoft.com/office/word/2018/wordml/cex" xmlns:w16cid="http://schemas.microsoft.com/office/word/2016/wordml/cid" xmlns:w16="http://schemas.microsoft.com/office/word/2018/wordml" xmlns:w16sdtdh="http://schemas.microsoft.com/office/word/2020/wordml/sdtdatahash" xmlns:w16se="http://schemas.microsoft.com/office/word/2015/wordml/symex" mc:Ignorable="w14 w15 w16se w16cid w16 w16cex w16sdtdh">
+<w:styles xmlns:mc="http://schemas.openxmlformats.org/markup-compatibility/2006" xmlns:r="http://schemas.openxmlformats.org/officeDocument/2006/relationships" xmlns:w="http://schemas.openxmlformats.org/wordprocessingml/2006/main" xmlns:w14="http://schemas.microsoft.com/office/word/2010/wordml" xmlns:w15="http://schemas.microsoft.com/office/word/2012/wordml" xmlns:w16cex="http://schemas.microsoft.com/office/word/2018/wordml/cex" xmlns:w16cid="http://schemas.microsoft.com/office/word/2016/wordml/cid" xmlns:w16="http://schemas.microsoft.com/office/word/2018/wordml" xmlns:w16du="http://schemas.microsoft.com/office/word/2023/wordml/word16du" xmlns:w16sdtdh="http://schemas.microsoft.com/office/word/2020/wordml/sdtdatahash" xmlns:w16sdtfl="http://schemas.microsoft.com/office/word/2024/wordml/sdtformatlock" xmlns:w16se="http://schemas.microsoft.com/office/word/2015/wordml/symex" mc:Ignorable="w14 w15 w16se w16cid w16 w16cex w16sdtdh w16sdtfl w16du">
   <w:docDefaults>
     <w:rPrDefault>
       <w:rPr>
